--- a/user_doc/Інструкція адміністратора Vogel Travel.docx
+++ b/user_doc/Інструкція адміністратора Vogel Travel.docx
@@ -7,7 +7,6 @@
         <w:spacing w:before="2000" w:after="400"/>
         <w:jc w:val="center"/>
       </w:pPr>
-      <w:proofErr w:type="spellStart"/>
       <w:r>
         <w:rPr>
           <w:b/>
@@ -16,31 +15,8 @@
           <w:sz w:val="64"/>
           <w:szCs w:val="64"/>
         </w:rPr>
-        <w:t>Vogel</w:t>
-      </w:r>
-      <w:proofErr w:type="spellEnd"/>
-      <w:r>
-        <w:rPr>
-          <w:b/>
-          <w:bCs/>
-          <w:color w:val="1B3A5C"/>
-          <w:sz w:val="64"/>
-          <w:szCs w:val="64"/>
-        </w:rPr>
-        <w:t xml:space="preserve"> </w:t>
-      </w:r>
-      <w:proofErr w:type="spellStart"/>
-      <w:r>
-        <w:rPr>
-          <w:b/>
-          <w:bCs/>
-          <w:color w:val="1B3A5C"/>
-          <w:sz w:val="64"/>
-          <w:szCs w:val="64"/>
-        </w:rPr>
-        <w:t>Travel</w:t>
-      </w:r>
-      <w:proofErr w:type="spellEnd"/>
+        <w:t>Vogel Travel</w:t>
+      </w:r>
     </w:p>
     <w:p>
       <w:pPr>
@@ -2738,39 +2714,142 @@
         <w:t>–</w:t>
       </w:r>
       <w:r>
+        <w:t xml:space="preserve"> адмін-панель) веб-сайту компанії Vogel Travel. Інструкція охоплює всі основні розділи та функції: від входу до системи та керування туристичними пропозиціями до налаштування SEO, управління партнерами та налаштування сповіщень у Telegram.</w:t>
+      </w:r>
+    </w:p>
+    <w:p>
+      <w:pPr>
+        <w:spacing w:before="120"/>
+      </w:pPr>
+    </w:p>
+    <w:p>
+      <w:pPr>
+        <w:spacing w:before="80" w:after="80"/>
+      </w:pPr>
+      <w:r>
+        <w:t>Документ структурований за розділами меню адмін-панелі, тому ви можете зразу перейти до потрібного розділу, не читаючи інструкцію повністю. Кожен розділ містить покрокові пояснення, скриншоти інтерфейсу та практичні поради.</w:t>
+      </w:r>
+    </w:p>
+    <w:p>
+      <w:pPr>
+        <w:pStyle w:val="2"/>
+      </w:pPr>
+      <w:bookmarkStart w:id="3" w:name="_Toc225422093"/>
+      <w:r>
+        <w:t>Для кого призначена інструкція</w:t>
+      </w:r>
+      <w:bookmarkEnd w:id="3"/>
+    </w:p>
+    <w:p>
+      <w:pPr>
+        <w:spacing w:before="80" w:after="80"/>
+      </w:pPr>
+      <w:r>
+        <w:t>Інструкція розроблена для:</w:t>
+      </w:r>
+    </w:p>
+    <w:p>
+      <w:pPr>
+        <w:pStyle w:val="a4"/>
+        <w:numPr>
+          <w:ilvl w:val="0"/>
+          <w:numId w:val="2"/>
+        </w:numPr>
+        <w:spacing w:before="60" w:after="60"/>
+      </w:pPr>
+      <w:r>
+        <w:rPr>
+          <w:b/>
+          <w:bCs/>
+        </w:rPr>
+        <w:t>Адміністраторів сайту</w:t>
+      </w:r>
+      <w:r>
         <w:t xml:space="preserve"> </w:t>
       </w:r>
-      <w:proofErr w:type="spellStart"/>
-      <w:r>
-        <w:t>адмін</w:t>
-      </w:r>
-      <w:proofErr w:type="spellEnd"/>
-      <w:r>
-        <w:t xml:space="preserve">-панель) веб-сайту компанії </w:t>
-      </w:r>
-      <w:proofErr w:type="spellStart"/>
-      <w:r>
-        <w:t>Vogel</w:t>
-      </w:r>
-      <w:proofErr w:type="spellEnd"/>
+      <w:r>
+        <w:t>–</w:t>
+      </w:r>
+      <w:r>
+        <w:t xml:space="preserve"> співробітників, відповідальних за повсякденне оновлення контенту: додавання нових турів, публікацію статей блогу та оновлення інформації про партнерів.</w:t>
+      </w:r>
+    </w:p>
+    <w:p>
+      <w:pPr>
+        <w:pStyle w:val="a4"/>
+        <w:numPr>
+          <w:ilvl w:val="0"/>
+          <w:numId w:val="2"/>
+        </w:numPr>
+        <w:spacing w:before="60" w:after="60"/>
+      </w:pPr>
+      <w:r>
+        <w:rPr>
+          <w:b/>
+          <w:bCs/>
+        </w:rPr>
+        <w:t>Менеджерів з туризму</w:t>
+      </w:r>
       <w:r>
         <w:t xml:space="preserve"> </w:t>
       </w:r>
-      <w:proofErr w:type="spellStart"/>
-      <w:r>
-        <w:t>Travel</w:t>
-      </w:r>
-      <w:proofErr w:type="spellEnd"/>
-      <w:r>
-        <w:t xml:space="preserve">. Інструкція охоплює всі основні розділи та функції: від входу до системи та керування туристичними пропозиціями до налаштування SEO, управління партнерами та налаштування сповіщень у </w:t>
-      </w:r>
-      <w:proofErr w:type="spellStart"/>
-      <w:r>
-        <w:t>Telegram</w:t>
-      </w:r>
-      <w:proofErr w:type="spellEnd"/>
-      <w:r>
-        <w:t>.</w:t>
+      <w:r>
+        <w:t>–</w:t>
+      </w:r>
+      <w:r>
+        <w:t xml:space="preserve"> фахівців, які самостійно ведуть картки пропозицій, описують готелі та тури, а також стежать за актуальністю цін та дат.</w:t>
+      </w:r>
+    </w:p>
+    <w:p>
+      <w:pPr>
+        <w:pStyle w:val="a4"/>
+        <w:numPr>
+          <w:ilvl w:val="0"/>
+          <w:numId w:val="2"/>
+        </w:numPr>
+        <w:spacing w:before="60" w:after="60"/>
+      </w:pPr>
+      <w:r>
+        <w:rPr>
+          <w:b/>
+          <w:bCs/>
+        </w:rPr>
+        <w:t>SEO-спеціалістів</w:t>
+      </w:r>
+      <w:r>
+        <w:t xml:space="preserve"> </w:t>
+      </w:r>
+      <w:r>
+        <w:t>–</w:t>
+      </w:r>
+      <w:r>
+        <w:t xml:space="preserve"> осіб, відповідальних за просування сайту в пошукових системах. Для них у документі детально описані функції SEO-оптимізації та інструмент генерації метаданих за допомогою штучного інтелекту.</w:t>
+      </w:r>
+    </w:p>
+    <w:p>
+      <w:pPr>
+        <w:pStyle w:val="a4"/>
+        <w:numPr>
+          <w:ilvl w:val="0"/>
+          <w:numId w:val="2"/>
+        </w:numPr>
+        <w:spacing w:before="60" w:after="60"/>
+      </w:pPr>
+      <w:r>
+        <w:rPr>
+          <w:b/>
+          <w:bCs/>
+        </w:rPr>
+        <w:t>Керівників</w:t>
+      </w:r>
+      <w:r>
+        <w:t xml:space="preserve"> </w:t>
+      </w:r>
+      <w:r>
+        <w:t>–</w:t>
+      </w:r>
+      <w:r>
+        <w:t xml:space="preserve"> для загального ознайомлення з можливостями системи та розуміння процесів оновлення контенту на сайті компанії.</w:t>
       </w:r>
     </w:p>
     <w:p>
@@ -2783,145 +2862,43 @@
         <w:spacing w:before="80" w:after="80"/>
       </w:pPr>
       <w:r>
-        <w:t xml:space="preserve">Документ структурований за розділами меню </w:t>
-      </w:r>
-      <w:proofErr w:type="spellStart"/>
-      <w:r>
-        <w:t>адмін</w:t>
-      </w:r>
-      <w:proofErr w:type="spellEnd"/>
-      <w:r>
-        <w:t xml:space="preserve">-панелі, тому ви можете зразу перейти до потрібного розділу, не читаючи інструкцію повністю. Кожен розділ містить покрокові пояснення, </w:t>
-      </w:r>
-      <w:proofErr w:type="spellStart"/>
-      <w:r>
-        <w:t>скриншоти</w:t>
-      </w:r>
-      <w:proofErr w:type="spellEnd"/>
-      <w:r>
-        <w:t xml:space="preserve"> інтерфейсу та практичні поради.</w:t>
+        <w:t xml:space="preserve">Для роботи з адмін-панеллю не потрібні технічні знання або навички програмування </w:t>
+      </w:r>
+      <w:r>
+        <w:t>–</w:t>
+      </w:r>
+      <w:r>
+        <w:t xml:space="preserve"> інтерфейс розроблений для зручної роботи будь-якого співробітника.</w:t>
       </w:r>
     </w:p>
     <w:p>
       <w:pPr>
         <w:pStyle w:val="2"/>
       </w:pPr>
-      <w:bookmarkStart w:id="3" w:name="_Toc225422093"/>
-      <w:r>
-        <w:t>Для кого призначена інструкція</w:t>
-      </w:r>
-      <w:bookmarkEnd w:id="3"/>
+      <w:bookmarkStart w:id="4" w:name="_Toc225422094"/>
+      <w:r>
+        <w:t>Вступне слово</w:t>
+      </w:r>
+      <w:bookmarkEnd w:id="4"/>
     </w:p>
     <w:p>
       <w:pPr>
         <w:spacing w:before="80" w:after="80"/>
       </w:pPr>
       <w:r>
-        <w:t>Інструкція розроблена для:</w:t>
-      </w:r>
-    </w:p>
-    <w:p>
-      <w:pPr>
-        <w:pStyle w:val="a4"/>
-        <w:numPr>
-          <w:ilvl w:val="0"/>
-          <w:numId w:val="2"/>
-        </w:numPr>
-        <w:spacing w:before="60" w:after="60"/>
-      </w:pPr>
-      <w:r>
-        <w:rPr>
-          <w:b/>
-          <w:bCs/>
-        </w:rPr>
-        <w:t>Адміністраторів сайту</w:t>
-      </w:r>
-      <w:r>
-        <w:t xml:space="preserve"> </w:t>
+        <w:t xml:space="preserve">Адмін-панель Vogel Travel </w:t>
       </w:r>
       <w:r>
         <w:t>–</w:t>
       </w:r>
       <w:r>
-        <w:t xml:space="preserve"> співробітників, відповідальних за повсякденне оновлення контенту: додавання нових турів, публікацію статей блогу та оновлення інформації про партнерів.</w:t>
-      </w:r>
-    </w:p>
-    <w:p>
-      <w:pPr>
-        <w:pStyle w:val="a4"/>
-        <w:numPr>
-          <w:ilvl w:val="0"/>
-          <w:numId w:val="2"/>
-        </w:numPr>
-        <w:spacing w:before="60" w:after="60"/>
-      </w:pPr>
-      <w:r>
-        <w:rPr>
-          <w:b/>
-          <w:bCs/>
-        </w:rPr>
-        <w:t>Менеджерів з туризму</w:t>
-      </w:r>
-      <w:r>
-        <w:t xml:space="preserve"> </w:t>
+        <w:t xml:space="preserve"> це зручний центр керування вашим туристичним сайтом. Вона побудована за принципом "що бачиш </w:t>
       </w:r>
       <w:r>
         <w:t>–</w:t>
       </w:r>
       <w:r>
-        <w:t xml:space="preserve"> фахівців, які самостійно ведуть картки пропозицій, описують готелі та тури, а також стежать за актуальністю цін та дат.</w:t>
-      </w:r>
-    </w:p>
-    <w:p>
-      <w:pPr>
-        <w:pStyle w:val="a4"/>
-        <w:numPr>
-          <w:ilvl w:val="0"/>
-          <w:numId w:val="2"/>
-        </w:numPr>
-        <w:spacing w:before="60" w:after="60"/>
-      </w:pPr>
-      <w:r>
-        <w:rPr>
-          <w:b/>
-          <w:bCs/>
-        </w:rPr>
-        <w:t>SEO-спеціалістів</w:t>
-      </w:r>
-      <w:r>
-        <w:t xml:space="preserve"> </w:t>
-      </w:r>
-      <w:r>
-        <w:t>–</w:t>
-      </w:r>
-      <w:r>
-        <w:t xml:space="preserve"> осіб, відповідальних за просування сайту в пошукових системах. Для них у документі детально описані функції SEO-оптимізації та інструмент генерації метаданих за допомогою штучного інтелекту.</w:t>
-      </w:r>
-    </w:p>
-    <w:p>
-      <w:pPr>
-        <w:pStyle w:val="a4"/>
-        <w:numPr>
-          <w:ilvl w:val="0"/>
-          <w:numId w:val="2"/>
-        </w:numPr>
-        <w:spacing w:before="60" w:after="60"/>
-      </w:pPr>
-      <w:r>
-        <w:rPr>
-          <w:b/>
-          <w:bCs/>
-        </w:rPr>
-        <w:t>Керівників</w:t>
-      </w:r>
-      <w:r>
-        <w:t xml:space="preserve"> </w:t>
-      </w:r>
-      <w:r>
-        <w:t>–</w:t>
-      </w:r>
-      <w:r>
-        <w:t xml:space="preserve"> для загального ознайомлення з можливостями системи та розуміння процесів оновлення контенту на сайті компанії.</w:t>
+        <w:t xml:space="preserve"> те й отримуєш": усі зміни, які ви вносите та зберігаєте, одразу відображаються на публічному сайті для відвідувачів.</w:t>
       </w:r>
     </w:p>
     <w:p>
@@ -2934,93 +2911,7 @@
         <w:spacing w:before="80" w:after="80"/>
       </w:pPr>
       <w:r>
-        <w:t xml:space="preserve">Для роботи з </w:t>
-      </w:r>
-      <w:proofErr w:type="spellStart"/>
-      <w:r>
-        <w:t>адмін</w:t>
-      </w:r>
-      <w:proofErr w:type="spellEnd"/>
-      <w:r>
-        <w:t xml:space="preserve">-панеллю не потрібні технічні знання або навички програмування </w:t>
-      </w:r>
-      <w:r>
-        <w:t>–</w:t>
-      </w:r>
-      <w:r>
-        <w:t xml:space="preserve"> інтерфейс розроблений для зручної роботи будь-якого співробітника.</w:t>
-      </w:r>
-    </w:p>
-    <w:p>
-      <w:pPr>
-        <w:pStyle w:val="2"/>
-      </w:pPr>
-      <w:bookmarkStart w:id="4" w:name="_Toc225422094"/>
-      <w:r>
-        <w:t>Вступне слово</w:t>
-      </w:r>
-      <w:bookmarkEnd w:id="4"/>
-    </w:p>
-    <w:p>
-      <w:pPr>
-        <w:spacing w:before="80" w:after="80"/>
-      </w:pPr>
-      <w:proofErr w:type="spellStart"/>
-      <w:r>
-        <w:t>Адмін</w:t>
-      </w:r>
-      <w:proofErr w:type="spellEnd"/>
-      <w:r>
-        <w:t xml:space="preserve">-панель </w:t>
-      </w:r>
-      <w:proofErr w:type="spellStart"/>
-      <w:r>
-        <w:t>Vogel</w:t>
-      </w:r>
-      <w:proofErr w:type="spellEnd"/>
-      <w:r>
-        <w:t xml:space="preserve"> </w:t>
-      </w:r>
-      <w:proofErr w:type="spellStart"/>
-      <w:r>
-        <w:t>Travel</w:t>
-      </w:r>
-      <w:proofErr w:type="spellEnd"/>
-      <w:r>
-        <w:t xml:space="preserve"> </w:t>
-      </w:r>
-      <w:r>
-        <w:t>–</w:t>
-      </w:r>
-      <w:r>
-        <w:t xml:space="preserve"> це зручний центр керування вашим туристичним сайтом. Вона побудована за принципом "що бачиш </w:t>
-      </w:r>
-      <w:r>
-        <w:t>–</w:t>
-      </w:r>
-      <w:r>
-        <w:t xml:space="preserve"> те й отримуєш": усі зміни, які ви вносите та зберігаєте, одразу відображаються на публічному сайті для відвідувачів.</w:t>
-      </w:r>
-    </w:p>
-    <w:p>
-      <w:pPr>
-        <w:spacing w:before="120"/>
-      </w:pPr>
-    </w:p>
-    <w:p>
-      <w:pPr>
-        <w:spacing w:before="80" w:after="80"/>
-      </w:pPr>
-      <w:r>
-        <w:t xml:space="preserve">Система дозволяє повністю управляти контентом без звернення до розробників: публікувати нові тури, редагувати описи готелів, вести блог, налаштовувати SEO та отримувати миттєві сповіщення про замовлення клієнтів прямо у </w:t>
-      </w:r>
-      <w:proofErr w:type="spellStart"/>
-      <w:r>
-        <w:t>Telegram</w:t>
-      </w:r>
-      <w:proofErr w:type="spellEnd"/>
-      <w:r>
-        <w:t>.</w:t>
+        <w:t>Система дозволяє повністю управляти контентом без звернення до розробників: публікувати нові тури, редагувати описи готелів, вести блог, налаштовувати SEO та отримувати миттєві сповіщення про замовлення клієнтів прямо у Telegram.</w:t>
       </w:r>
     </w:p>
     <w:p>
@@ -3068,12 +2959,6 @@
         <w:gridCol w:w="9026"/>
       </w:tblGrid>
       <w:tr>
-        <w:tblPrEx>
-          <w:tblCellMar>
-            <w:top w:w="0" w:type="dxa"/>
-            <w:bottom w:w="0" w:type="dxa"/>
-          </w:tblCellMar>
-        </w:tblPrEx>
         <w:tc>
           <w:tcPr>
             <w:tcW w:w="0" w:type="auto"/>
@@ -3097,23 +2982,7 @@
                 <w:sz w:val="20"/>
                 <w:szCs w:val="20"/>
               </w:rPr>
-              <w:t xml:space="preserve">Якщо у вас виникнуть питання, які не висвітлені в цій інструкції, зверніться до розробника або скористайтеся вбудованою довідкою у розділі "Довідка" </w:t>
-            </w:r>
-            <w:proofErr w:type="spellStart"/>
-            <w:r>
-              <w:rPr>
-                <w:sz w:val="20"/>
-                <w:szCs w:val="20"/>
-              </w:rPr>
-              <w:t>адмін</w:t>
-            </w:r>
-            <w:proofErr w:type="spellEnd"/>
-            <w:r>
-              <w:rPr>
-                <w:sz w:val="20"/>
-                <w:szCs w:val="20"/>
-              </w:rPr>
-              <w:t>-панелі.</w:t>
+              <w:t>Якщо у вас виникнуть питання, які не висвітлені в цій інструкції, зверніться до розробника або скористайтеся вбудованою довідкою у розділі "Довідка" адмін-панелі.</w:t>
             </w:r>
           </w:p>
         </w:tc>
@@ -3137,15 +3006,7 @@
       </w:pPr>
       <w:bookmarkStart w:id="6" w:name="_Toc225422096"/>
       <w:r>
-        <w:t xml:space="preserve">1.1. Як увійти в </w:t>
-      </w:r>
-      <w:proofErr w:type="spellStart"/>
-      <w:r>
-        <w:t>адмін</w:t>
-      </w:r>
-      <w:proofErr w:type="spellEnd"/>
-      <w:r>
-        <w:t>-панель</w:t>
+        <w:t>1.1. Як увійти в адмін-панель</w:t>
       </w:r>
       <w:bookmarkEnd w:id="6"/>
     </w:p>
@@ -3166,23 +3027,7 @@
         <w:t>Відкрийте браузер</w:t>
       </w:r>
       <w:r>
-        <w:t xml:space="preserve"> та перейдіть за </w:t>
-      </w:r>
-      <w:proofErr w:type="spellStart"/>
-      <w:r>
-        <w:t>адресою</w:t>
-      </w:r>
-      <w:proofErr w:type="spellEnd"/>
-      <w:r>
-        <w:t>: vogel-travel.com.ua/</w:t>
-      </w:r>
-      <w:proofErr w:type="spellStart"/>
-      <w:r>
-        <w:t>admin</w:t>
-      </w:r>
-      <w:proofErr w:type="spellEnd"/>
-      <w:r>
-        <w:t xml:space="preserve"> (або іншим доменом, де розгорнуто сайт).</w:t>
+        <w:t xml:space="preserve"> та перейдіть за адресою: vogel-travel.com.ua/admin (або іншим доменом, де розгорнуто сайт).</w:t>
       </w:r>
     </w:p>
     <w:p>
@@ -3199,17 +3044,8 @@
           <w:b/>
           <w:bCs/>
         </w:rPr>
-        <w:t xml:space="preserve">Введіть </w:t>
-      </w:r>
-      <w:proofErr w:type="spellStart"/>
-      <w:r>
-        <w:rPr>
-          <w:b/>
-          <w:bCs/>
-        </w:rPr>
-        <w:t>Email</w:t>
-      </w:r>
-      <w:proofErr w:type="spellEnd"/>
+        <w:t>Введіть Email</w:t>
+      </w:r>
       <w:r>
         <w:t xml:space="preserve"> </w:t>
       </w:r>
@@ -3269,15 +3105,7 @@
         <w:t>–</w:t>
       </w:r>
       <w:r>
-        <w:t xml:space="preserve"> після успішної авторизації ви автоматично потрапите на головну сторінку </w:t>
-      </w:r>
-      <w:proofErr w:type="spellStart"/>
-      <w:r>
-        <w:t>адмін</w:t>
-      </w:r>
-      <w:proofErr w:type="spellEnd"/>
-      <w:r>
-        <w:t>-панелі.</w:t>
+        <w:t xml:space="preserve"> після успішної авторизації ви автоматично потрапите на головну сторінку адмін-панелі.</w:t>
       </w:r>
     </w:p>
     <w:p>
@@ -3367,64 +3195,8 @@
           <w:sz w:val="18"/>
           <w:szCs w:val="18"/>
         </w:rPr>
-        <w:t xml:space="preserve"> Форма входу до </w:t>
-      </w:r>
-      <w:proofErr w:type="spellStart"/>
-      <w:r>
-        <w:rPr>
-          <w:i/>
-          <w:iCs/>
-          <w:color w:val="555555"/>
-          <w:sz w:val="18"/>
-          <w:szCs w:val="18"/>
-        </w:rPr>
-        <w:t>адмін</w:t>
-      </w:r>
-      <w:proofErr w:type="spellEnd"/>
-      <w:r>
-        <w:rPr>
-          <w:i/>
-          <w:iCs/>
-          <w:color w:val="555555"/>
-          <w:sz w:val="18"/>
-          <w:szCs w:val="18"/>
-        </w:rPr>
-        <w:t xml:space="preserve">-панелі </w:t>
-      </w:r>
-      <w:proofErr w:type="spellStart"/>
-      <w:r>
-        <w:rPr>
-          <w:i/>
-          <w:iCs/>
-          <w:color w:val="555555"/>
-          <w:sz w:val="18"/>
-          <w:szCs w:val="18"/>
-        </w:rPr>
-        <w:t>Vogel</w:t>
-      </w:r>
-      <w:proofErr w:type="spellEnd"/>
-      <w:r>
-        <w:rPr>
-          <w:i/>
-          <w:iCs/>
-          <w:color w:val="555555"/>
-          <w:sz w:val="18"/>
-          <w:szCs w:val="18"/>
-        </w:rPr>
-        <w:t xml:space="preserve"> </w:t>
-      </w:r>
-      <w:proofErr w:type="spellStart"/>
-      <w:r>
-        <w:rPr>
-          <w:i/>
-          <w:iCs/>
-          <w:color w:val="555555"/>
-          <w:sz w:val="18"/>
-          <w:szCs w:val="18"/>
-        </w:rPr>
-        <w:t>Travel</w:t>
-      </w:r>
-      <w:proofErr w:type="spellEnd"/>
+        <w:t xml:space="preserve"> Форма входу до адмін-панелі Vogel Travel</w:t>
+      </w:r>
     </w:p>
     <w:tbl>
       <w:tblPr>
@@ -3447,12 +3219,6 @@
         <w:gridCol w:w="9026"/>
       </w:tblGrid>
       <w:tr>
-        <w:tblPrEx>
-          <w:tblCellMar>
-            <w:top w:w="0" w:type="dxa"/>
-            <w:bottom w:w="0" w:type="dxa"/>
-          </w:tblCellMar>
-        </w:tblPrEx>
         <w:tc>
           <w:tcPr>
             <w:tcW w:w="0" w:type="auto"/>
@@ -3476,23 +3242,7 @@
                 <w:sz w:val="20"/>
                 <w:szCs w:val="20"/>
               </w:rPr>
-              <w:t xml:space="preserve">Зберігайте дані для входу в безпечному місці. Не </w:t>
-            </w:r>
-            <w:proofErr w:type="spellStart"/>
-            <w:r>
-              <w:rPr>
-                <w:sz w:val="20"/>
-                <w:szCs w:val="20"/>
-              </w:rPr>
-              <w:t>передавайте</w:t>
-            </w:r>
-            <w:proofErr w:type="spellEnd"/>
-            <w:r>
-              <w:rPr>
-                <w:sz w:val="20"/>
-                <w:szCs w:val="20"/>
-              </w:rPr>
-              <w:t xml:space="preserve"> логін і пароль стороннім особам. У разі компрометації облікових даних </w:t>
+              <w:t xml:space="preserve">Зберігайте дані для входу в безпечному місці. Не передавайте логін і пароль стороннім особам. У разі компрометації облікових даних </w:t>
             </w:r>
             <w:r>
               <w:rPr>
@@ -3618,29 +3368,7 @@
           <w:sz w:val="18"/>
           <w:szCs w:val="18"/>
         </w:rPr>
-        <w:t xml:space="preserve"> Бокове меню </w:t>
-      </w:r>
-      <w:proofErr w:type="spellStart"/>
-      <w:r>
-        <w:rPr>
-          <w:i/>
-          <w:iCs/>
-          <w:color w:val="555555"/>
-          <w:sz w:val="18"/>
-          <w:szCs w:val="18"/>
-        </w:rPr>
-        <w:t>адмін</w:t>
-      </w:r>
-      <w:proofErr w:type="spellEnd"/>
-      <w:r>
-        <w:rPr>
-          <w:i/>
-          <w:iCs/>
-          <w:color w:val="555555"/>
-          <w:sz w:val="18"/>
-          <w:szCs w:val="18"/>
-        </w:rPr>
-        <w:t>-панелі</w:t>
+        <w:t xml:space="preserve"> Бокове меню адмін-панелі</w:t>
       </w:r>
     </w:p>
     <w:p>
@@ -3809,15 +3537,7 @@
         <w:t>–</w:t>
       </w:r>
       <w:r>
-        <w:t xml:space="preserve"> вбудована довідкова система з підказками по роботі з </w:t>
-      </w:r>
-      <w:proofErr w:type="spellStart"/>
-      <w:r>
-        <w:t>адмін</w:t>
-      </w:r>
-      <w:proofErr w:type="spellEnd"/>
-      <w:r>
-        <w:t>-панеллю.</w:t>
+        <w:t xml:space="preserve"> вбудована довідкова система з підказками по роботі з адмін-панеллю.</w:t>
       </w:r>
     </w:p>
     <w:p>
@@ -3843,15 +3563,7 @@
         <w:t>–</w:t>
       </w:r>
       <w:r>
-        <w:t xml:space="preserve"> загальні контакти, соціальні мережі та </w:t>
-      </w:r>
-      <w:proofErr w:type="spellStart"/>
-      <w:r>
-        <w:t>Telegram</w:t>
-      </w:r>
-      <w:proofErr w:type="spellEnd"/>
-      <w:r>
-        <w:t>-бот.</w:t>
+        <w:t xml:space="preserve"> загальні контакти, соціальні мережі та Telegram-бот.</w:t>
       </w:r>
     </w:p>
     <w:p>
@@ -3887,15 +3599,7 @@
       <w:bookmarkStart w:id="8" w:name="_Toc225422098"/>
       <w:r>
         <w:lastRenderedPageBreak/>
-        <w:t xml:space="preserve">1.3. Загальний вигляд </w:t>
-      </w:r>
-      <w:proofErr w:type="spellStart"/>
-      <w:r>
-        <w:t>адмін</w:t>
-      </w:r>
-      <w:proofErr w:type="spellEnd"/>
-      <w:r>
-        <w:t>-панелі</w:t>
+        <w:t>1.3. Загальний вигляд адмін-панелі</w:t>
       </w:r>
       <w:bookmarkEnd w:id="8"/>
     </w:p>
@@ -4000,29 +3704,7 @@
           <w:sz w:val="18"/>
           <w:szCs w:val="18"/>
         </w:rPr>
-        <w:t xml:space="preserve"> Головна сторінка </w:t>
-      </w:r>
-      <w:proofErr w:type="spellStart"/>
-      <w:r>
-        <w:rPr>
-          <w:i/>
-          <w:iCs/>
-          <w:color w:val="555555"/>
-          <w:sz w:val="18"/>
-          <w:szCs w:val="18"/>
-        </w:rPr>
-        <w:t>адмін</w:t>
-      </w:r>
-      <w:proofErr w:type="spellEnd"/>
-      <w:r>
-        <w:rPr>
-          <w:i/>
-          <w:iCs/>
-          <w:color w:val="555555"/>
-          <w:sz w:val="18"/>
-          <w:szCs w:val="18"/>
-        </w:rPr>
-        <w:t>-панелі: список пропозицій</w:t>
+        <w:t xml:space="preserve"> Головна сторінка адмін-панелі: список пропозицій</w:t>
       </w:r>
     </w:p>
     <w:p>
@@ -4078,7 +3760,13 @@
         <w:t>–</w:t>
       </w:r>
       <w:r>
-        <w:t xml:space="preserve"> без них система не дозволить зберегти запис. Такі поля позначені в інтерфейсі.</w:t>
+        <w:t xml:space="preserve"> без них система не дозволить зберегти запис. Такі поля позначені в інтерфейсі</w:t>
+      </w:r>
+      <w:r>
+        <w:t xml:space="preserve"> *</w:t>
+      </w:r>
+      <w:r>
+        <w:t>.</w:t>
       </w:r>
     </w:p>
     <w:p>
@@ -4118,15 +3806,7 @@
         <w:t>Статус публікації:</w:t>
       </w:r>
       <w:r>
-        <w:t xml:space="preserve"> кожен запис має </w:t>
-      </w:r>
-      <w:proofErr w:type="spellStart"/>
-      <w:r>
-        <w:t>чекбокс</w:t>
-      </w:r>
-      <w:proofErr w:type="spellEnd"/>
-      <w:r>
-        <w:t xml:space="preserve"> "Опублікована/Опублікований". Якщо він не встановлений </w:t>
+        <w:t xml:space="preserve"> кожен запис має чекбокс "Опублікована/Опублікований". Якщо він не встановлений </w:t>
       </w:r>
       <w:r>
         <w:t>–</w:t>
@@ -4468,64 +4148,76 @@
         <w:t>–</w:t>
       </w:r>
       <w:r>
-        <w:t xml:space="preserve"> назва готелю або курорту. Відображається як головний заголовок на картці у каталозі. Наприклад: "</w:t>
-      </w:r>
-      <w:proofErr w:type="spellStart"/>
-      <w:r>
-        <w:t>Dusit</w:t>
-      </w:r>
-      <w:proofErr w:type="spellEnd"/>
+        <w:t xml:space="preserve"> назва готелю або курорту. Відображається як головний заголовок на картці у каталозі. Наприклад: "Dusit Thani Maldives".</w:t>
+      </w:r>
+    </w:p>
+    <w:p>
+      <w:pPr>
+        <w:pStyle w:val="a4"/>
+        <w:numPr>
+          <w:ilvl w:val="0"/>
+          <w:numId w:val="2"/>
+        </w:numPr>
+        <w:spacing w:before="60" w:after="60"/>
+      </w:pPr>
+      <w:r>
+        <w:rPr>
+          <w:b/>
+          <w:bCs/>
+        </w:rPr>
+        <w:t>URL адреса (Slug)</w:t>
+      </w:r>
       <w:r>
         <w:t xml:space="preserve"> </w:t>
       </w:r>
-      <w:proofErr w:type="spellStart"/>
-      <w:r>
-        <w:t>Thani</w:t>
-      </w:r>
-      <w:proofErr w:type="spellEnd"/>
+      <w:r>
+        <w:t>–</w:t>
+      </w:r>
+      <w:r>
+        <w:t xml:space="preserve"> унікальна адреса сторінки в URL. Заповнюється автоматично на основі назви готелю. Рекомендується залишати без змін.</w:t>
+      </w:r>
+    </w:p>
+    <w:p>
+      <w:pPr>
+        <w:pStyle w:val="a4"/>
+        <w:numPr>
+          <w:ilvl w:val="0"/>
+          <w:numId w:val="2"/>
+        </w:numPr>
+        <w:spacing w:before="60" w:after="60"/>
+      </w:pPr>
+      <w:r>
+        <w:rPr>
+          <w:b/>
+          <w:bCs/>
+        </w:rPr>
+        <w:t>Локація</w:t>
+      </w:r>
       <w:r>
         <w:t xml:space="preserve"> </w:t>
       </w:r>
-      <w:proofErr w:type="spellStart"/>
-      <w:r>
-        <w:t>Maldives</w:t>
-      </w:r>
-      <w:proofErr w:type="spellEnd"/>
-      <w:r>
-        <w:t>".</w:t>
-      </w:r>
-    </w:p>
-    <w:p>
-      <w:pPr>
-        <w:pStyle w:val="a4"/>
-        <w:numPr>
-          <w:ilvl w:val="0"/>
-          <w:numId w:val="2"/>
-        </w:numPr>
-        <w:spacing w:before="60" w:after="60"/>
-      </w:pPr>
-      <w:r>
-        <w:rPr>
-          <w:b/>
-          <w:bCs/>
-        </w:rPr>
-        <w:t>URL адреса (</w:t>
-      </w:r>
-      <w:proofErr w:type="spellStart"/>
-      <w:r>
-        <w:rPr>
-          <w:b/>
-          <w:bCs/>
-        </w:rPr>
-        <w:t>Slug</w:t>
-      </w:r>
-      <w:proofErr w:type="spellEnd"/>
-      <w:r>
-        <w:rPr>
-          <w:b/>
-          <w:bCs/>
-        </w:rPr>
-        <w:t>)</w:t>
+      <w:r>
+        <w:t>–</w:t>
+      </w:r>
+      <w:r>
+        <w:t xml:space="preserve"> країна та курорт, де знаходиться готель. Відображається на картці під назвою. Наприклад: "Мальдіви, атол Арі".</w:t>
+      </w:r>
+    </w:p>
+    <w:p>
+      <w:pPr>
+        <w:pStyle w:val="a4"/>
+        <w:numPr>
+          <w:ilvl w:val="0"/>
+          <w:numId w:val="2"/>
+        </w:numPr>
+        <w:spacing w:before="60" w:after="60"/>
+      </w:pPr>
+      <w:r>
+        <w:rPr>
+          <w:b/>
+          <w:bCs/>
+        </w:rPr>
+        <w:t>Бронювання до</w:t>
       </w:r>
       <w:r>
         <w:t xml:space="preserve"> </w:t>
@@ -4534,24 +4226,24 @@
         <w:t>–</w:t>
       </w:r>
       <w:r>
-        <w:t xml:space="preserve"> унікальна адреса сторінки в URL. Заповнюється автоматично на основі назви готелю. Рекомендується залишати без змін.</w:t>
-      </w:r>
-    </w:p>
-    <w:p>
-      <w:pPr>
-        <w:pStyle w:val="a4"/>
-        <w:numPr>
-          <w:ilvl w:val="0"/>
-          <w:numId w:val="2"/>
-        </w:numPr>
-        <w:spacing w:before="60" w:after="60"/>
-      </w:pPr>
-      <w:r>
-        <w:rPr>
-          <w:b/>
-          <w:bCs/>
-        </w:rPr>
-        <w:t>Локація</w:t>
+        <w:t xml:space="preserve"> кінцева дата дії пропозиції. Відображається на картці та показує клієнту часові рамки акції.</w:t>
+      </w:r>
+    </w:p>
+    <w:p>
+      <w:pPr>
+        <w:pStyle w:val="a4"/>
+        <w:numPr>
+          <w:ilvl w:val="0"/>
+          <w:numId w:val="2"/>
+        </w:numPr>
+        <w:spacing w:before="60" w:after="60"/>
+      </w:pPr>
+      <w:r>
+        <w:rPr>
+          <w:b/>
+          <w:bCs/>
+        </w:rPr>
+        <w:t>Перебування з</w:t>
       </w:r>
       <w:r>
         <w:t xml:space="preserve"> </w:t>
@@ -4560,24 +4252,24 @@
         <w:t>–</w:t>
       </w:r>
       <w:r>
-        <w:t xml:space="preserve"> країна та курорт, де знаходиться готель. Відображається на картці під назвою. Наприклад: "Мальдіви, атол Арі".</w:t>
-      </w:r>
-    </w:p>
-    <w:p>
-      <w:pPr>
-        <w:pStyle w:val="a4"/>
-        <w:numPr>
-          <w:ilvl w:val="0"/>
-          <w:numId w:val="2"/>
-        </w:numPr>
-        <w:spacing w:before="60" w:after="60"/>
-      </w:pPr>
-      <w:r>
-        <w:rPr>
-          <w:b/>
-          <w:bCs/>
-        </w:rPr>
-        <w:t>Бронювання до</w:t>
+        <w:t xml:space="preserve"> початкова дата заїзду за цією ціною.</w:t>
+      </w:r>
+    </w:p>
+    <w:p>
+      <w:pPr>
+        <w:pStyle w:val="a4"/>
+        <w:numPr>
+          <w:ilvl w:val="0"/>
+          <w:numId w:val="2"/>
+        </w:numPr>
+        <w:spacing w:before="60" w:after="60"/>
+      </w:pPr>
+      <w:r>
+        <w:rPr>
+          <w:b/>
+          <w:bCs/>
+        </w:rPr>
+        <w:t>Перебування до</w:t>
       </w:r>
       <w:r>
         <w:t xml:space="preserve"> </w:t>
@@ -4586,24 +4278,24 @@
         <w:t>–</w:t>
       </w:r>
       <w:r>
-        <w:t xml:space="preserve"> кінцева дата дії пропозиції. Відображається на картці та показує клієнту часові рамки акції.</w:t>
-      </w:r>
-    </w:p>
-    <w:p>
-      <w:pPr>
-        <w:pStyle w:val="a4"/>
-        <w:numPr>
-          <w:ilvl w:val="0"/>
-          <w:numId w:val="2"/>
-        </w:numPr>
-        <w:spacing w:before="60" w:after="60"/>
-      </w:pPr>
-      <w:r>
-        <w:rPr>
-          <w:b/>
-          <w:bCs/>
-        </w:rPr>
-        <w:t>Перебування з</w:t>
+        <w:t xml:space="preserve"> кінцева дата виїзду. Разом із "Перебування з" формує рядок дат під назвою готелю на картці.</w:t>
+      </w:r>
+    </w:p>
+    <w:p>
+      <w:pPr>
+        <w:pStyle w:val="a4"/>
+        <w:numPr>
+          <w:ilvl w:val="0"/>
+          <w:numId w:val="2"/>
+        </w:numPr>
+        <w:spacing w:before="60" w:after="60"/>
+      </w:pPr>
+      <w:r>
+        <w:rPr>
+          <w:b/>
+          <w:bCs/>
+        </w:rPr>
+        <w:t>Знижка</w:t>
       </w:r>
       <w:r>
         <w:t xml:space="preserve"> </w:t>
@@ -4612,24 +4304,30 @@
         <w:t>–</w:t>
       </w:r>
       <w:r>
-        <w:t xml:space="preserve"> початкова дата заїзду за цією ціною.</w:t>
-      </w:r>
-    </w:p>
-    <w:p>
-      <w:pPr>
-        <w:pStyle w:val="a4"/>
-        <w:numPr>
-          <w:ilvl w:val="0"/>
-          <w:numId w:val="2"/>
-        </w:numPr>
-        <w:spacing w:before="60" w:after="60"/>
-      </w:pPr>
-      <w:r>
-        <w:rPr>
-          <w:b/>
-          <w:bCs/>
-        </w:rPr>
-        <w:t>Перебування до</w:t>
+        <w:t xml:space="preserve"> текст для зеленого бейджа у куті фото на картці. Наприклад: "-40%" або "Early Booking". Якщо залишити порожнім </w:t>
+      </w:r>
+      <w:r>
+        <w:t>–</w:t>
+      </w:r>
+      <w:r>
+        <w:t xml:space="preserve"> бейдж не відображається.</w:t>
+      </w:r>
+    </w:p>
+    <w:p>
+      <w:pPr>
+        <w:pStyle w:val="a4"/>
+        <w:numPr>
+          <w:ilvl w:val="0"/>
+          <w:numId w:val="2"/>
+        </w:numPr>
+        <w:spacing w:before="60" w:after="60"/>
+      </w:pPr>
+      <w:r>
+        <w:rPr>
+          <w:b/>
+          <w:bCs/>
+        </w:rPr>
+        <w:t>Головне фото</w:t>
       </w:r>
       <w:r>
         <w:t xml:space="preserve"> </w:t>
@@ -4638,24 +4336,24 @@
         <w:t>–</w:t>
       </w:r>
       <w:r>
-        <w:t xml:space="preserve"> кінцева дата виїзду. Разом із "Перебування з" формує рядок дат під назвою готелю на картці.</w:t>
-      </w:r>
-    </w:p>
-    <w:p>
-      <w:pPr>
-        <w:pStyle w:val="a4"/>
-        <w:numPr>
-          <w:ilvl w:val="0"/>
-          <w:numId w:val="2"/>
-        </w:numPr>
-        <w:spacing w:before="60" w:after="60"/>
-      </w:pPr>
-      <w:r>
-        <w:rPr>
-          <w:b/>
-          <w:bCs/>
-        </w:rPr>
-        <w:t>Знижка</w:t>
+        <w:t xml:space="preserve"> основне зображення, яке виводиться на картці в каталозі. Рекомендований розмір: 800×600 пікселів, формат JPG або PNG, вага до 2 МБ.</w:t>
+      </w:r>
+    </w:p>
+    <w:p>
+      <w:pPr>
+        <w:pStyle w:val="a4"/>
+        <w:numPr>
+          <w:ilvl w:val="0"/>
+          <w:numId w:val="2"/>
+        </w:numPr>
+        <w:spacing w:before="60" w:after="60"/>
+      </w:pPr>
+      <w:r>
+        <w:rPr>
+          <w:b/>
+          <w:bCs/>
+        </w:rPr>
+        <w:t>URL зображення (необов'язково)</w:t>
       </w:r>
       <w:r>
         <w:t xml:space="preserve"> </w:t>
@@ -4664,86 +4362,12 @@
         <w:t>–</w:t>
       </w:r>
       <w:r>
-        <w:t xml:space="preserve"> текст для зеленого бейджа у куті фото на картці. Наприклад: "-40%" або "</w:t>
-      </w:r>
-      <w:proofErr w:type="spellStart"/>
-      <w:r>
-        <w:t>Early</w:t>
-      </w:r>
-      <w:proofErr w:type="spellEnd"/>
-      <w:r>
-        <w:t xml:space="preserve"> </w:t>
-      </w:r>
-      <w:proofErr w:type="spellStart"/>
-      <w:r>
-        <w:t>Booking</w:t>
-      </w:r>
-      <w:proofErr w:type="spellEnd"/>
-      <w:r>
-        <w:t xml:space="preserve">". Якщо залишити порожнім </w:t>
+        <w:t xml:space="preserve"> замість завантаження файлу можна вставити пряме посилання на фото з іншого сайту. Якщо завантажений файл </w:t>
       </w:r>
       <w:r>
         <w:t>–</w:t>
       </w:r>
       <w:r>
-        <w:t xml:space="preserve"> бейдж не відображається.</w:t>
-      </w:r>
-    </w:p>
-    <w:p>
-      <w:pPr>
-        <w:pStyle w:val="a4"/>
-        <w:numPr>
-          <w:ilvl w:val="0"/>
-          <w:numId w:val="2"/>
-        </w:numPr>
-        <w:spacing w:before="60" w:after="60"/>
-      </w:pPr>
-      <w:r>
-        <w:rPr>
-          <w:b/>
-          <w:bCs/>
-        </w:rPr>
-        <w:t>Головне фото</w:t>
-      </w:r>
-      <w:r>
-        <w:t xml:space="preserve"> </w:t>
-      </w:r>
-      <w:r>
-        <w:t>–</w:t>
-      </w:r>
-      <w:r>
-        <w:t xml:space="preserve"> основне зображення, яке виводиться на картці в каталозі. Рекомендований розмір: 800×600 пікселів, формат JPG або PNG, вага до 2 МБ.</w:t>
-      </w:r>
-    </w:p>
-    <w:p>
-      <w:pPr>
-        <w:pStyle w:val="a4"/>
-        <w:numPr>
-          <w:ilvl w:val="0"/>
-          <w:numId w:val="2"/>
-        </w:numPr>
-        <w:spacing w:before="60" w:after="60"/>
-      </w:pPr>
-      <w:r>
-        <w:rPr>
-          <w:b/>
-          <w:bCs/>
-        </w:rPr>
-        <w:t>URL зображення (необов'язково)</w:t>
-      </w:r>
-      <w:r>
-        <w:t xml:space="preserve"> </w:t>
-      </w:r>
-      <w:r>
-        <w:t>–</w:t>
-      </w:r>
-      <w:r>
-        <w:t xml:space="preserve"> замість завантаження файлу можна вставити пряме посилання на фото з іншого сайту. Якщо завантажений файл </w:t>
-      </w:r>
-      <w:r>
-        <w:t>–</w:t>
-      </w:r>
-      <w:r>
         <w:t xml:space="preserve"> це поле ігнорується.</w:t>
       </w:r>
     </w:p>
@@ -4756,21 +4380,12 @@
         </w:numPr>
         <w:spacing w:before="60" w:after="60"/>
       </w:pPr>
-      <w:proofErr w:type="spellStart"/>
-      <w:r>
-        <w:rPr>
-          <w:b/>
-          <w:bCs/>
-        </w:rPr>
-        <w:t>Alt</w:t>
-      </w:r>
-      <w:proofErr w:type="spellEnd"/>
-      <w:r>
-        <w:rPr>
-          <w:b/>
-          <w:bCs/>
-        </w:rPr>
-        <w:t xml:space="preserve"> текст фото</w:t>
+      <w:r>
+        <w:rPr>
+          <w:b/>
+          <w:bCs/>
+        </w:rPr>
+        <w:t>Alt текст фото</w:t>
       </w:r>
       <w:r>
         <w:t xml:space="preserve"> </w:t>
@@ -4958,52 +4573,27 @@
         <w:t>Підпис до фото:</w:t>
       </w:r>
       <w:r>
-        <w:t xml:space="preserve"> текст, який відображається під знімком у каруселі. Описуйте, що зображено: "Вид з тераси", "Ресторан </w:t>
-      </w:r>
-      <w:proofErr w:type="spellStart"/>
-      <w:r>
-        <w:t>Benjarong</w:t>
-      </w:r>
-      <w:proofErr w:type="spellEnd"/>
-      <w:r>
-        <w:t>" тощо.</w:t>
-      </w:r>
-    </w:p>
-    <w:p>
-      <w:pPr>
-        <w:pStyle w:val="a4"/>
-        <w:numPr>
-          <w:ilvl w:val="0"/>
-          <w:numId w:val="2"/>
-        </w:numPr>
-        <w:spacing w:before="60" w:after="60"/>
-      </w:pPr>
-      <w:proofErr w:type="spellStart"/>
-      <w:r>
-        <w:rPr>
-          <w:b/>
-          <w:bCs/>
-        </w:rPr>
-        <w:t>Alt</w:t>
-      </w:r>
-      <w:proofErr w:type="spellEnd"/>
-      <w:r>
-        <w:rPr>
-          <w:b/>
-          <w:bCs/>
-        </w:rPr>
-        <w:t xml:space="preserve"> текст:</w:t>
-      </w:r>
-      <w:r>
-        <w:t xml:space="preserve"> опис фото для пошукових систем </w:t>
-      </w:r>
-      <w:proofErr w:type="spellStart"/>
-      <w:r>
-        <w:t>Google</w:t>
-      </w:r>
-      <w:proofErr w:type="spellEnd"/>
-      <w:r>
-        <w:t xml:space="preserve"> Картинки.</w:t>
+        <w:t xml:space="preserve"> текст, який відображається під знімком у каруселі. Описуйте, що зображено: "Вид з тераси", "Ресторан Benjarong" тощо.</w:t>
+      </w:r>
+    </w:p>
+    <w:p>
+      <w:pPr>
+        <w:pStyle w:val="a4"/>
+        <w:numPr>
+          <w:ilvl w:val="0"/>
+          <w:numId w:val="2"/>
+        </w:numPr>
+        <w:spacing w:before="60" w:after="60"/>
+      </w:pPr>
+      <w:r>
+        <w:rPr>
+          <w:b/>
+          <w:bCs/>
+        </w:rPr>
+        <w:t>Alt текст:</w:t>
+      </w:r>
+      <w:r>
+        <w:t xml:space="preserve"> опис фото для пошукових систем Google Картинки.</w:t>
       </w:r>
     </w:p>
     <w:p>
@@ -5168,21 +4758,12 @@
         </w:numPr>
         <w:spacing w:before="60" w:after="60"/>
       </w:pPr>
-      <w:proofErr w:type="spellStart"/>
-      <w:r>
-        <w:rPr>
-          <w:b/>
-          <w:bCs/>
-        </w:rPr>
-        <w:t>Чекбокс</w:t>
-      </w:r>
-      <w:proofErr w:type="spellEnd"/>
-      <w:r>
-        <w:rPr>
-          <w:b/>
-          <w:bCs/>
-        </w:rPr>
-        <w:t xml:space="preserve"> "Опублікована":</w:t>
+      <w:r>
+        <w:rPr>
+          <w:b/>
+          <w:bCs/>
+        </w:rPr>
+        <w:t>Чекбокс "Опублікована":</w:t>
       </w:r>
       <w:r>
         <w:t xml:space="preserve"> встановіть галочку, щоб пропозиція була видима відвідувачам сайту. Зніміть </w:t>
@@ -5191,15 +4772,7 @@
         <w:t>–</w:t>
       </w:r>
       <w:r>
-        <w:t xml:space="preserve"> і картка зникне з публічного каталогу, але залишиться в </w:t>
-      </w:r>
-      <w:proofErr w:type="spellStart"/>
-      <w:r>
-        <w:t>адмін</w:t>
-      </w:r>
-      <w:proofErr w:type="spellEnd"/>
-      <w:r>
-        <w:t>-панелі.</w:t>
+        <w:t xml:space="preserve"> і картка зникне з публічного каталогу, але залишиться в адмін-панелі.</w:t>
       </w:r>
     </w:p>
     <w:p>
@@ -5289,12 +4862,6 @@
         <w:gridCol w:w="9026"/>
       </w:tblGrid>
       <w:tr>
-        <w:tblPrEx>
-          <w:tblCellMar>
-            <w:top w:w="0" w:type="dxa"/>
-            <w:bottom w:w="0" w:type="dxa"/>
-          </w:tblCellMar>
-        </w:tblPrEx>
         <w:tc>
           <w:tcPr>
             <w:tcW w:w="0" w:type="auto"/>
@@ -5347,15 +4914,7 @@
         <w:t>–</w:t>
       </w:r>
       <w:r>
-        <w:t xml:space="preserve"> важливий інструмент для залучення органічного трафіку з пошукових систем та надання клієнтам корисної інформації про подорожі, курорти та туристичні поради. Регулярна публікація якісних статей позитивно впливає на позиції сайту в </w:t>
-      </w:r>
-      <w:proofErr w:type="spellStart"/>
-      <w:r>
-        <w:t>Google</w:t>
-      </w:r>
-      <w:proofErr w:type="spellEnd"/>
-      <w:r>
-        <w:t>.</w:t>
+        <w:t xml:space="preserve"> важливий інструмент для залучення органічного трафіку з пошукових систем та надання клієнтам корисної інформації про подорожі, курорти та туристичні поради. Регулярна публікація якісних статей позитивно впливає на позиції сайту в Google.</w:t>
       </w:r>
     </w:p>
     <w:p>
@@ -5481,7 +5040,6 @@
         </w:numPr>
         <w:spacing w:before="60" w:after="60"/>
       </w:pPr>
-      <w:proofErr w:type="spellStart"/>
       <w:r>
         <w:rPr>
           <w:b/>
@@ -5489,7 +5047,6 @@
         </w:rPr>
         <w:t>Аудіофайл</w:t>
       </w:r>
-      <w:proofErr w:type="spellEnd"/>
       <w:r>
         <w:t xml:space="preserve"> </w:t>
       </w:r>
@@ -5497,55 +5054,7 @@
         <w:t>–</w:t>
       </w:r>
       <w:r>
-        <w:t xml:space="preserve"> необов'язкове поле для завантаження </w:t>
-      </w:r>
-      <w:proofErr w:type="spellStart"/>
-      <w:r>
-        <w:t>аудіоверсії</w:t>
-      </w:r>
-      <w:proofErr w:type="spellEnd"/>
-      <w:r>
-        <w:t xml:space="preserve"> статті у форматі MP3. </w:t>
-      </w:r>
-      <w:proofErr w:type="spellStart"/>
-      <w:r>
-        <w:t>Озвучку</w:t>
-      </w:r>
-      <w:proofErr w:type="spellEnd"/>
-      <w:r>
-        <w:t xml:space="preserve"> можна безкоштовно згенерувати за допомогою </w:t>
-      </w:r>
-      <w:proofErr w:type="spellStart"/>
-      <w:r>
-        <w:t>Google</w:t>
-      </w:r>
-      <w:proofErr w:type="spellEnd"/>
-      <w:r>
-        <w:t xml:space="preserve"> AI </w:t>
-      </w:r>
-      <w:proofErr w:type="spellStart"/>
-      <w:r>
-        <w:t>Studio</w:t>
-      </w:r>
-      <w:proofErr w:type="spellEnd"/>
-      <w:r>
-        <w:t xml:space="preserve"> (https://aistudio.google.com) або </w:t>
-      </w:r>
-      <w:proofErr w:type="spellStart"/>
-      <w:r>
-        <w:t>ElevenLabs</w:t>
-      </w:r>
-      <w:proofErr w:type="spellEnd"/>
-      <w:r>
-        <w:t xml:space="preserve"> (https://elevenlabs.io). </w:t>
-      </w:r>
-      <w:proofErr w:type="spellStart"/>
-      <w:r>
-        <w:t>Аудіоплеєр</w:t>
-      </w:r>
-      <w:proofErr w:type="spellEnd"/>
-      <w:r>
-        <w:t xml:space="preserve"> автоматично з'явиться на сторінці статті.</w:t>
+        <w:t xml:space="preserve"> необов'язкове поле для завантаження аудіоверсії статті у форматі MP3. Озвучку можна безкоштовно згенерувати за допомогою Google AI Studio (https://aistudio.google.com) або ElevenLabs (https://elevenlabs.io). Аудіоплеєр автоматично з'явиться на сторінці статті.</w:t>
       </w:r>
     </w:p>
     <w:p>
@@ -5625,13 +5134,8 @@
         </w:numPr>
         <w:spacing w:before="60" w:after="60"/>
       </w:pPr>
-      <w:proofErr w:type="spellStart"/>
-      <w:r>
-        <w:t>Додавайте</w:t>
-      </w:r>
-      <w:proofErr w:type="spellEnd"/>
-      <w:r>
-        <w:t xml:space="preserve"> щонайменше 2–3 фото до кожної статті </w:t>
+      <w:r>
+        <w:t xml:space="preserve">Додавайте щонайменше 2–3 фото до кожної статті </w:t>
       </w:r>
       <w:r>
         <w:t>–</w:t>
@@ -5663,23 +5167,7 @@
         <w:spacing w:before="60" w:after="60"/>
       </w:pPr>
       <w:r>
-        <w:t xml:space="preserve">Заповнюйте SEO </w:t>
-      </w:r>
-      <w:proofErr w:type="spellStart"/>
-      <w:r>
-        <w:t>Title</w:t>
-      </w:r>
-      <w:proofErr w:type="spellEnd"/>
-      <w:r>
-        <w:t xml:space="preserve"> та SEO </w:t>
-      </w:r>
-      <w:proofErr w:type="spellStart"/>
-      <w:r>
-        <w:t>Description</w:t>
-      </w:r>
-      <w:proofErr w:type="spellEnd"/>
-      <w:r>
-        <w:t xml:space="preserve"> для кожної статті (описано у Розділі 5).</w:t>
+        <w:t>Заповнюйте SEO Title та SEO Description для кожної статті (описано у Розділі 5).</w:t>
       </w:r>
     </w:p>
     <w:tbl>
@@ -5703,12 +5191,6 @@
         <w:gridCol w:w="9026"/>
       </w:tblGrid>
       <w:tr>
-        <w:tblPrEx>
-          <w:tblCellMar>
-            <w:top w:w="0" w:type="dxa"/>
-            <w:bottom w:w="0" w:type="dxa"/>
-          </w:tblCellMar>
-        </w:tblPrEx>
         <w:tc>
           <w:tcPr>
             <w:tcW w:w="0" w:type="auto"/>
@@ -5732,39 +5214,7 @@
                 <w:sz w:val="20"/>
                 <w:szCs w:val="20"/>
               </w:rPr>
-              <w:t xml:space="preserve">Для швидкого написання статей можна використовувати </w:t>
-            </w:r>
-            <w:proofErr w:type="spellStart"/>
-            <w:r>
-              <w:rPr>
-                <w:sz w:val="20"/>
-                <w:szCs w:val="20"/>
-              </w:rPr>
-              <w:t>ChatGPT</w:t>
-            </w:r>
-            <w:proofErr w:type="spellEnd"/>
-            <w:r>
-              <w:rPr>
-                <w:sz w:val="20"/>
-                <w:szCs w:val="20"/>
-              </w:rPr>
-              <w:t xml:space="preserve"> або </w:t>
-            </w:r>
-            <w:proofErr w:type="spellStart"/>
-            <w:r>
-              <w:rPr>
-                <w:sz w:val="20"/>
-                <w:szCs w:val="20"/>
-              </w:rPr>
-              <w:t>Claude</w:t>
-            </w:r>
-            <w:proofErr w:type="spellEnd"/>
-            <w:r>
-              <w:rPr>
-                <w:sz w:val="20"/>
-                <w:szCs w:val="20"/>
-              </w:rPr>
-              <w:t xml:space="preserve"> як помічника </w:t>
+              <w:t xml:space="preserve">Для швидкого написання статей можна використовувати ChatGPT або Claude як помічника </w:t>
             </w:r>
             <w:r>
               <w:rPr>
@@ -5850,23 +5300,7 @@
         <w:t>–</w:t>
       </w:r>
       <w:r>
-        <w:t xml:space="preserve"> система автоматично застосує фірмовий стиль </w:t>
-      </w:r>
-      <w:proofErr w:type="spellStart"/>
-      <w:r>
-        <w:t>Vogel</w:t>
-      </w:r>
-      <w:proofErr w:type="spellEnd"/>
-      <w:r>
-        <w:t xml:space="preserve"> </w:t>
-      </w:r>
-      <w:proofErr w:type="spellStart"/>
-      <w:r>
-        <w:t>Travel</w:t>
-      </w:r>
-      <w:proofErr w:type="spellEnd"/>
-      <w:r>
-        <w:t>.</w:t>
+        <w:t xml:space="preserve"> система автоматично застосує фірмовий стиль Vogel Travel.</w:t>
       </w:r>
     </w:p>
     <w:p>
@@ -6401,29 +5835,7 @@
           <w:sz w:val="18"/>
           <w:szCs w:val="18"/>
         </w:rPr>
-        <w:t xml:space="preserve"> Блок зображення з підписом та </w:t>
-      </w:r>
-      <w:proofErr w:type="spellStart"/>
-      <w:r>
-        <w:rPr>
-          <w:i/>
-          <w:iCs/>
-          <w:color w:val="555555"/>
-          <w:sz w:val="18"/>
-          <w:szCs w:val="18"/>
-        </w:rPr>
-        <w:t>Alt</w:t>
-      </w:r>
-      <w:proofErr w:type="spellEnd"/>
-      <w:r>
-        <w:rPr>
-          <w:i/>
-          <w:iCs/>
-          <w:color w:val="555555"/>
-          <w:sz w:val="18"/>
-          <w:szCs w:val="18"/>
-        </w:rPr>
-        <w:t xml:space="preserve"> текстом</w:t>
+        <w:t xml:space="preserve"> Блок зображення з підписом та Alt текстом</w:t>
       </w:r>
     </w:p>
     <w:p>
@@ -6488,15 +5900,7 @@
         <w:t>Підпис до зображення:</w:t>
       </w:r>
       <w:r>
-        <w:t xml:space="preserve"> текст, що виводиться під фото. Наприклад: "Гора </w:t>
-      </w:r>
-      <w:proofErr w:type="spellStart"/>
-      <w:r>
-        <w:t>Ле-Морн-Брабан</w:t>
-      </w:r>
-      <w:proofErr w:type="spellEnd"/>
-      <w:r>
-        <w:t xml:space="preserve"> </w:t>
+        <w:t xml:space="preserve"> текст, що виводиться під фото. Наприклад: "Гора Ле-Морн-Брабан </w:t>
       </w:r>
       <w:r>
         <w:t>–</w:t>
@@ -6514,21 +5918,12 @@
         </w:numPr>
         <w:spacing w:before="60" w:after="60"/>
       </w:pPr>
-      <w:proofErr w:type="spellStart"/>
-      <w:r>
-        <w:rPr>
-          <w:b/>
-          <w:bCs/>
-        </w:rPr>
-        <w:t>Alt</w:t>
-      </w:r>
-      <w:proofErr w:type="spellEnd"/>
-      <w:r>
-        <w:rPr>
-          <w:b/>
-          <w:bCs/>
-        </w:rPr>
-        <w:t xml:space="preserve"> текст:</w:t>
+      <w:r>
+        <w:rPr>
+          <w:b/>
+          <w:bCs/>
+        </w:rPr>
+        <w:t>Alt текст:</w:t>
       </w:r>
       <w:r>
         <w:t xml:space="preserve"> опис зображення для пошукових систем (обов'язково для SEO).</w:t>
@@ -6645,12 +6040,6 @@
         <w:gridCol w:w="9026"/>
       </w:tblGrid>
       <w:tr>
-        <w:tblPrEx>
-          <w:tblCellMar>
-            <w:top w:w="0" w:type="dxa"/>
-            <w:bottom w:w="0" w:type="dxa"/>
-          </w:tblCellMar>
-        </w:tblPrEx>
         <w:tc>
           <w:tcPr>
             <w:tcW w:w="0" w:type="auto"/>
@@ -6711,45 +6100,13 @@
         <w:spacing w:before="80" w:after="80"/>
       </w:pPr>
       <w:r>
-        <w:t>SEO (</w:t>
-      </w:r>
-      <w:proofErr w:type="spellStart"/>
-      <w:r>
-        <w:t>Search</w:t>
-      </w:r>
-      <w:proofErr w:type="spellEnd"/>
-      <w:r>
-        <w:t xml:space="preserve"> </w:t>
-      </w:r>
-      <w:proofErr w:type="spellStart"/>
-      <w:r>
-        <w:t>Engine</w:t>
-      </w:r>
-      <w:proofErr w:type="spellEnd"/>
-      <w:r>
-        <w:t xml:space="preserve"> </w:t>
-      </w:r>
-      <w:proofErr w:type="spellStart"/>
-      <w:r>
-        <w:t>Optimization</w:t>
-      </w:r>
-      <w:proofErr w:type="spellEnd"/>
-      <w:r>
-        <w:t xml:space="preserve">) </w:t>
+        <w:t xml:space="preserve">SEO (Search Engine Optimization) </w:t>
       </w:r>
       <w:r>
         <w:t>–</w:t>
       </w:r>
       <w:r>
-        <w:t xml:space="preserve"> комплекс заходів для покращення видимості сайту у пошукових системах </w:t>
-      </w:r>
-      <w:proofErr w:type="spellStart"/>
-      <w:r>
-        <w:t>Google</w:t>
-      </w:r>
-      <w:proofErr w:type="spellEnd"/>
-      <w:r>
-        <w:t xml:space="preserve"> та Bing. Правильне заповнення SEO-полів допомагає залучати більше безкоштовного органічного трафіку.</w:t>
+        <w:t xml:space="preserve"> комплекс заходів для покращення видимості сайту у пошукових системах Google та Bing. Правильне заповнення SEO-полів допомагає залучати більше безкоштовного органічного трафіку.</w:t>
       </w:r>
     </w:p>
     <w:p>
@@ -6879,50 +6236,10 @@
           <w:b/>
           <w:bCs/>
         </w:rPr>
-        <w:t xml:space="preserve">SEO </w:t>
-      </w:r>
-      <w:proofErr w:type="spellStart"/>
-      <w:r>
-        <w:rPr>
-          <w:b/>
-          <w:bCs/>
-        </w:rPr>
-        <w:t>Title</w:t>
-      </w:r>
-      <w:proofErr w:type="spellEnd"/>
-      <w:r>
-        <w:rPr>
-          <w:b/>
-          <w:bCs/>
-        </w:rPr>
-        <w:t xml:space="preserve"> (заголовок для </w:t>
-      </w:r>
-      <w:proofErr w:type="spellStart"/>
-      <w:r>
-        <w:rPr>
-          <w:b/>
-          <w:bCs/>
-        </w:rPr>
-        <w:t>Google</w:t>
-      </w:r>
-      <w:proofErr w:type="spellEnd"/>
-      <w:r>
-        <w:rPr>
-          <w:b/>
-          <w:bCs/>
-        </w:rPr>
-        <w:t>):</w:t>
-      </w:r>
-      <w:r>
-        <w:t xml:space="preserve"> рядок, який відображається у результатах пошуку </w:t>
-      </w:r>
-      <w:proofErr w:type="spellStart"/>
-      <w:r>
-        <w:t>Google</w:t>
-      </w:r>
-      <w:proofErr w:type="spellEnd"/>
-      <w:r>
-        <w:t xml:space="preserve"> та у вкладці браузера. Оптимальна довжина: 50–60 символів. Якщо залишити порожнім </w:t>
+        <w:t>SEO Title (заголовок для Google):</w:t>
+      </w:r>
+      <w:r>
+        <w:t xml:space="preserve"> рядок, який відображається у результатах пошуку Google та у вкладці браузера. Оптимальна довжина: 50–60 символів. Якщо залишити порожнім </w:t>
       </w:r>
       <w:r>
         <w:t>–</w:t>
@@ -6934,83 +6251,27 @@
         <w:t>–</w:t>
       </w:r>
       <w:r>
-        <w:t xml:space="preserve"> Локація | </w:t>
-      </w:r>
-      <w:proofErr w:type="spellStart"/>
-      <w:r>
-        <w:t>Vogel</w:t>
-      </w:r>
-      <w:proofErr w:type="spellEnd"/>
-      <w:r>
-        <w:t xml:space="preserve"> </w:t>
-      </w:r>
-      <w:proofErr w:type="spellStart"/>
-      <w:r>
-        <w:t>Travel</w:t>
-      </w:r>
-      <w:proofErr w:type="spellEnd"/>
-      <w:r>
-        <w:t>".</w:t>
-      </w:r>
-    </w:p>
-    <w:p>
-      <w:pPr>
-        <w:pStyle w:val="a4"/>
-        <w:numPr>
-          <w:ilvl w:val="0"/>
-          <w:numId w:val="2"/>
-        </w:numPr>
-        <w:spacing w:before="60" w:after="60"/>
-      </w:pPr>
-      <w:r>
-        <w:rPr>
-          <w:b/>
-          <w:bCs/>
-        </w:rPr>
-        <w:t xml:space="preserve">SEO </w:t>
-      </w:r>
-      <w:proofErr w:type="spellStart"/>
-      <w:r>
-        <w:rPr>
-          <w:b/>
-          <w:bCs/>
-        </w:rPr>
-        <w:t>Description</w:t>
-      </w:r>
-      <w:proofErr w:type="spellEnd"/>
-      <w:r>
-        <w:rPr>
-          <w:b/>
-          <w:bCs/>
-        </w:rPr>
-        <w:t xml:space="preserve"> (опис для </w:t>
-      </w:r>
-      <w:proofErr w:type="spellStart"/>
-      <w:r>
-        <w:rPr>
-          <w:b/>
-          <w:bCs/>
-        </w:rPr>
-        <w:t>пошукача</w:t>
-      </w:r>
-      <w:proofErr w:type="spellEnd"/>
-      <w:r>
-        <w:rPr>
-          <w:b/>
-          <w:bCs/>
-        </w:rPr>
-        <w:t>):</w:t>
-      </w:r>
-      <w:r>
-        <w:t xml:space="preserve"> короткий абзац (160 символів), що відображається під посиланням у результатах </w:t>
-      </w:r>
-      <w:proofErr w:type="spellStart"/>
-      <w:r>
-        <w:t>Google</w:t>
-      </w:r>
-      <w:proofErr w:type="spellEnd"/>
-      <w:r>
-        <w:t>. Має описувати пропозицію та мотивувати клацнути на посилання. Включайте ключові слова природним чином.</w:t>
+        <w:t xml:space="preserve"> Локація | Vogel Travel".</w:t>
+      </w:r>
+    </w:p>
+    <w:p>
+      <w:pPr>
+        <w:pStyle w:val="a4"/>
+        <w:numPr>
+          <w:ilvl w:val="0"/>
+          <w:numId w:val="2"/>
+        </w:numPr>
+        <w:spacing w:before="60" w:after="60"/>
+      </w:pPr>
+      <w:r>
+        <w:rPr>
+          <w:b/>
+          <w:bCs/>
+        </w:rPr>
+        <w:t>SEO Description (опис для пошукача):</w:t>
+      </w:r>
+      <w:r>
+        <w:t xml:space="preserve"> короткий абзац (160 символів), що відображається під посиланням у результатах Google. Має описувати пропозицію та мотивувати клацнути на посилання. Включайте ключові слова природним чином.</w:t>
       </w:r>
     </w:p>
     <w:tbl>
@@ -7034,12 +6295,6 @@
         <w:gridCol w:w="9026"/>
       </w:tblGrid>
       <w:tr>
-        <w:tblPrEx>
-          <w:tblCellMar>
-            <w:top w:w="0" w:type="dxa"/>
-            <w:bottom w:w="0" w:type="dxa"/>
-          </w:tblCellMar>
-        </w:tblPrEx>
         <w:tc>
           <w:tcPr>
             <w:tcW w:w="0" w:type="auto"/>
@@ -7084,15 +6339,7 @@
         <w:spacing w:before="80" w:after="80"/>
       </w:pPr>
       <w:r>
-        <w:t xml:space="preserve">Розділ SEO у бічній панелі надає доступ до мета-тегів статичних сторінок сайту, які не мають окремих форм у </w:t>
-      </w:r>
-      <w:proofErr w:type="spellStart"/>
-      <w:r>
-        <w:t>адмін</w:t>
-      </w:r>
-      <w:proofErr w:type="spellEnd"/>
-      <w:r>
-        <w:t>-панелі: Головна, Про нас, Контакти тощо.</w:t>
+        <w:t>Розділ SEO у бічній панелі надає доступ до мета-тегів статичних сторінок сайту, які не мають окремих форм у адмін-панелі: Головна, Про нас, Контакти тощо.</w:t>
       </w:r>
     </w:p>
     <w:p>
@@ -7196,31 +6443,7 @@
         <w:spacing w:before="80" w:after="80"/>
       </w:pPr>
       <w:r>
-        <w:t xml:space="preserve">У таблиці відображаються всі ключові сторінки сайту із поточним статусом </w:t>
-      </w:r>
-      <w:proofErr w:type="spellStart"/>
-      <w:r>
-        <w:t>заповненості</w:t>
-      </w:r>
-      <w:proofErr w:type="spellEnd"/>
-      <w:r>
-        <w:t xml:space="preserve"> полів </w:t>
-      </w:r>
-      <w:proofErr w:type="spellStart"/>
-      <w:r>
-        <w:t>Title</w:t>
-      </w:r>
-      <w:proofErr w:type="spellEnd"/>
-      <w:r>
-        <w:t xml:space="preserve"> та </w:t>
-      </w:r>
-      <w:proofErr w:type="spellStart"/>
-      <w:r>
-        <w:t>Description</w:t>
-      </w:r>
-      <w:proofErr w:type="spellEnd"/>
-      <w:r>
-        <w:t>. Сторінки без заповнених SEO-даних позначені прочерком "</w:t>
+        <w:t>У таблиці відображаються всі ключові сторінки сайту із поточним статусом заповненості полів Title та Description. Сторінки без заповнених SEO-даних позначені прочерком "</w:t>
       </w:r>
       <w:r>
         <w:t>–</w:t>
@@ -7251,196 +6474,58 @@
         </w:numPr>
         <w:spacing w:before="60" w:after="60"/>
       </w:pPr>
-      <w:proofErr w:type="spellStart"/>
-      <w:r>
-        <w:rPr>
-          <w:b/>
-          <w:bCs/>
-        </w:rPr>
-        <w:t>Keywords</w:t>
-      </w:r>
-      <w:proofErr w:type="spellEnd"/>
-      <w:r>
-        <w:rPr>
-          <w:b/>
-          <w:bCs/>
-        </w:rPr>
-        <w:t>:</w:t>
-      </w:r>
-      <w:r>
-        <w:t xml:space="preserve"> ключові слова через кому. Хоча сучасний </w:t>
-      </w:r>
-      <w:proofErr w:type="spellStart"/>
-      <w:r>
-        <w:t>Google</w:t>
-      </w:r>
-      <w:proofErr w:type="spellEnd"/>
-      <w:r>
-        <w:t xml:space="preserve"> мало враховує цей тег, його заповнення рекомендується для інших пошукових систем.</w:t>
-      </w:r>
-    </w:p>
-    <w:p>
-      <w:pPr>
-        <w:pStyle w:val="a4"/>
-        <w:numPr>
-          <w:ilvl w:val="0"/>
-          <w:numId w:val="2"/>
-        </w:numPr>
-        <w:spacing w:before="60" w:after="60"/>
-      </w:pPr>
-      <w:proofErr w:type="spellStart"/>
-      <w:r>
-        <w:rPr>
-          <w:b/>
-          <w:bCs/>
-        </w:rPr>
-        <w:t>Open</w:t>
-      </w:r>
-      <w:proofErr w:type="spellEnd"/>
-      <w:r>
-        <w:rPr>
-          <w:b/>
-          <w:bCs/>
-        </w:rPr>
-        <w:t xml:space="preserve"> </w:t>
-      </w:r>
-      <w:proofErr w:type="spellStart"/>
-      <w:r>
-        <w:rPr>
-          <w:b/>
-          <w:bCs/>
-        </w:rPr>
-        <w:t>Graph</w:t>
-      </w:r>
-      <w:proofErr w:type="spellEnd"/>
-      <w:r>
-        <w:rPr>
-          <w:b/>
-          <w:bCs/>
-        </w:rPr>
-        <w:t xml:space="preserve"> </w:t>
-      </w:r>
-      <w:proofErr w:type="spellStart"/>
-      <w:r>
-        <w:rPr>
-          <w:b/>
-          <w:bCs/>
-        </w:rPr>
-        <w:t>Title</w:t>
-      </w:r>
-      <w:proofErr w:type="spellEnd"/>
-      <w:r>
-        <w:rPr>
-          <w:b/>
-          <w:bCs/>
-        </w:rPr>
-        <w:t xml:space="preserve"> та </w:t>
-      </w:r>
-      <w:proofErr w:type="spellStart"/>
-      <w:r>
-        <w:rPr>
-          <w:b/>
-          <w:bCs/>
-        </w:rPr>
-        <w:t>Description</w:t>
-      </w:r>
-      <w:proofErr w:type="spellEnd"/>
-      <w:r>
-        <w:rPr>
-          <w:b/>
-          <w:bCs/>
-        </w:rPr>
-        <w:t>:</w:t>
-      </w:r>
-      <w:r>
-        <w:t xml:space="preserve"> спеціальні теги для відображення красивого </w:t>
-      </w:r>
-      <w:proofErr w:type="spellStart"/>
-      <w:r>
-        <w:t>превью</w:t>
-      </w:r>
-      <w:proofErr w:type="spellEnd"/>
-      <w:r>
-        <w:t xml:space="preserve"> посилання при публікації у соціальних мережах (</w:t>
-      </w:r>
-      <w:proofErr w:type="spellStart"/>
-      <w:r>
-        <w:t>Facebook</w:t>
-      </w:r>
-      <w:proofErr w:type="spellEnd"/>
-      <w:r>
-        <w:t xml:space="preserve">, </w:t>
-      </w:r>
-      <w:proofErr w:type="spellStart"/>
-      <w:r>
-        <w:t>Telegram</w:t>
-      </w:r>
-      <w:proofErr w:type="spellEnd"/>
-      <w:r>
-        <w:t xml:space="preserve">, </w:t>
-      </w:r>
-      <w:proofErr w:type="spellStart"/>
-      <w:r>
-        <w:t>Viber</w:t>
-      </w:r>
-      <w:proofErr w:type="spellEnd"/>
-      <w:r>
-        <w:t xml:space="preserve">). Якщо не заповнені </w:t>
+      <w:r>
+        <w:rPr>
+          <w:b/>
+          <w:bCs/>
+        </w:rPr>
+        <w:t>Keywords:</w:t>
+      </w:r>
+      <w:r>
+        <w:t xml:space="preserve"> ключові слова через кому. Хоча сучасний Google мало враховує цей тег, його заповнення рекомендується для інших пошукових систем.</w:t>
+      </w:r>
+    </w:p>
+    <w:p>
+      <w:pPr>
+        <w:pStyle w:val="a4"/>
+        <w:numPr>
+          <w:ilvl w:val="0"/>
+          <w:numId w:val="2"/>
+        </w:numPr>
+        <w:spacing w:before="60" w:after="60"/>
+      </w:pPr>
+      <w:r>
+        <w:rPr>
+          <w:b/>
+          <w:bCs/>
+        </w:rPr>
+        <w:t>Open Graph Title та Description:</w:t>
+      </w:r>
+      <w:r>
+        <w:t xml:space="preserve"> спеціальні теги для відображення красивого превью посилання при публікації у соціальних мережах (Facebook, Telegram, Viber). Якщо не заповнені </w:t>
       </w:r>
       <w:r>
         <w:t>–</w:t>
       </w:r>
       <w:r>
-        <w:t xml:space="preserve"> використовуються звичайні SEO </w:t>
-      </w:r>
-      <w:proofErr w:type="spellStart"/>
-      <w:r>
-        <w:t>Title</w:t>
-      </w:r>
-      <w:proofErr w:type="spellEnd"/>
-      <w:r>
-        <w:t xml:space="preserve"> та </w:t>
-      </w:r>
-      <w:proofErr w:type="spellStart"/>
-      <w:r>
-        <w:t>Description</w:t>
-      </w:r>
-      <w:proofErr w:type="spellEnd"/>
-      <w:r>
-        <w:t>.</w:t>
-      </w:r>
-    </w:p>
-    <w:p>
-      <w:pPr>
-        <w:pStyle w:val="a4"/>
-        <w:numPr>
-          <w:ilvl w:val="0"/>
-          <w:numId w:val="2"/>
-        </w:numPr>
-        <w:spacing w:before="60" w:after="60"/>
-      </w:pPr>
-      <w:r>
-        <w:rPr>
-          <w:b/>
-          <w:bCs/>
-        </w:rPr>
-        <w:t xml:space="preserve">OG </w:t>
-      </w:r>
-      <w:proofErr w:type="spellStart"/>
-      <w:r>
-        <w:rPr>
-          <w:b/>
-          <w:bCs/>
-        </w:rPr>
-        <w:t>Image</w:t>
-      </w:r>
-      <w:proofErr w:type="spellEnd"/>
-      <w:r>
-        <w:rPr>
-          <w:b/>
-          <w:bCs/>
-        </w:rPr>
-        <w:t>:</w:t>
+        <w:t xml:space="preserve"> використовуються звичайні SEO Title та Description.</w:t>
+      </w:r>
+    </w:p>
+    <w:p>
+      <w:pPr>
+        <w:pStyle w:val="a4"/>
+        <w:numPr>
+          <w:ilvl w:val="0"/>
+          <w:numId w:val="2"/>
+        </w:numPr>
+        <w:spacing w:before="60" w:after="60"/>
+      </w:pPr>
+      <w:r>
+        <w:rPr>
+          <w:b/>
+          <w:bCs/>
+        </w:rPr>
+        <w:t>OG Image:</w:t>
       </w:r>
       <w:r>
         <w:t xml:space="preserve"> зображення, яке показується при репості посилання у соцмережах. Рекомендований розмір: 1200×630 пікселів.</w:t>
@@ -7460,35 +6545,14 @@
       <w:pPr>
         <w:spacing w:before="80" w:after="80"/>
       </w:pPr>
-      <w:proofErr w:type="spellStart"/>
-      <w:r>
-        <w:t>Адмін</w:t>
-      </w:r>
-      <w:proofErr w:type="spellEnd"/>
-      <w:r>
-        <w:t xml:space="preserve">-панель має вбудований інструмент масового заповнення SEO-полів за допомогою штучного інтелекту </w:t>
+      <w:r>
+        <w:t xml:space="preserve">Адмін-панель має вбудований інструмент масового заповнення SEO-полів за допомогою штучного інтелекту </w:t>
       </w:r>
       <w:r>
         <w:t>–</w:t>
       </w:r>
       <w:r>
-        <w:t xml:space="preserve"> </w:t>
-      </w:r>
-      <w:proofErr w:type="spellStart"/>
-      <w:r>
-        <w:t>ChatGPT</w:t>
-      </w:r>
-      <w:proofErr w:type="spellEnd"/>
-      <w:r>
-        <w:t xml:space="preserve"> або </w:t>
-      </w:r>
-      <w:proofErr w:type="spellStart"/>
-      <w:r>
-        <w:t>Claude</w:t>
-      </w:r>
-      <w:proofErr w:type="spellEnd"/>
-      <w:r>
-        <w:t>. Це значно прискорює роботу при великій кількості незаповнених сторінок.</w:t>
+        <w:t xml:space="preserve"> ChatGPT або Claude. Це значно прискорює роботу при великій кількості незаповнених сторінок.</w:t>
       </w:r>
     </w:p>
     <w:p>
@@ -7608,23 +6672,7 @@
           <w:b/>
           <w:bCs/>
         </w:rPr>
-        <w:t xml:space="preserve">Натисніть "Згенерувати </w:t>
-      </w:r>
-      <w:proofErr w:type="spellStart"/>
-      <w:r>
-        <w:rPr>
-          <w:b/>
-          <w:bCs/>
-        </w:rPr>
-        <w:t>промпт</w:t>
-      </w:r>
-      <w:proofErr w:type="spellEnd"/>
-      <w:r>
-        <w:rPr>
-          <w:b/>
-          <w:bCs/>
-        </w:rPr>
-        <w:t xml:space="preserve"> для AI"</w:t>
+        <w:t>Натисніть "Згенерувати промпт для AI"</w:t>
       </w:r>
       <w:r>
         <w:t xml:space="preserve"> </w:t>
@@ -7633,15 +6681,7 @@
         <w:t>–</w:t>
       </w:r>
       <w:r>
-        <w:t xml:space="preserve"> система автоматично проаналізує всі сторінки та підготує детальний </w:t>
-      </w:r>
-      <w:proofErr w:type="spellStart"/>
-      <w:r>
-        <w:t>промпт</w:t>
-      </w:r>
-      <w:proofErr w:type="spellEnd"/>
-      <w:r>
-        <w:t xml:space="preserve"> із переліком сторінок, де бракує SEO-даних.</w:t>
+        <w:t xml:space="preserve"> система автоматично проаналізує всі сторінки та підготує детальний промпт із переліком сторінок, де бракує SEO-даних.</w:t>
       </w:r>
     </w:p>
     <w:p>
@@ -7659,27 +6699,10 @@
           <w:bCs/>
         </w:rPr>
         <w:lastRenderedPageBreak/>
-        <w:t xml:space="preserve">Скопіюйте сформований </w:t>
-      </w:r>
-      <w:proofErr w:type="spellStart"/>
-      <w:r>
-        <w:rPr>
-          <w:b/>
-          <w:bCs/>
-        </w:rPr>
-        <w:t>промпт</w:t>
-      </w:r>
-      <w:proofErr w:type="spellEnd"/>
-      <w:r>
-        <w:t xml:space="preserve"> натискаючи кнопку "Скопіювати </w:t>
-      </w:r>
-      <w:proofErr w:type="spellStart"/>
-      <w:r>
-        <w:t>промпт</w:t>
-      </w:r>
-      <w:proofErr w:type="spellEnd"/>
-      <w:r>
-        <w:t>".</w:t>
+        <w:t>Скопіюйте сформований промпт</w:t>
+      </w:r>
+      <w:r>
+        <w:t xml:space="preserve"> натискаючи кнопку "Скопіювати промпт".</w:t>
       </w:r>
     </w:p>
     <w:p>
@@ -7696,33 +6719,8 @@
           <w:b/>
           <w:bCs/>
         </w:rPr>
-        <w:t xml:space="preserve">Відкрийте </w:t>
-      </w:r>
-      <w:proofErr w:type="spellStart"/>
-      <w:r>
-        <w:rPr>
-          <w:b/>
-          <w:bCs/>
-        </w:rPr>
-        <w:t>ChatGPT</w:t>
-      </w:r>
-      <w:proofErr w:type="spellEnd"/>
-      <w:r>
-        <w:rPr>
-          <w:b/>
-          <w:bCs/>
-        </w:rPr>
-        <w:t xml:space="preserve"> або </w:t>
-      </w:r>
-      <w:proofErr w:type="spellStart"/>
-      <w:r>
-        <w:rPr>
-          <w:b/>
-          <w:bCs/>
-        </w:rPr>
-        <w:t>Claude</w:t>
-      </w:r>
-      <w:proofErr w:type="spellEnd"/>
+        <w:t>Відкрийте ChatGPT або Claude</w:t>
+      </w:r>
       <w:r>
         <w:t xml:space="preserve"> та вставте скопійований текст. AI проаналізує структуру сайту та поверне готові SEO-дані у форматі JSON.</w:t>
       </w:r>
@@ -7764,15 +6762,7 @@
         <w:t>Вставте JSON у поле "Імпорт"</w:t>
       </w:r>
       <w:r>
-        <w:t xml:space="preserve"> в розділі SEO </w:t>
-      </w:r>
-      <w:proofErr w:type="spellStart"/>
-      <w:r>
-        <w:t>адмін</w:t>
-      </w:r>
-      <w:proofErr w:type="spellEnd"/>
-      <w:r>
-        <w:t>-панелі та натисніть "Застосувати". Система автоматично оновить SEO-поля для всіх сторінок одночасно.</w:t>
+        <w:t xml:space="preserve"> в розділі SEO адмін-панелі та натисніть "Застосувати". Система автоматично оновить SEO-поля для всіх сторінок одночасно.</w:t>
       </w:r>
     </w:p>
     <w:p>
@@ -7862,29 +6852,7 @@
           <w:sz w:val="18"/>
           <w:szCs w:val="18"/>
         </w:rPr>
-        <w:t xml:space="preserve"> Повний </w:t>
-      </w:r>
-      <w:proofErr w:type="spellStart"/>
-      <w:r>
-        <w:rPr>
-          <w:i/>
-          <w:iCs/>
-          <w:color w:val="555555"/>
-          <w:sz w:val="18"/>
-          <w:szCs w:val="18"/>
-        </w:rPr>
-        <w:t>промпт</w:t>
-      </w:r>
-      <w:proofErr w:type="spellEnd"/>
-      <w:r>
-        <w:rPr>
-          <w:i/>
-          <w:iCs/>
-          <w:color w:val="555555"/>
-          <w:sz w:val="18"/>
-          <w:szCs w:val="18"/>
-        </w:rPr>
-        <w:t xml:space="preserve"> та поле імпорту JSON від AI</w:t>
+        <w:t xml:space="preserve"> Повний промпт та поле імпорту JSON від AI</w:t>
       </w:r>
     </w:p>
     <w:tbl>
@@ -7908,12 +6876,6 @@
         <w:gridCol w:w="9026"/>
       </w:tblGrid>
       <w:tr>
-        <w:tblPrEx>
-          <w:tblCellMar>
-            <w:top w:w="0" w:type="dxa"/>
-            <w:bottom w:w="0" w:type="dxa"/>
-          </w:tblCellMar>
-        </w:tblPrEx>
         <w:tc>
           <w:tcPr>
             <w:tcW w:w="0" w:type="auto"/>
@@ -7960,23 +6922,7 @@
         <w:spacing w:before="80" w:after="80"/>
       </w:pPr>
       <w:r>
-        <w:t xml:space="preserve">Розділ "Сервіси" призначений для опису послуг компанії </w:t>
-      </w:r>
-      <w:proofErr w:type="spellStart"/>
-      <w:r>
-        <w:t>Vogel</w:t>
-      </w:r>
-      <w:proofErr w:type="spellEnd"/>
-      <w:r>
-        <w:t xml:space="preserve"> </w:t>
-      </w:r>
-      <w:proofErr w:type="spellStart"/>
-      <w:r>
-        <w:t>Travel</w:t>
-      </w:r>
-      <w:proofErr w:type="spellEnd"/>
-      <w:r>
-        <w:t>, які відображаються на відповідній сторінці сайту. Типові сервіси: авіаквитки, страхування, візова підтримка, трансфер, екскурсії тощо.</w:t>
+        <w:t>Розділ "Сервіси" призначений для опису послуг компанії Vogel Travel, які відображаються на відповідній сторінці сайту. Типові сервіси: авіаквитки, страхування, візова підтримка, трансфер, екскурсії тощо.</w:t>
       </w:r>
     </w:p>
     <w:p>
@@ -8199,23 +7145,7 @@
         <w:spacing w:before="80" w:after="80"/>
       </w:pPr>
       <w:r>
-        <w:t xml:space="preserve">Розділ "Партнери" дозволяє керувати авіакомпаніями та туристичними брендами-партнерами, що відображаються на інтерактивній карті світу на сайті </w:t>
-      </w:r>
-      <w:proofErr w:type="spellStart"/>
-      <w:r>
-        <w:t>Vogel</w:t>
-      </w:r>
-      <w:proofErr w:type="spellEnd"/>
-      <w:r>
-        <w:t xml:space="preserve"> </w:t>
-      </w:r>
-      <w:proofErr w:type="spellStart"/>
-      <w:r>
-        <w:t>Travel</w:t>
-      </w:r>
-      <w:proofErr w:type="spellEnd"/>
-      <w:r>
-        <w:t>.</w:t>
+        <w:t>Розділ "Партнери" дозволяє керувати авіакомпаніями та туристичними брендами-партнерами, що відображаються на інтерактивній карті світу на сайті Vogel Travel.</w:t>
       </w:r>
     </w:p>
     <w:p>
@@ -8335,56 +7265,24 @@
         <w:t>Назва партнера:</w:t>
       </w:r>
       <w:r>
-        <w:t xml:space="preserve"> офіційна назва авіакомпанії або бренду. Наприклад: "</w:t>
-      </w:r>
-      <w:proofErr w:type="spellStart"/>
-      <w:r>
-        <w:t>Emirates</w:t>
-      </w:r>
-      <w:proofErr w:type="spellEnd"/>
-      <w:r>
-        <w:t xml:space="preserve"> </w:t>
-      </w:r>
-      <w:proofErr w:type="spellStart"/>
-      <w:r>
-        <w:t>Airlines</w:t>
-      </w:r>
-      <w:proofErr w:type="spellEnd"/>
-      <w:r>
-        <w:t>".</w:t>
-      </w:r>
-    </w:p>
-    <w:p>
-      <w:pPr>
-        <w:pStyle w:val="a4"/>
-        <w:numPr>
-          <w:ilvl w:val="0"/>
-          <w:numId w:val="2"/>
-        </w:numPr>
-        <w:spacing w:before="60" w:after="60"/>
-      </w:pPr>
-      <w:r>
-        <w:rPr>
-          <w:b/>
-          <w:bCs/>
-        </w:rPr>
-        <w:t>URL адреса (</w:t>
-      </w:r>
-      <w:proofErr w:type="spellStart"/>
-      <w:r>
-        <w:rPr>
-          <w:b/>
-          <w:bCs/>
-        </w:rPr>
-        <w:t>Slug</w:t>
-      </w:r>
-      <w:proofErr w:type="spellEnd"/>
-      <w:r>
-        <w:rPr>
-          <w:b/>
-          <w:bCs/>
-        </w:rPr>
-        <w:t>):</w:t>
+        <w:t xml:space="preserve"> офіційна назва авіакомпанії або бренду. Наприклад: "Emirates Airlines".</w:t>
+      </w:r>
+    </w:p>
+    <w:p>
+      <w:pPr>
+        <w:pStyle w:val="a4"/>
+        <w:numPr>
+          <w:ilvl w:val="0"/>
+          <w:numId w:val="2"/>
+        </w:numPr>
+        <w:spacing w:before="60" w:after="60"/>
+      </w:pPr>
+      <w:r>
+        <w:rPr>
+          <w:b/>
+          <w:bCs/>
+        </w:rPr>
+        <w:t>URL адреса (Slug):</w:t>
       </w:r>
       <w:r>
         <w:t xml:space="preserve"> унікальна адреса сторінки партнера. Формується автоматично.</w:t>
@@ -8460,21 +7358,12 @@
         </w:numPr>
         <w:spacing w:before="60" w:after="60"/>
       </w:pPr>
-      <w:proofErr w:type="spellStart"/>
-      <w:r>
-        <w:rPr>
-          <w:b/>
-          <w:bCs/>
-        </w:rPr>
-        <w:t>Alt</w:t>
-      </w:r>
-      <w:proofErr w:type="spellEnd"/>
-      <w:r>
-        <w:rPr>
-          <w:b/>
-          <w:bCs/>
-        </w:rPr>
-        <w:t xml:space="preserve"> текст для фото:</w:t>
+      <w:r>
+        <w:rPr>
+          <w:b/>
+          <w:bCs/>
+        </w:rPr>
+        <w:t>Alt текст для фото:</w:t>
       </w:r>
       <w:r>
         <w:t xml:space="preserve"> опис фото обкладинки для SEO.</w:t>
@@ -8647,58 +7536,10 @@
           <w:b/>
           <w:bCs/>
         </w:rPr>
-        <w:t>Скорочення (</w:t>
-      </w:r>
-      <w:proofErr w:type="spellStart"/>
-      <w:r>
-        <w:rPr>
-          <w:b/>
-          <w:bCs/>
-        </w:rPr>
-        <w:t>tag</w:t>
-      </w:r>
-      <w:proofErr w:type="spellEnd"/>
-      <w:r>
-        <w:rPr>
-          <w:b/>
-          <w:bCs/>
-        </w:rPr>
-        <w:t>):</w:t>
-      </w:r>
-      <w:r>
-        <w:t xml:space="preserve"> 2–3 великі латинські літери, що відображаються всередині маркера на карті. Для </w:t>
-      </w:r>
-      <w:proofErr w:type="spellStart"/>
-      <w:r>
-        <w:t>Emirates</w:t>
-      </w:r>
-      <w:proofErr w:type="spellEnd"/>
-      <w:r>
-        <w:t xml:space="preserve">: "EK", для </w:t>
-      </w:r>
-      <w:proofErr w:type="spellStart"/>
-      <w:r>
-        <w:t>Air</w:t>
-      </w:r>
-      <w:proofErr w:type="spellEnd"/>
-      <w:r>
-        <w:t xml:space="preserve"> </w:t>
-      </w:r>
-      <w:proofErr w:type="spellStart"/>
-      <w:r>
-        <w:t>France</w:t>
-      </w:r>
-      <w:proofErr w:type="spellEnd"/>
-      <w:r>
-        <w:t xml:space="preserve">: "AF", для </w:t>
-      </w:r>
-      <w:proofErr w:type="spellStart"/>
-      <w:r>
-        <w:t>Lufthansa</w:t>
-      </w:r>
-      <w:proofErr w:type="spellEnd"/>
-      <w:r>
-        <w:t>: "LH".</w:t>
+        <w:t>Скорочення (tag):</w:t>
+      </w:r>
+      <w:r>
+        <w:t xml:space="preserve"> 2–3 великі латинські літери, що відображаються всередині маркера на карті. Для Emirates: "EK", для Air France: "AF", для Lufthansa: "LH".</w:t>
       </w:r>
     </w:p>
     <w:p>
@@ -8718,83 +7559,27 @@
         <w:t>Колір маркера:</w:t>
       </w:r>
       <w:r>
-        <w:t xml:space="preserve"> HEX-код фірмового кольору бренду. Натисніть на кольоровий квадрат або введіть код вручну. Наприклад: #C01F2F (червоний </w:t>
-      </w:r>
-      <w:proofErr w:type="spellStart"/>
-      <w:r>
-        <w:t>Emirates</w:t>
-      </w:r>
-      <w:proofErr w:type="spellEnd"/>
-      <w:r>
-        <w:t>). Колір повинен асоціюватися з брендом для зручної ідентифікації на карті.</w:t>
-      </w:r>
-    </w:p>
-    <w:p>
-      <w:pPr>
-        <w:pStyle w:val="a4"/>
-        <w:numPr>
-          <w:ilvl w:val="0"/>
-          <w:numId w:val="2"/>
-        </w:numPr>
-        <w:spacing w:before="60" w:after="60"/>
-      </w:pPr>
-      <w:r>
-        <w:rPr>
-          <w:b/>
-          <w:bCs/>
-        </w:rPr>
-        <w:t xml:space="preserve">Координати (з </w:t>
-      </w:r>
-      <w:proofErr w:type="spellStart"/>
-      <w:r>
-        <w:rPr>
-          <w:b/>
-          <w:bCs/>
-        </w:rPr>
-        <w:t>Google</w:t>
-      </w:r>
-      <w:proofErr w:type="spellEnd"/>
-      <w:r>
-        <w:rPr>
-          <w:b/>
-          <w:bCs/>
-        </w:rPr>
-        <w:t xml:space="preserve"> </w:t>
-      </w:r>
-      <w:proofErr w:type="spellStart"/>
-      <w:r>
-        <w:rPr>
-          <w:b/>
-          <w:bCs/>
-        </w:rPr>
-        <w:t>Maps</w:t>
-      </w:r>
-      <w:proofErr w:type="spellEnd"/>
-      <w:r>
-        <w:rPr>
-          <w:b/>
-          <w:bCs/>
-        </w:rPr>
-        <w:t>):</w:t>
-      </w:r>
-      <w:r>
-        <w:t xml:space="preserve"> широта та довгота штаб-квартири або основного хабу партнера. Щоб отримати координати: відкрийте </w:t>
-      </w:r>
-      <w:proofErr w:type="spellStart"/>
-      <w:r>
-        <w:t>Google</w:t>
-      </w:r>
-      <w:proofErr w:type="spellEnd"/>
-      <w:r>
-        <w:t xml:space="preserve"> </w:t>
-      </w:r>
-      <w:proofErr w:type="spellStart"/>
-      <w:r>
-        <w:t>Maps</w:t>
-      </w:r>
-      <w:proofErr w:type="spellEnd"/>
-      <w:r>
-        <w:t>, натисніть правою кнопкою миші на потрібне місце та виберіть "Що тут?". Скопіюйте координати у форматі: "50.423646, 30.568666".</w:t>
+        <w:t xml:space="preserve"> HEX-код фірмового кольору бренду. Натисніть на кольоровий квадрат або введіть код вручну. Наприклад: #C01F2F (червоний Emirates). Колір повинен асоціюватися з брендом для зручної ідентифікації на карті.</w:t>
+      </w:r>
+    </w:p>
+    <w:p>
+      <w:pPr>
+        <w:pStyle w:val="a4"/>
+        <w:numPr>
+          <w:ilvl w:val="0"/>
+          <w:numId w:val="2"/>
+        </w:numPr>
+        <w:spacing w:before="60" w:after="60"/>
+      </w:pPr>
+      <w:r>
+        <w:rPr>
+          <w:b/>
+          <w:bCs/>
+        </w:rPr>
+        <w:t>Координати (з Google Maps):</w:t>
+      </w:r>
+      <w:r>
+        <w:t xml:space="preserve"> широта та довгота штаб-квартири або основного хабу партнера. Щоб отримати координати: відкрийте Google Maps, натисніть правою кнопкою миші на потрібне місце та виберіть "Що тут?". Скопіюйте координати у форматі: "50.423646, 30.568666".</w:t>
       </w:r>
     </w:p>
     <w:p>
@@ -8875,29 +7660,16 @@
       <w:bookmarkStart w:id="34" w:name="_Toc225422124"/>
       <w:r>
         <w:lastRenderedPageBreak/>
-        <w:t xml:space="preserve">9. Загальні налаштування та </w:t>
-      </w:r>
-      <w:proofErr w:type="spellStart"/>
-      <w:r>
-        <w:t>Telegram</w:t>
+        <w:t>9. Загальні налаштування та Telegram</w:t>
       </w:r>
       <w:bookmarkEnd w:id="34"/>
-      <w:proofErr w:type="spellEnd"/>
     </w:p>
     <w:p>
       <w:pPr>
         <w:spacing w:before="80" w:after="80"/>
       </w:pPr>
       <w:r>
-        <w:t xml:space="preserve">Розділ "Налаштування" містить глобальну інформацію сайту: контактні дані, посилання на соціальні мережі та параметри </w:t>
-      </w:r>
-      <w:proofErr w:type="spellStart"/>
-      <w:r>
-        <w:t>Telegram</w:t>
-      </w:r>
-      <w:proofErr w:type="spellEnd"/>
-      <w:r>
-        <w:t>-бота для отримання сповіщень про нові замовлення.</w:t>
+        <w:t>Розділ "Налаштування" містить глобальну інформацію сайту: контактні дані, посилання на соціальні мережі та параметри Telegram-бота для отримання сповіщень про нові замовлення.</w:t>
       </w:r>
     </w:p>
     <w:p>
@@ -8987,29 +7759,7 @@
           <w:sz w:val="18"/>
           <w:szCs w:val="18"/>
         </w:rPr>
-        <w:t xml:space="preserve"> Загальні налаштування: контакти, соцмережі та </w:t>
-      </w:r>
-      <w:proofErr w:type="spellStart"/>
-      <w:r>
-        <w:rPr>
-          <w:i/>
-          <w:iCs/>
-          <w:color w:val="555555"/>
-          <w:sz w:val="18"/>
-          <w:szCs w:val="18"/>
-        </w:rPr>
-        <w:t>Telegram</w:t>
-      </w:r>
-      <w:proofErr w:type="spellEnd"/>
-      <w:r>
-        <w:rPr>
-          <w:i/>
-          <w:iCs/>
-          <w:color w:val="555555"/>
-          <w:sz w:val="18"/>
-          <w:szCs w:val="18"/>
-        </w:rPr>
-        <w:t>-бот</w:t>
+        <w:t xml:space="preserve"> Загальні налаштування: контакти, соцмережі та Telegram-бот</w:t>
       </w:r>
     </w:p>
     <w:p>
@@ -9079,22 +7829,13 @@
         </w:numPr>
         <w:spacing w:before="60" w:after="60"/>
       </w:pPr>
-      <w:proofErr w:type="spellStart"/>
       <w:r>
         <w:rPr>
           <w:b/>
           <w:bCs/>
         </w:rPr>
         <w:lastRenderedPageBreak/>
-        <w:t>Email</w:t>
-      </w:r>
-      <w:proofErr w:type="spellEnd"/>
-      <w:r>
-        <w:rPr>
-          <w:b/>
-          <w:bCs/>
-        </w:rPr>
-        <w:t xml:space="preserve"> адреса:</w:t>
+        <w:t>Email адреса:</w:t>
       </w:r>
       <w:r>
         <w:t xml:space="preserve"> використовується для текстових посилань "Написати нам" та відображення на сторінці контактів.</w:t>
@@ -9147,143 +7888,75 @@
         </w:numPr>
         <w:spacing w:before="60" w:after="60"/>
       </w:pPr>
-      <w:proofErr w:type="spellStart"/>
-      <w:r>
-        <w:rPr>
-          <w:b/>
-          <w:bCs/>
-        </w:rPr>
-        <w:t>Instagram</w:t>
-      </w:r>
-      <w:proofErr w:type="spellEnd"/>
-      <w:r>
-        <w:rPr>
-          <w:b/>
-          <w:bCs/>
-        </w:rPr>
-        <w:t xml:space="preserve"> URL:</w:t>
-      </w:r>
-      <w:r>
-        <w:t xml:space="preserve"> повне посилання на </w:t>
-      </w:r>
-      <w:proofErr w:type="spellStart"/>
-      <w:r>
-        <w:t>Instagram</w:t>
-      </w:r>
-      <w:proofErr w:type="spellEnd"/>
-      <w:r>
-        <w:t>-сторінку. Наприклад: https://www.instagram.com/vogelfamily.travel</w:t>
-      </w:r>
-    </w:p>
-    <w:p>
-      <w:pPr>
-        <w:pStyle w:val="a4"/>
-        <w:numPr>
-          <w:ilvl w:val="0"/>
-          <w:numId w:val="2"/>
-        </w:numPr>
-        <w:spacing w:before="60" w:after="60"/>
-      </w:pPr>
-      <w:proofErr w:type="spellStart"/>
-      <w:r>
-        <w:rPr>
-          <w:b/>
-          <w:bCs/>
-        </w:rPr>
-        <w:t>Facebook</w:t>
-      </w:r>
-      <w:proofErr w:type="spellEnd"/>
-      <w:r>
-        <w:rPr>
-          <w:b/>
-          <w:bCs/>
-        </w:rPr>
-        <w:t xml:space="preserve"> URL:</w:t>
-      </w:r>
-      <w:r>
-        <w:t xml:space="preserve"> посилання на </w:t>
-      </w:r>
-      <w:proofErr w:type="spellStart"/>
-      <w:r>
-        <w:t>Facebook</w:t>
-      </w:r>
-      <w:proofErr w:type="spellEnd"/>
-      <w:r>
-        <w:t>-сторінку компанії.</w:t>
-      </w:r>
-    </w:p>
-    <w:p>
-      <w:pPr>
-        <w:pStyle w:val="a4"/>
-        <w:numPr>
-          <w:ilvl w:val="0"/>
-          <w:numId w:val="2"/>
-        </w:numPr>
-        <w:spacing w:before="60" w:after="60"/>
-      </w:pPr>
-      <w:proofErr w:type="spellStart"/>
-      <w:r>
-        <w:rPr>
-          <w:b/>
-          <w:bCs/>
-        </w:rPr>
-        <w:t>Telegram</w:t>
-      </w:r>
-      <w:proofErr w:type="spellEnd"/>
-      <w:r>
-        <w:rPr>
-          <w:b/>
-          <w:bCs/>
-        </w:rPr>
-        <w:t xml:space="preserve"> URL:</w:t>
-      </w:r>
-      <w:r>
-        <w:t xml:space="preserve"> пряме посилання на </w:t>
-      </w:r>
-      <w:proofErr w:type="spellStart"/>
-      <w:r>
-        <w:t>Telegram</w:t>
-      </w:r>
-      <w:proofErr w:type="spellEnd"/>
-      <w:r>
-        <w:t>-аккаунт менеджера для зв'язку. Формат: https://t.me/username</w:t>
-      </w:r>
-    </w:p>
-    <w:p>
-      <w:pPr>
-        <w:pStyle w:val="a4"/>
-        <w:numPr>
-          <w:ilvl w:val="0"/>
-          <w:numId w:val="2"/>
-        </w:numPr>
-        <w:spacing w:before="60" w:after="60"/>
-      </w:pPr>
-      <w:proofErr w:type="spellStart"/>
-      <w:r>
-        <w:rPr>
-          <w:b/>
-          <w:bCs/>
-        </w:rPr>
-        <w:t>WhatsApp</w:t>
-      </w:r>
-      <w:proofErr w:type="spellEnd"/>
-      <w:r>
-        <w:rPr>
-          <w:b/>
-          <w:bCs/>
-        </w:rPr>
-        <w:t xml:space="preserve"> URL:</w:t>
-      </w:r>
-      <w:r>
-        <w:t xml:space="preserve"> посилання на </w:t>
-      </w:r>
-      <w:proofErr w:type="spellStart"/>
-      <w:r>
-        <w:t>WhatsApp</w:t>
-      </w:r>
-      <w:proofErr w:type="spellEnd"/>
-      <w:r>
-        <w:t xml:space="preserve">-чат із менеджером. Формат: https://wa.me/380XXXXXXXXX (замість X </w:t>
+      <w:r>
+        <w:rPr>
+          <w:b/>
+          <w:bCs/>
+        </w:rPr>
+        <w:t>Instagram URL:</w:t>
+      </w:r>
+      <w:r>
+        <w:t xml:space="preserve"> повне посилання на Instagram-сторінку. Наприклад: https://www.instagram.com/vogelfamily.travel</w:t>
+      </w:r>
+    </w:p>
+    <w:p>
+      <w:pPr>
+        <w:pStyle w:val="a4"/>
+        <w:numPr>
+          <w:ilvl w:val="0"/>
+          <w:numId w:val="2"/>
+        </w:numPr>
+        <w:spacing w:before="60" w:after="60"/>
+      </w:pPr>
+      <w:r>
+        <w:rPr>
+          <w:b/>
+          <w:bCs/>
+        </w:rPr>
+        <w:t>Facebook URL:</w:t>
+      </w:r>
+      <w:r>
+        <w:t xml:space="preserve"> посилання на Facebook-сторінку компанії.</w:t>
+      </w:r>
+    </w:p>
+    <w:p>
+      <w:pPr>
+        <w:pStyle w:val="a4"/>
+        <w:numPr>
+          <w:ilvl w:val="0"/>
+          <w:numId w:val="2"/>
+        </w:numPr>
+        <w:spacing w:before="60" w:after="60"/>
+      </w:pPr>
+      <w:r>
+        <w:rPr>
+          <w:b/>
+          <w:bCs/>
+        </w:rPr>
+        <w:t>Telegram URL:</w:t>
+      </w:r>
+      <w:r>
+        <w:t xml:space="preserve"> пряме посилання на Telegram-аккаунт менеджера для зв'язку. Формат: https://t.me/username</w:t>
+      </w:r>
+    </w:p>
+    <w:p>
+      <w:pPr>
+        <w:pStyle w:val="a4"/>
+        <w:numPr>
+          <w:ilvl w:val="0"/>
+          <w:numId w:val="2"/>
+        </w:numPr>
+        <w:spacing w:before="60" w:after="60"/>
+      </w:pPr>
+      <w:r>
+        <w:rPr>
+          <w:b/>
+          <w:bCs/>
+        </w:rPr>
+        <w:t>WhatsApp URL:</w:t>
+      </w:r>
+      <w:r>
+        <w:t xml:space="preserve"> посилання на WhatsApp-чат із менеджером. Формат: https://wa.me/380XXXXXXXXX (замість X </w:t>
       </w:r>
       <w:r>
         <w:t>–</w:t>
@@ -9298,15 +7971,7 @@
       </w:pPr>
       <w:bookmarkStart w:id="37" w:name="_Toc225422127"/>
       <w:r>
-        <w:t xml:space="preserve">9.3. Налаштування </w:t>
-      </w:r>
-      <w:proofErr w:type="spellStart"/>
-      <w:r>
-        <w:t>Telegram</w:t>
-      </w:r>
-      <w:proofErr w:type="spellEnd"/>
-      <w:r>
-        <w:t>-сповіщень</w:t>
+        <w:t>9.3. Налаштування Telegram-сповіщень</w:t>
       </w:r>
       <w:bookmarkEnd w:id="37"/>
     </w:p>
@@ -9315,15 +7980,7 @@
         <w:spacing w:before="80" w:after="80"/>
       </w:pPr>
       <w:r>
-        <w:t xml:space="preserve">Сайт оснащений системою миттєвих сповіщень. Коли клієнт натискає "Замовити тур" або залишає запит у формі зворотного зв'язку, адміністратор отримує повідомлення у </w:t>
-      </w:r>
-      <w:proofErr w:type="spellStart"/>
-      <w:r>
-        <w:t>Telegram</w:t>
-      </w:r>
-      <w:proofErr w:type="spellEnd"/>
-      <w:r>
-        <w:t xml:space="preserve"> із детальною інформацією про замовлення.</w:t>
+        <w:t>Сайт оснащений системою миттєвих сповіщень. Коли клієнт натискає "Замовити тур" або залишає запит у формі зворотного зв'язку, адміністратор отримує повідомлення у Telegram із детальною інформацією про замовлення.</w:t>
       </w:r>
     </w:p>
     <w:p>
@@ -9353,66 +8010,10 @@
           <w:b/>
           <w:bCs/>
         </w:rPr>
-        <w:t xml:space="preserve">Створити бота в </w:t>
-      </w:r>
-      <w:proofErr w:type="spellStart"/>
-      <w:r>
-        <w:rPr>
-          <w:b/>
-          <w:bCs/>
-        </w:rPr>
-        <w:t>Telegram</w:t>
-      </w:r>
-      <w:proofErr w:type="spellEnd"/>
-      <w:r>
-        <w:rPr>
-          <w:b/>
-          <w:bCs/>
-        </w:rPr>
-        <w:t>:</w:t>
-      </w:r>
-      <w:r>
-        <w:t xml:space="preserve"> відкрийте @BotFather у </w:t>
-      </w:r>
-      <w:proofErr w:type="spellStart"/>
-      <w:r>
-        <w:t>Telegram</w:t>
-      </w:r>
-      <w:proofErr w:type="spellEnd"/>
-      <w:r>
-        <w:t xml:space="preserve">, </w:t>
-      </w:r>
-      <w:proofErr w:type="spellStart"/>
-      <w:r>
-        <w:t>відправте</w:t>
-      </w:r>
-      <w:proofErr w:type="spellEnd"/>
-      <w:r>
-        <w:t xml:space="preserve"> команду /</w:t>
-      </w:r>
-      <w:proofErr w:type="spellStart"/>
-      <w:r>
-        <w:t>newbot</w:t>
-      </w:r>
-      <w:proofErr w:type="spellEnd"/>
-      <w:r>
-        <w:t xml:space="preserve">, задайте ім'я та </w:t>
-      </w:r>
-      <w:proofErr w:type="spellStart"/>
-      <w:r>
-        <w:t>username</w:t>
-      </w:r>
-      <w:proofErr w:type="spellEnd"/>
-      <w:r>
-        <w:t xml:space="preserve"> бота. Після створення отримаєте API </w:t>
-      </w:r>
-      <w:proofErr w:type="spellStart"/>
-      <w:r>
-        <w:t>Token</w:t>
-      </w:r>
-      <w:proofErr w:type="spellEnd"/>
-      <w:r>
-        <w:t xml:space="preserve"> вигляду: 7654321098:AAHxxxxxxxxxx.</w:t>
+        <w:t>Створити бота в Telegram:</w:t>
+      </w:r>
+      <w:r>
+        <w:t xml:space="preserve"> відкрийте @BotFather у Telegram, відправте команду /newbot, задайте ім'я та username бота. Після створення отримаєте API Token вигляду: 7654321098:AAHxxxxxxxxxx.</w:t>
       </w:r>
     </w:p>
     <w:p>
@@ -9429,48 +8030,16 @@
           <w:b/>
           <w:bCs/>
         </w:rPr>
-        <w:t xml:space="preserve">Дізнатися свій </w:t>
-      </w:r>
-      <w:proofErr w:type="spellStart"/>
-      <w:r>
-        <w:rPr>
-          <w:b/>
-          <w:bCs/>
-        </w:rPr>
-        <w:t>Chat</w:t>
-      </w:r>
-      <w:proofErr w:type="spellEnd"/>
-      <w:r>
-        <w:rPr>
-          <w:b/>
-          <w:bCs/>
-        </w:rPr>
-        <w:t xml:space="preserve"> ID:</w:t>
-      </w:r>
-      <w:r>
-        <w:t xml:space="preserve"> запустіть @userinfobot у </w:t>
-      </w:r>
-      <w:proofErr w:type="spellStart"/>
-      <w:r>
-        <w:t>Telegram</w:t>
-      </w:r>
-      <w:proofErr w:type="spellEnd"/>
-      <w:r>
-        <w:t xml:space="preserve"> </w:t>
+        <w:t>Дізнатися свій Chat ID:</w:t>
+      </w:r>
+      <w:r>
+        <w:t xml:space="preserve"> запустіть @userinfobot у Telegram </w:t>
       </w:r>
       <w:r>
         <w:t>–</w:t>
       </w:r>
       <w:r>
-        <w:t xml:space="preserve"> він відправить ваш унікальний </w:t>
-      </w:r>
-      <w:proofErr w:type="spellStart"/>
-      <w:r>
-        <w:t>Chat</w:t>
-      </w:r>
-      <w:proofErr w:type="spellEnd"/>
-      <w:r>
-        <w:t xml:space="preserve"> ID. Або скористайтеся будь-яким аналогічним сервісом.</w:t>
+        <w:t xml:space="preserve"> він відправить ваш унікальний Chat ID. Або скористайтеся будь-яким аналогічним сервісом.</w:t>
       </w:r>
     </w:p>
     <w:p>
@@ -9490,39 +8059,7 @@
         <w:t>Введіть дані у форму:</w:t>
       </w:r>
       <w:r>
-        <w:t xml:space="preserve"> вставте </w:t>
-      </w:r>
-      <w:proofErr w:type="spellStart"/>
-      <w:r>
-        <w:t>Telegram</w:t>
-      </w:r>
-      <w:proofErr w:type="spellEnd"/>
-      <w:r>
-        <w:t xml:space="preserve"> </w:t>
-      </w:r>
-      <w:proofErr w:type="spellStart"/>
-      <w:r>
-        <w:t>Bot</w:t>
-      </w:r>
-      <w:proofErr w:type="spellEnd"/>
-      <w:r>
-        <w:t xml:space="preserve"> </w:t>
-      </w:r>
-      <w:proofErr w:type="spellStart"/>
-      <w:r>
-        <w:t>Token</w:t>
-      </w:r>
-      <w:proofErr w:type="spellEnd"/>
-      <w:r>
-        <w:t xml:space="preserve"> та </w:t>
-      </w:r>
-      <w:proofErr w:type="spellStart"/>
-      <w:r>
-        <w:t>Chat</w:t>
-      </w:r>
-      <w:proofErr w:type="spellEnd"/>
-      <w:r>
-        <w:t xml:space="preserve"> ID у відповідні поля розділу налаштувань.</w:t>
+        <w:t xml:space="preserve"> вставте Telegram Bot Token та Chat ID у відповідні поля розділу налаштувань.</w:t>
       </w:r>
     </w:p>
     <w:p>
@@ -9562,23 +8099,7 @@
         <w:t>Активуйте бота:</w:t>
       </w:r>
       <w:r>
-        <w:t xml:space="preserve"> знайдіть свого бота у </w:t>
-      </w:r>
-      <w:proofErr w:type="spellStart"/>
-      <w:r>
-        <w:t>Telegram</w:t>
-      </w:r>
-      <w:proofErr w:type="spellEnd"/>
-      <w:r>
-        <w:t xml:space="preserve"> та натисніть "</w:t>
-      </w:r>
-      <w:proofErr w:type="spellStart"/>
-      <w:r>
-        <w:t>Start</w:t>
-      </w:r>
-      <w:proofErr w:type="spellEnd"/>
-      <w:r>
-        <w:t>". Без цього кроку бот не зможе надсилати вам повідомлення.</w:t>
+        <w:t xml:space="preserve"> знайдіть свого бота у Telegram та натисніть "Start". Без цього кроку бот не зможе надсилати вам повідомлення.</w:t>
       </w:r>
     </w:p>
     <w:p>
@@ -9604,15 +8125,7 @@
         <w:t>–</w:t>
       </w:r>
       <w:r>
-        <w:t xml:space="preserve"> якщо всі налаштування вірні, ваш бот </w:t>
-      </w:r>
-      <w:proofErr w:type="spellStart"/>
-      <w:r>
-        <w:t>надішле</w:t>
-      </w:r>
-      <w:proofErr w:type="spellEnd"/>
-      <w:r>
-        <w:t xml:space="preserve"> тестове повідомлення.</w:t>
+        <w:t xml:space="preserve"> якщо всі налаштування вірні, ваш бот надішле тестове повідомлення.</w:t>
       </w:r>
     </w:p>
     <w:tbl>
@@ -9636,12 +8149,6 @@
         <w:gridCol w:w="9026"/>
       </w:tblGrid>
       <w:tr>
-        <w:tblPrEx>
-          <w:tblCellMar>
-            <w:top w:w="0" w:type="dxa"/>
-            <w:bottom w:w="0" w:type="dxa"/>
-          </w:tblCellMar>
-        </w:tblPrEx>
         <w:tc>
           <w:tcPr>
             <w:tcW w:w="0" w:type="auto"/>
@@ -9665,39 +8172,7 @@
                 <w:sz w:val="20"/>
                 <w:szCs w:val="20"/>
               </w:rPr>
-              <w:t>Важливо! Щоб бот міг надсилати повідомлення, адміністратор (або менеджер, який отримує сповіщення) повинен обов'язково натиснути кнопку "</w:t>
-            </w:r>
-            <w:proofErr w:type="spellStart"/>
-            <w:r>
-              <w:rPr>
-                <w:sz w:val="20"/>
-                <w:szCs w:val="20"/>
-              </w:rPr>
-              <w:t>Start</w:t>
-            </w:r>
-            <w:proofErr w:type="spellEnd"/>
-            <w:r>
-              <w:rPr>
-                <w:sz w:val="20"/>
-                <w:szCs w:val="20"/>
-              </w:rPr>
-              <w:t xml:space="preserve">" у самому боті в </w:t>
-            </w:r>
-            <w:proofErr w:type="spellStart"/>
-            <w:r>
-              <w:rPr>
-                <w:sz w:val="20"/>
-                <w:szCs w:val="20"/>
-              </w:rPr>
-              <w:t>Telegram</w:t>
-            </w:r>
-            <w:proofErr w:type="spellEnd"/>
-            <w:r>
-              <w:rPr>
-                <w:sz w:val="20"/>
-                <w:szCs w:val="20"/>
-              </w:rPr>
-              <w:t>. Бот не може писати першим користувачу, який його не активував.</w:t>
+              <w:t>Важливо! Щоб бот міг надсилати повідомлення, адміністратор (або менеджер, який отримує сповіщення) повинен обов'язково натиснути кнопку "Start" у самому боті в Telegram. Бот не може писати першим користувачу, який його не активував.</w:t>
             </w:r>
           </w:p>
         </w:tc>
@@ -9749,12 +8224,6 @@
         <w:gridCol w:w="1738"/>
       </w:tblGrid>
       <w:tr>
-        <w:tblPrEx>
-          <w:tblCellMar>
-            <w:top w:w="0" w:type="dxa"/>
-            <w:bottom w:w="0" w:type="dxa"/>
-          </w:tblCellMar>
-        </w:tblPrEx>
         <w:tc>
           <w:tcPr>
             <w:tcW w:w="0" w:type="auto"/>
@@ -9847,40 +8316,12 @@
                 <w:sz w:val="20"/>
                 <w:szCs w:val="20"/>
               </w:rPr>
-              <w:t>Вага (</w:t>
-            </w:r>
-            <w:proofErr w:type="spellStart"/>
-            <w:r>
-              <w:rPr>
-                <w:b/>
-                <w:bCs/>
-                <w:color w:val="FFFFFF"/>
-                <w:sz w:val="20"/>
-                <w:szCs w:val="20"/>
-              </w:rPr>
-              <w:t>макс</w:t>
-            </w:r>
-            <w:proofErr w:type="spellEnd"/>
-            <w:r>
-              <w:rPr>
-                <w:b/>
-                <w:bCs/>
-                <w:color w:val="FFFFFF"/>
-                <w:sz w:val="20"/>
-                <w:szCs w:val="20"/>
-              </w:rPr>
-              <w:t>.)</w:t>
+              <w:t>Вага (макс.)</w:t>
             </w:r>
           </w:p>
         </w:tc>
       </w:tr>
       <w:tr>
-        <w:tblPrEx>
-          <w:tblCellMar>
-            <w:top w:w="0" w:type="dxa"/>
-            <w:bottom w:w="0" w:type="dxa"/>
-          </w:tblCellMar>
-        </w:tblPrEx>
         <w:tc>
           <w:tcPr>
             <w:tcW w:w="0" w:type="auto"/>
@@ -9967,12 +8408,6 @@
         </w:tc>
       </w:tr>
       <w:tr>
-        <w:tblPrEx>
-          <w:tblCellMar>
-            <w:top w:w="0" w:type="dxa"/>
-            <w:bottom w:w="0" w:type="dxa"/>
-          </w:tblCellMar>
-        </w:tblPrEx>
         <w:tc>
           <w:tcPr>
             <w:tcW w:w="0" w:type="auto"/>
@@ -10059,12 +8494,6 @@
         </w:tc>
       </w:tr>
       <w:tr>
-        <w:tblPrEx>
-          <w:tblCellMar>
-            <w:top w:w="0" w:type="dxa"/>
-            <w:bottom w:w="0" w:type="dxa"/>
-          </w:tblCellMar>
-        </w:tblPrEx>
         <w:tc>
           <w:tcPr>
             <w:tcW w:w="0" w:type="auto"/>
@@ -10151,12 +8580,6 @@
         </w:tc>
       </w:tr>
       <w:tr>
-        <w:tblPrEx>
-          <w:tblCellMar>
-            <w:top w:w="0" w:type="dxa"/>
-            <w:bottom w:w="0" w:type="dxa"/>
-          </w:tblCellMar>
-        </w:tblPrEx>
         <w:tc>
           <w:tcPr>
             <w:tcW w:w="0" w:type="auto"/>
@@ -10243,12 +8666,6 @@
         </w:tc>
       </w:tr>
       <w:tr>
-        <w:tblPrEx>
-          <w:tblCellMar>
-            <w:top w:w="0" w:type="dxa"/>
-            <w:bottom w:w="0" w:type="dxa"/>
-          </w:tblCellMar>
-        </w:tblPrEx>
         <w:tc>
           <w:tcPr>
             <w:tcW w:w="0" w:type="auto"/>
@@ -10335,12 +8752,6 @@
         </w:tc>
       </w:tr>
       <w:tr>
-        <w:tblPrEx>
-          <w:tblCellMar>
-            <w:top w:w="0" w:type="dxa"/>
-            <w:bottom w:w="0" w:type="dxa"/>
-          </w:tblCellMar>
-        </w:tblPrEx>
         <w:tc>
           <w:tcPr>
             <w:tcW w:w="0" w:type="auto"/>
@@ -10427,12 +8838,6 @@
         </w:tc>
       </w:tr>
       <w:tr>
-        <w:tblPrEx>
-          <w:tblCellMar>
-            <w:top w:w="0" w:type="dxa"/>
-            <w:bottom w:w="0" w:type="dxa"/>
-          </w:tblCellMar>
-        </w:tblPrEx>
         <w:tc>
           <w:tcPr>
             <w:tcW w:w="0" w:type="auto"/>
@@ -10450,23 +8855,7 @@
                 <w:sz w:val="20"/>
                 <w:szCs w:val="20"/>
               </w:rPr>
-              <w:t xml:space="preserve">OG </w:t>
-            </w:r>
-            <w:proofErr w:type="spellStart"/>
-            <w:r>
-              <w:rPr>
-                <w:sz w:val="20"/>
-                <w:szCs w:val="20"/>
-              </w:rPr>
-              <w:t>Image</w:t>
-            </w:r>
-            <w:proofErr w:type="spellEnd"/>
-            <w:r>
-              <w:rPr>
-                <w:sz w:val="20"/>
-                <w:szCs w:val="20"/>
-              </w:rPr>
-              <w:t xml:space="preserve"> (соцмережі)</w:t>
+              <w:t>OG Image (соцмережі)</w:t>
             </w:r>
           </w:p>
         </w:tc>
@@ -10564,34 +8953,10 @@
           <w:b/>
           <w:bCs/>
         </w:rPr>
-        <w:t>Авто-</w:t>
-      </w:r>
-      <w:proofErr w:type="spellStart"/>
-      <w:r>
-        <w:rPr>
-          <w:b/>
-          <w:bCs/>
-        </w:rPr>
-        <w:t>WebP</w:t>
-      </w:r>
-      <w:proofErr w:type="spellEnd"/>
-      <w:r>
-        <w:rPr>
-          <w:b/>
-          <w:bCs/>
-        </w:rPr>
-        <w:t xml:space="preserve"> конвертація:</w:t>
-      </w:r>
-      <w:r>
-        <w:t xml:space="preserve"> система автоматично конвертує завантажені фото у формат </w:t>
-      </w:r>
-      <w:proofErr w:type="spellStart"/>
-      <w:r>
-        <w:t>WebP</w:t>
-      </w:r>
-      <w:proofErr w:type="spellEnd"/>
-      <w:r>
-        <w:t xml:space="preserve"> </w:t>
+        <w:t>Авто-WebP конвертація:</w:t>
+      </w:r>
+      <w:r>
+        <w:t xml:space="preserve"> система автоматично конвертує завантажені фото у формат WebP </w:t>
       </w:r>
       <w:r>
         <w:t>–</w:t>
@@ -10637,15 +9002,7 @@
         <w:t>Ліміт ваги файлу:</w:t>
       </w:r>
       <w:r>
-        <w:t xml:space="preserve"> намагайтеся не завантажувати файли розміром понад 2 МБ. Великі файли сповільнюють роботу </w:t>
-      </w:r>
-      <w:proofErr w:type="spellStart"/>
-      <w:r>
-        <w:t>адмін</w:t>
-      </w:r>
-      <w:proofErr w:type="spellEnd"/>
-      <w:r>
-        <w:t>-панелі при завантаженні та можуть призвести до помилок.</w:t>
+        <w:t xml:space="preserve"> намагайтеся не завантажувати файли розміром понад 2 МБ. Великі файли сповільнюють роботу адмін-панелі при завантаженні та можуть призвести до помилок.</w:t>
       </w:r>
     </w:p>
     <w:p>
@@ -10668,15 +9025,7 @@
         <w:spacing w:before="60" w:after="60"/>
       </w:pPr>
       <w:r>
-        <w:t>Використовуйте горизонтальні (</w:t>
-      </w:r>
-      <w:proofErr w:type="spellStart"/>
-      <w:r>
-        <w:t>landscape</w:t>
-      </w:r>
-      <w:proofErr w:type="spellEnd"/>
-      <w:r>
-        <w:t xml:space="preserve">) фото для карток пропозицій </w:t>
+        <w:t xml:space="preserve">Використовуйте горизонтальні (landscape) фото для карток пропозицій </w:t>
       </w:r>
       <w:r>
         <w:t>–</w:t>
@@ -10701,15 +9050,7 @@
         <w:t>–</w:t>
       </w:r>
       <w:r>
-        <w:t xml:space="preserve"> він погано </w:t>
-      </w:r>
-      <w:proofErr w:type="spellStart"/>
-      <w:r>
-        <w:t>читається</w:t>
-      </w:r>
-      <w:proofErr w:type="spellEnd"/>
-      <w:r>
-        <w:t xml:space="preserve"> на мобільних пристроях.</w:t>
+        <w:t xml:space="preserve"> він погано читається на мобільних пристроях.</w:t>
       </w:r>
     </w:p>
     <w:p>
@@ -10735,60 +9076,20 @@
         <w:spacing w:before="60" w:after="60"/>
       </w:pPr>
       <w:r>
-        <w:t xml:space="preserve">Перевіряйте авторські права на зображення. Безкоштовні </w:t>
-      </w:r>
-      <w:proofErr w:type="spellStart"/>
-      <w:r>
-        <w:t>фотобанки</w:t>
-      </w:r>
-      <w:proofErr w:type="spellEnd"/>
-      <w:r>
-        <w:t xml:space="preserve">: </w:t>
-      </w:r>
-      <w:proofErr w:type="spellStart"/>
-      <w:r>
-        <w:t>Unsplash</w:t>
-      </w:r>
-      <w:proofErr w:type="spellEnd"/>
-      <w:r>
-        <w:t xml:space="preserve">, </w:t>
-      </w:r>
-      <w:proofErr w:type="spellStart"/>
-      <w:r>
-        <w:t>Pexels</w:t>
-      </w:r>
-      <w:proofErr w:type="spellEnd"/>
-      <w:r>
-        <w:t xml:space="preserve">, </w:t>
-      </w:r>
-      <w:proofErr w:type="spellStart"/>
-      <w:r>
-        <w:t>Pixabay</w:t>
-      </w:r>
-      <w:proofErr w:type="spellEnd"/>
-      <w:r>
-        <w:t>.</w:t>
-      </w:r>
-    </w:p>
-    <w:p>
-      <w:pPr>
-        <w:pStyle w:val="a4"/>
-        <w:numPr>
-          <w:ilvl w:val="0"/>
-          <w:numId w:val="2"/>
-        </w:numPr>
-        <w:spacing w:before="60" w:after="60"/>
-      </w:pPr>
-      <w:r>
-        <w:t xml:space="preserve">Заповнюйте </w:t>
-      </w:r>
-      <w:proofErr w:type="spellStart"/>
-      <w:r>
-        <w:t>Alt</w:t>
-      </w:r>
-      <w:proofErr w:type="spellEnd"/>
-      <w:r>
-        <w:t xml:space="preserve"> текст для кожного завантаженого зображення </w:t>
+        <w:t>Перевіряйте авторські права на зображення. Безкоштовні фотобанки: Unsplash, Pexels, Pixabay.</w:t>
+      </w:r>
+    </w:p>
+    <w:p>
+      <w:pPr>
+        <w:pStyle w:val="a4"/>
+        <w:numPr>
+          <w:ilvl w:val="0"/>
+          <w:numId w:val="2"/>
+        </w:numPr>
+        <w:spacing w:before="60" w:after="60"/>
+      </w:pPr>
+      <w:r>
+        <w:t xml:space="preserve">Заповнюйте Alt текст для кожного завантаженого зображення </w:t>
       </w:r>
       <w:r>
         <w:t>–</w:t>
@@ -10854,59 +9155,13 @@
         <w:bottom w:val="single" w:sz="4" w:space="1" w:color="2E6B8A"/>
       </w:pBdr>
     </w:pPr>
-    <w:proofErr w:type="spellStart"/>
     <w:r>
       <w:rPr>
         <w:color w:val="555555"/>
         <w:sz w:val="18"/>
         <w:szCs w:val="18"/>
       </w:rPr>
-      <w:t>Vogel</w:t>
-    </w:r>
-    <w:proofErr w:type="spellEnd"/>
-    <w:r>
-      <w:rPr>
-        <w:color w:val="555555"/>
-        <w:sz w:val="18"/>
-        <w:szCs w:val="18"/>
-      </w:rPr>
-      <w:t xml:space="preserve"> </w:t>
-    </w:r>
-    <w:proofErr w:type="spellStart"/>
-    <w:r>
-      <w:rPr>
-        <w:color w:val="555555"/>
-        <w:sz w:val="18"/>
-        <w:szCs w:val="18"/>
-      </w:rPr>
-      <w:t>Travel</w:t>
-    </w:r>
-    <w:proofErr w:type="spellEnd"/>
-    <w:r>
-      <w:rPr>
-        <w:color w:val="555555"/>
-        <w:sz w:val="18"/>
-        <w:szCs w:val="18"/>
-      </w:rPr>
-      <w:t xml:space="preserve"> — Інструкція адміністратора   |   </w:t>
-    </w:r>
-    <w:proofErr w:type="spellStart"/>
-    <w:r>
-      <w:rPr>
-        <w:color w:val="555555"/>
-        <w:sz w:val="18"/>
-        <w:szCs w:val="18"/>
-      </w:rPr>
-      <w:t>Стор</w:t>
-    </w:r>
-    <w:proofErr w:type="spellEnd"/>
-    <w:r>
-      <w:rPr>
-        <w:color w:val="555555"/>
-        <w:sz w:val="18"/>
-        <w:szCs w:val="18"/>
-      </w:rPr>
-      <w:t xml:space="preserve">. </w:t>
+      <w:t xml:space="preserve">Vogel Travel — Інструкція адміністратора   |   Стор. </w:t>
     </w:r>
     <w:r>
       <w:rPr>

--- a/user_doc/Інструкція адміністратора Vogel Travel.docx
+++ b/user_doc/Інструкція адміністратора Vogel Travel.docx
@@ -1,12 +1,13 @@
 
 <file path=word/document.xml><?xml version="1.0" encoding="utf-8"?>
-<w:document xmlns:wpc="http://schemas.microsoft.com/office/word/2010/wordprocessingCanvas" xmlns:cx="http://schemas.microsoft.com/office/drawing/2014/chartex" xmlns:cx1="http://schemas.microsoft.com/office/drawing/2015/9/8/chartex" xmlns:cx2="http://schemas.microsoft.com/office/drawing/2015/10/21/chartex" xmlns:cx3="http://schemas.microsoft.com/office/drawing/2016/5/9/chartex" xmlns:cx4="http://schemas.microsoft.com/office/drawing/2016/5/10/chartex" xmlns:cx5="http://schemas.microsoft.com/office/drawing/2016/5/11/chartex" xmlns:cx6="http://schemas.microsoft.com/office/drawing/2016/5/12/chartex" xmlns:cx7="http://schemas.microsoft.com/office/drawing/2016/5/13/chartex" xmlns:cx8="http://schemas.microsoft.com/office/drawing/2016/5/14/chartex" xmlns:mc="http://schemas.openxmlformats.org/markup-compatibility/2006" xmlns:aink="http://schemas.microsoft.com/office/drawing/2016/ink" xmlns:am3d="http://schemas.microsoft.com/office/drawing/2017/model3d" xmlns:o="urn:schemas-microsoft-com:office:office" xmlns:oel="http://schemas.microsoft.com/office/2019/extlst" xmlns:r="http://schemas.openxmlformats.org/officeDocument/2006/relationships" xmlns:m="http://schemas.openxmlformats.org/officeDocument/2006/math" xmlns:v="urn:schemas-microsoft-com:vml" xmlns:wp14="http://schemas.microsoft.com/office/word/2010/wordprocessingDrawing" xmlns:wp="http://schemas.openxmlformats.org/drawingml/2006/wordprocessingDrawing" xmlns:w10="urn:schemas-microsoft-com:office:word" xmlns:w="http://schemas.openxmlformats.org/wordprocessingml/2006/main" xmlns:w14="http://schemas.microsoft.com/office/word/2010/wordml" xmlns:w15="http://schemas.microsoft.com/office/word/2012/wordml" xmlns:w16cex="http://schemas.microsoft.com/office/word/2018/wordml/cex" xmlns:w16cid="http://schemas.microsoft.com/office/word/2016/wordml/cid" xmlns:w16="http://schemas.microsoft.com/office/word/2018/wordml" xmlns:w16sdtdh="http://schemas.microsoft.com/office/word/2020/wordml/sdtdatahash" xmlns:w16se="http://schemas.microsoft.com/office/word/2015/wordml/symex" xmlns:wpg="http://schemas.microsoft.com/office/word/2010/wordprocessingGroup" xmlns:wpi="http://schemas.microsoft.com/office/word/2010/wordprocessingInk" xmlns:wne="http://schemas.microsoft.com/office/word/2006/wordml" xmlns:wps="http://schemas.microsoft.com/office/word/2010/wordprocessingShape" mc:Ignorable="w14 w15 w16se w16cid w16 w16cex w16sdtdh wp14">
+<w:document xmlns:wpc="http://schemas.microsoft.com/office/word/2010/wordprocessingCanvas" xmlns:cx="http://schemas.microsoft.com/office/drawing/2014/chartex" xmlns:cx1="http://schemas.microsoft.com/office/drawing/2015/9/8/chartex" xmlns:cx2="http://schemas.microsoft.com/office/drawing/2015/10/21/chartex" xmlns:cx3="http://schemas.microsoft.com/office/drawing/2016/5/9/chartex" xmlns:cx4="http://schemas.microsoft.com/office/drawing/2016/5/10/chartex" xmlns:cx5="http://schemas.microsoft.com/office/drawing/2016/5/11/chartex" xmlns:cx6="http://schemas.microsoft.com/office/drawing/2016/5/12/chartex" xmlns:cx7="http://schemas.microsoft.com/office/drawing/2016/5/13/chartex" xmlns:cx8="http://schemas.microsoft.com/office/drawing/2016/5/14/chartex" xmlns:mc="http://schemas.openxmlformats.org/markup-compatibility/2006" xmlns:aink="http://schemas.microsoft.com/office/drawing/2016/ink" xmlns:am3d="http://schemas.microsoft.com/office/drawing/2017/model3d" xmlns:o="urn:schemas-microsoft-com:office:office" xmlns:r="http://schemas.openxmlformats.org/officeDocument/2006/relationships" xmlns:m="http://schemas.openxmlformats.org/officeDocument/2006/math" xmlns:v="urn:schemas-microsoft-com:vml" xmlns:wp14="http://schemas.microsoft.com/office/word/2010/wordprocessingDrawing" xmlns:wp="http://schemas.openxmlformats.org/drawingml/2006/wordprocessingDrawing" xmlns:w10="urn:schemas-microsoft-com:office:word" xmlns:w="http://schemas.openxmlformats.org/wordprocessingml/2006/main" xmlns:w14="http://schemas.microsoft.com/office/word/2010/wordml" xmlns:w15="http://schemas.microsoft.com/office/word/2012/wordml" xmlns:w16cex="http://schemas.microsoft.com/office/word/2018/wordml/cex" xmlns:w16cid="http://schemas.microsoft.com/office/word/2016/wordml/cid" xmlns:w16="http://schemas.microsoft.com/office/word/2018/wordml" xmlns:w16se="http://schemas.microsoft.com/office/word/2015/wordml/symex" xmlns:wpg="http://schemas.microsoft.com/office/word/2010/wordprocessingGroup" xmlns:wpi="http://schemas.microsoft.com/office/word/2010/wordprocessingInk" xmlns:wne="http://schemas.microsoft.com/office/word/2006/wordml" xmlns:wps="http://schemas.microsoft.com/office/word/2010/wordprocessingShape" mc:Ignorable="w14 w15 w16se w16cid w16 w16cex wp14">
   <w:body>
     <w:p>
       <w:pPr>
         <w:spacing w:before="2000" w:after="400"/>
         <w:jc w:val="center"/>
       </w:pPr>
+      <w:proofErr w:type="spellStart"/>
       <w:r>
         <w:rPr>
           <w:b/>
@@ -15,8 +16,31 @@
           <w:sz w:val="64"/>
           <w:szCs w:val="64"/>
         </w:rPr>
-        <w:t>Vogel Travel</w:t>
-      </w:r>
+        <w:t>Vogel</w:t>
+      </w:r>
+      <w:proofErr w:type="spellEnd"/>
+      <w:r>
+        <w:rPr>
+          <w:b/>
+          <w:bCs/>
+          <w:color w:val="1B3A5C"/>
+          <w:sz w:val="64"/>
+          <w:szCs w:val="64"/>
+        </w:rPr>
+        <w:t xml:space="preserve"> </w:t>
+      </w:r>
+      <w:proofErr w:type="spellStart"/>
+      <w:r>
+        <w:rPr>
+          <w:b/>
+          <w:bCs/>
+          <w:color w:val="1B3A5C"/>
+          <w:sz w:val="64"/>
+          <w:szCs w:val="64"/>
+        </w:rPr>
+        <w:t>Travel</w:t>
+      </w:r>
+      <w:proofErr w:type="spellEnd"/>
     </w:p>
     <w:p>
       <w:pPr>
@@ -49,7 +73,7 @@
         <w:rPr>
           <w:color w:val="777777"/>
         </w:rPr>
-        <w:t>Версія документа: 1.0</w:t>
+        <w:t>Версія документа: 2.0</w:t>
       </w:r>
     </w:p>
     <w:p>
@@ -85,7 +109,7 @@
       <w:pPr>
         <w:pStyle w:val="1"/>
       </w:pPr>
-      <w:bookmarkStart w:id="0" w:name="_Toc225422090"/>
+      <w:bookmarkStart w:id="0" w:name="_Toc225461377"/>
       <w:r>
         <w:lastRenderedPageBreak/>
         <w:t>Зміст</w:t>
@@ -97,6 +121,7 @@
         <w:alias w:val="Зміст"/>
         <w:id w:val="252938789"/>
       </w:sdtPr>
+      <w:sdtEndPr/>
       <w:sdtContent>
         <w:p>
           <w:pPr>
@@ -105,6 +130,7 @@
               <w:tab w:val="right" w:leader="dot" w:pos="9016"/>
             </w:tabs>
             <w:rPr>
+              <w:rFonts w:asciiTheme="minorHAnsi" w:eastAsiaTheme="minorEastAsia" w:hAnsiTheme="minorHAnsi" w:cstheme="minorBidi"/>
               <w:noProof/>
             </w:rPr>
           </w:pPr>
@@ -117,7 +143,7 @@
           <w:r>
             <w:fldChar w:fldCharType="separate"/>
           </w:r>
-          <w:hyperlink w:anchor="_Toc225422090" w:history="1">
+          <w:hyperlink w:anchor="_Toc225461377" w:history="1">
             <w:r>
               <w:rPr>
                 <w:rStyle w:val="a5"/>
@@ -141,7 +167,7 @@
               <w:rPr>
                 <w:noProof/>
               </w:rPr>
-              <w:instrText xml:space="preserve"> PAGEREF _Toc225422090 \h </w:instrText>
+              <w:instrText xml:space="preserve"> PAGEREF _Toc225461377 \h </w:instrText>
             </w:r>
             <w:r>
               <w:rPr>
@@ -175,10 +201,11 @@
               <w:tab w:val="right" w:leader="dot" w:pos="9016"/>
             </w:tabs>
             <w:rPr>
+              <w:rFonts w:asciiTheme="minorHAnsi" w:eastAsiaTheme="minorEastAsia" w:hAnsiTheme="minorHAnsi" w:cstheme="minorBidi"/>
               <w:noProof/>
             </w:rPr>
           </w:pPr>
-          <w:hyperlink w:anchor="_Toc225422091" w:history="1">
+          <w:hyperlink w:anchor="_Toc225461378" w:history="1">
             <w:r>
               <w:rPr>
                 <w:rStyle w:val="a5"/>
@@ -202,7 +229,7 @@
               <w:rPr>
                 <w:noProof/>
               </w:rPr>
-              <w:instrText xml:space="preserve"> PAGEREF _Toc225422091 \h </w:instrText>
+              <w:instrText xml:space="preserve"> PAGEREF _Toc225461378 \h </w:instrText>
             </w:r>
             <w:r>
               <w:rPr>
@@ -236,10 +263,11 @@
               <w:tab w:val="right" w:leader="dot" w:pos="9016"/>
             </w:tabs>
             <w:rPr>
+              <w:rFonts w:asciiTheme="minorHAnsi" w:eastAsiaTheme="minorEastAsia" w:hAnsiTheme="minorHAnsi" w:cstheme="minorBidi"/>
               <w:noProof/>
             </w:rPr>
           </w:pPr>
-          <w:hyperlink w:anchor="_Toc225422092" w:history="1">
+          <w:hyperlink w:anchor="_Toc225461379" w:history="1">
             <w:r>
               <w:rPr>
                 <w:rStyle w:val="a5"/>
@@ -263,7 +291,7 @@
               <w:rPr>
                 <w:noProof/>
               </w:rPr>
-              <w:instrText xml:space="preserve"> PAGEREF _Toc225422092 \h </w:instrText>
+              <w:instrText xml:space="preserve"> PAGEREF _Toc225461379 \h </w:instrText>
             </w:r>
             <w:r>
               <w:rPr>
@@ -297,10 +325,11 @@
               <w:tab w:val="right" w:leader="dot" w:pos="9016"/>
             </w:tabs>
             <w:rPr>
+              <w:rFonts w:asciiTheme="minorHAnsi" w:eastAsiaTheme="minorEastAsia" w:hAnsiTheme="minorHAnsi" w:cstheme="minorBidi"/>
               <w:noProof/>
             </w:rPr>
           </w:pPr>
-          <w:hyperlink w:anchor="_Toc225422093" w:history="1">
+          <w:hyperlink w:anchor="_Toc225461380" w:history="1">
             <w:r>
               <w:rPr>
                 <w:rStyle w:val="a5"/>
@@ -324,7 +353,7 @@
               <w:rPr>
                 <w:noProof/>
               </w:rPr>
-              <w:instrText xml:space="preserve"> PAGEREF _Toc225422093 \h </w:instrText>
+              <w:instrText xml:space="preserve"> PAGEREF _Toc225461380 \h </w:instrText>
             </w:r>
             <w:r>
               <w:rPr>
@@ -358,10 +387,11 @@
               <w:tab w:val="right" w:leader="dot" w:pos="9016"/>
             </w:tabs>
             <w:rPr>
+              <w:rFonts w:asciiTheme="minorHAnsi" w:eastAsiaTheme="minorEastAsia" w:hAnsiTheme="minorHAnsi" w:cstheme="minorBidi"/>
               <w:noProof/>
             </w:rPr>
           </w:pPr>
-          <w:hyperlink w:anchor="_Toc225422094" w:history="1">
+          <w:hyperlink w:anchor="_Toc225461381" w:history="1">
             <w:r>
               <w:rPr>
                 <w:rStyle w:val="a5"/>
@@ -385,7 +415,7 @@
               <w:rPr>
                 <w:noProof/>
               </w:rPr>
-              <w:instrText xml:space="preserve"> PAGEREF _Toc225422094 \h </w:instrText>
+              <w:instrText xml:space="preserve"> PAGEREF _Toc225461381 \h </w:instrText>
             </w:r>
             <w:r>
               <w:rPr>
@@ -419,10 +449,11 @@
               <w:tab w:val="right" w:leader="dot" w:pos="9016"/>
             </w:tabs>
             <w:rPr>
+              <w:rFonts w:asciiTheme="minorHAnsi" w:eastAsiaTheme="minorEastAsia" w:hAnsiTheme="minorHAnsi" w:cstheme="minorBidi"/>
               <w:noProof/>
             </w:rPr>
           </w:pPr>
-          <w:hyperlink w:anchor="_Toc225422095" w:history="1">
+          <w:hyperlink w:anchor="_Toc225461382" w:history="1">
             <w:r>
               <w:rPr>
                 <w:rStyle w:val="a5"/>
@@ -446,7 +477,7 @@
               <w:rPr>
                 <w:noProof/>
               </w:rPr>
-              <w:instrText xml:space="preserve"> PAGEREF _Toc225422095 \h </w:instrText>
+              <w:instrText xml:space="preserve"> PAGEREF _Toc225461382 \h </w:instrText>
             </w:r>
             <w:r>
               <w:rPr>
@@ -480,10 +511,11 @@
               <w:tab w:val="right" w:leader="dot" w:pos="9016"/>
             </w:tabs>
             <w:rPr>
+              <w:rFonts w:asciiTheme="minorHAnsi" w:eastAsiaTheme="minorEastAsia" w:hAnsiTheme="minorHAnsi" w:cstheme="minorBidi"/>
               <w:noProof/>
             </w:rPr>
           </w:pPr>
-          <w:hyperlink w:anchor="_Toc225422096" w:history="1">
+          <w:hyperlink w:anchor="_Toc225461383" w:history="1">
             <w:r>
               <w:rPr>
                 <w:rStyle w:val="a5"/>
@@ -507,7 +539,7 @@
               <w:rPr>
                 <w:noProof/>
               </w:rPr>
-              <w:instrText xml:space="preserve"> PAGEREF _Toc225422096 \h </w:instrText>
+              <w:instrText xml:space="preserve"> PAGEREF _Toc225461383 \h </w:instrText>
             </w:r>
             <w:r>
               <w:rPr>
@@ -541,10 +573,11 @@
               <w:tab w:val="right" w:leader="dot" w:pos="9016"/>
             </w:tabs>
             <w:rPr>
+              <w:rFonts w:asciiTheme="minorHAnsi" w:eastAsiaTheme="minorEastAsia" w:hAnsiTheme="minorHAnsi" w:cstheme="minorBidi"/>
               <w:noProof/>
             </w:rPr>
           </w:pPr>
-          <w:hyperlink w:anchor="_Toc225422097" w:history="1">
+          <w:hyperlink w:anchor="_Toc225461384" w:history="1">
             <w:r>
               <w:rPr>
                 <w:rStyle w:val="a5"/>
@@ -568,7 +601,7 @@
               <w:rPr>
                 <w:noProof/>
               </w:rPr>
-              <w:instrText xml:space="preserve"> PAGEREF _Toc225422097 \h </w:instrText>
+              <w:instrText xml:space="preserve"> PAGEREF _Toc225461384 \h </w:instrText>
             </w:r>
             <w:r>
               <w:rPr>
@@ -602,10 +635,11 @@
               <w:tab w:val="right" w:leader="dot" w:pos="9016"/>
             </w:tabs>
             <w:rPr>
+              <w:rFonts w:asciiTheme="minorHAnsi" w:eastAsiaTheme="minorEastAsia" w:hAnsiTheme="minorHAnsi" w:cstheme="minorBidi"/>
               <w:noProof/>
             </w:rPr>
           </w:pPr>
-          <w:hyperlink w:anchor="_Toc225422098" w:history="1">
+          <w:hyperlink w:anchor="_Toc225461385" w:history="1">
             <w:r>
               <w:rPr>
                 <w:rStyle w:val="a5"/>
@@ -629,7 +663,7 @@
               <w:rPr>
                 <w:noProof/>
               </w:rPr>
-              <w:instrText xml:space="preserve"> PAGEREF _Toc225422098 \h </w:instrText>
+              <w:instrText xml:space="preserve"> PAGEREF _Toc225461385 \h </w:instrText>
             </w:r>
             <w:r>
               <w:rPr>
@@ -663,10 +697,11 @@
               <w:tab w:val="right" w:leader="dot" w:pos="9016"/>
             </w:tabs>
             <w:rPr>
+              <w:rFonts w:asciiTheme="minorHAnsi" w:eastAsiaTheme="minorEastAsia" w:hAnsiTheme="minorHAnsi" w:cstheme="minorBidi"/>
               <w:noProof/>
             </w:rPr>
           </w:pPr>
-          <w:hyperlink w:anchor="_Toc225422099" w:history="1">
+          <w:hyperlink w:anchor="_Toc225461386" w:history="1">
             <w:r>
               <w:rPr>
                 <w:rStyle w:val="a5"/>
@@ -690,7 +725,7 @@
               <w:rPr>
                 <w:noProof/>
               </w:rPr>
-              <w:instrText xml:space="preserve"> PAGEREF _Toc225422099 \h </w:instrText>
+              <w:instrText xml:space="preserve"> PAGEREF _Toc225461386 \h </w:instrText>
             </w:r>
             <w:r>
               <w:rPr>
@@ -724,10 +759,11 @@
               <w:tab w:val="right" w:leader="dot" w:pos="9016"/>
             </w:tabs>
             <w:rPr>
+              <w:rFonts w:asciiTheme="minorHAnsi" w:eastAsiaTheme="minorEastAsia" w:hAnsiTheme="minorHAnsi" w:cstheme="minorBidi"/>
               <w:noProof/>
             </w:rPr>
           </w:pPr>
-          <w:hyperlink w:anchor="_Toc225422100" w:history="1">
+          <w:hyperlink w:anchor="_Toc225461387" w:history="1">
             <w:r>
               <w:rPr>
                 <w:rStyle w:val="a5"/>
@@ -751,7 +787,7 @@
               <w:rPr>
                 <w:noProof/>
               </w:rPr>
-              <w:instrText xml:space="preserve"> PAGEREF _Toc225422100 \h </w:instrText>
+              <w:instrText xml:space="preserve"> PAGEREF _Toc225461387 \h </w:instrText>
             </w:r>
             <w:r>
               <w:rPr>
@@ -785,16 +821,31 @@
               <w:tab w:val="right" w:leader="dot" w:pos="9016"/>
             </w:tabs>
             <w:rPr>
+              <w:rFonts w:asciiTheme="minorHAnsi" w:eastAsiaTheme="minorEastAsia" w:hAnsiTheme="minorHAnsi" w:cstheme="minorBidi"/>
               <w:noProof/>
             </w:rPr>
           </w:pPr>
-          <w:hyperlink w:anchor="_Toc225422101" w:history="1">
+          <w:hyperlink w:anchor="_Toc225461388" w:history="1">
             <w:r>
               <w:rPr>
                 <w:rStyle w:val="a5"/>
                 <w:noProof/>
               </w:rPr>
-              <w:t>2.1. Список пропозицій</w:t>
+              <w:t>1.5. Дво</w:t>
+            </w:r>
+            <w:r>
+              <w:rPr>
+                <w:rStyle w:val="a5"/>
+                <w:noProof/>
+              </w:rPr>
+              <w:t>м</w:t>
+            </w:r>
+            <w:r>
+              <w:rPr>
+                <w:rStyle w:val="a5"/>
+                <w:noProof/>
+              </w:rPr>
+              <w:t>овність та переклад полів</w:t>
             </w:r>
             <w:r>
               <w:rPr>
@@ -812,7 +863,7 @@
               <w:rPr>
                 <w:noProof/>
               </w:rPr>
-              <w:instrText xml:space="preserve"> PAGEREF _Toc225422101 \h </w:instrText>
+              <w:instrText xml:space="preserve"> PAGEREF _Toc225461388 \h </w:instrText>
             </w:r>
             <w:r>
               <w:rPr>
@@ -846,16 +897,17 @@
               <w:tab w:val="right" w:leader="dot" w:pos="9016"/>
             </w:tabs>
             <w:rPr>
+              <w:rFonts w:asciiTheme="minorHAnsi" w:eastAsiaTheme="minorEastAsia" w:hAnsiTheme="minorHAnsi" w:cstheme="minorBidi"/>
               <w:noProof/>
             </w:rPr>
           </w:pPr>
-          <w:hyperlink w:anchor="_Toc225422102" w:history="1">
+          <w:hyperlink w:anchor="_Toc225461389" w:history="1">
             <w:r>
               <w:rPr>
                 <w:rStyle w:val="a5"/>
                 <w:noProof/>
               </w:rPr>
-              <w:t>2.2. Основні поля картки пропозиції</w:t>
+              <w:t>2.1. Список пропозицій</w:t>
             </w:r>
             <w:r>
               <w:rPr>
@@ -873,7 +925,7 @@
               <w:rPr>
                 <w:noProof/>
               </w:rPr>
-              <w:instrText xml:space="preserve"> PAGEREF _Toc225422102 \h </w:instrText>
+              <w:instrText xml:space="preserve"> PAGEREF _Toc225461389 \h </w:instrText>
             </w:r>
             <w:r>
               <w:rPr>
@@ -907,16 +959,17 @@
               <w:tab w:val="right" w:leader="dot" w:pos="9016"/>
             </w:tabs>
             <w:rPr>
+              <w:rFonts w:asciiTheme="minorHAnsi" w:eastAsiaTheme="minorEastAsia" w:hAnsiTheme="minorHAnsi" w:cstheme="minorBidi"/>
               <w:noProof/>
             </w:rPr>
           </w:pPr>
-          <w:hyperlink w:anchor="_Toc225422103" w:history="1">
+          <w:hyperlink w:anchor="_Toc225461390" w:history="1">
             <w:r>
               <w:rPr>
                 <w:rStyle w:val="a5"/>
                 <w:noProof/>
               </w:rPr>
-              <w:t>2.3. Галерея фото</w:t>
+              <w:t>2.2. Основні поля картки пропозиції</w:t>
             </w:r>
             <w:r>
               <w:rPr>
@@ -934,7 +987,7 @@
               <w:rPr>
                 <w:noProof/>
               </w:rPr>
-              <w:instrText xml:space="preserve"> PAGEREF _Toc225422103 \h </w:instrText>
+              <w:instrText xml:space="preserve"> PAGEREF _Toc225461390 \h </w:instrText>
             </w:r>
             <w:r>
               <w:rPr>
@@ -951,7 +1004,7 @@
               <w:rPr>
                 <w:noProof/>
               </w:rPr>
-              <w:t>10</w:t>
+              <w:t>8</w:t>
             </w:r>
             <w:r>
               <w:rPr>
@@ -968,15 +1021,78 @@
               <w:tab w:val="right" w:leader="dot" w:pos="9016"/>
             </w:tabs>
             <w:rPr>
+              <w:rFonts w:asciiTheme="minorHAnsi" w:eastAsiaTheme="minorEastAsia" w:hAnsiTheme="minorHAnsi" w:cstheme="minorBidi"/>
               <w:noProof/>
             </w:rPr>
           </w:pPr>
-          <w:hyperlink w:anchor="_Toc225422104" w:history="1">
+          <w:hyperlink w:anchor="_Toc225461391" w:history="1">
             <w:r>
               <w:rPr>
                 <w:rStyle w:val="a5"/>
                 <w:noProof/>
               </w:rPr>
+              <w:t>2.3. Галерея фото</w:t>
+            </w:r>
+            <w:r>
+              <w:rPr>
+                <w:noProof/>
+              </w:rPr>
+              <w:tab/>
+            </w:r>
+            <w:r>
+              <w:rPr>
+                <w:noProof/>
+              </w:rPr>
+              <w:fldChar w:fldCharType="begin"/>
+            </w:r>
+            <w:r>
+              <w:rPr>
+                <w:noProof/>
+              </w:rPr>
+              <w:instrText xml:space="preserve"> PAGEREF _Toc225461391 \h </w:instrText>
+            </w:r>
+            <w:r>
+              <w:rPr>
+                <w:noProof/>
+              </w:rPr>
+            </w:r>
+            <w:r>
+              <w:rPr>
+                <w:noProof/>
+              </w:rPr>
+              <w:fldChar w:fldCharType="separate"/>
+            </w:r>
+            <w:r>
+              <w:rPr>
+                <w:noProof/>
+              </w:rPr>
+              <w:t>10</w:t>
+            </w:r>
+            <w:r>
+              <w:rPr>
+                <w:noProof/>
+              </w:rPr>
+              <w:fldChar w:fldCharType="end"/>
+            </w:r>
+          </w:hyperlink>
+        </w:p>
+        <w:p>
+          <w:pPr>
+            <w:pStyle w:val="20"/>
+            <w:tabs>
+              <w:tab w:val="right" w:leader="dot" w:pos="9016"/>
+            </w:tabs>
+            <w:rPr>
+              <w:rFonts w:asciiTheme="minorHAnsi" w:eastAsiaTheme="minorEastAsia" w:hAnsiTheme="minorHAnsi" w:cstheme="minorBidi"/>
+              <w:noProof/>
+            </w:rPr>
+          </w:pPr>
+          <w:hyperlink w:anchor="_Toc225461392" w:history="1">
+            <w:r>
+              <w:rPr>
+                <w:rStyle w:val="a5"/>
+                <w:noProof/>
+              </w:rPr>
               <w:t>2.4. Збереження та публікація</w:t>
             </w:r>
             <w:r>
@@ -995,7 +1111,7 @@
               <w:rPr>
                 <w:noProof/>
               </w:rPr>
-              <w:instrText xml:space="preserve"> PAGEREF _Toc225422104 \h </w:instrText>
+              <w:instrText xml:space="preserve"> PAGEREF _Toc225461392 \h </w:instrText>
             </w:r>
             <w:r>
               <w:rPr>
@@ -1029,10 +1145,11 @@
               <w:tab w:val="right" w:leader="dot" w:pos="9016"/>
             </w:tabs>
             <w:rPr>
+              <w:rFonts w:asciiTheme="minorHAnsi" w:eastAsiaTheme="minorEastAsia" w:hAnsiTheme="minorHAnsi" w:cstheme="minorBidi"/>
               <w:noProof/>
             </w:rPr>
           </w:pPr>
-          <w:hyperlink w:anchor="_Toc225422105" w:history="1">
+          <w:hyperlink w:anchor="_Toc225461393" w:history="1">
             <w:r>
               <w:rPr>
                 <w:rStyle w:val="a5"/>
@@ -1056,7 +1173,7 @@
               <w:rPr>
                 <w:noProof/>
               </w:rPr>
-              <w:instrText xml:space="preserve"> PAGEREF _Toc225422105 \h </w:instrText>
+              <w:instrText xml:space="preserve"> PAGEREF _Toc225461393 \h </w:instrText>
             </w:r>
             <w:r>
               <w:rPr>
@@ -1090,10 +1207,11 @@
               <w:tab w:val="right" w:leader="dot" w:pos="9016"/>
             </w:tabs>
             <w:rPr>
+              <w:rFonts w:asciiTheme="minorHAnsi" w:eastAsiaTheme="minorEastAsia" w:hAnsiTheme="minorHAnsi" w:cstheme="minorBidi"/>
               <w:noProof/>
             </w:rPr>
           </w:pPr>
-          <w:hyperlink w:anchor="_Toc225422106" w:history="1">
+          <w:hyperlink w:anchor="_Toc225461394" w:history="1">
             <w:r>
               <w:rPr>
                 <w:rStyle w:val="a5"/>
@@ -1117,7 +1235,7 @@
               <w:rPr>
                 <w:noProof/>
               </w:rPr>
-              <w:instrText xml:space="preserve"> PAGEREF _Toc225422106 \h </w:instrText>
+              <w:instrText xml:space="preserve"> PAGEREF _Toc225461394 \h </w:instrText>
             </w:r>
             <w:r>
               <w:rPr>
@@ -1151,10 +1269,11 @@
               <w:tab w:val="right" w:leader="dot" w:pos="9016"/>
             </w:tabs>
             <w:rPr>
+              <w:rFonts w:asciiTheme="minorHAnsi" w:eastAsiaTheme="minorEastAsia" w:hAnsiTheme="minorHAnsi" w:cstheme="minorBidi"/>
               <w:noProof/>
             </w:rPr>
           </w:pPr>
-          <w:hyperlink w:anchor="_Toc225422107" w:history="1">
+          <w:hyperlink w:anchor="_Toc225461395" w:history="1">
             <w:r>
               <w:rPr>
                 <w:rStyle w:val="a5"/>
@@ -1178,7 +1297,7 @@
               <w:rPr>
                 <w:noProof/>
               </w:rPr>
-              <w:instrText xml:space="preserve"> PAGEREF _Toc225422107 \h </w:instrText>
+              <w:instrText xml:space="preserve"> PAGEREF _Toc225461395 \h </w:instrText>
             </w:r>
             <w:r>
               <w:rPr>
@@ -1212,10 +1331,11 @@
               <w:tab w:val="right" w:leader="dot" w:pos="9016"/>
             </w:tabs>
             <w:rPr>
+              <w:rFonts w:asciiTheme="minorHAnsi" w:eastAsiaTheme="minorEastAsia" w:hAnsiTheme="minorHAnsi" w:cstheme="minorBidi"/>
               <w:noProof/>
             </w:rPr>
           </w:pPr>
-          <w:hyperlink w:anchor="_Toc225422108" w:history="1">
+          <w:hyperlink w:anchor="_Toc225461396" w:history="1">
             <w:r>
               <w:rPr>
                 <w:rStyle w:val="a5"/>
@@ -1239,7 +1359,7 @@
               <w:rPr>
                 <w:noProof/>
               </w:rPr>
-              <w:instrText xml:space="preserve"> PAGEREF _Toc225422108 \h </w:instrText>
+              <w:instrText xml:space="preserve"> PAGEREF _Toc225461396 \h </w:instrText>
             </w:r>
             <w:r>
               <w:rPr>
@@ -1273,10 +1393,11 @@
               <w:tab w:val="right" w:leader="dot" w:pos="9016"/>
             </w:tabs>
             <w:rPr>
+              <w:rFonts w:asciiTheme="minorHAnsi" w:eastAsiaTheme="minorEastAsia" w:hAnsiTheme="minorHAnsi" w:cstheme="minorBidi"/>
               <w:noProof/>
             </w:rPr>
           </w:pPr>
-          <w:hyperlink w:anchor="_Toc225422109" w:history="1">
+          <w:hyperlink w:anchor="_Toc225461397" w:history="1">
             <w:r>
               <w:rPr>
                 <w:rStyle w:val="a5"/>
@@ -1300,7 +1421,7 @@
               <w:rPr>
                 <w:noProof/>
               </w:rPr>
-              <w:instrText xml:space="preserve"> PAGEREF _Toc225422109 \h </w:instrText>
+              <w:instrText xml:space="preserve"> PAGEREF _Toc225461397 \h </w:instrText>
             </w:r>
             <w:r>
               <w:rPr>
@@ -1334,10 +1455,11 @@
               <w:tab w:val="right" w:leader="dot" w:pos="9016"/>
             </w:tabs>
             <w:rPr>
+              <w:rFonts w:asciiTheme="minorHAnsi" w:eastAsiaTheme="minorEastAsia" w:hAnsiTheme="minorHAnsi" w:cstheme="minorBidi"/>
               <w:noProof/>
             </w:rPr>
           </w:pPr>
-          <w:hyperlink w:anchor="_Toc225422110" w:history="1">
+          <w:hyperlink w:anchor="_Toc225461398" w:history="1">
             <w:r>
               <w:rPr>
                 <w:rStyle w:val="a5"/>
@@ -1361,7 +1483,7 @@
               <w:rPr>
                 <w:noProof/>
               </w:rPr>
-              <w:instrText xml:space="preserve"> PAGEREF _Toc225422110 \h </w:instrText>
+              <w:instrText xml:space="preserve"> PAGEREF _Toc225461398 \h </w:instrText>
             </w:r>
             <w:r>
               <w:rPr>
@@ -1395,10 +1517,11 @@
               <w:tab w:val="right" w:leader="dot" w:pos="9016"/>
             </w:tabs>
             <w:rPr>
+              <w:rFonts w:asciiTheme="minorHAnsi" w:eastAsiaTheme="minorEastAsia" w:hAnsiTheme="minorHAnsi" w:cstheme="minorBidi"/>
               <w:noProof/>
             </w:rPr>
           </w:pPr>
-          <w:hyperlink w:anchor="_Toc225422111" w:history="1">
+          <w:hyperlink w:anchor="_Toc225461399" w:history="1">
             <w:r>
               <w:rPr>
                 <w:rStyle w:val="a5"/>
@@ -1422,7 +1545,7 @@
               <w:rPr>
                 <w:noProof/>
               </w:rPr>
-              <w:instrText xml:space="preserve"> PAGEREF _Toc225422111 \h </w:instrText>
+              <w:instrText xml:space="preserve"> PAGEREF _Toc225461399 \h </w:instrText>
             </w:r>
             <w:r>
               <w:rPr>
@@ -1456,10 +1579,11 @@
               <w:tab w:val="right" w:leader="dot" w:pos="9016"/>
             </w:tabs>
             <w:rPr>
+              <w:rFonts w:asciiTheme="minorHAnsi" w:eastAsiaTheme="minorEastAsia" w:hAnsiTheme="minorHAnsi" w:cstheme="minorBidi"/>
               <w:noProof/>
             </w:rPr>
           </w:pPr>
-          <w:hyperlink w:anchor="_Toc225422112" w:history="1">
+          <w:hyperlink w:anchor="_Toc225461400" w:history="1">
             <w:r>
               <w:rPr>
                 <w:rStyle w:val="a5"/>
@@ -1483,7 +1607,7 @@
               <w:rPr>
                 <w:noProof/>
               </w:rPr>
-              <w:instrText xml:space="preserve"> PAGEREF _Toc225422112 \h </w:instrText>
+              <w:instrText xml:space="preserve"> PAGEREF _Toc225461400 \h </w:instrText>
             </w:r>
             <w:r>
               <w:rPr>
@@ -1517,10 +1641,11 @@
               <w:tab w:val="right" w:leader="dot" w:pos="9016"/>
             </w:tabs>
             <w:rPr>
+              <w:rFonts w:asciiTheme="minorHAnsi" w:eastAsiaTheme="minorEastAsia" w:hAnsiTheme="minorHAnsi" w:cstheme="minorBidi"/>
               <w:noProof/>
             </w:rPr>
           </w:pPr>
-          <w:hyperlink w:anchor="_Toc225422113" w:history="1">
+          <w:hyperlink w:anchor="_Toc225461401" w:history="1">
             <w:r>
               <w:rPr>
                 <w:rStyle w:val="a5"/>
@@ -1544,7 +1669,7 @@
               <w:rPr>
                 <w:noProof/>
               </w:rPr>
-              <w:instrText xml:space="preserve"> PAGEREF _Toc225422113 \h </w:instrText>
+              <w:instrText xml:space="preserve"> PAGEREF _Toc225461401 \h </w:instrText>
             </w:r>
             <w:r>
               <w:rPr>
@@ -1578,10 +1703,11 @@
               <w:tab w:val="right" w:leader="dot" w:pos="9016"/>
             </w:tabs>
             <w:rPr>
+              <w:rFonts w:asciiTheme="minorHAnsi" w:eastAsiaTheme="minorEastAsia" w:hAnsiTheme="minorHAnsi" w:cstheme="minorBidi"/>
               <w:noProof/>
             </w:rPr>
           </w:pPr>
-          <w:hyperlink w:anchor="_Toc225422114" w:history="1">
+          <w:hyperlink w:anchor="_Toc225461402" w:history="1">
             <w:r>
               <w:rPr>
                 <w:rStyle w:val="a5"/>
@@ -1605,7 +1731,7 @@
               <w:rPr>
                 <w:noProof/>
               </w:rPr>
-              <w:instrText xml:space="preserve"> PAGEREF _Toc225422114 \h </w:instrText>
+              <w:instrText xml:space="preserve"> PAGEREF _Toc225461402 \h </w:instrText>
             </w:r>
             <w:r>
               <w:rPr>
@@ -1639,10 +1765,11 @@
               <w:tab w:val="right" w:leader="dot" w:pos="9016"/>
             </w:tabs>
             <w:rPr>
+              <w:rFonts w:asciiTheme="minorHAnsi" w:eastAsiaTheme="minorEastAsia" w:hAnsiTheme="minorHAnsi" w:cstheme="minorBidi"/>
               <w:noProof/>
             </w:rPr>
           </w:pPr>
-          <w:hyperlink w:anchor="_Toc225422115" w:history="1">
+          <w:hyperlink w:anchor="_Toc225461403" w:history="1">
             <w:r>
               <w:rPr>
                 <w:rStyle w:val="a5"/>
@@ -1666,7 +1793,7 @@
               <w:rPr>
                 <w:noProof/>
               </w:rPr>
-              <w:instrText xml:space="preserve"> PAGEREF _Toc225422115 \h </w:instrText>
+              <w:instrText xml:space="preserve"> PAGEREF _Toc225461403 \h </w:instrText>
             </w:r>
             <w:r>
               <w:rPr>
@@ -1700,10 +1827,11 @@
               <w:tab w:val="right" w:leader="dot" w:pos="9016"/>
             </w:tabs>
             <w:rPr>
+              <w:rFonts w:asciiTheme="minorHAnsi" w:eastAsiaTheme="minorEastAsia" w:hAnsiTheme="minorHAnsi" w:cstheme="minorBidi"/>
               <w:noProof/>
             </w:rPr>
           </w:pPr>
-          <w:hyperlink w:anchor="_Toc225422116" w:history="1">
+          <w:hyperlink w:anchor="_Toc225461404" w:history="1">
             <w:r>
               <w:rPr>
                 <w:rStyle w:val="a5"/>
@@ -1727,7 +1855,7 @@
               <w:rPr>
                 <w:noProof/>
               </w:rPr>
-              <w:instrText xml:space="preserve"> PAGEREF _Toc225422116 \h </w:instrText>
+              <w:instrText xml:space="preserve"> PAGEREF _Toc225461404 \h </w:instrText>
             </w:r>
             <w:r>
               <w:rPr>
@@ -1761,10 +1889,11 @@
               <w:tab w:val="right" w:leader="dot" w:pos="9016"/>
             </w:tabs>
             <w:rPr>
+              <w:rFonts w:asciiTheme="minorHAnsi" w:eastAsiaTheme="minorEastAsia" w:hAnsiTheme="minorHAnsi" w:cstheme="minorBidi"/>
               <w:noProof/>
             </w:rPr>
           </w:pPr>
-          <w:hyperlink w:anchor="_Toc225422117" w:history="1">
+          <w:hyperlink w:anchor="_Toc225461405" w:history="1">
             <w:r>
               <w:rPr>
                 <w:rStyle w:val="a5"/>
@@ -1788,7 +1917,7 @@
               <w:rPr>
                 <w:noProof/>
               </w:rPr>
-              <w:instrText xml:space="preserve"> PAGEREF _Toc225422117 \h </w:instrText>
+              <w:instrText xml:space="preserve"> PAGEREF _Toc225461405 \h </w:instrText>
             </w:r>
             <w:r>
               <w:rPr>
@@ -1822,10 +1951,11 @@
               <w:tab w:val="right" w:leader="dot" w:pos="9016"/>
             </w:tabs>
             <w:rPr>
+              <w:rFonts w:asciiTheme="minorHAnsi" w:eastAsiaTheme="minorEastAsia" w:hAnsiTheme="minorHAnsi" w:cstheme="minorBidi"/>
               <w:noProof/>
             </w:rPr>
           </w:pPr>
-          <w:hyperlink w:anchor="_Toc225422118" w:history="1">
+          <w:hyperlink w:anchor="_Toc225461406" w:history="1">
             <w:r>
               <w:rPr>
                 <w:rStyle w:val="a5"/>
@@ -1849,7 +1979,7 @@
               <w:rPr>
                 <w:noProof/>
               </w:rPr>
-              <w:instrText xml:space="preserve"> PAGEREF _Toc225422118 \h </w:instrText>
+              <w:instrText xml:space="preserve"> PAGEREF _Toc225461406 \h </w:instrText>
             </w:r>
             <w:r>
               <w:rPr>
@@ -1883,10 +2013,11 @@
               <w:tab w:val="right" w:leader="dot" w:pos="9016"/>
             </w:tabs>
             <w:rPr>
+              <w:rFonts w:asciiTheme="minorHAnsi" w:eastAsiaTheme="minorEastAsia" w:hAnsiTheme="minorHAnsi" w:cstheme="minorBidi"/>
               <w:noProof/>
             </w:rPr>
           </w:pPr>
-          <w:hyperlink w:anchor="_Toc225422119" w:history="1">
+          <w:hyperlink w:anchor="_Toc225461407" w:history="1">
             <w:r>
               <w:rPr>
                 <w:rStyle w:val="a5"/>
@@ -1910,7 +2041,7 @@
               <w:rPr>
                 <w:noProof/>
               </w:rPr>
-              <w:instrText xml:space="preserve"> PAGEREF _Toc225422119 \h </w:instrText>
+              <w:instrText xml:space="preserve"> PAGEREF _Toc225461407 \h </w:instrText>
             </w:r>
             <w:r>
               <w:rPr>
@@ -1944,10 +2075,11 @@
               <w:tab w:val="right" w:leader="dot" w:pos="9016"/>
             </w:tabs>
             <w:rPr>
+              <w:rFonts w:asciiTheme="minorHAnsi" w:eastAsiaTheme="minorEastAsia" w:hAnsiTheme="minorHAnsi" w:cstheme="minorBidi"/>
               <w:noProof/>
             </w:rPr>
           </w:pPr>
-          <w:hyperlink w:anchor="_Toc225422120" w:history="1">
+          <w:hyperlink w:anchor="_Toc225461408" w:history="1">
             <w:r>
               <w:rPr>
                 <w:rStyle w:val="a5"/>
@@ -1971,7 +2103,7 @@
               <w:rPr>
                 <w:noProof/>
               </w:rPr>
-              <w:instrText xml:space="preserve"> PAGEREF _Toc225422120 \h </w:instrText>
+              <w:instrText xml:space="preserve"> PAGEREF _Toc225461408 \h </w:instrText>
             </w:r>
             <w:r>
               <w:rPr>
@@ -2005,10 +2137,11 @@
               <w:tab w:val="right" w:leader="dot" w:pos="9016"/>
             </w:tabs>
             <w:rPr>
+              <w:rFonts w:asciiTheme="minorHAnsi" w:eastAsiaTheme="minorEastAsia" w:hAnsiTheme="minorHAnsi" w:cstheme="minorBidi"/>
               <w:noProof/>
             </w:rPr>
           </w:pPr>
-          <w:hyperlink w:anchor="_Toc225422121" w:history="1">
+          <w:hyperlink w:anchor="_Toc225461409" w:history="1">
             <w:r>
               <w:rPr>
                 <w:rStyle w:val="a5"/>
@@ -2032,7 +2165,7 @@
               <w:rPr>
                 <w:noProof/>
               </w:rPr>
-              <w:instrText xml:space="preserve"> PAGEREF _Toc225422121 \h </w:instrText>
+              <w:instrText xml:space="preserve"> PAGEREF _Toc225461409 \h </w:instrText>
             </w:r>
             <w:r>
               <w:rPr>
@@ -2066,10 +2199,11 @@
               <w:tab w:val="right" w:leader="dot" w:pos="9016"/>
             </w:tabs>
             <w:rPr>
+              <w:rFonts w:asciiTheme="minorHAnsi" w:eastAsiaTheme="minorEastAsia" w:hAnsiTheme="minorHAnsi" w:cstheme="minorBidi"/>
               <w:noProof/>
             </w:rPr>
           </w:pPr>
-          <w:hyperlink w:anchor="_Toc225422122" w:history="1">
+          <w:hyperlink w:anchor="_Toc225461410" w:history="1">
             <w:r>
               <w:rPr>
                 <w:rStyle w:val="a5"/>
@@ -2093,7 +2227,7 @@
               <w:rPr>
                 <w:noProof/>
               </w:rPr>
-              <w:instrText xml:space="preserve"> PAGEREF _Toc225422122 \h </w:instrText>
+              <w:instrText xml:space="preserve"> PAGEREF _Toc225461410 \h </w:instrText>
             </w:r>
             <w:r>
               <w:rPr>
@@ -2127,10 +2261,11 @@
               <w:tab w:val="right" w:leader="dot" w:pos="9016"/>
             </w:tabs>
             <w:rPr>
+              <w:rFonts w:asciiTheme="minorHAnsi" w:eastAsiaTheme="minorEastAsia" w:hAnsiTheme="minorHAnsi" w:cstheme="minorBidi"/>
               <w:noProof/>
             </w:rPr>
           </w:pPr>
-          <w:hyperlink w:anchor="_Toc225422123" w:history="1">
+          <w:hyperlink w:anchor="_Toc225461411" w:history="1">
             <w:r>
               <w:rPr>
                 <w:rStyle w:val="a5"/>
@@ -2154,7 +2289,7 @@
               <w:rPr>
                 <w:noProof/>
               </w:rPr>
-              <w:instrText xml:space="preserve"> PAGEREF _Toc225422123 \h </w:instrText>
+              <w:instrText xml:space="preserve"> PAGEREF _Toc225461411 \h </w:instrText>
             </w:r>
             <w:r>
               <w:rPr>
@@ -2188,10 +2323,11 @@
               <w:tab w:val="right" w:leader="dot" w:pos="9016"/>
             </w:tabs>
             <w:rPr>
+              <w:rFonts w:asciiTheme="minorHAnsi" w:eastAsiaTheme="minorEastAsia" w:hAnsiTheme="minorHAnsi" w:cstheme="minorBidi"/>
               <w:noProof/>
             </w:rPr>
           </w:pPr>
-          <w:hyperlink w:anchor="_Toc225422124" w:history="1">
+          <w:hyperlink w:anchor="_Toc225461412" w:history="1">
             <w:r>
               <w:rPr>
                 <w:rStyle w:val="a5"/>
@@ -2215,7 +2351,7 @@
               <w:rPr>
                 <w:noProof/>
               </w:rPr>
-              <w:instrText xml:space="preserve"> PAGEREF _Toc225422124 \h </w:instrText>
+              <w:instrText xml:space="preserve"> PAGEREF _Toc225461412 \h </w:instrText>
             </w:r>
             <w:r>
               <w:rPr>
@@ -2249,10 +2385,11 @@
               <w:tab w:val="right" w:leader="dot" w:pos="9016"/>
             </w:tabs>
             <w:rPr>
+              <w:rFonts w:asciiTheme="minorHAnsi" w:eastAsiaTheme="minorEastAsia" w:hAnsiTheme="minorHAnsi" w:cstheme="minorBidi"/>
               <w:noProof/>
             </w:rPr>
           </w:pPr>
-          <w:hyperlink w:anchor="_Toc225422125" w:history="1">
+          <w:hyperlink w:anchor="_Toc225461413" w:history="1">
             <w:r>
               <w:rPr>
                 <w:rStyle w:val="a5"/>
@@ -2276,7 +2413,7 @@
               <w:rPr>
                 <w:noProof/>
               </w:rPr>
-              <w:instrText xml:space="preserve"> PAGEREF _Toc225422125 \h </w:instrText>
+              <w:instrText xml:space="preserve"> PAGEREF _Toc225461413 \h </w:instrText>
             </w:r>
             <w:r>
               <w:rPr>
@@ -2310,10 +2447,11 @@
               <w:tab w:val="right" w:leader="dot" w:pos="9016"/>
             </w:tabs>
             <w:rPr>
+              <w:rFonts w:asciiTheme="minorHAnsi" w:eastAsiaTheme="minorEastAsia" w:hAnsiTheme="minorHAnsi" w:cstheme="minorBidi"/>
               <w:noProof/>
             </w:rPr>
           </w:pPr>
-          <w:hyperlink w:anchor="_Toc225422126" w:history="1">
+          <w:hyperlink w:anchor="_Toc225461414" w:history="1">
             <w:r>
               <w:rPr>
                 <w:rStyle w:val="a5"/>
@@ -2337,7 +2475,7 @@
               <w:rPr>
                 <w:noProof/>
               </w:rPr>
-              <w:instrText xml:space="preserve"> PAGEREF _Toc225422126 \h </w:instrText>
+              <w:instrText xml:space="preserve"> PAGEREF _Toc225461414 \h </w:instrText>
             </w:r>
             <w:r>
               <w:rPr>
@@ -2371,10 +2509,11 @@
               <w:tab w:val="right" w:leader="dot" w:pos="9016"/>
             </w:tabs>
             <w:rPr>
+              <w:rFonts w:asciiTheme="minorHAnsi" w:eastAsiaTheme="minorEastAsia" w:hAnsiTheme="minorHAnsi" w:cstheme="minorBidi"/>
               <w:noProof/>
             </w:rPr>
           </w:pPr>
-          <w:hyperlink w:anchor="_Toc225422127" w:history="1">
+          <w:hyperlink w:anchor="_Toc225461415" w:history="1">
             <w:r>
               <w:rPr>
                 <w:rStyle w:val="a5"/>
@@ -2398,7 +2537,7 @@
               <w:rPr>
                 <w:noProof/>
               </w:rPr>
-              <w:instrText xml:space="preserve"> PAGEREF _Toc225422127 \h </w:instrText>
+              <w:instrText xml:space="preserve"> PAGEREF _Toc225461415 \h </w:instrText>
             </w:r>
             <w:r>
               <w:rPr>
@@ -2432,10 +2571,11 @@
               <w:tab w:val="right" w:leader="dot" w:pos="9016"/>
             </w:tabs>
             <w:rPr>
+              <w:rFonts w:asciiTheme="minorHAnsi" w:eastAsiaTheme="minorEastAsia" w:hAnsiTheme="minorHAnsi" w:cstheme="minorBidi"/>
               <w:noProof/>
             </w:rPr>
           </w:pPr>
-          <w:hyperlink w:anchor="_Toc225422128" w:history="1">
+          <w:hyperlink w:anchor="_Toc225461416" w:history="1">
             <w:r>
               <w:rPr>
                 <w:rStyle w:val="a5"/>
@@ -2459,7 +2599,7 @@
               <w:rPr>
                 <w:noProof/>
               </w:rPr>
-              <w:instrText xml:space="preserve"> PAGEREF _Toc225422128 \h </w:instrText>
+              <w:instrText xml:space="preserve"> PAGEREF _Toc225461416 \h </w:instrText>
             </w:r>
             <w:r>
               <w:rPr>
@@ -2493,10 +2633,11 @@
               <w:tab w:val="right" w:leader="dot" w:pos="9016"/>
             </w:tabs>
             <w:rPr>
+              <w:rFonts w:asciiTheme="minorHAnsi" w:eastAsiaTheme="minorEastAsia" w:hAnsiTheme="minorHAnsi" w:cstheme="minorBidi"/>
               <w:noProof/>
             </w:rPr>
           </w:pPr>
-          <w:hyperlink w:anchor="_Toc225422129" w:history="1">
+          <w:hyperlink w:anchor="_Toc225461417" w:history="1">
             <w:r>
               <w:rPr>
                 <w:rStyle w:val="a5"/>
@@ -2520,7 +2661,7 @@
               <w:rPr>
                 <w:noProof/>
               </w:rPr>
-              <w:instrText xml:space="preserve"> PAGEREF _Toc225422129 \h </w:instrText>
+              <w:instrText xml:space="preserve"> PAGEREF _Toc225461417 \h </w:instrText>
             </w:r>
             <w:r>
               <w:rPr>
@@ -2554,10 +2695,11 @@
               <w:tab w:val="right" w:leader="dot" w:pos="9016"/>
             </w:tabs>
             <w:rPr>
+              <w:rFonts w:asciiTheme="minorHAnsi" w:eastAsiaTheme="minorEastAsia" w:hAnsiTheme="minorHAnsi" w:cstheme="minorBidi"/>
               <w:noProof/>
             </w:rPr>
           </w:pPr>
-          <w:hyperlink w:anchor="_Toc225422130" w:history="1">
+          <w:hyperlink w:anchor="_Toc225461418" w:history="1">
             <w:r>
               <w:rPr>
                 <w:rStyle w:val="a5"/>
@@ -2581,7 +2723,7 @@
               <w:rPr>
                 <w:noProof/>
               </w:rPr>
-              <w:instrText xml:space="preserve"> PAGEREF _Toc225422130 \h </w:instrText>
+              <w:instrText xml:space="preserve"> PAGEREF _Toc225461418 \h </w:instrText>
             </w:r>
             <w:r>
               <w:rPr>
@@ -2615,10 +2757,11 @@
               <w:tab w:val="right" w:leader="dot" w:pos="9016"/>
             </w:tabs>
             <w:rPr>
+              <w:rFonts w:asciiTheme="minorHAnsi" w:eastAsiaTheme="minorEastAsia" w:hAnsiTheme="minorHAnsi" w:cstheme="minorBidi"/>
               <w:noProof/>
             </w:rPr>
           </w:pPr>
-          <w:hyperlink w:anchor="_Toc225422131" w:history="1">
+          <w:hyperlink w:anchor="_Toc225461419" w:history="1">
             <w:r>
               <w:rPr>
                 <w:rStyle w:val="a5"/>
@@ -2642,7 +2785,7 @@
               <w:rPr>
                 <w:noProof/>
               </w:rPr>
-              <w:instrText xml:space="preserve"> PAGEREF _Toc225422131 \h </w:instrText>
+              <w:instrText xml:space="preserve"> PAGEREF _Toc225461419 \h </w:instrText>
             </w:r>
             <w:r>
               <w:rPr>
@@ -2686,7 +2829,7 @@
         <w:pStyle w:val="1"/>
         <w:pageBreakBefore/>
       </w:pPr>
-      <w:bookmarkStart w:id="1" w:name="_Toc225422091"/>
+      <w:bookmarkStart w:id="1" w:name="_Toc225461378"/>
       <w:r>
         <w:lastRenderedPageBreak/>
         <w:t>Вступ</w:t>
@@ -2697,7 +2840,7 @@
       <w:pPr>
         <w:pStyle w:val="2"/>
       </w:pPr>
-      <w:bookmarkStart w:id="2" w:name="_Toc225422092"/>
+      <w:bookmarkStart w:id="2" w:name="_Toc225461379"/>
       <w:r>
         <w:t>Призначення інструкції</w:t>
       </w:r>
@@ -2714,7 +2857,34 @@
         <w:t>–</w:t>
       </w:r>
       <w:r>
-        <w:t xml:space="preserve"> адмін-панель) веб-сайту компанії Vogel Travel. Інструкція охоплює всі основні розділи та функції: від входу до системи та керування туристичними пропозиціями до налаштування SEO, управління партнерами та налаштування сповіщень у Telegram.</w:t>
+        <w:t xml:space="preserve"> </w:t>
+      </w:r>
+      <w:proofErr w:type="spellStart"/>
+      <w:r>
+        <w:t>адмін</w:t>
+      </w:r>
+      <w:proofErr w:type="spellEnd"/>
+      <w:r>
+        <w:t xml:space="preserve">-панель) веб-сайту компанії </w:t>
+      </w:r>
+      <w:proofErr w:type="spellStart"/>
+      <w:r>
+        <w:t>Vogel</w:t>
+      </w:r>
+      <w:proofErr w:type="spellEnd"/>
+      <w:r>
+        <w:t xml:space="preserve"> </w:t>
+      </w:r>
+      <w:proofErr w:type="spellStart"/>
+      <w:r>
+        <w:t>Travel</w:t>
+      </w:r>
+      <w:proofErr w:type="spellEnd"/>
+      <w:r>
+        <w:t>. Інструкція охоплює всі основні розділи та функції: від входу до системи та керування туристичним</w:t>
+      </w:r>
+      <w:r>
+        <w:t>и пропозиціями до налаштування SEO, управління партнерами та налаштування сповіщень у Telegram.</w:t>
       </w:r>
     </w:p>
     <w:p>
@@ -2727,14 +2897,33 @@
         <w:spacing w:before="80" w:after="80"/>
       </w:pPr>
       <w:r>
-        <w:t>Документ структурований за розділами меню адмін-панелі, тому ви можете зразу перейти до потрібного розділу, не читаючи інструкцію повністю. Кожен розділ містить покрокові пояснення, скриншоти інтерфейсу та практичні поради.</w:t>
+        <w:t xml:space="preserve">Документ структурований за розділами меню </w:t>
+      </w:r>
+      <w:proofErr w:type="spellStart"/>
+      <w:r>
+        <w:t>адмін</w:t>
+      </w:r>
+      <w:proofErr w:type="spellEnd"/>
+      <w:r>
+        <w:t>-панелі, тому ви можете зразу перейти до потрібного розділу, не читаючи інструкцію повністю. Кожен розділ містит</w:t>
+      </w:r>
+      <w:r>
+        <w:t xml:space="preserve">ь покрокові пояснення, </w:t>
+      </w:r>
+      <w:proofErr w:type="spellStart"/>
+      <w:r>
+        <w:t>скриншоти</w:t>
+      </w:r>
+      <w:proofErr w:type="spellEnd"/>
+      <w:r>
+        <w:t xml:space="preserve"> інтерфейсу та практичні поради.</w:t>
       </w:r>
     </w:p>
     <w:p>
       <w:pPr>
         <w:pStyle w:val="2"/>
       </w:pPr>
-      <w:bookmarkStart w:id="3" w:name="_Toc225422093"/>
+      <w:bookmarkStart w:id="3" w:name="_Toc225461380"/>
       <w:r>
         <w:t>Для кого призначена інструкція</w:t>
       </w:r>
@@ -2771,7 +2960,10 @@
         <w:t>–</w:t>
       </w:r>
       <w:r>
-        <w:t xml:space="preserve"> співробітників, відповідальних за повсякденне оновлення контенту: додавання нових турів, публікацію статей блогу та оновлення інформації про партнерів.</w:t>
+        <w:t xml:space="preserve"> співробітників, відповідальних за повсякденне оновлення контенту: додавання нових турів, публікацію статей бл</w:t>
+      </w:r>
+      <w:r>
+        <w:t>огу та оновлення інформації про партнерів.</w:t>
       </w:r>
     </w:p>
     <w:p>
@@ -2823,7 +3015,10 @@
         <w:t>–</w:t>
       </w:r>
       <w:r>
-        <w:t xml:space="preserve"> осіб, відповідальних за просування сайту в пошукових системах. Для них у документі детально описані функції SEO-оптимізації та інструмент генерації метаданих за допомогою штучного інтелекту.</w:t>
+        <w:t xml:space="preserve"> осіб, відповідальних за просування сайту в пошукови</w:t>
+      </w:r>
+      <w:r>
+        <w:t>х системах. Для них у документі детально описані функції SEO-оптимізації та інструмент генерації метаданих за допомогою штучного інтелекту.</w:t>
       </w:r>
     </w:p>
     <w:p>
@@ -2849,7 +3044,10 @@
         <w:t>–</w:t>
       </w:r>
       <w:r>
-        <w:t xml:space="preserve"> для загального ознайомлення з можливостями системи та розуміння процесів оновлення контенту на сайті компанії.</w:t>
+        <w:t xml:space="preserve"> для загального ознайомлення з можливостями системи та розуміння процесів оновлення контенту на сайті ко</w:t>
+      </w:r>
+      <w:r>
+        <w:t>мпанії.</w:t>
       </w:r>
     </w:p>
     <w:p>
@@ -2862,7 +3060,15 @@
         <w:spacing w:before="80" w:after="80"/>
       </w:pPr>
       <w:r>
-        <w:t xml:space="preserve">Для роботи з адмін-панеллю не потрібні технічні знання або навички програмування </w:t>
+        <w:t xml:space="preserve">Для роботи з </w:t>
+      </w:r>
+      <w:proofErr w:type="spellStart"/>
+      <w:r>
+        <w:t>адмін</w:t>
+      </w:r>
+      <w:proofErr w:type="spellEnd"/>
+      <w:r>
+        <w:t xml:space="preserve">-панеллю не потрібні технічні знання або навички програмування </w:t>
       </w:r>
       <w:r>
         <w:t>–</w:t>
@@ -2875,7 +3081,7 @@
       <w:pPr>
         <w:pStyle w:val="2"/>
       </w:pPr>
-      <w:bookmarkStart w:id="4" w:name="_Toc225422094"/>
+      <w:bookmarkStart w:id="4" w:name="_Toc225461381"/>
       <w:r>
         <w:t>Вступне слово</w:t>
       </w:r>
@@ -2885,14 +3091,38 @@
       <w:pPr>
         <w:spacing w:before="80" w:after="80"/>
       </w:pPr>
-      <w:r>
-        <w:t xml:space="preserve">Адмін-панель Vogel Travel </w:t>
+      <w:proofErr w:type="spellStart"/>
+      <w:r>
+        <w:t>Адмін</w:t>
+      </w:r>
+      <w:proofErr w:type="spellEnd"/>
+      <w:r>
+        <w:t xml:space="preserve">-панель </w:t>
+      </w:r>
+      <w:proofErr w:type="spellStart"/>
+      <w:r>
+        <w:t>Vogel</w:t>
+      </w:r>
+      <w:proofErr w:type="spellEnd"/>
+      <w:r>
+        <w:t xml:space="preserve"> </w:t>
+      </w:r>
+      <w:proofErr w:type="spellStart"/>
+      <w:r>
+        <w:t>Travel</w:t>
+      </w:r>
+      <w:proofErr w:type="spellEnd"/>
+      <w:r>
+        <w:t xml:space="preserve"> </w:t>
       </w:r>
       <w:r>
         <w:t>–</w:t>
       </w:r>
       <w:r>
-        <w:t xml:space="preserve"> це зручний центр керування вашим туристичним сайтом. Вона побудована за принципом "що бачиш </w:t>
+        <w:t xml:space="preserve"> це зручний центр керування вашим туристичним сайтом. Во</w:t>
+      </w:r>
+      <w:r>
+        <w:t xml:space="preserve">на побудована за принципом "що бачиш </w:t>
       </w:r>
       <w:r>
         <w:t>–</w:t>
@@ -2911,7 +3141,10 @@
         <w:spacing w:before="80" w:after="80"/>
       </w:pPr>
       <w:r>
-        <w:t>Система дозволяє повністю управляти контентом без звернення до розробників: публікувати нові тури, редагувати описи готелів, вести блог, налаштовувати SEO та отримувати миттєві сповіщення про замовлення клієнтів прямо у Telegram.</w:t>
+        <w:t xml:space="preserve">Система дозволяє повністю управляти контентом без звернення до розробників: публікувати нові тури, </w:t>
+      </w:r>
+      <w:r>
+        <w:t>редагувати описи готелів, вести блог, налаштовувати SEO та отримувати миттєві сповіщення про замовлення клієнтів прямо у Telegram.</w:t>
       </w:r>
     </w:p>
     <w:p>
@@ -2930,7 +3163,10 @@
         <w:t>–</w:t>
       </w:r>
       <w:r>
-        <w:t xml:space="preserve"> це допоможе уникнути типових помилок при роботі з контентом.</w:t>
+        <w:t xml:space="preserve"> це допоможе уникнут</w:t>
+      </w:r>
+      <w:r>
+        <w:t>и типових помилок при роботі з контентом.</w:t>
       </w:r>
     </w:p>
     <w:p>
@@ -2982,7 +3218,23 @@
                 <w:sz w:val="20"/>
                 <w:szCs w:val="20"/>
               </w:rPr>
-              <w:t>Якщо у вас виникнуть питання, які не висвітлені в цій інструкції, зверніться до розробника або скористайтеся вбудованою довідкою у розділі "Довідка" адмін-панелі.</w:t>
+              <w:t xml:space="preserve">Якщо у вас виникнуть питання, які не висвітлені в цій інструкції, зверніться до розробника або скористайтеся вбудованою довідкою у розділі "Довідка" </w:t>
+            </w:r>
+            <w:proofErr w:type="spellStart"/>
+            <w:r>
+              <w:rPr>
+                <w:sz w:val="20"/>
+                <w:szCs w:val="20"/>
+              </w:rPr>
+              <w:t>адмін</w:t>
+            </w:r>
+            <w:proofErr w:type="spellEnd"/>
+            <w:r>
+              <w:rPr>
+                <w:sz w:val="20"/>
+                <w:szCs w:val="20"/>
+              </w:rPr>
+              <w:t>-панелі.</w:t>
             </w:r>
           </w:p>
         </w:tc>
@@ -2993,7 +3245,7 @@
         <w:pStyle w:val="1"/>
         <w:pageBreakBefore/>
       </w:pPr>
-      <w:bookmarkStart w:id="5" w:name="_Toc225422095"/>
+      <w:bookmarkStart w:id="5" w:name="_Toc225461382"/>
       <w:r>
         <w:lastRenderedPageBreak/>
         <w:t>1. Вхід та навігація</w:t>
@@ -3004,9 +3256,17 @@
       <w:pPr>
         <w:pStyle w:val="2"/>
       </w:pPr>
-      <w:bookmarkStart w:id="6" w:name="_Toc225422096"/>
-      <w:r>
-        <w:t>1.1. Як увійти в адмін-панель</w:t>
+      <w:bookmarkStart w:id="6" w:name="_Toc225461383"/>
+      <w:r>
+        <w:t xml:space="preserve">1.1. Як увійти в </w:t>
+      </w:r>
+      <w:proofErr w:type="spellStart"/>
+      <w:r>
+        <w:t>адмін</w:t>
+      </w:r>
+      <w:proofErr w:type="spellEnd"/>
+      <w:r>
+        <w:t>-панель</w:t>
       </w:r>
       <w:bookmarkEnd w:id="6"/>
     </w:p>
@@ -3027,7 +3287,23 @@
         <w:t>Відкрийте браузер</w:t>
       </w:r>
       <w:r>
-        <w:t xml:space="preserve"> та перейдіть за адресою: vogel-travel.com.ua/admin (або іншим доменом, де розгорнуто сайт).</w:t>
+        <w:t xml:space="preserve"> та перейдіть за </w:t>
+      </w:r>
+      <w:proofErr w:type="spellStart"/>
+      <w:r>
+        <w:t>адресою</w:t>
+      </w:r>
+      <w:proofErr w:type="spellEnd"/>
+      <w:r>
+        <w:t>: vogel-travel.com.ua/</w:t>
+      </w:r>
+      <w:proofErr w:type="spellStart"/>
+      <w:r>
+        <w:t>admin</w:t>
+      </w:r>
+      <w:proofErr w:type="spellEnd"/>
+      <w:r>
+        <w:t xml:space="preserve"> (або іншим доменом, де розгорнуто сайт).</w:t>
       </w:r>
     </w:p>
     <w:p>
@@ -3044,8 +3320,17 @@
           <w:b/>
           <w:bCs/>
         </w:rPr>
-        <w:t>Введіть Email</w:t>
-      </w:r>
+        <w:t xml:space="preserve">Введіть </w:t>
+      </w:r>
+      <w:proofErr w:type="spellStart"/>
+      <w:r>
+        <w:rPr>
+          <w:b/>
+          <w:bCs/>
+        </w:rPr>
+        <w:t>Email</w:t>
+      </w:r>
+      <w:proofErr w:type="spellEnd"/>
       <w:r>
         <w:t xml:space="preserve"> </w:t>
       </w:r>
@@ -3096,7 +3381,14 @@
           <w:b/>
           <w:bCs/>
         </w:rPr>
-        <w:t>Натисніть кнопку "Увійти"</w:t>
+        <w:t>Натисніть к</w:t>
+      </w:r>
+      <w:r>
+        <w:rPr>
+          <w:b/>
+          <w:bCs/>
+        </w:rPr>
+        <w:t>нопку "Увійти"</w:t>
       </w:r>
       <w:r>
         <w:t xml:space="preserve"> </w:t>
@@ -3105,7 +3397,15 @@
         <w:t>–</w:t>
       </w:r>
       <w:r>
-        <w:t xml:space="preserve"> після успішної авторизації ви автоматично потрапите на головну сторінку адмін-панелі.</w:t>
+        <w:t xml:space="preserve"> після успішної авторизації ви автоматично потрапите на головну сторінку </w:t>
+      </w:r>
+      <w:proofErr w:type="spellStart"/>
+      <w:r>
+        <w:t>адмін</w:t>
+      </w:r>
+      <w:proofErr w:type="spellEnd"/>
+      <w:r>
+        <w:t>-панелі.</w:t>
       </w:r>
     </w:p>
     <w:p>
@@ -3140,7 +3440,7 @@
                     </pic:cNvPicPr>
                   </pic:nvPicPr>
                   <pic:blipFill>
-                    <a:blip r:embed="rId7"/>
+                    <a:blip r:embed="rId8"/>
                     <a:srcRect/>
                     <a:stretch>
                       <a:fillRect/>
@@ -3195,8 +3495,64 @@
           <w:sz w:val="18"/>
           <w:szCs w:val="18"/>
         </w:rPr>
-        <w:t xml:space="preserve"> Форма входу до адмін-панелі Vogel Travel</w:t>
-      </w:r>
+        <w:t xml:space="preserve"> Форма входу до </w:t>
+      </w:r>
+      <w:proofErr w:type="spellStart"/>
+      <w:r>
+        <w:rPr>
+          <w:i/>
+          <w:iCs/>
+          <w:color w:val="555555"/>
+          <w:sz w:val="18"/>
+          <w:szCs w:val="18"/>
+        </w:rPr>
+        <w:t>адмін</w:t>
+      </w:r>
+      <w:proofErr w:type="spellEnd"/>
+      <w:r>
+        <w:rPr>
+          <w:i/>
+          <w:iCs/>
+          <w:color w:val="555555"/>
+          <w:sz w:val="18"/>
+          <w:szCs w:val="18"/>
+        </w:rPr>
+        <w:t xml:space="preserve">-панелі </w:t>
+      </w:r>
+      <w:proofErr w:type="spellStart"/>
+      <w:r>
+        <w:rPr>
+          <w:i/>
+          <w:iCs/>
+          <w:color w:val="555555"/>
+          <w:sz w:val="18"/>
+          <w:szCs w:val="18"/>
+        </w:rPr>
+        <w:t>Vogel</w:t>
+      </w:r>
+      <w:proofErr w:type="spellEnd"/>
+      <w:r>
+        <w:rPr>
+          <w:i/>
+          <w:iCs/>
+          <w:color w:val="555555"/>
+          <w:sz w:val="18"/>
+          <w:szCs w:val="18"/>
+        </w:rPr>
+        <w:t xml:space="preserve"> </w:t>
+      </w:r>
+      <w:proofErr w:type="spellStart"/>
+      <w:r>
+        <w:rPr>
+          <w:i/>
+          <w:iCs/>
+          <w:color w:val="555555"/>
+          <w:sz w:val="18"/>
+          <w:szCs w:val="18"/>
+        </w:rPr>
+        <w:t>Travel</w:t>
+      </w:r>
+      <w:proofErr w:type="spellEnd"/>
     </w:p>
     <w:tbl>
       <w:tblPr>
@@ -3242,7 +3598,23 @@
                 <w:sz w:val="20"/>
                 <w:szCs w:val="20"/>
               </w:rPr>
-              <w:t xml:space="preserve">Зберігайте дані для входу в безпечному місці. Не передавайте логін і пароль стороннім особам. У разі компрометації облікових даних </w:t>
+              <w:t xml:space="preserve">Зберігайте дані для входу в безпечному місці. Не </w:t>
+            </w:r>
+            <w:proofErr w:type="spellStart"/>
+            <w:r>
+              <w:rPr>
+                <w:sz w:val="20"/>
+                <w:szCs w:val="20"/>
+              </w:rPr>
+              <w:t>передавайте</w:t>
+            </w:r>
+            <w:proofErr w:type="spellEnd"/>
+            <w:r>
+              <w:rPr>
+                <w:sz w:val="20"/>
+                <w:szCs w:val="20"/>
+              </w:rPr>
+              <w:t xml:space="preserve"> логін і пароль стороннім особам. У разі компрометації облікових даних </w:t>
             </w:r>
             <w:r>
               <w:rPr>
@@ -3266,7 +3638,7 @@
       <w:pPr>
         <w:pStyle w:val="2"/>
       </w:pPr>
-      <w:bookmarkStart w:id="7" w:name="_Toc225422097"/>
+      <w:bookmarkStart w:id="7" w:name="_Toc225461384"/>
       <w:r>
         <w:t>1.2. Бокова навігаційна панель</w:t>
       </w:r>
@@ -3277,7 +3649,10 @@
         <w:spacing w:before="80" w:after="80"/>
       </w:pPr>
       <w:r>
-        <w:t>Після входу зліва розташована головна навігаційна панель. Вона доступна з будь-якого розділу і дозволяє швидко перемикатися між секціями сайту.</w:t>
+        <w:t xml:space="preserve">Після входу зліва розташована головна навігаційна панель. Вона </w:t>
+      </w:r>
+      <w:r>
+        <w:t>доступна з будь-якого розділу і дозволяє швидко перемикатися між секціями сайту.</w:t>
       </w:r>
     </w:p>
     <w:p>
@@ -3300,342 +3675,6 @@
             <wp:extent cx="1429040" cy="5937662"/>
             <wp:effectExtent l="0" t="0" r="0" b="6350"/>
             <wp:docPr id="2" name="Знімок екрана 2026-03-26 120443.png" descr="Знімок екрана 2026-03-26 120443.png" title="Знімок екрана 2026-03-26 120443.png"/>
-            <wp:cNvGraphicFramePr>
-              <a:graphicFrameLocks xmlns:a="http://schemas.openxmlformats.org/drawingml/2006/main" noChangeAspect="1"/>
-            </wp:cNvGraphicFramePr>
-            <a:graphic xmlns:a="http://schemas.openxmlformats.org/drawingml/2006/main">
-              <a:graphicData uri="http://schemas.openxmlformats.org/drawingml/2006/picture">
-                <pic:pic xmlns:pic="http://schemas.openxmlformats.org/drawingml/2006/picture">
-                  <pic:nvPicPr>
-                    <pic:cNvPr id="0" name=""/>
-                    <pic:cNvPicPr>
-                      <a:picLocks noChangeAspect="1" noChangeArrowheads="1"/>
-                    </pic:cNvPicPr>
-                  </pic:nvPicPr>
-                  <pic:blipFill>
-                    <a:blip r:embed="rId8"/>
-                    <a:srcRect/>
-                    <a:stretch>
-                      <a:fillRect/>
-                    </a:stretch>
-                  </pic:blipFill>
-                  <pic:spPr bwMode="auto">
-                    <a:xfrm>
-                      <a:off x="0" y="0"/>
-                      <a:ext cx="1449721" cy="6023592"/>
-                    </a:xfrm>
-                    <a:prstGeom prst="rect">
-                      <a:avLst/>
-                    </a:prstGeom>
-                  </pic:spPr>
-                </pic:pic>
-              </a:graphicData>
-            </a:graphic>
-          </wp:inline>
-        </w:drawing>
-      </w:r>
-    </w:p>
-    <w:p>
-      <w:pPr>
-        <w:spacing w:after="200"/>
-        <w:jc w:val="center"/>
-      </w:pPr>
-      <w:r>
-        <w:rPr>
-          <w:i/>
-          <w:iCs/>
-          <w:color w:val="555555"/>
-          <w:sz w:val="18"/>
-          <w:szCs w:val="18"/>
-        </w:rPr>
-        <w:t xml:space="preserve">Рис. 1.2 </w:t>
-      </w:r>
-      <w:r>
-        <w:rPr>
-          <w:i/>
-          <w:iCs/>
-          <w:color w:val="555555"/>
-          <w:sz w:val="18"/>
-          <w:szCs w:val="18"/>
-        </w:rPr>
-        <w:t>–</w:t>
-      </w:r>
-      <w:r>
-        <w:rPr>
-          <w:i/>
-          <w:iCs/>
-          <w:color w:val="555555"/>
-          <w:sz w:val="18"/>
-          <w:szCs w:val="18"/>
-        </w:rPr>
-        <w:t xml:space="preserve"> Бокове меню адмін-панелі</w:t>
-      </w:r>
-    </w:p>
-    <w:p>
-      <w:pPr>
-        <w:spacing w:before="120"/>
-      </w:pPr>
-    </w:p>
-    <w:p>
-      <w:pPr>
-        <w:spacing w:before="80" w:after="80"/>
-      </w:pPr>
-      <w:r>
-        <w:t>Розділи меню:</w:t>
-      </w:r>
-    </w:p>
-    <w:p>
-      <w:pPr>
-        <w:pStyle w:val="a4"/>
-        <w:numPr>
-          <w:ilvl w:val="0"/>
-          <w:numId w:val="2"/>
-        </w:numPr>
-        <w:spacing w:before="60" w:after="60"/>
-      </w:pPr>
-      <w:r>
-        <w:rPr>
-          <w:b/>
-          <w:bCs/>
-        </w:rPr>
-        <w:t>Пропозиції</w:t>
-      </w:r>
-      <w:r>
-        <w:t xml:space="preserve"> </w:t>
-      </w:r>
-      <w:r>
-        <w:t>–</w:t>
-      </w:r>
-      <w:r>
-        <w:t xml:space="preserve"> керування туристичними пропозиціями та картками готелів.</w:t>
-      </w:r>
-    </w:p>
-    <w:p>
-      <w:pPr>
-        <w:pStyle w:val="a4"/>
-        <w:numPr>
-          <w:ilvl w:val="0"/>
-          <w:numId w:val="2"/>
-        </w:numPr>
-        <w:spacing w:before="60" w:after="60"/>
-      </w:pPr>
-      <w:r>
-        <w:rPr>
-          <w:b/>
-          <w:bCs/>
-        </w:rPr>
-        <w:t>Блог</w:t>
-      </w:r>
-      <w:r>
-        <w:t xml:space="preserve"> </w:t>
-      </w:r>
-      <w:r>
-        <w:t>–</w:t>
-      </w:r>
-      <w:r>
-        <w:t xml:space="preserve"> публікація статей, новин та порад для мандрівників.</w:t>
-      </w:r>
-    </w:p>
-    <w:p>
-      <w:pPr>
-        <w:pStyle w:val="a4"/>
-        <w:numPr>
-          <w:ilvl w:val="0"/>
-          <w:numId w:val="2"/>
-        </w:numPr>
-        <w:spacing w:before="60" w:after="60"/>
-      </w:pPr>
-      <w:r>
-        <w:rPr>
-          <w:b/>
-          <w:bCs/>
-        </w:rPr>
-        <w:t>Сервіси</w:t>
-      </w:r>
-      <w:r>
-        <w:t xml:space="preserve"> </w:t>
-      </w:r>
-      <w:r>
-        <w:t>–</w:t>
-      </w:r>
-      <w:r>
-        <w:t xml:space="preserve"> опис послуг компанії (авіаквитки, страхування, візова підтримка тощо).</w:t>
-      </w:r>
-    </w:p>
-    <w:p>
-      <w:pPr>
-        <w:pStyle w:val="a4"/>
-        <w:numPr>
-          <w:ilvl w:val="0"/>
-          <w:numId w:val="2"/>
-        </w:numPr>
-        <w:spacing w:before="60" w:after="60"/>
-      </w:pPr>
-      <w:r>
-        <w:rPr>
-          <w:b/>
-          <w:bCs/>
-        </w:rPr>
-        <w:t>Партнери</w:t>
-      </w:r>
-      <w:r>
-        <w:t xml:space="preserve"> </w:t>
-      </w:r>
-      <w:r>
-        <w:t>–</w:t>
-      </w:r>
-      <w:r>
-        <w:t xml:space="preserve"> управління брендами-партнерами на інтерактивній карті світу.</w:t>
-      </w:r>
-    </w:p>
-    <w:p>
-      <w:pPr>
-        <w:pStyle w:val="a4"/>
-        <w:numPr>
-          <w:ilvl w:val="0"/>
-          <w:numId w:val="2"/>
-        </w:numPr>
-        <w:spacing w:before="60" w:after="60"/>
-      </w:pPr>
-      <w:r>
-        <w:rPr>
-          <w:b/>
-          <w:bCs/>
-        </w:rPr>
-        <w:t>SEO</w:t>
-      </w:r>
-      <w:r>
-        <w:t xml:space="preserve"> </w:t>
-      </w:r>
-      <w:r>
-        <w:t>–</w:t>
-      </w:r>
-      <w:r>
-        <w:t xml:space="preserve"> налаштування мета-тегів для службових сторінок сайту.</w:t>
-      </w:r>
-    </w:p>
-    <w:p>
-      <w:pPr>
-        <w:pStyle w:val="a4"/>
-        <w:numPr>
-          <w:ilvl w:val="0"/>
-          <w:numId w:val="2"/>
-        </w:numPr>
-        <w:spacing w:before="60" w:after="60"/>
-      </w:pPr>
-      <w:r>
-        <w:rPr>
-          <w:b/>
-          <w:bCs/>
-        </w:rPr>
-        <w:t>Довідка</w:t>
-      </w:r>
-      <w:r>
-        <w:t xml:space="preserve"> </w:t>
-      </w:r>
-      <w:r>
-        <w:t>–</w:t>
-      </w:r>
-      <w:r>
-        <w:t xml:space="preserve"> вбудована довідкова система з підказками по роботі з адмін-панеллю.</w:t>
-      </w:r>
-    </w:p>
-    <w:p>
-      <w:pPr>
-        <w:pStyle w:val="a4"/>
-        <w:numPr>
-          <w:ilvl w:val="0"/>
-          <w:numId w:val="2"/>
-        </w:numPr>
-        <w:spacing w:before="60" w:after="60"/>
-      </w:pPr>
-      <w:r>
-        <w:rPr>
-          <w:b/>
-          <w:bCs/>
-        </w:rPr>
-        <w:t>Налаштування</w:t>
-      </w:r>
-      <w:r>
-        <w:t xml:space="preserve"> </w:t>
-      </w:r>
-      <w:r>
-        <w:t>–</w:t>
-      </w:r>
-      <w:r>
-        <w:t xml:space="preserve"> загальні контакти, соціальні мережі та Telegram-бот.</w:t>
-      </w:r>
-    </w:p>
-    <w:p>
-      <w:pPr>
-        <w:pStyle w:val="a4"/>
-        <w:numPr>
-          <w:ilvl w:val="0"/>
-          <w:numId w:val="2"/>
-        </w:numPr>
-        <w:spacing w:before="60" w:after="60"/>
-      </w:pPr>
-      <w:r>
-        <w:rPr>
-          <w:b/>
-          <w:bCs/>
-        </w:rPr>
-        <w:t>Вийти</w:t>
-      </w:r>
-      <w:r>
-        <w:t xml:space="preserve"> </w:t>
-      </w:r>
-      <w:r>
-        <w:t>–</w:t>
-      </w:r>
-      <w:r>
-        <w:t xml:space="preserve"> завершення сесії та повернення до форми входу.</w:t>
-      </w:r>
-    </w:p>
-    <w:p>
-      <w:pPr>
-        <w:pStyle w:val="2"/>
-      </w:pPr>
-      <w:bookmarkStart w:id="8" w:name="_Toc225422098"/>
-      <w:r>
-        <w:lastRenderedPageBreak/>
-        <w:t>1.3. Загальний вигляд адмін-панелі</w:t>
-      </w:r>
-      <w:bookmarkEnd w:id="8"/>
-    </w:p>
-    <w:p>
-      <w:pPr>
-        <w:spacing w:before="80" w:after="80"/>
-      </w:pPr>
-      <w:r>
-        <w:t xml:space="preserve">Після входу ви бачите список розділу "Пропозиції" </w:t>
-      </w:r>
-      <w:r>
-        <w:t>–</w:t>
-      </w:r>
-      <w:r>
-        <w:t xml:space="preserve"> основного розділу для управління туристичними пропозиціями. Кожний запис у списку показує назву готелю, фото, локацію, знижку та статус публікації.</w:t>
-      </w:r>
-    </w:p>
-    <w:p>
-      <w:pPr>
-        <w:spacing w:before="120"/>
-      </w:pPr>
-    </w:p>
-    <w:p>
-      <w:pPr>
-        <w:spacing w:before="160" w:after="160"/>
-        <w:jc w:val="center"/>
-      </w:pPr>
-      <w:r>
-        <w:rPr>
-          <w:noProof/>
-        </w:rPr>
-        <w:drawing>
-          <wp:inline distT="0" distB="0" distL="0" distR="0" wp14:anchorId="72EA47E6" wp14:editId="20D52D41">
-            <wp:extent cx="5334000" cy="3400425"/>
-            <wp:effectExtent l="0" t="0" r="0" b="0"/>
-            <wp:docPr id="3" name="адмінка_заг вигляд.png" descr="адмінка_заг вигляд.png" title="адмінка_заг вигляд.png"/>
             <wp:cNvGraphicFramePr>
               <a:graphicFrameLocks xmlns:a="http://schemas.openxmlformats.org/drawingml/2006/main" noChangeAspect="1"/>
             </wp:cNvGraphicFramePr>
@@ -3658,7 +3697,7 @@
                   <pic:spPr bwMode="auto">
                     <a:xfrm>
                       <a:off x="0" y="0"/>
-                      <a:ext cx="5334000" cy="3400425"/>
+                      <a:ext cx="1449721" cy="6023592"/>
                     </a:xfrm>
                     <a:prstGeom prst="rect">
                       <a:avLst/>
@@ -3684,7 +3723,7 @@
           <w:sz w:val="18"/>
           <w:szCs w:val="18"/>
         </w:rPr>
-        <w:t xml:space="preserve">Рис. 1.3 </w:t>
+        <w:t xml:space="preserve">Рис. 1.2 </w:t>
       </w:r>
       <w:r>
         <w:rPr>
@@ -3704,321 +3743,297 @@
           <w:sz w:val="18"/>
           <w:szCs w:val="18"/>
         </w:rPr>
-        <w:t xml:space="preserve"> Головна сторінка адмін-панелі: список пропозицій</w:t>
+        <w:t xml:space="preserve"> Бокове меню </w:t>
+      </w:r>
+      <w:proofErr w:type="spellStart"/>
+      <w:r>
+        <w:rPr>
+          <w:i/>
+          <w:iCs/>
+          <w:color w:val="555555"/>
+          <w:sz w:val="18"/>
+          <w:szCs w:val="18"/>
+        </w:rPr>
+        <w:t>адмін</w:t>
+      </w:r>
+      <w:proofErr w:type="spellEnd"/>
+      <w:r>
+        <w:rPr>
+          <w:i/>
+          <w:iCs/>
+          <w:color w:val="555555"/>
+          <w:sz w:val="18"/>
+          <w:szCs w:val="18"/>
+        </w:rPr>
+        <w:t>-панелі</w:t>
+      </w:r>
+    </w:p>
+    <w:p>
+      <w:pPr>
+        <w:spacing w:before="120"/>
+      </w:pPr>
+    </w:p>
+    <w:p>
+      <w:pPr>
+        <w:spacing w:before="80" w:after="80"/>
+      </w:pPr>
+      <w:r>
+        <w:t>Розділи меню:</w:t>
+      </w:r>
+    </w:p>
+    <w:p>
+      <w:pPr>
+        <w:pStyle w:val="a4"/>
+        <w:numPr>
+          <w:ilvl w:val="0"/>
+          <w:numId w:val="2"/>
+        </w:numPr>
+        <w:spacing w:before="60" w:after="60"/>
+      </w:pPr>
+      <w:r>
+        <w:rPr>
+          <w:b/>
+          <w:bCs/>
+        </w:rPr>
+        <w:t>Пропозиції</w:t>
+      </w:r>
+      <w:r>
+        <w:t xml:space="preserve"> </w:t>
+      </w:r>
+      <w:r>
+        <w:t>–</w:t>
+      </w:r>
+      <w:r>
+        <w:t xml:space="preserve"> керування туристичними пропозиціями та картками готелів.</w:t>
+      </w:r>
+    </w:p>
+    <w:p>
+      <w:pPr>
+        <w:pStyle w:val="a4"/>
+        <w:numPr>
+          <w:ilvl w:val="0"/>
+          <w:numId w:val="2"/>
+        </w:numPr>
+        <w:spacing w:before="60" w:after="60"/>
+      </w:pPr>
+      <w:r>
+        <w:rPr>
+          <w:b/>
+          <w:bCs/>
+        </w:rPr>
+        <w:t>Блог</w:t>
+      </w:r>
+      <w:r>
+        <w:t xml:space="preserve"> </w:t>
+      </w:r>
+      <w:r>
+        <w:t>–</w:t>
+      </w:r>
+      <w:r>
+        <w:t xml:space="preserve"> публікація статей, новин та порад для мандрі</w:t>
+      </w:r>
+      <w:r>
+        <w:t>вників.</w:t>
+      </w:r>
+    </w:p>
+    <w:p>
+      <w:pPr>
+        <w:pStyle w:val="a4"/>
+        <w:numPr>
+          <w:ilvl w:val="0"/>
+          <w:numId w:val="2"/>
+        </w:numPr>
+        <w:spacing w:before="60" w:after="60"/>
+      </w:pPr>
+      <w:r>
+        <w:rPr>
+          <w:b/>
+          <w:bCs/>
+        </w:rPr>
+        <w:t>Сервіси</w:t>
+      </w:r>
+      <w:r>
+        <w:t xml:space="preserve"> </w:t>
+      </w:r>
+      <w:r>
+        <w:t>–</w:t>
+      </w:r>
+      <w:r>
+        <w:t xml:space="preserve"> опис послуг компанії (авіаквитки, страхування, візова підтримка тощо).</w:t>
+      </w:r>
+    </w:p>
+    <w:p>
+      <w:pPr>
+        <w:pStyle w:val="a4"/>
+        <w:numPr>
+          <w:ilvl w:val="0"/>
+          <w:numId w:val="2"/>
+        </w:numPr>
+        <w:spacing w:before="60" w:after="60"/>
+      </w:pPr>
+      <w:r>
+        <w:rPr>
+          <w:b/>
+          <w:bCs/>
+        </w:rPr>
+        <w:t>Партнери</w:t>
+      </w:r>
+      <w:r>
+        <w:t xml:space="preserve"> </w:t>
+      </w:r>
+      <w:r>
+        <w:t>–</w:t>
+      </w:r>
+      <w:r>
+        <w:t xml:space="preserve"> управління брендами-партнерами на інтерактивній карті світу.</w:t>
+      </w:r>
+    </w:p>
+    <w:p>
+      <w:pPr>
+        <w:pStyle w:val="a4"/>
+        <w:numPr>
+          <w:ilvl w:val="0"/>
+          <w:numId w:val="2"/>
+        </w:numPr>
+        <w:spacing w:before="60" w:after="60"/>
+      </w:pPr>
+      <w:r>
+        <w:rPr>
+          <w:b/>
+          <w:bCs/>
+        </w:rPr>
+        <w:t>SEO</w:t>
+      </w:r>
+      <w:r>
+        <w:t xml:space="preserve"> </w:t>
+      </w:r>
+      <w:r>
+        <w:t>–</w:t>
+      </w:r>
+      <w:r>
+        <w:t xml:space="preserve"> налаштування мета-тегів для службових сторінок сайту.</w:t>
+      </w:r>
+    </w:p>
+    <w:p>
+      <w:pPr>
+        <w:pStyle w:val="a4"/>
+        <w:numPr>
+          <w:ilvl w:val="0"/>
+          <w:numId w:val="2"/>
+        </w:numPr>
+        <w:spacing w:before="60" w:after="60"/>
+      </w:pPr>
+      <w:r>
+        <w:rPr>
+          <w:b/>
+          <w:bCs/>
+        </w:rPr>
+        <w:t>Довідка</w:t>
+      </w:r>
+      <w:r>
+        <w:t xml:space="preserve"> </w:t>
+      </w:r>
+      <w:r>
+        <w:t>–</w:t>
+      </w:r>
+      <w:r>
+        <w:t xml:space="preserve"> вбудована довідкова систе</w:t>
+      </w:r>
+      <w:r>
+        <w:t xml:space="preserve">ма з підказками по роботі з </w:t>
+      </w:r>
+      <w:proofErr w:type="spellStart"/>
+      <w:r>
+        <w:t>адмін</w:t>
+      </w:r>
+      <w:proofErr w:type="spellEnd"/>
+      <w:r>
+        <w:t>-панеллю.</w:t>
+      </w:r>
+    </w:p>
+    <w:p>
+      <w:pPr>
+        <w:pStyle w:val="a4"/>
+        <w:numPr>
+          <w:ilvl w:val="0"/>
+          <w:numId w:val="2"/>
+        </w:numPr>
+        <w:spacing w:before="60" w:after="60"/>
+      </w:pPr>
+      <w:r>
+        <w:rPr>
+          <w:b/>
+          <w:bCs/>
+        </w:rPr>
+        <w:t>Налаштування</w:t>
+      </w:r>
+      <w:r>
+        <w:t xml:space="preserve"> </w:t>
+      </w:r>
+      <w:r>
+        <w:t>–</w:t>
+      </w:r>
+      <w:r>
+        <w:t xml:space="preserve"> загальні контакти, соціальні мережі та Telegram-бот.</w:t>
+      </w:r>
+    </w:p>
+    <w:p>
+      <w:pPr>
+        <w:pStyle w:val="a4"/>
+        <w:numPr>
+          <w:ilvl w:val="0"/>
+          <w:numId w:val="2"/>
+        </w:numPr>
+        <w:spacing w:before="60" w:after="60"/>
+      </w:pPr>
+      <w:r>
+        <w:rPr>
+          <w:b/>
+          <w:bCs/>
+        </w:rPr>
+        <w:t>Вийти</w:t>
+      </w:r>
+      <w:r>
+        <w:t xml:space="preserve"> </w:t>
+      </w:r>
+      <w:r>
+        <w:t>–</w:t>
+      </w:r>
+      <w:r>
+        <w:t xml:space="preserve"> завершення сесії та повернення до форми входу.</w:t>
       </w:r>
     </w:p>
     <w:p>
       <w:pPr>
         <w:pStyle w:val="2"/>
       </w:pPr>
-      <w:bookmarkStart w:id="9" w:name="_Toc225422099"/>
-      <w:r>
-        <w:t>1.4. Важливі правила роботи</w:t>
-      </w:r>
-      <w:bookmarkEnd w:id="9"/>
-    </w:p>
-    <w:p>
-      <w:pPr>
-        <w:pStyle w:val="a4"/>
-        <w:numPr>
-          <w:ilvl w:val="0"/>
-          <w:numId w:val="2"/>
-        </w:numPr>
-        <w:spacing w:before="60" w:after="60"/>
-      </w:pPr>
-      <w:r>
-        <w:rPr>
-          <w:b/>
-          <w:bCs/>
-        </w:rPr>
-        <w:t>Миттєве збереження:</w:t>
-      </w:r>
-      <w:r>
-        <w:t xml:space="preserve"> будь-які зміни з'являються на публічному сайті одразу після натискання кнопки "Зберегти". Перевіряйте введені дані перед збереженням.</w:t>
-      </w:r>
-    </w:p>
-    <w:p>
-      <w:pPr>
-        <w:pStyle w:val="a4"/>
-        <w:numPr>
-          <w:ilvl w:val="0"/>
-          <w:numId w:val="2"/>
-        </w:numPr>
-        <w:spacing w:before="60" w:after="60"/>
-      </w:pPr>
-      <w:r>
-        <w:rPr>
-          <w:b/>
-          <w:bCs/>
-        </w:rPr>
-        <w:t>Обов'язкові поля:</w:t>
-      </w:r>
-      <w:r>
-        <w:t xml:space="preserve"> деякі поля є обов'язковими для заповнення </w:t>
+      <w:bookmarkStart w:id="8" w:name="_Toc225461385"/>
+      <w:r>
+        <w:lastRenderedPageBreak/>
+        <w:t xml:space="preserve">1.3. Загальний вигляд </w:t>
+      </w:r>
+      <w:proofErr w:type="spellStart"/>
+      <w:r>
+        <w:t>адмін</w:t>
+      </w:r>
+      <w:proofErr w:type="spellEnd"/>
+      <w:r>
+        <w:t>-панелі</w:t>
+      </w:r>
+      <w:bookmarkEnd w:id="8"/>
+    </w:p>
+    <w:p>
+      <w:pPr>
+        <w:spacing w:before="80" w:after="80"/>
+      </w:pPr>
+      <w:r>
+        <w:t xml:space="preserve">Після входу ви бачите список розділу "Пропозиції" </w:t>
       </w:r>
       <w:r>
         <w:t>–</w:t>
       </w:r>
       <w:r>
-        <w:t xml:space="preserve"> без них система не дозволить зберегти запис. Такі поля позначені в інтерфейсі</w:t>
-      </w:r>
-      <w:r>
-        <w:t xml:space="preserve"> *</w:t>
-      </w:r>
-      <w:r>
-        <w:t>.</w:t>
-      </w:r>
-    </w:p>
-    <w:p>
-      <w:pPr>
-        <w:pStyle w:val="a4"/>
-        <w:numPr>
-          <w:ilvl w:val="0"/>
-          <w:numId w:val="2"/>
-        </w:numPr>
-        <w:spacing w:before="60" w:after="60"/>
-      </w:pPr>
-      <w:r>
-        <w:rPr>
-          <w:b/>
-          <w:bCs/>
-        </w:rPr>
-        <w:t>Видалення є незворотнім:</w:t>
-      </w:r>
-      <w:r>
-        <w:t xml:space="preserve"> видалені записи неможливо відновити. Завжди двічі перевіряйте перед підтвердженням видалення.</w:t>
-      </w:r>
-    </w:p>
-    <w:p>
-      <w:pPr>
-        <w:pStyle w:val="a4"/>
-        <w:numPr>
-          <w:ilvl w:val="0"/>
-          <w:numId w:val="2"/>
-        </w:numPr>
-        <w:spacing w:before="60" w:after="60"/>
-      </w:pPr>
-      <w:r>
-        <w:rPr>
-          <w:b/>
-          <w:bCs/>
-        </w:rPr>
-        <w:t>Статус публікації:</w:t>
-      </w:r>
-      <w:r>
-        <w:t xml:space="preserve"> кожен запис має чекбокс "Опублікована/Опублікований". Якщо він не встановлений </w:t>
-      </w:r>
-      <w:r>
-        <w:t>–</w:t>
-      </w:r>
-      <w:r>
-        <w:t xml:space="preserve"> запис не відображається на публічному сайті, але зберігається у системі.</w:t>
-      </w:r>
-    </w:p>
-    <w:p>
-      <w:pPr>
-        <w:pStyle w:val="1"/>
-        <w:pageBreakBefore/>
-      </w:pPr>
-      <w:bookmarkStart w:id="10" w:name="_Toc225422100"/>
-      <w:r>
-        <w:lastRenderedPageBreak/>
-        <w:t>2. Керування Пропозиціями (Турами)</w:t>
-      </w:r>
-      <w:bookmarkEnd w:id="10"/>
-    </w:p>
-    <w:p>
-      <w:pPr>
-        <w:spacing w:before="80" w:after="80"/>
-      </w:pPr>
-      <w:r>
-        <w:t xml:space="preserve">Розділ "Пропозиції" </w:t>
-      </w:r>
-      <w:r>
-        <w:t>–</w:t>
-      </w:r>
-      <w:r>
-        <w:t xml:space="preserve"> основний розділ для управління картками готелів та туристичних пакетів. Саме тут формується каталог турів, який бачать відвідувачі сайту на головній сторінці та в розділі пропозицій.</w:t>
-      </w:r>
-    </w:p>
-    <w:p>
-      <w:pPr>
-        <w:pStyle w:val="2"/>
-      </w:pPr>
-      <w:bookmarkStart w:id="11" w:name="_Toc225422101"/>
-      <w:r>
-        <w:t>2.1. Список пропозицій</w:t>
-      </w:r>
-      <w:bookmarkEnd w:id="11"/>
-    </w:p>
-    <w:p>
-      <w:pPr>
-        <w:spacing w:before="80" w:after="80"/>
-      </w:pPr>
-      <w:r>
-        <w:t>На головній сторінці розділу відображається таблиця всіх існуючих пропозицій. Для кожного запису видно:</w:t>
-      </w:r>
-    </w:p>
-    <w:p>
-      <w:pPr>
-        <w:pStyle w:val="a4"/>
-        <w:numPr>
-          <w:ilvl w:val="0"/>
-          <w:numId w:val="2"/>
-        </w:numPr>
-        <w:spacing w:before="60" w:after="60"/>
-      </w:pPr>
-      <w:r>
-        <w:rPr>
-          <w:b/>
-          <w:bCs/>
-        </w:rPr>
-        <w:t>Фото</w:t>
-      </w:r>
-      <w:r>
-        <w:t xml:space="preserve"> </w:t>
-      </w:r>
-      <w:r>
-        <w:t>–</w:t>
-      </w:r>
-      <w:r>
-        <w:t xml:space="preserve"> мініатюра головного зображення картки.</w:t>
-      </w:r>
-    </w:p>
-    <w:p>
-      <w:pPr>
-        <w:pStyle w:val="a4"/>
-        <w:numPr>
-          <w:ilvl w:val="0"/>
-          <w:numId w:val="2"/>
-        </w:numPr>
-        <w:spacing w:before="60" w:after="60"/>
-      </w:pPr>
-      <w:r>
-        <w:rPr>
-          <w:b/>
-          <w:bCs/>
-        </w:rPr>
-        <w:t>Готель</w:t>
-      </w:r>
-      <w:r>
-        <w:t xml:space="preserve"> </w:t>
-      </w:r>
-      <w:r>
-        <w:t>–</w:t>
-      </w:r>
-      <w:r>
-        <w:t xml:space="preserve"> назва готелю або туристичного об'єкта.</w:t>
-      </w:r>
-    </w:p>
-    <w:p>
-      <w:pPr>
-        <w:pStyle w:val="a4"/>
-        <w:numPr>
-          <w:ilvl w:val="0"/>
-          <w:numId w:val="2"/>
-        </w:numPr>
-        <w:spacing w:before="60" w:after="60"/>
-      </w:pPr>
-      <w:r>
-        <w:rPr>
-          <w:b/>
-          <w:bCs/>
-        </w:rPr>
-        <w:t>Локація</w:t>
-      </w:r>
-      <w:r>
-        <w:t xml:space="preserve"> </w:t>
-      </w:r>
-      <w:r>
-        <w:t>–</w:t>
-      </w:r>
-      <w:r>
-        <w:t xml:space="preserve"> країна та курорт.</w:t>
-      </w:r>
-    </w:p>
-    <w:p>
-      <w:pPr>
-        <w:pStyle w:val="a4"/>
-        <w:numPr>
-          <w:ilvl w:val="0"/>
-          <w:numId w:val="2"/>
-        </w:numPr>
-        <w:spacing w:before="60" w:after="60"/>
-      </w:pPr>
-      <w:r>
-        <w:rPr>
-          <w:b/>
-          <w:bCs/>
-        </w:rPr>
-        <w:t>Знижка</w:t>
-      </w:r>
-      <w:r>
-        <w:t xml:space="preserve"> </w:t>
-      </w:r>
-      <w:r>
-        <w:t>–</w:t>
-      </w:r>
-      <w:r>
-        <w:t xml:space="preserve"> текст бейджа знижки (якщо вказано).</w:t>
-      </w:r>
-    </w:p>
-    <w:p>
-      <w:pPr>
-        <w:pStyle w:val="a4"/>
-        <w:numPr>
-          <w:ilvl w:val="0"/>
-          <w:numId w:val="2"/>
-        </w:numPr>
-        <w:spacing w:before="60" w:after="60"/>
-      </w:pPr>
-      <w:r>
-        <w:rPr>
-          <w:b/>
-          <w:bCs/>
-        </w:rPr>
-        <w:t>Статус</w:t>
-      </w:r>
-      <w:r>
-        <w:t xml:space="preserve"> </w:t>
-      </w:r>
-      <w:r>
-        <w:t>–</w:t>
-      </w:r>
-      <w:r>
-        <w:t xml:space="preserve"> іконки для редагування та видалення запису.</w:t>
-      </w:r>
-    </w:p>
-    <w:p>
-      <w:pPr>
-        <w:spacing w:before="80" w:after="80"/>
-      </w:pPr>
-      <w:r>
-        <w:t xml:space="preserve">Натисніть кнопку "Додати" у верхньому правому куті, щоб створити нову пропозицію, або натисніть на рядок існуючої </w:t>
-      </w:r>
-      <w:r>
-        <w:t>–</w:t>
-      </w:r>
-      <w:r>
-        <w:t xml:space="preserve"> для її редагування.</w:t>
-      </w:r>
-    </w:p>
-    <w:p>
-      <w:pPr>
-        <w:pStyle w:val="2"/>
-      </w:pPr>
-      <w:bookmarkStart w:id="12" w:name="_Toc225422102"/>
-      <w:r>
-        <w:t>2.2. Основні поля картки пропозиції</w:t>
-      </w:r>
-      <w:bookmarkEnd w:id="12"/>
-    </w:p>
-    <w:p>
-      <w:pPr>
-        <w:spacing w:before="80" w:after="80"/>
-      </w:pPr>
-      <w:r>
-        <w:t>Форма редагування пропозиції складається з двох вкладок: "Інформація для картки (прев'ю)" та "Детальний опис та галерея". Розглянемо кожну детально.</w:t>
+        <w:t xml:space="preserve"> основного розділу для управління туристичними пропозиціями. Кожний запис у списку показує назву готелю, фото, локацію, знижку та статус публікації.</w:t>
       </w:r>
     </w:p>
     <w:p>
@@ -4036,10 +4051,10 @@
           <w:noProof/>
         </w:rPr>
         <w:drawing>
-          <wp:inline distT="0" distB="0" distL="0" distR="0" wp14:anchorId="2D35E344" wp14:editId="1802AB70">
-            <wp:extent cx="3381153" cy="4127824"/>
-            <wp:effectExtent l="0" t="0" r="0" b="6350"/>
-            <wp:docPr id="4" name="1.png" descr="1.png" title="1.png"/>
+          <wp:inline distT="0" distB="0" distL="0" distR="0" wp14:anchorId="72EA47E6" wp14:editId="20D52D41">
+            <wp:extent cx="5334000" cy="3400425"/>
+            <wp:effectExtent l="0" t="0" r="0" b="0"/>
+            <wp:docPr id="3" name="адмінка_заг вигляд.png" descr="адмінка_заг вигляд.png" title="адмінка_заг вигляд.png"/>
             <wp:cNvGraphicFramePr>
               <a:graphicFrameLocks xmlns:a="http://schemas.openxmlformats.org/drawingml/2006/main" noChangeAspect="1"/>
             </wp:cNvGraphicFramePr>
@@ -4062,7 +4077,7 @@
                   <pic:spPr bwMode="auto">
                     <a:xfrm>
                       <a:off x="0" y="0"/>
-                      <a:ext cx="3385069" cy="4132605"/>
+                      <a:ext cx="5334000" cy="3400425"/>
                     </a:xfrm>
                     <a:prstGeom prst="rect">
                       <a:avLst/>
@@ -4088,7 +4103,7 @@
           <w:sz w:val="18"/>
           <w:szCs w:val="18"/>
         </w:rPr>
-        <w:t xml:space="preserve">Рис. 2.1 </w:t>
+        <w:t xml:space="preserve">Рис. 1.3 </w:t>
       </w:r>
       <w:r>
         <w:rPr>
@@ -4108,21 +4123,244 @@
           <w:sz w:val="18"/>
           <w:szCs w:val="18"/>
         </w:rPr>
-        <w:t xml:space="preserve"> Форма редагування пропозиції: основні поля картки</w:t>
-      </w:r>
-    </w:p>
-    <w:p>
-      <w:pPr>
-        <w:spacing w:before="120"/>
-      </w:pPr>
-    </w:p>
-    <w:p>
-      <w:pPr>
-        <w:pStyle w:val="3"/>
-      </w:pPr>
-      <w:r>
+        <w:t xml:space="preserve"> Головна сторінка </w:t>
+      </w:r>
+      <w:proofErr w:type="spellStart"/>
+      <w:r>
+        <w:rPr>
+          <w:i/>
+          <w:iCs/>
+          <w:color w:val="555555"/>
+          <w:sz w:val="18"/>
+          <w:szCs w:val="18"/>
+        </w:rPr>
+        <w:t>адмін</w:t>
+      </w:r>
+      <w:proofErr w:type="spellEnd"/>
+      <w:r>
+        <w:rPr>
+          <w:i/>
+          <w:iCs/>
+          <w:color w:val="555555"/>
+          <w:sz w:val="18"/>
+          <w:szCs w:val="18"/>
+        </w:rPr>
+        <w:t>-панелі: список проп</w:t>
+      </w:r>
+      <w:r>
+        <w:rPr>
+          <w:i/>
+          <w:iCs/>
+          <w:color w:val="555555"/>
+          <w:sz w:val="18"/>
+          <w:szCs w:val="18"/>
+        </w:rPr>
+        <w:t>озицій</w:t>
+      </w:r>
+    </w:p>
+    <w:p>
+      <w:pPr>
+        <w:pStyle w:val="2"/>
+      </w:pPr>
+      <w:bookmarkStart w:id="9" w:name="_Toc225461386"/>
+      <w:r>
+        <w:t>1.4. Важливі правила роботи</w:t>
+      </w:r>
+      <w:bookmarkEnd w:id="9"/>
+    </w:p>
+    <w:p>
+      <w:pPr>
+        <w:pStyle w:val="a4"/>
+        <w:numPr>
+          <w:ilvl w:val="0"/>
+          <w:numId w:val="2"/>
+        </w:numPr>
+        <w:spacing w:before="60" w:after="60"/>
+      </w:pPr>
+      <w:r>
+        <w:rPr>
+          <w:b/>
+          <w:bCs/>
+        </w:rPr>
+        <w:t>Миттєве збереження:</w:t>
+      </w:r>
+      <w:r>
+        <w:t xml:space="preserve"> будь-які зміни з'являються на публічному сайті одразу після натискання кнопки "Зберегти". Перевіряйте введені дані перед збереженням.</w:t>
+      </w:r>
+    </w:p>
+    <w:p>
+      <w:pPr>
+        <w:pStyle w:val="a4"/>
+        <w:numPr>
+          <w:ilvl w:val="0"/>
+          <w:numId w:val="2"/>
+        </w:numPr>
+        <w:spacing w:before="60" w:after="60"/>
+      </w:pPr>
+      <w:r>
+        <w:rPr>
+          <w:b/>
+          <w:bCs/>
+        </w:rPr>
+        <w:t>Обов'язкові поля:</w:t>
+      </w:r>
+      <w:r>
+        <w:t xml:space="preserve"> деякі поля є обов'язковими для заповнення </w:t>
+      </w:r>
+      <w:r>
+        <w:t>–</w:t>
+      </w:r>
+      <w:r>
+        <w:t xml:space="preserve"> без них система не дозволить зберегти запис. Такі поля позначені в інтерфейсі</w:t>
+      </w:r>
+      <w:r>
+        <w:t xml:space="preserve"> *</w:t>
+      </w:r>
+      <w:r>
+        <w:t>.</w:t>
+      </w:r>
+    </w:p>
+    <w:p>
+      <w:pPr>
+        <w:pStyle w:val="a4"/>
+        <w:numPr>
+          <w:ilvl w:val="0"/>
+          <w:numId w:val="2"/>
+        </w:numPr>
+        <w:spacing w:before="60" w:after="60"/>
+      </w:pPr>
+      <w:r>
+        <w:rPr>
+          <w:b/>
+          <w:bCs/>
+        </w:rPr>
+        <w:t>Видалення є незворотнім:</w:t>
+      </w:r>
+      <w:r>
+        <w:t xml:space="preserve"> видалені записи неможливо відновити. Завжди двічі перевіряйте перед підтвердженням видалення.</w:t>
+      </w:r>
+    </w:p>
+    <w:p>
+      <w:pPr>
+        <w:pStyle w:val="a4"/>
+        <w:numPr>
+          <w:ilvl w:val="0"/>
+          <w:numId w:val="2"/>
+        </w:numPr>
+        <w:spacing w:before="60" w:after="60"/>
+      </w:pPr>
+      <w:r>
+        <w:rPr>
+          <w:b/>
+          <w:bCs/>
+        </w:rPr>
+        <w:t>Статус публ</w:t>
+      </w:r>
+      <w:r>
+        <w:rPr>
+          <w:b/>
+          <w:bCs/>
+        </w:rPr>
+        <w:t>ікації:</w:t>
+      </w:r>
+      <w:r>
+        <w:t xml:space="preserve"> кожен запис має </w:t>
+      </w:r>
+      <w:proofErr w:type="spellStart"/>
+      <w:r>
+        <w:t>чекбокс</w:t>
+      </w:r>
+      <w:proofErr w:type="spellEnd"/>
+      <w:r>
+        <w:t xml:space="preserve"> "Опублікована/Опублікований". Якщо він не встановлений </w:t>
+      </w:r>
+      <w:r>
+        <w:t>–</w:t>
+      </w:r>
+      <w:r>
+        <w:t xml:space="preserve"> запис не відображається на публічному сайті, але зберігається у системі.</w:t>
+      </w:r>
+    </w:p>
+    <w:p>
+      <w:pPr>
+        <w:pStyle w:val="2"/>
+      </w:pPr>
+      <w:bookmarkStart w:id="10" w:name="_Toc225461387"/>
+      <w:bookmarkStart w:id="11" w:name="_Toc225461388"/>
+      <w:r>
+        <w:t>1.5. Двомовність та переклад полів</w:t>
+      </w:r>
+      <w:bookmarkEnd w:id="11"/>
+    </w:p>
+    <w:p>
+      <w:pPr>
+        <w:pStyle w:val="a4"/>
+        <w:spacing w:before="60" w:after="60"/>
+      </w:pPr>
+      <w:r>
+        <w:rPr>
+          <w:b/>
+        </w:rPr>
+        <w:t>Огляд системи двомовності</w:t>
+      </w:r>
+    </w:p>
+    <w:p>
+      <w:pPr>
+        <w:pStyle w:val="a4"/>
+        <w:numPr>
+          <w:ilvl w:val="0"/>
+          <w:numId w:val="2"/>
+        </w:numPr>
+        <w:spacing w:before="60" w:after="60"/>
+      </w:pPr>
+      <w:r>
+        <w:t>Платформа розроблена як двомовна система для управління контентом українською та англійською мовами. Кожне поле форми може містити текст окремо для кожної мови.</w:t>
+      </w:r>
+    </w:p>
+    <w:p>
+      <w:pPr>
+        <w:pStyle w:val="a4"/>
+        <w:spacing w:before="60" w:after="60"/>
+      </w:pPr>
+      <w:r>
+        <w:rPr>
+          <w:b/>
+        </w:rPr>
+        <w:t>Панель вибору мови</w:t>
+      </w:r>
+    </w:p>
+    <w:p>
+      <w:pPr>
+        <w:pStyle w:val="a4"/>
+        <w:numPr>
+          <w:ilvl w:val="0"/>
+          <w:numId w:val="2"/>
+        </w:numPr>
+        <w:spacing w:before="60" w:after="60"/>
+      </w:pPr>
+      <w:r>
+        <w:t>У верхній частині форм розташована панель з двома кнопками: “Українська” та “</w:t>
+      </w:r>
+      <w:proofErr w:type="spellStart"/>
+      <w:r>
+        <w:t>English</w:t>
+      </w:r>
+      <w:proofErr w:type="spellEnd"/>
+      <w:r>
+        <w:t>”. При натисканні форма перемикається на режим редагування контенту вибраною мовою.</w:t>
+      </w:r>
+    </w:p>
+    <w:p>
+      <w:pPr>
+        <w:pStyle w:val="a4"/>
+        <w:spacing w:before="60" w:after="60"/>
+      </w:pPr>
+      <w:r>
+        <w:rPr>
+          <w:b/>
+        </w:rPr>
         <w:lastRenderedPageBreak/>
-        <w:t>Поля вкладки "Інформація для картки"</w:t>
+        <w:t>Функція автоматичного перекладу</w:t>
       </w:r>
     </w:p>
     <w:p>
@@ -4136,330 +4374,136 @@
       </w:pPr>
       <w:r>
         <w:rPr>
-          <w:b/>
-          <w:bCs/>
-        </w:rPr>
-        <w:t>Готель</w:t>
-      </w:r>
-      <w:r>
+          <w:lang w:val="ru-RU"/>
+        </w:rPr>
+        <w:t>П</w:t>
+      </w:r>
+      <w:proofErr w:type="spellStart"/>
+      <w:r>
+        <w:t>оля</w:t>
+      </w:r>
+      <w:proofErr w:type="spellEnd"/>
+      <w:r>
+        <w:t xml:space="preserve"> мають вбудовану функцію автоматичного перекладу за допомогою</w:t>
+      </w:r>
+      <w:r>
+        <w:rPr>
+          <w:lang w:val="ru-RU"/>
+        </w:rPr>
         <w:t xml:space="preserve"> </w:t>
       </w:r>
       <w:r>
-        <w:t>–</w:t>
-      </w:r>
-      <w:r>
-        <w:t xml:space="preserve"> назва готелю або курорту. Відображається як головний заголовок на картці у каталозі. Наприклад: "Dusit Thani Maldives".</w:t>
-      </w:r>
-    </w:p>
-    <w:p>
-      <w:pPr>
-        <w:pStyle w:val="a4"/>
-        <w:numPr>
-          <w:ilvl w:val="0"/>
-          <w:numId w:val="2"/>
-        </w:numPr>
-        <w:spacing w:before="60" w:after="60"/>
-      </w:pPr>
-      <w:r>
-        <w:rPr>
-          <w:b/>
-          <w:bCs/>
-        </w:rPr>
-        <w:t>URL адреса (Slug)</w:t>
-      </w:r>
-      <w:r>
+        <w:rPr>
+          <w:lang w:val="en-US"/>
+        </w:rPr>
+        <w:t>google</w:t>
+      </w:r>
+      <w:r>
+        <w:rPr>
+          <w:lang w:val="ru-RU"/>
+        </w:rPr>
         <w:t xml:space="preserve"> </w:t>
       </w:r>
       <w:r>
-        <w:t>–</w:t>
-      </w:r>
-      <w:r>
-        <w:t xml:space="preserve"> унікальна адреса сторінки в URL. Заповнюється автоматично на основі назви готелю. Рекомендується залишати без змін.</w:t>
-      </w:r>
-    </w:p>
-    <w:p>
-      <w:pPr>
-        <w:pStyle w:val="a4"/>
-        <w:numPr>
-          <w:ilvl w:val="0"/>
-          <w:numId w:val="2"/>
-        </w:numPr>
-        <w:spacing w:before="60" w:after="60"/>
-      </w:pPr>
-      <w:r>
-        <w:rPr>
-          <w:b/>
-          <w:bCs/>
-        </w:rPr>
-        <w:t>Локація</w:t>
-      </w:r>
-      <w:r>
-        <w:t xml:space="preserve"> </w:t>
-      </w:r>
-      <w:r>
-        <w:t>–</w:t>
-      </w:r>
-      <w:r>
-        <w:t xml:space="preserve"> країна та курорт, де знаходиться готель. Відображається на картці під назвою. Наприклад: "Мальдіви, атол Арі".</w:t>
-      </w:r>
-    </w:p>
-    <w:p>
-      <w:pPr>
-        <w:pStyle w:val="a4"/>
-        <w:numPr>
-          <w:ilvl w:val="0"/>
-          <w:numId w:val="2"/>
-        </w:numPr>
-        <w:spacing w:before="60" w:after="60"/>
-      </w:pPr>
-      <w:r>
-        <w:rPr>
-          <w:b/>
-          <w:bCs/>
-        </w:rPr>
-        <w:t>Бронювання до</w:t>
-      </w:r>
-      <w:r>
-        <w:t xml:space="preserve"> </w:t>
-      </w:r>
-      <w:r>
-        <w:t>–</w:t>
-      </w:r>
-      <w:r>
-        <w:t xml:space="preserve"> кінцева дата дії пропозиції. Відображається на картці та показує клієнту часові рамки акції.</w:t>
-      </w:r>
-    </w:p>
-    <w:p>
-      <w:pPr>
-        <w:pStyle w:val="a4"/>
-        <w:numPr>
-          <w:ilvl w:val="0"/>
-          <w:numId w:val="2"/>
-        </w:numPr>
-        <w:spacing w:before="60" w:after="60"/>
-      </w:pPr>
-      <w:r>
-        <w:rPr>
-          <w:b/>
-          <w:bCs/>
-        </w:rPr>
-        <w:t>Перебування з</w:t>
-      </w:r>
-      <w:r>
-        <w:t xml:space="preserve"> </w:t>
-      </w:r>
-      <w:r>
-        <w:t>–</w:t>
-      </w:r>
-      <w:r>
-        <w:t xml:space="preserve"> початкова дата заїзду за цією ціною.</w:t>
-      </w:r>
-    </w:p>
-    <w:p>
-      <w:pPr>
-        <w:pStyle w:val="a4"/>
-        <w:numPr>
-          <w:ilvl w:val="0"/>
-          <w:numId w:val="2"/>
-        </w:numPr>
-        <w:spacing w:before="60" w:after="60"/>
-      </w:pPr>
-      <w:r>
-        <w:rPr>
-          <w:b/>
-          <w:bCs/>
-        </w:rPr>
-        <w:t>Перебування до</w:t>
-      </w:r>
-      <w:r>
-        <w:t xml:space="preserve"> </w:t>
-      </w:r>
-      <w:r>
-        <w:t>–</w:t>
-      </w:r>
-      <w:r>
-        <w:t xml:space="preserve"> кінцева дата виїзду. Разом із "Перебування з" формує рядок дат під назвою готелю на картці.</w:t>
-      </w:r>
-    </w:p>
-    <w:p>
-      <w:pPr>
-        <w:pStyle w:val="a4"/>
-        <w:numPr>
-          <w:ilvl w:val="0"/>
-          <w:numId w:val="2"/>
-        </w:numPr>
-        <w:spacing w:before="60" w:after="60"/>
-      </w:pPr>
-      <w:r>
-        <w:rPr>
-          <w:b/>
-          <w:bCs/>
-        </w:rPr>
-        <w:t>Знижка</w:t>
-      </w:r>
-      <w:r>
-        <w:t xml:space="preserve"> </w:t>
-      </w:r>
-      <w:r>
-        <w:t>–</w:t>
-      </w:r>
-      <w:r>
-        <w:t xml:space="preserve"> текст для зеленого бейджа у куті фото на картці. Наприклад: "-40%" або "Early Booking". Якщо залишити порожнім </w:t>
-      </w:r>
-      <w:r>
-        <w:t>–</w:t>
-      </w:r>
-      <w:r>
-        <w:t xml:space="preserve"> бейдж не відображається.</w:t>
-      </w:r>
-    </w:p>
-    <w:p>
-      <w:pPr>
-        <w:pStyle w:val="a4"/>
-        <w:numPr>
-          <w:ilvl w:val="0"/>
-          <w:numId w:val="2"/>
-        </w:numPr>
-        <w:spacing w:before="60" w:after="60"/>
-      </w:pPr>
-      <w:r>
-        <w:rPr>
-          <w:b/>
-          <w:bCs/>
-        </w:rPr>
-        <w:t>Головне фото</w:t>
-      </w:r>
-      <w:r>
-        <w:t xml:space="preserve"> </w:t>
-      </w:r>
-      <w:r>
-        <w:t>–</w:t>
-      </w:r>
-      <w:r>
-        <w:t xml:space="preserve"> основне зображення, яке виводиться на картці в каталозі. Рекомендований розмір: 800×600 пікселів, формат JPG або PNG, вага до 2 МБ.</w:t>
-      </w:r>
-    </w:p>
-    <w:p>
-      <w:pPr>
-        <w:pStyle w:val="a4"/>
-        <w:numPr>
-          <w:ilvl w:val="0"/>
-          <w:numId w:val="2"/>
-        </w:numPr>
-        <w:spacing w:before="60" w:after="60"/>
-      </w:pPr>
-      <w:r>
-        <w:rPr>
-          <w:b/>
-          <w:bCs/>
-        </w:rPr>
-        <w:t>URL зображення (необов'язково)</w:t>
-      </w:r>
-      <w:r>
-        <w:t xml:space="preserve"> </w:t>
-      </w:r>
-      <w:r>
-        <w:t>–</w:t>
-      </w:r>
-      <w:r>
-        <w:t xml:space="preserve"> замість завантаження файлу можна вставити пряме посилання на фото з іншого сайту. Якщо завантажений файл </w:t>
-      </w:r>
-      <w:r>
-        <w:t>–</w:t>
-      </w:r>
-      <w:r>
-        <w:t xml:space="preserve"> це поле ігнорується.</w:t>
-      </w:r>
-    </w:p>
-    <w:p>
-      <w:pPr>
-        <w:pStyle w:val="a4"/>
-        <w:numPr>
-          <w:ilvl w:val="0"/>
-          <w:numId w:val="2"/>
-        </w:numPr>
-        <w:spacing w:before="60" w:after="60"/>
-      </w:pPr>
-      <w:r>
-        <w:rPr>
-          <w:b/>
-          <w:bCs/>
-        </w:rPr>
-        <w:t>Alt текст фото</w:t>
-      </w:r>
-      <w:r>
-        <w:t xml:space="preserve"> </w:t>
-      </w:r>
-      <w:r>
-        <w:t>–</w:t>
-      </w:r>
-      <w:r>
-        <w:t xml:space="preserve"> текстовий опис зображення для пошукових систем. Важливо для SEO та доступності. Наприклад: "Вид на лагуну з тераси готелю".</w:t>
-      </w:r>
-    </w:p>
-    <w:p>
-      <w:pPr>
-        <w:pStyle w:val="a4"/>
-        <w:numPr>
-          <w:ilvl w:val="0"/>
-          <w:numId w:val="2"/>
-        </w:numPr>
-        <w:spacing w:before="60" w:after="60"/>
-      </w:pPr>
-      <w:r>
-        <w:rPr>
-          <w:b/>
-          <w:bCs/>
-        </w:rPr>
-        <w:t>Короткий опис</w:t>
-      </w:r>
-      <w:r>
-        <w:t xml:space="preserve"> </w:t>
-      </w:r>
-      <w:r>
-        <w:t>–</w:t>
-      </w:r>
-      <w:r>
-        <w:t xml:space="preserve"> невеликий анонс (2–4 речення), який відображається на картці при наведенні або нижче назви готелю у деяких форматах відображення.</w:t>
-      </w:r>
-    </w:p>
-    <w:p>
-      <w:pPr>
-        <w:pStyle w:val="2"/>
-      </w:pPr>
-      <w:bookmarkStart w:id="13" w:name="_Toc225422103"/>
-      <w:r>
-        <w:t>2.3. Галерея фото</w:t>
-      </w:r>
-      <w:bookmarkEnd w:id="13"/>
-    </w:p>
-    <w:p>
-      <w:pPr>
-        <w:spacing w:before="80" w:after="80"/>
-      </w:pPr>
-      <w:r>
-        <w:t>На вкладці "Детальний опис та галерея" у секції галереї можна додати кілька фотографій готелю, які відображатимуться в каруселі на сторінці пропозиції.</w:t>
-      </w:r>
-    </w:p>
-    <w:p>
-      <w:pPr>
-        <w:spacing w:before="120"/>
-      </w:pPr>
-    </w:p>
-    <w:p>
-      <w:pPr>
-        <w:spacing w:before="160" w:after="160"/>
-        <w:jc w:val="center"/>
-      </w:pPr>
-      <w:r>
-        <w:rPr>
-          <w:noProof/>
-        </w:rPr>
+        <w:rPr>
+          <w:lang w:val="en-US"/>
+        </w:rPr>
+        <w:t>translate</w:t>
+      </w:r>
+    </w:p>
+    <w:p>
+      <w:pPr>
+        <w:pStyle w:val="a4"/>
+        <w:numPr>
+          <w:ilvl w:val="1"/>
+          <w:numId w:val="3"/>
+        </w:numPr>
+        <w:spacing w:before="60" w:after="60"/>
+      </w:pPr>
+      <w:proofErr w:type="spellStart"/>
+      <w:r>
+        <w:rPr>
+          <w:b/>
+        </w:rPr>
+        <w:t>Розташування:</w:t>
+      </w:r>
+      <w:r>
+        <w:t>Кнопка</w:t>
+      </w:r>
+      <w:proofErr w:type="spellEnd"/>
+      <w:r>
+        <w:t xml:space="preserve"> перекладу розташована поруч з полем введення тексту, зазвичай позначена як “Перекласти”.</w:t>
+      </w:r>
+    </w:p>
+    <w:p>
+      <w:pPr>
+        <w:pStyle w:val="a4"/>
+        <w:numPr>
+          <w:ilvl w:val="1"/>
+          <w:numId w:val="3"/>
+        </w:numPr>
+        <w:spacing w:before="60" w:after="60"/>
+      </w:pPr>
+      <w:r>
+        <w:rPr>
+          <w:b/>
+        </w:rPr>
+        <w:t xml:space="preserve">Як </w:t>
+      </w:r>
+      <w:proofErr w:type="spellStart"/>
+      <w:r>
+        <w:rPr>
+          <w:b/>
+        </w:rPr>
+        <w:t>користуватися:</w:t>
+      </w:r>
+      <w:r>
+        <w:t>Заповніть</w:t>
+      </w:r>
+      <w:proofErr w:type="spellEnd"/>
+      <w:r>
+        <w:t xml:space="preserve"> поле українським текстом і натисніть кнопку перекладу. Система перекладе текст на англійську.</w:t>
+      </w:r>
+    </w:p>
+    <w:p>
+      <w:pPr>
+        <w:pStyle w:val="a4"/>
+        <w:numPr>
+          <w:ilvl w:val="1"/>
+          <w:numId w:val="3"/>
+        </w:numPr>
+        <w:spacing w:before="60" w:after="60"/>
+      </w:pPr>
+      <w:proofErr w:type="spellStart"/>
+      <w:r>
+        <w:rPr>
+          <w:b/>
+        </w:rPr>
+        <w:t>Редагування:</w:t>
+      </w:r>
+      <w:r>
+        <w:t>Ви</w:t>
+      </w:r>
+      <w:proofErr w:type="spellEnd"/>
+      <w:r>
+        <w:t xml:space="preserve"> можете вручну змінити переклад після його автоматичного створення.</w:t>
+      </w:r>
+    </w:p>
+    <w:p>
+      <w:pPr>
+        <w:pStyle w:val="a4"/>
+        <w:numPr>
+          <w:ilvl w:val="1"/>
+          <w:numId w:val="3"/>
+        </w:numPr>
+        <w:spacing w:before="60" w:after="60"/>
+      </w:pPr>
+      <w:r>
         <w:drawing>
-          <wp:inline distT="0" distB="0" distL="0" distR="0" wp14:anchorId="01D72F33" wp14:editId="373A6A2E">
-            <wp:extent cx="4762500" cy="3209925"/>
-            <wp:effectExtent l="0" t="0" r="0" b="0"/>
-            <wp:docPr id="5" name="4.png" descr="4.png" title="4.png"/>
+          <wp:inline distT="0" distB="0" distL="0" distR="0" wp14:anchorId="0BE24213" wp14:editId="7D697670">
+            <wp:extent cx="5731510" cy="3572510"/>
+            <wp:effectExtent l="0" t="0" r="2540" b="8890"/>
+            <wp:docPr id="17" name="Рисунок 17"/>
             <wp:cNvGraphicFramePr>
               <a:graphicFrameLocks xmlns:a="http://schemas.openxmlformats.org/drawingml/2006/main" noChangeAspect="1"/>
             </wp:cNvGraphicFramePr>
@@ -4467,22 +4511,19 @@
               <a:graphicData uri="http://schemas.openxmlformats.org/drawingml/2006/picture">
                 <pic:pic xmlns:pic="http://schemas.openxmlformats.org/drawingml/2006/picture">
                   <pic:nvPicPr>
-                    <pic:cNvPr id="0" name=""/>
-                    <pic:cNvPicPr>
-                      <a:picLocks noChangeAspect="1" noChangeArrowheads="1"/>
-                    </pic:cNvPicPr>
+                    <pic:cNvPr id="1" name=""/>
+                    <pic:cNvPicPr/>
                   </pic:nvPicPr>
                   <pic:blipFill>
                     <a:blip r:embed="rId11"/>
-                    <a:srcRect/>
                     <a:stretch>
                       <a:fillRect/>
                     </a:stretch>
                   </pic:blipFill>
-                  <pic:spPr bwMode="auto">
+                  <pic:spPr>
                     <a:xfrm>
                       <a:off x="0" y="0"/>
-                      <a:ext cx="4762500" cy="3209925"/>
+                      <a:ext cx="5731510" cy="3572510"/>
                     </a:xfrm>
                     <a:prstGeom prst="rect">
                       <a:avLst/>
@@ -4497,44 +4538,105 @@
     </w:p>
     <w:p>
       <w:pPr>
-        <w:spacing w:after="200"/>
-        <w:jc w:val="center"/>
-      </w:pPr>
-      <w:r>
-        <w:rPr>
-          <w:i/>
-          <w:iCs/>
-          <w:color w:val="555555"/>
-          <w:sz w:val="18"/>
-          <w:szCs w:val="18"/>
-        </w:rPr>
-        <w:t xml:space="preserve">Рис. 2.2 </w:t>
-      </w:r>
-      <w:r>
-        <w:rPr>
-          <w:i/>
-          <w:iCs/>
-          <w:color w:val="555555"/>
-          <w:sz w:val="18"/>
-          <w:szCs w:val="18"/>
-        </w:rPr>
+        <w:pStyle w:val="a4"/>
+        <w:spacing w:before="60" w:after="60"/>
+      </w:pPr>
+      <w:r>
+        <w:rPr>
+          <w:b/>
+        </w:rPr>
+        <w:t>Важливе примітки</w:t>
+      </w:r>
+    </w:p>
+    <w:p>
+      <w:pPr>
+        <w:pStyle w:val="a4"/>
+        <w:numPr>
+          <w:ilvl w:val="0"/>
+          <w:numId w:val="2"/>
+        </w:numPr>
+        <w:spacing w:before="60" w:after="60"/>
+      </w:pPr>
+      <w:r>
+        <w:t>• Кожна мова потребує окремого заповнення. Поля не заповнюються автоматично для іншої мови без вашої дії.</w:t>
+      </w:r>
+    </w:p>
+    <w:p>
+      <w:pPr>
+        <w:pStyle w:val="a4"/>
+        <w:numPr>
+          <w:ilvl w:val="0"/>
+          <w:numId w:val="2"/>
+        </w:numPr>
+        <w:spacing w:before="60" w:after="60"/>
+      </w:pPr>
+      <w:r>
+        <w:t>• Автоматичний переклад – це допоміжний інструмент. Завжди перевіряйте якість перекладу.</w:t>
+      </w:r>
+    </w:p>
+    <w:p>
+      <w:pPr>
+        <w:pStyle w:val="a4"/>
+        <w:numPr>
+          <w:ilvl w:val="0"/>
+          <w:numId w:val="2"/>
+        </w:numPr>
+        <w:spacing w:before="60" w:after="60"/>
+      </w:pPr>
+      <w:r>
+        <w:t xml:space="preserve">• Якщо поле не заповнено для англійської мови, то цей контент не буде видимим </w:t>
+      </w:r>
+      <w:bookmarkStart w:id="12" w:name="_GoBack"/>
+      <w:bookmarkEnd w:id="12"/>
+      <w:r>
+        <w:t>для англомовних користувачів сайту.</w:t>
+      </w:r>
+    </w:p>
+    <w:p>
+      <w:pPr>
+        <w:pStyle w:val="1"/>
+        <w:pageBreakBefore/>
+      </w:pPr>
+      <w:r>
+        <w:lastRenderedPageBreak/>
+        <w:t>2. Керування Пропозиціями (Турами)</w:t>
+      </w:r>
+      <w:bookmarkEnd w:id="10"/>
+    </w:p>
+    <w:p>
+      <w:pPr>
+        <w:spacing w:before="80" w:after="80"/>
+      </w:pPr>
+      <w:r>
+        <w:t xml:space="preserve">Розділ "Пропозиції" </w:t>
+      </w:r>
+      <w:r>
         <w:t>–</w:t>
       </w:r>
       <w:r>
-        <w:rPr>
-          <w:i/>
-          <w:iCs/>
-          <w:color w:val="555555"/>
-          <w:sz w:val="18"/>
-          <w:szCs w:val="18"/>
-        </w:rPr>
-        <w:t xml:space="preserve"> Галерея фото: завантаження додаткових зображень</w:t>
-      </w:r>
-    </w:p>
-    <w:p>
-      <w:pPr>
-        <w:spacing w:before="120"/>
-      </w:pPr>
+        <w:t xml:space="preserve"> основний розділ для управління картка</w:t>
+      </w:r>
+      <w:r>
+        <w:t>ми готелів та туристичних пакетів. Саме тут формується каталог турів, який бачать відвідувачі сайту на головній сторінці та в розділі пропозицій.</w:t>
+      </w:r>
+    </w:p>
+    <w:p>
+      <w:pPr>
+        <w:pStyle w:val="2"/>
+      </w:pPr>
+      <w:bookmarkStart w:id="13" w:name="_Toc225461389"/>
+      <w:r>
+        <w:t>2.1. Список пропозицій</w:t>
+      </w:r>
+      <w:bookmarkEnd w:id="13"/>
+    </w:p>
+    <w:p>
+      <w:pPr>
+        <w:spacing w:before="80" w:after="80"/>
+      </w:pPr>
+      <w:r>
+        <w:t>На головній сторінці розділу відображається таблиця всіх існуючих пропозицій. Для кожного запису видно:</w:t>
+      </w:r>
     </w:p>
     <w:p>
       <w:pPr>
@@ -4550,10 +4652,16 @@
           <w:b/>
           <w:bCs/>
         </w:rPr>
-        <w:t>Додавання фото:</w:t>
-      </w:r>
-      <w:r>
-        <w:t xml:space="preserve"> натисніть на область "Перетягніть або натисніть" та оберіть файли. Можна завантажити кілька фото одночасно.</w:t>
+        <w:t>Фото</w:t>
+      </w:r>
+      <w:r>
+        <w:t xml:space="preserve"> </w:t>
+      </w:r>
+      <w:r>
+        <w:t>–</w:t>
+      </w:r>
+      <w:r>
+        <w:t xml:space="preserve"> мініатюра головного зображення картки.</w:t>
       </w:r>
     </w:p>
     <w:p>
@@ -4570,10 +4678,19 @@
           <w:b/>
           <w:bCs/>
         </w:rPr>
-        <w:t>Підпис до фото:</w:t>
-      </w:r>
-      <w:r>
-        <w:t xml:space="preserve"> текст, який відображається під знімком у каруселі. Описуйте, що зображено: "Вид з тераси", "Ресторан Benjarong" тощо.</w:t>
+        <w:t>Готель</w:t>
+      </w:r>
+      <w:r>
+        <w:t xml:space="preserve"> </w:t>
+      </w:r>
+      <w:r>
+        <w:t>–</w:t>
+      </w:r>
+      <w:r>
+        <w:t xml:space="preserve"> назва готелю або туристичного об'є</w:t>
+      </w:r>
+      <w:r>
+        <w:t>кта.</w:t>
       </w:r>
     </w:p>
     <w:p>
@@ -4590,10 +4707,16 @@
           <w:b/>
           <w:bCs/>
         </w:rPr>
-        <w:t>Alt текст:</w:t>
-      </w:r>
-      <w:r>
-        <w:t xml:space="preserve"> опис фото для пошукових систем Google Картинки.</w:t>
+        <w:t>Локація</w:t>
+      </w:r>
+      <w:r>
+        <w:t xml:space="preserve"> </w:t>
+      </w:r>
+      <w:r>
+        <w:t>–</w:t>
+      </w:r>
+      <w:r>
+        <w:t xml:space="preserve"> країна та курорт.</w:t>
       </w:r>
     </w:p>
     <w:p>
@@ -4610,10 +4733,16 @@
           <w:b/>
           <w:bCs/>
         </w:rPr>
-        <w:t>Зміна порядку:</w:t>
-      </w:r>
-      <w:r>
-        <w:t xml:space="preserve"> перетягніть фото за іконку "три крапки" зліва, щоб змінити послідовність відображення у каруселі.</w:t>
+        <w:t>Знижка</w:t>
+      </w:r>
+      <w:r>
+        <w:t xml:space="preserve"> </w:t>
+      </w:r>
+      <w:r>
+        <w:t>–</w:t>
+      </w:r>
+      <w:r>
+        <w:t xml:space="preserve"> текст бейджа знижки (якщо вказано).</w:t>
       </w:r>
     </w:p>
     <w:p>
@@ -4630,19 +4759,42 @@
           <w:b/>
           <w:bCs/>
         </w:rPr>
-        <w:t>Видалення фото:</w:t>
-      </w:r>
-      <w:r>
-        <w:t xml:space="preserve"> натисніть червону іконку видалення у правому куті мініатюри.</w:t>
+        <w:t>Статус</w:t>
+      </w:r>
+      <w:r>
+        <w:t xml:space="preserve"> </w:t>
+      </w:r>
+      <w:r>
+        <w:t>–</w:t>
+      </w:r>
+      <w:r>
+        <w:t xml:space="preserve"> іконки для редагування та видалення запису.</w:t>
+      </w:r>
+    </w:p>
+    <w:p>
+      <w:pPr>
+        <w:spacing w:before="80" w:after="80"/>
+      </w:pPr>
+      <w:r>
+        <w:t xml:space="preserve">Натисніть кнопку "Додати" у верхньому правому куті, щоб створити нову пропозицію, або натисніть на рядок існуючої </w:t>
+      </w:r>
+      <w:r>
+        <w:t>–</w:t>
+      </w:r>
+      <w:r>
+        <w:t xml:space="preserve"> для її ре</w:t>
+      </w:r>
+      <w:r>
+        <w:t>дагування.</w:t>
       </w:r>
     </w:p>
     <w:p>
       <w:pPr>
         <w:pStyle w:val="2"/>
       </w:pPr>
-      <w:bookmarkStart w:id="14" w:name="_Toc225422104"/>
-      <w:r>
-        <w:t>2.4. Збереження та публікація</w:t>
+      <w:bookmarkStart w:id="14" w:name="_Toc225461390"/>
+      <w:r>
+        <w:t>2.2. Основні поля картки пропозиції</w:t>
       </w:r>
       <w:bookmarkEnd w:id="14"/>
     </w:p>
@@ -4651,7 +4803,7 @@
         <w:spacing w:before="80" w:after="80"/>
       </w:pPr>
       <w:r>
-        <w:t>Внизу форми розташовані кнопки керування записом:</w:t>
+        <w:t>Форма редагування пропозиції складається з двох вкладок: "Інформація для картки (прев'ю)" та "Детальний опис та галерея". Розглянемо кожну детально.</w:t>
       </w:r>
     </w:p>
     <w:p>
@@ -4669,10 +4821,10 @@
           <w:noProof/>
         </w:rPr>
         <w:drawing>
-          <wp:inline distT="0" distB="0" distL="0" distR="0" wp14:anchorId="57083875" wp14:editId="716AD7DD">
-            <wp:extent cx="3810000" cy="609600"/>
-            <wp:effectExtent l="0" t="0" r="0" b="0"/>
-            <wp:docPr id="6" name="6.png" descr="6.png" title="6.png"/>
+          <wp:inline distT="0" distB="0" distL="0" distR="0" wp14:anchorId="2D35E344" wp14:editId="1802AB70">
+            <wp:extent cx="3381153" cy="4127824"/>
+            <wp:effectExtent l="0" t="0" r="0" b="6350"/>
+            <wp:docPr id="4" name="1.png" descr="1.png" title="1.png"/>
             <wp:cNvGraphicFramePr>
               <a:graphicFrameLocks xmlns:a="http://schemas.openxmlformats.org/drawingml/2006/main" noChangeAspect="1"/>
             </wp:cNvGraphicFramePr>
@@ -4695,6 +4847,757 @@
                   <pic:spPr bwMode="auto">
                     <a:xfrm>
                       <a:off x="0" y="0"/>
+                      <a:ext cx="3385069" cy="4132605"/>
+                    </a:xfrm>
+                    <a:prstGeom prst="rect">
+                      <a:avLst/>
+                    </a:prstGeom>
+                  </pic:spPr>
+                </pic:pic>
+              </a:graphicData>
+            </a:graphic>
+          </wp:inline>
+        </w:drawing>
+      </w:r>
+    </w:p>
+    <w:p>
+      <w:pPr>
+        <w:spacing w:after="200"/>
+        <w:jc w:val="center"/>
+      </w:pPr>
+      <w:r>
+        <w:rPr>
+          <w:i/>
+          <w:iCs/>
+          <w:color w:val="555555"/>
+          <w:sz w:val="18"/>
+          <w:szCs w:val="18"/>
+        </w:rPr>
+        <w:t xml:space="preserve">Рис. 2.1 </w:t>
+      </w:r>
+      <w:r>
+        <w:rPr>
+          <w:i/>
+          <w:iCs/>
+          <w:color w:val="555555"/>
+          <w:sz w:val="18"/>
+          <w:szCs w:val="18"/>
+        </w:rPr>
+        <w:t>–</w:t>
+      </w:r>
+      <w:r>
+        <w:rPr>
+          <w:i/>
+          <w:iCs/>
+          <w:color w:val="555555"/>
+          <w:sz w:val="18"/>
+          <w:szCs w:val="18"/>
+        </w:rPr>
+        <w:t xml:space="preserve"> Форма редагування пропозиції: основні поля картки</w:t>
+      </w:r>
+    </w:p>
+    <w:p>
+      <w:pPr>
+        <w:spacing w:before="120"/>
+      </w:pPr>
+    </w:p>
+    <w:p>
+      <w:pPr>
+        <w:pStyle w:val="3"/>
+      </w:pPr>
+      <w:r>
+        <w:lastRenderedPageBreak/>
+        <w:t>Поля вкладки "Інформація для картки"</w:t>
+      </w:r>
+    </w:p>
+    <w:p>
+      <w:pPr>
+        <w:pStyle w:val="a4"/>
+        <w:numPr>
+          <w:ilvl w:val="0"/>
+          <w:numId w:val="2"/>
+        </w:numPr>
+        <w:spacing w:before="60" w:after="60"/>
+      </w:pPr>
+      <w:r>
+        <w:rPr>
+          <w:b/>
+          <w:bCs/>
+        </w:rPr>
+        <w:t>Готель</w:t>
+      </w:r>
+      <w:r>
+        <w:t xml:space="preserve"> </w:t>
+      </w:r>
+      <w:r>
+        <w:t>–</w:t>
+      </w:r>
+      <w:r>
+        <w:t xml:space="preserve"> назва готелю або курорту. Відображається як головний заголовок на картці у каталозі. Наприклад: "</w:t>
+      </w:r>
+      <w:proofErr w:type="spellStart"/>
+      <w:r>
+        <w:t>Dusit</w:t>
+      </w:r>
+      <w:proofErr w:type="spellEnd"/>
+      <w:r>
+        <w:t xml:space="preserve"> </w:t>
+      </w:r>
+      <w:proofErr w:type="spellStart"/>
+      <w:r>
+        <w:t>Thani</w:t>
+      </w:r>
+      <w:proofErr w:type="spellEnd"/>
+      <w:r>
+        <w:t xml:space="preserve"> </w:t>
+      </w:r>
+      <w:proofErr w:type="spellStart"/>
+      <w:r>
+        <w:t>Maldives</w:t>
+      </w:r>
+      <w:proofErr w:type="spellEnd"/>
+      <w:r>
+        <w:t>".</w:t>
+      </w:r>
+    </w:p>
+    <w:p>
+      <w:pPr>
+        <w:pStyle w:val="a4"/>
+        <w:numPr>
+          <w:ilvl w:val="0"/>
+          <w:numId w:val="2"/>
+        </w:numPr>
+        <w:spacing w:before="60" w:after="60"/>
+      </w:pPr>
+      <w:r>
+        <w:rPr>
+          <w:b/>
+          <w:bCs/>
+        </w:rPr>
+        <w:t>URL адреса (</w:t>
+      </w:r>
+      <w:proofErr w:type="spellStart"/>
+      <w:r>
+        <w:rPr>
+          <w:b/>
+          <w:bCs/>
+        </w:rPr>
+        <w:t>Slug</w:t>
+      </w:r>
+      <w:proofErr w:type="spellEnd"/>
+      <w:r>
+        <w:rPr>
+          <w:b/>
+          <w:bCs/>
+        </w:rPr>
+        <w:t>)</w:t>
+      </w:r>
+      <w:r>
+        <w:t xml:space="preserve"> </w:t>
+      </w:r>
+      <w:r>
+        <w:t>–</w:t>
+      </w:r>
+      <w:r>
+        <w:t xml:space="preserve"> унікальна адреса с</w:t>
+      </w:r>
+      <w:r>
+        <w:t>торінки в URL. Заповнюється автоматично на основі назви готелю. Рекомендується залишати без змін.</w:t>
+      </w:r>
+    </w:p>
+    <w:p>
+      <w:pPr>
+        <w:pStyle w:val="a4"/>
+        <w:numPr>
+          <w:ilvl w:val="0"/>
+          <w:numId w:val="2"/>
+        </w:numPr>
+        <w:spacing w:before="60" w:after="60"/>
+      </w:pPr>
+      <w:r>
+        <w:rPr>
+          <w:b/>
+          <w:bCs/>
+        </w:rPr>
+        <w:t>Локація</w:t>
+      </w:r>
+      <w:r>
+        <w:t xml:space="preserve"> </w:t>
+      </w:r>
+      <w:r>
+        <w:t>–</w:t>
+      </w:r>
+      <w:r>
+        <w:t xml:space="preserve"> країна та курорт, де знаходиться готель. Відображається на картці під назвою. Наприклад: "Мальдіви, атол Арі".</w:t>
+      </w:r>
+    </w:p>
+    <w:p>
+      <w:pPr>
+        <w:pStyle w:val="a4"/>
+        <w:numPr>
+          <w:ilvl w:val="0"/>
+          <w:numId w:val="2"/>
+        </w:numPr>
+        <w:spacing w:before="60" w:after="60"/>
+      </w:pPr>
+      <w:r>
+        <w:rPr>
+          <w:b/>
+          <w:bCs/>
+        </w:rPr>
+        <w:t>Бронювання до</w:t>
+      </w:r>
+      <w:r>
+        <w:t xml:space="preserve"> </w:t>
+      </w:r>
+      <w:r>
+        <w:t>–</w:t>
+      </w:r>
+      <w:r>
+        <w:t xml:space="preserve"> кінцева дата дії проп</w:t>
+      </w:r>
+      <w:r>
+        <w:t>озиції. Відображається на картці та показує клієнту часові рамки акції.</w:t>
+      </w:r>
+    </w:p>
+    <w:p>
+      <w:pPr>
+        <w:pStyle w:val="a4"/>
+        <w:numPr>
+          <w:ilvl w:val="0"/>
+          <w:numId w:val="2"/>
+        </w:numPr>
+        <w:spacing w:before="60" w:after="60"/>
+      </w:pPr>
+      <w:r>
+        <w:rPr>
+          <w:b/>
+          <w:bCs/>
+        </w:rPr>
+        <w:t>Перебування з</w:t>
+      </w:r>
+      <w:r>
+        <w:t xml:space="preserve"> </w:t>
+      </w:r>
+      <w:r>
+        <w:t>–</w:t>
+      </w:r>
+      <w:r>
+        <w:t xml:space="preserve"> початкова дата заїзду за цією ціною.</w:t>
+      </w:r>
+    </w:p>
+    <w:p>
+      <w:pPr>
+        <w:pStyle w:val="a4"/>
+        <w:numPr>
+          <w:ilvl w:val="0"/>
+          <w:numId w:val="2"/>
+        </w:numPr>
+        <w:spacing w:before="60" w:after="60"/>
+      </w:pPr>
+      <w:r>
+        <w:rPr>
+          <w:b/>
+          <w:bCs/>
+        </w:rPr>
+        <w:t>Перебування до</w:t>
+      </w:r>
+      <w:r>
+        <w:t xml:space="preserve"> </w:t>
+      </w:r>
+      <w:r>
+        <w:t>–</w:t>
+      </w:r>
+      <w:r>
+        <w:t xml:space="preserve"> кінцева дата виїзду. Разом із "Перебування з" формує рядок дат під назвою готелю на картці.</w:t>
+      </w:r>
+    </w:p>
+    <w:p>
+      <w:pPr>
+        <w:pStyle w:val="a4"/>
+        <w:numPr>
+          <w:ilvl w:val="0"/>
+          <w:numId w:val="2"/>
+        </w:numPr>
+        <w:spacing w:before="60" w:after="60"/>
+      </w:pPr>
+      <w:r>
+        <w:rPr>
+          <w:b/>
+          <w:bCs/>
+        </w:rPr>
+        <w:t>Знижка</w:t>
+      </w:r>
+      <w:r>
+        <w:t xml:space="preserve"> </w:t>
+      </w:r>
+      <w:r>
+        <w:t>–</w:t>
+      </w:r>
+      <w:r>
+        <w:t xml:space="preserve"> текст для зел</w:t>
+      </w:r>
+      <w:r>
+        <w:t>еного бейджа у куті фото на картці. Наприклад: "-40%" або "</w:t>
+      </w:r>
+      <w:proofErr w:type="spellStart"/>
+      <w:r>
+        <w:t>Early</w:t>
+      </w:r>
+      <w:proofErr w:type="spellEnd"/>
+      <w:r>
+        <w:t xml:space="preserve"> </w:t>
+      </w:r>
+      <w:proofErr w:type="spellStart"/>
+      <w:r>
+        <w:t>Booking</w:t>
+      </w:r>
+      <w:proofErr w:type="spellEnd"/>
+      <w:r>
+        <w:t xml:space="preserve">". Якщо залишити порожнім </w:t>
+      </w:r>
+      <w:r>
+        <w:t>–</w:t>
+      </w:r>
+      <w:r>
+        <w:t xml:space="preserve"> бейдж не відображається.</w:t>
+      </w:r>
+    </w:p>
+    <w:p>
+      <w:pPr>
+        <w:pStyle w:val="a4"/>
+        <w:numPr>
+          <w:ilvl w:val="0"/>
+          <w:numId w:val="2"/>
+        </w:numPr>
+        <w:spacing w:before="60" w:after="60"/>
+      </w:pPr>
+      <w:r>
+        <w:rPr>
+          <w:b/>
+          <w:bCs/>
+        </w:rPr>
+        <w:t>Головне фото</w:t>
+      </w:r>
+      <w:r>
+        <w:t xml:space="preserve"> </w:t>
+      </w:r>
+      <w:r>
+        <w:t>–</w:t>
+      </w:r>
+      <w:r>
+        <w:t xml:space="preserve"> основне зображення, яке виводиться на картці в каталозі. Рекомендований розмір: 800×600 пікселів, формат JPG або PNG, вага до 2 МБ.</w:t>
+      </w:r>
+    </w:p>
+    <w:p>
+      <w:pPr>
+        <w:pStyle w:val="a4"/>
+        <w:numPr>
+          <w:ilvl w:val="0"/>
+          <w:numId w:val="2"/>
+        </w:numPr>
+        <w:spacing w:before="60" w:after="60"/>
+      </w:pPr>
+      <w:r>
+        <w:rPr>
+          <w:b/>
+          <w:bCs/>
+        </w:rPr>
+        <w:t>URL зображення (необов'язково)</w:t>
+      </w:r>
+      <w:r>
+        <w:t xml:space="preserve"> </w:t>
+      </w:r>
+      <w:r>
+        <w:t>–</w:t>
+      </w:r>
+      <w:r>
+        <w:t xml:space="preserve"> замість завантаження файлу можна вставити пряме посилання на фото з іншого сайту. Якщо зав</w:t>
+      </w:r>
+      <w:r>
+        <w:t xml:space="preserve">антажений файл </w:t>
+      </w:r>
+      <w:r>
+        <w:t>–</w:t>
+      </w:r>
+      <w:r>
+        <w:t xml:space="preserve"> це поле ігнорується.</w:t>
+      </w:r>
+    </w:p>
+    <w:p>
+      <w:pPr>
+        <w:pStyle w:val="a4"/>
+        <w:numPr>
+          <w:ilvl w:val="0"/>
+          <w:numId w:val="2"/>
+        </w:numPr>
+        <w:spacing w:before="60" w:after="60"/>
+      </w:pPr>
+      <w:proofErr w:type="spellStart"/>
+      <w:r>
+        <w:rPr>
+          <w:b/>
+          <w:bCs/>
+        </w:rPr>
+        <w:t>Alt</w:t>
+      </w:r>
+      <w:proofErr w:type="spellEnd"/>
+      <w:r>
+        <w:rPr>
+          <w:b/>
+          <w:bCs/>
+        </w:rPr>
+        <w:t xml:space="preserve"> текст фото</w:t>
+      </w:r>
+      <w:r>
+        <w:t xml:space="preserve"> </w:t>
+      </w:r>
+      <w:r>
+        <w:t>–</w:t>
+      </w:r>
+      <w:r>
+        <w:t xml:space="preserve"> текстовий опис зображення для пошукових систем. Важливо для SEO та доступності. Наприклад: "Вид на лагуну з тераси готелю".</w:t>
+      </w:r>
+    </w:p>
+    <w:p>
+      <w:pPr>
+        <w:pStyle w:val="a4"/>
+        <w:numPr>
+          <w:ilvl w:val="0"/>
+          <w:numId w:val="2"/>
+        </w:numPr>
+        <w:spacing w:before="60" w:after="60"/>
+      </w:pPr>
+      <w:r>
+        <w:rPr>
+          <w:b/>
+          <w:bCs/>
+        </w:rPr>
+        <w:t>Короткий опис</w:t>
+      </w:r>
+      <w:r>
+        <w:t xml:space="preserve"> </w:t>
+      </w:r>
+      <w:r>
+        <w:t>–</w:t>
+      </w:r>
+      <w:r>
+        <w:t xml:space="preserve"> невеликий анонс (2–4 речення), який відображається на картці </w:t>
+      </w:r>
+      <w:r>
+        <w:t>при наведенні або нижче назви готелю у деяких форматах відображення.</w:t>
+      </w:r>
+    </w:p>
+    <w:p>
+      <w:pPr>
+        <w:pStyle w:val="2"/>
+      </w:pPr>
+      <w:bookmarkStart w:id="15" w:name="_Toc225461391"/>
+      <w:r>
+        <w:t>2.3. Галерея фото</w:t>
+      </w:r>
+      <w:bookmarkEnd w:id="15"/>
+    </w:p>
+    <w:p>
+      <w:pPr>
+        <w:spacing w:before="80" w:after="80"/>
+      </w:pPr>
+      <w:r>
+        <w:t>На вкладці "Детальний опис та галерея" у секції галереї можна додати кілька фотографій готелю, які відображатимуться в каруселі на сторінці пропозиції.</w:t>
+      </w:r>
+    </w:p>
+    <w:p>
+      <w:pPr>
+        <w:spacing w:before="120"/>
+      </w:pPr>
+    </w:p>
+    <w:p>
+      <w:pPr>
+        <w:spacing w:before="160" w:after="160"/>
+        <w:jc w:val="center"/>
+      </w:pPr>
+      <w:r>
+        <w:rPr>
+          <w:noProof/>
+        </w:rPr>
+        <w:drawing>
+          <wp:inline distT="0" distB="0" distL="0" distR="0" wp14:anchorId="01D72F33" wp14:editId="373A6A2E">
+            <wp:extent cx="4762500" cy="3209925"/>
+            <wp:effectExtent l="0" t="0" r="0" b="0"/>
+            <wp:docPr id="5" name="4.png" descr="4.png" title="4.png"/>
+            <wp:cNvGraphicFramePr>
+              <a:graphicFrameLocks xmlns:a="http://schemas.openxmlformats.org/drawingml/2006/main" noChangeAspect="1"/>
+            </wp:cNvGraphicFramePr>
+            <a:graphic xmlns:a="http://schemas.openxmlformats.org/drawingml/2006/main">
+              <a:graphicData uri="http://schemas.openxmlformats.org/drawingml/2006/picture">
+                <pic:pic xmlns:pic="http://schemas.openxmlformats.org/drawingml/2006/picture">
+                  <pic:nvPicPr>
+                    <pic:cNvPr id="0" name=""/>
+                    <pic:cNvPicPr>
+                      <a:picLocks noChangeAspect="1" noChangeArrowheads="1"/>
+                    </pic:cNvPicPr>
+                  </pic:nvPicPr>
+                  <pic:blipFill>
+                    <a:blip r:embed="rId13"/>
+                    <a:srcRect/>
+                    <a:stretch>
+                      <a:fillRect/>
+                    </a:stretch>
+                  </pic:blipFill>
+                  <pic:spPr bwMode="auto">
+                    <a:xfrm>
+                      <a:off x="0" y="0"/>
+                      <a:ext cx="4762500" cy="3209925"/>
+                    </a:xfrm>
+                    <a:prstGeom prst="rect">
+                      <a:avLst/>
+                    </a:prstGeom>
+                  </pic:spPr>
+                </pic:pic>
+              </a:graphicData>
+            </a:graphic>
+          </wp:inline>
+        </w:drawing>
+      </w:r>
+    </w:p>
+    <w:p>
+      <w:pPr>
+        <w:spacing w:after="200"/>
+        <w:jc w:val="center"/>
+      </w:pPr>
+      <w:r>
+        <w:rPr>
+          <w:i/>
+          <w:iCs/>
+          <w:color w:val="555555"/>
+          <w:sz w:val="18"/>
+          <w:szCs w:val="18"/>
+        </w:rPr>
+        <w:t xml:space="preserve">Рис. 2.2 </w:t>
+      </w:r>
+      <w:r>
+        <w:rPr>
+          <w:i/>
+          <w:iCs/>
+          <w:color w:val="555555"/>
+          <w:sz w:val="18"/>
+          <w:szCs w:val="18"/>
+        </w:rPr>
+        <w:t>–</w:t>
+      </w:r>
+      <w:r>
+        <w:rPr>
+          <w:i/>
+          <w:iCs/>
+          <w:color w:val="555555"/>
+          <w:sz w:val="18"/>
+          <w:szCs w:val="18"/>
+        </w:rPr>
+        <w:t xml:space="preserve"> Гал</w:t>
+      </w:r>
+      <w:r>
+        <w:rPr>
+          <w:i/>
+          <w:iCs/>
+          <w:color w:val="555555"/>
+          <w:sz w:val="18"/>
+          <w:szCs w:val="18"/>
+        </w:rPr>
+        <w:t>ерея фото: завантаження додаткових зображень</w:t>
+      </w:r>
+    </w:p>
+    <w:p>
+      <w:pPr>
+        <w:spacing w:before="120"/>
+      </w:pPr>
+    </w:p>
+    <w:p>
+      <w:pPr>
+        <w:pStyle w:val="a4"/>
+        <w:numPr>
+          <w:ilvl w:val="0"/>
+          <w:numId w:val="2"/>
+        </w:numPr>
+        <w:spacing w:before="60" w:after="60"/>
+      </w:pPr>
+      <w:r>
+        <w:rPr>
+          <w:b/>
+          <w:bCs/>
+        </w:rPr>
+        <w:t>Додавання фото:</w:t>
+      </w:r>
+      <w:r>
+        <w:t xml:space="preserve"> натисніть на область "Перетягніть або натисніть" та оберіть файли. Можна завантажити кілька фото одночасно.</w:t>
+      </w:r>
+    </w:p>
+    <w:p>
+      <w:pPr>
+        <w:pStyle w:val="a4"/>
+        <w:numPr>
+          <w:ilvl w:val="0"/>
+          <w:numId w:val="2"/>
+        </w:numPr>
+        <w:spacing w:before="60" w:after="60"/>
+      </w:pPr>
+      <w:r>
+        <w:rPr>
+          <w:b/>
+          <w:bCs/>
+        </w:rPr>
+        <w:t>Підпис до фото:</w:t>
+      </w:r>
+      <w:r>
+        <w:t xml:space="preserve"> текст, який відображається під знімком у каруселі. Описуйте, що зображ</w:t>
+      </w:r>
+      <w:r>
+        <w:t xml:space="preserve">ено: "Вид з тераси", "Ресторан </w:t>
+      </w:r>
+      <w:proofErr w:type="spellStart"/>
+      <w:r>
+        <w:t>Benjarong</w:t>
+      </w:r>
+      <w:proofErr w:type="spellEnd"/>
+      <w:r>
+        <w:t>" тощо.</w:t>
+      </w:r>
+    </w:p>
+    <w:p>
+      <w:pPr>
+        <w:pStyle w:val="a4"/>
+        <w:numPr>
+          <w:ilvl w:val="0"/>
+          <w:numId w:val="2"/>
+        </w:numPr>
+        <w:spacing w:before="60" w:after="60"/>
+      </w:pPr>
+      <w:proofErr w:type="spellStart"/>
+      <w:r>
+        <w:rPr>
+          <w:b/>
+          <w:bCs/>
+        </w:rPr>
+        <w:t>Alt</w:t>
+      </w:r>
+      <w:proofErr w:type="spellEnd"/>
+      <w:r>
+        <w:rPr>
+          <w:b/>
+          <w:bCs/>
+        </w:rPr>
+        <w:t xml:space="preserve"> текст:</w:t>
+      </w:r>
+      <w:r>
+        <w:t xml:space="preserve"> опис фото для пошукових систем </w:t>
+      </w:r>
+      <w:proofErr w:type="spellStart"/>
+      <w:r>
+        <w:t>Google</w:t>
+      </w:r>
+      <w:proofErr w:type="spellEnd"/>
+      <w:r>
+        <w:t xml:space="preserve"> Картинки.</w:t>
+      </w:r>
+    </w:p>
+    <w:p>
+      <w:pPr>
+        <w:pStyle w:val="a4"/>
+        <w:numPr>
+          <w:ilvl w:val="0"/>
+          <w:numId w:val="2"/>
+        </w:numPr>
+        <w:spacing w:before="60" w:after="60"/>
+      </w:pPr>
+      <w:r>
+        <w:rPr>
+          <w:b/>
+          <w:bCs/>
+        </w:rPr>
+        <w:t>Зміна порядку:</w:t>
+      </w:r>
+      <w:r>
+        <w:t xml:space="preserve"> перетягніть фото за іконку "три крапки" зліва, щоб змінити послідовність відображення у каруселі.</w:t>
+      </w:r>
+    </w:p>
+    <w:p>
+      <w:pPr>
+        <w:pStyle w:val="a4"/>
+        <w:numPr>
+          <w:ilvl w:val="0"/>
+          <w:numId w:val="2"/>
+        </w:numPr>
+        <w:spacing w:before="60" w:after="60"/>
+      </w:pPr>
+      <w:r>
+        <w:rPr>
+          <w:b/>
+          <w:bCs/>
+        </w:rPr>
+        <w:t>Видалення фото:</w:t>
+      </w:r>
+      <w:r>
+        <w:t xml:space="preserve"> натисніть червону іконку видалення у правому куті мініатюри.</w:t>
+      </w:r>
+    </w:p>
+    <w:p>
+      <w:pPr>
+        <w:pStyle w:val="2"/>
+      </w:pPr>
+      <w:bookmarkStart w:id="16" w:name="_Toc225461392"/>
+      <w:r>
+        <w:t>2.4. Збереження та публікація</w:t>
+      </w:r>
+      <w:bookmarkEnd w:id="16"/>
+    </w:p>
+    <w:p>
+      <w:pPr>
+        <w:spacing w:before="80" w:after="80"/>
+      </w:pPr>
+      <w:r>
+        <w:t>Внизу форми розташовані кнопки керування записом:</w:t>
+      </w:r>
+    </w:p>
+    <w:p>
+      <w:pPr>
+        <w:spacing w:before="120"/>
+      </w:pPr>
+    </w:p>
+    <w:p>
+      <w:pPr>
+        <w:spacing w:before="160" w:after="160"/>
+        <w:jc w:val="center"/>
+      </w:pPr>
+      <w:r>
+        <w:rPr>
+          <w:noProof/>
+        </w:rPr>
+        <w:drawing>
+          <wp:inline distT="0" distB="0" distL="0" distR="0" wp14:anchorId="57083875" wp14:editId="716AD7DD">
+            <wp:extent cx="3810000" cy="609600"/>
+            <wp:effectExtent l="0" t="0" r="0" b="0"/>
+            <wp:docPr id="6" name="6.png" descr="6.png" title="6.png"/>
+            <wp:cNvGraphicFramePr>
+              <a:graphicFrameLocks xmlns:a="http://schemas.openxmlformats.org/drawingml/2006/main" noChangeAspect="1"/>
+            </wp:cNvGraphicFramePr>
+            <a:graphic xmlns:a="http://schemas.openxmlformats.org/drawingml/2006/main">
+              <a:graphicData uri="http://schemas.openxmlformats.org/drawingml/2006/picture">
+                <pic:pic xmlns:pic="http://schemas.openxmlformats.org/drawingml/2006/picture">
+                  <pic:nvPicPr>
+                    <pic:cNvPr id="0" name=""/>
+                    <pic:cNvPicPr>
+                      <a:picLocks noChangeAspect="1" noChangeArrowheads="1"/>
+                    </pic:cNvPicPr>
+                  </pic:nvPicPr>
+                  <pic:blipFill>
+                    <a:blip r:embed="rId14"/>
+                    <a:srcRect/>
+                    <a:stretch>
+                      <a:fillRect/>
+                    </a:stretch>
+                  </pic:blipFill>
+                  <pic:spPr bwMode="auto">
+                    <a:xfrm>
+                      <a:off x="0" y="0"/>
                       <a:ext cx="3810000" cy="609600"/>
                     </a:xfrm>
                     <a:prstGeom prst="rect">
@@ -4758,12 +5661,21 @@
         </w:numPr>
         <w:spacing w:before="60" w:after="60"/>
       </w:pPr>
-      <w:r>
-        <w:rPr>
-          <w:b/>
-          <w:bCs/>
-        </w:rPr>
-        <w:t>Чекбокс "Опублікована":</w:t>
+      <w:proofErr w:type="spellStart"/>
+      <w:r>
+        <w:rPr>
+          <w:b/>
+          <w:bCs/>
+        </w:rPr>
+        <w:t>Чекбокс</w:t>
+      </w:r>
+      <w:proofErr w:type="spellEnd"/>
+      <w:r>
+        <w:rPr>
+          <w:b/>
+          <w:bCs/>
+        </w:rPr>
+        <w:t xml:space="preserve"> "Опублікована":</w:t>
       </w:r>
       <w:r>
         <w:t xml:space="preserve"> встановіть галочку, щоб пропозиція була видима відвідувачам сайту. Зніміть </w:t>
@@ -4772,7 +5684,15 @@
         <w:t>–</w:t>
       </w:r>
       <w:r>
-        <w:t xml:space="preserve"> і картка зникне з публічного каталогу, але залишиться в адмін-панелі.</w:t>
+        <w:t xml:space="preserve"> і картка зникне з публічного каталогу, але залишиться в </w:t>
+      </w:r>
+      <w:proofErr w:type="spellStart"/>
+      <w:r>
+        <w:t>адмін</w:t>
+      </w:r>
+      <w:proofErr w:type="spellEnd"/>
+      <w:r>
+        <w:t>-панелі.</w:t>
       </w:r>
     </w:p>
     <w:p>
@@ -4792,7 +5712,10 @@
         <w:t>"Зберегти":</w:t>
       </w:r>
       <w:r>
-        <w:t xml:space="preserve"> зберігає всі зміни та оновлює сайт. Після натискання зміни з'являються на сайті миттєво.</w:t>
+        <w:t xml:space="preserve"> зберігає всі зм</w:t>
+      </w:r>
+      <w:r>
+        <w:t>іни та оновлює сайт. Після натискання зміни з'являються на сайті миттєво.</w:t>
       </w:r>
     </w:p>
     <w:p>
@@ -4896,12 +5819,12 @@
         <w:pStyle w:val="1"/>
         <w:pageBreakBefore/>
       </w:pPr>
-      <w:bookmarkStart w:id="15" w:name="_Toc225422105"/>
+      <w:bookmarkStart w:id="17" w:name="_Toc225461393"/>
       <w:r>
         <w:lastRenderedPageBreak/>
         <w:t>3. Ведення Блогу</w:t>
       </w:r>
-      <w:bookmarkEnd w:id="15"/>
+      <w:bookmarkEnd w:id="17"/>
     </w:p>
     <w:p>
       <w:pPr>
@@ -4914,18 +5837,29 @@
         <w:t>–</w:t>
       </w:r>
       <w:r>
-        <w:t xml:space="preserve"> важливий інструмент для залучення органічного трафіку з пошукових систем та надання клієнтам корисної інформації про подорожі, курорти та туристичні поради. Регулярна публікація якісних статей позитивно впливає на позиції сайту в Google.</w:t>
+        <w:t xml:space="preserve"> важливий інструмент для залучення органічного трафіку з пошукових систем та надання клієн</w:t>
+      </w:r>
+      <w:r>
+        <w:t xml:space="preserve">там корисної інформації про подорожі, курорти та туристичні поради. Регулярна публікація якісних статей позитивно впливає на позиції сайту в </w:t>
+      </w:r>
+      <w:proofErr w:type="spellStart"/>
+      <w:r>
+        <w:t>Google</w:t>
+      </w:r>
+      <w:proofErr w:type="spellEnd"/>
+      <w:r>
+        <w:t>.</w:t>
       </w:r>
     </w:p>
     <w:p>
       <w:pPr>
         <w:pStyle w:val="2"/>
       </w:pPr>
-      <w:bookmarkStart w:id="16" w:name="_Toc225422106"/>
+      <w:bookmarkStart w:id="18" w:name="_Toc225461394"/>
       <w:r>
         <w:t>3.1. Поля форми статті блогу</w:t>
       </w:r>
-      <w:bookmarkEnd w:id="16"/>
+      <w:bookmarkEnd w:id="18"/>
     </w:p>
     <w:p>
       <w:pPr>
@@ -4950,7 +5884,10 @@
         <w:t>–</w:t>
       </w:r>
       <w:r>
-        <w:t xml:space="preserve"> назва статті, яка виводиться як H1 на сторінці статті та як заголовок картки у списку блогу. Має бути інформативним та містити ключові слова. Рекомендована довжина: 50–70 символів.</w:t>
+        <w:t xml:space="preserve"> назва статті, яка виводиться як H1 на сторінці статті та як заголо</w:t>
+      </w:r>
+      <w:r>
+        <w:t>вок картки у списку блогу. Має бути інформативним та містити ключові слова. Рекомендована довжина: 50–70 символів.</w:t>
       </w:r>
     </w:p>
     <w:p>
@@ -4976,7 +5913,10 @@
         <w:t>–</w:t>
       </w:r>
       <w:r>
-        <w:t xml:space="preserve"> тематична мітка, що відображається як бейдж над заголовком. Використовується для сортування та фільтрації. Наприклад: "Поради", "Новини", "Курорти", "Мандрівки".</w:t>
+        <w:t xml:space="preserve"> тематична мітка, що відображається як бейдж над заголовком. Використовується для сортування та фільтрації. Наприклад: "Поради", "</w:t>
+      </w:r>
+      <w:r>
+        <w:t>Новини", "Курорти", "Мандрівки".</w:t>
       </w:r>
     </w:p>
     <w:p>
@@ -5028,7 +5968,10 @@
         <w:t>–</w:t>
       </w:r>
       <w:r>
-        <w:t xml:space="preserve"> текст-анонс (2–3 речення), видимий у прев'ю-картці статті в блозі. Повинен спонукати читача перейти до повного тексту. Не повторюйте дослівно перший абзац статті.</w:t>
+        <w:t xml:space="preserve"> текст-анонс (2–3 речення), видимий у прев'ю-картці </w:t>
+      </w:r>
+      <w:r>
+        <w:t>статті в блозі. Повинен спонукати читача перейти до повного тексту. Не повторюйте дослівно перший абзац статті.</w:t>
       </w:r>
     </w:p>
     <w:p>
@@ -5040,6 +5983,7 @@
         </w:numPr>
         <w:spacing w:before="60" w:after="60"/>
       </w:pPr>
+      <w:proofErr w:type="spellStart"/>
       <w:r>
         <w:rPr>
           <w:b/>
@@ -5047,6 +5991,7 @@
         </w:rPr>
         <w:t>Аудіофайл</w:t>
       </w:r>
+      <w:proofErr w:type="spellEnd"/>
       <w:r>
         <w:t xml:space="preserve"> </w:t>
       </w:r>
@@ -5054,7 +5999,58 @@
         <w:t>–</w:t>
       </w:r>
       <w:r>
-        <w:t xml:space="preserve"> необов'язкове поле для завантаження аудіоверсії статті у форматі MP3. Озвучку можна безкоштовно згенерувати за допомогою Google AI Studio (https://aistudio.google.com) або ElevenLabs (https://elevenlabs.io). Аудіоплеєр автоматично з'явиться на сторінці статті.</w:t>
+        <w:t xml:space="preserve"> необов'язкове поле для завантаження </w:t>
+      </w:r>
+      <w:proofErr w:type="spellStart"/>
+      <w:r>
+        <w:t>аудіоверсії</w:t>
+      </w:r>
+      <w:proofErr w:type="spellEnd"/>
+      <w:r>
+        <w:t xml:space="preserve"> статті у форматі MP3. </w:t>
+      </w:r>
+      <w:proofErr w:type="spellStart"/>
+      <w:r>
+        <w:t>Озвучку</w:t>
+      </w:r>
+      <w:proofErr w:type="spellEnd"/>
+      <w:r>
+        <w:t xml:space="preserve"> можна безкоштовно згенерувати за допомогою </w:t>
+      </w:r>
+      <w:proofErr w:type="spellStart"/>
+      <w:r>
+        <w:t>Google</w:t>
+      </w:r>
+      <w:proofErr w:type="spellEnd"/>
+      <w:r>
+        <w:t xml:space="preserve"> AI </w:t>
+      </w:r>
+      <w:proofErr w:type="spellStart"/>
+      <w:r>
+        <w:t>S</w:t>
+      </w:r>
+      <w:r>
+        <w:t>tudio</w:t>
+      </w:r>
+      <w:proofErr w:type="spellEnd"/>
+      <w:r>
+        <w:t xml:space="preserve"> (https://aistudio.google.com) або </w:t>
+      </w:r>
+      <w:proofErr w:type="spellStart"/>
+      <w:r>
+        <w:t>ElevenLabs</w:t>
+      </w:r>
+      <w:proofErr w:type="spellEnd"/>
+      <w:r>
+        <w:t xml:space="preserve"> (https://elevenlabs.io). </w:t>
+      </w:r>
+      <w:proofErr w:type="spellStart"/>
+      <w:r>
+        <w:t>Аудіоплеєр</w:t>
+      </w:r>
+      <w:proofErr w:type="spellEnd"/>
+      <w:r>
+        <w:t xml:space="preserve"> автоматично з'явиться на сторінці статті.</w:t>
       </w:r>
     </w:p>
     <w:p>
@@ -5087,11 +6083,14 @@
       <w:pPr>
         <w:pStyle w:val="2"/>
       </w:pPr>
-      <w:bookmarkStart w:id="17" w:name="_Toc225422107"/>
-      <w:r>
-        <w:t>3.2. Поради щодо написання статей</w:t>
-      </w:r>
-      <w:bookmarkEnd w:id="17"/>
+      <w:bookmarkStart w:id="19" w:name="_Toc225461395"/>
+      <w:r>
+        <w:t xml:space="preserve">3.2. Поради щодо написання </w:t>
+      </w:r>
+      <w:r>
+        <w:t>статей</w:t>
+      </w:r>
+      <w:bookmarkEnd w:id="19"/>
     </w:p>
     <w:p>
       <w:pPr>
@@ -5134,8 +6133,13 @@
         </w:numPr>
         <w:spacing w:before="60" w:after="60"/>
       </w:pPr>
-      <w:r>
-        <w:t xml:space="preserve">Додавайте щонайменше 2–3 фото до кожної статті </w:t>
+      <w:proofErr w:type="spellStart"/>
+      <w:r>
+        <w:t>Додавайте</w:t>
+      </w:r>
+      <w:proofErr w:type="spellEnd"/>
+      <w:r>
+        <w:t xml:space="preserve"> щонайменше 2–3 фото до кожної статті </w:t>
       </w:r>
       <w:r>
         <w:t>–</w:t>
@@ -5167,7 +6171,26 @@
         <w:spacing w:before="60" w:after="60"/>
       </w:pPr>
       <w:r>
-        <w:t>Заповнюйте SEO Title та SEO Description для кожної статті (описано у Розділі 5).</w:t>
+        <w:t xml:space="preserve">Заповнюйте SEO </w:t>
+      </w:r>
+      <w:proofErr w:type="spellStart"/>
+      <w:r>
+        <w:t>Title</w:t>
+      </w:r>
+      <w:proofErr w:type="spellEnd"/>
+      <w:r>
+        <w:t xml:space="preserve"> та SEO </w:t>
+      </w:r>
+      <w:proofErr w:type="spellStart"/>
+      <w:r>
+        <w:t>Description</w:t>
+      </w:r>
+      <w:proofErr w:type="spellEnd"/>
+      <w:r>
+        <w:t xml:space="preserve"> для кожної статті (описано у </w:t>
+      </w:r>
+      <w:r>
+        <w:t>Розділі 5).</w:t>
       </w:r>
     </w:p>
     <w:tbl>
@@ -5214,7 +6237,39 @@
                 <w:sz w:val="20"/>
                 <w:szCs w:val="20"/>
               </w:rPr>
-              <w:t xml:space="preserve">Для швидкого написання статей можна використовувати ChatGPT або Claude як помічника </w:t>
+              <w:t xml:space="preserve">Для швидкого написання статей можна використовувати </w:t>
+            </w:r>
+            <w:proofErr w:type="spellStart"/>
+            <w:r>
+              <w:rPr>
+                <w:sz w:val="20"/>
+                <w:szCs w:val="20"/>
+              </w:rPr>
+              <w:t>ChatGPT</w:t>
+            </w:r>
+            <w:proofErr w:type="spellEnd"/>
+            <w:r>
+              <w:rPr>
+                <w:sz w:val="20"/>
+                <w:szCs w:val="20"/>
+              </w:rPr>
+              <w:t xml:space="preserve"> або </w:t>
+            </w:r>
+            <w:proofErr w:type="spellStart"/>
+            <w:r>
+              <w:rPr>
+                <w:sz w:val="20"/>
+                <w:szCs w:val="20"/>
+              </w:rPr>
+              <w:t>Claude</w:t>
+            </w:r>
+            <w:proofErr w:type="spellEnd"/>
+            <w:r>
+              <w:rPr>
+                <w:sz w:val="20"/>
+                <w:szCs w:val="20"/>
+              </w:rPr>
+              <w:t xml:space="preserve"> як помічника </w:t>
             </w:r>
             <w:r>
               <w:rPr>
@@ -5239,12 +6294,15 @@
         <w:pStyle w:val="1"/>
         <w:pageBreakBefore/>
       </w:pPr>
-      <w:bookmarkStart w:id="18" w:name="_Toc225422108"/>
+      <w:bookmarkStart w:id="20" w:name="_Toc225461396"/>
       <w:r>
         <w:lastRenderedPageBreak/>
-        <w:t>4. Робота з редактором (Контент-секції)</w:t>
-      </w:r>
-      <w:bookmarkEnd w:id="18"/>
+        <w:t>4. Робота з редактором (Контент-секці</w:t>
+      </w:r>
+      <w:r>
+        <w:t>ї)</w:t>
+      </w:r>
+      <w:bookmarkEnd w:id="20"/>
     </w:p>
     <w:p>
       <w:pPr>
@@ -5264,11 +6322,11 @@
       <w:pPr>
         <w:pStyle w:val="2"/>
       </w:pPr>
-      <w:bookmarkStart w:id="19" w:name="_Toc225422109"/>
+      <w:bookmarkStart w:id="21" w:name="_Toc225461397"/>
       <w:r>
         <w:t>4.1. Принцип роботи</w:t>
       </w:r>
-      <w:bookmarkEnd w:id="19"/>
+      <w:bookmarkEnd w:id="21"/>
     </w:p>
     <w:p>
       <w:pPr>
@@ -5294,24 +6352,46 @@
         <w:spacing w:before="80" w:after="80"/>
       </w:pPr>
       <w:r>
-        <w:t xml:space="preserve">Важливо розуміти: ви працюєте лише з інформацією (вводите текст та завантажуєте фото). Всі шрифти, розміри заголовків, кольори та відступи вже визначені загальними стилями сайту. Не намагайтеся змінити розмір або колір тексту вручну </w:t>
+        <w:t>Важливо розуміти: ви працюєте лише з інформацією</w:t>
+      </w:r>
+      <w:r>
+        <w:t xml:space="preserve"> (вводите текст та завантажуєте фото). Всі шрифти, розміри заголовків, кольори та відступи вже визначені загальними стилями сайту. Не намагайтеся змінити розмір або колір тексту вручну </w:t>
       </w:r>
       <w:r>
         <w:t>–</w:t>
       </w:r>
       <w:r>
-        <w:t xml:space="preserve"> система автоматично застосує фірмовий стиль Vogel Travel.</w:t>
+        <w:t xml:space="preserve"> система автоматично застосує фірмовий стиль </w:t>
+      </w:r>
+      <w:proofErr w:type="spellStart"/>
+      <w:r>
+        <w:t>Vogel</w:t>
+      </w:r>
+      <w:proofErr w:type="spellEnd"/>
+      <w:r>
+        <w:t xml:space="preserve"> </w:t>
+      </w:r>
+      <w:proofErr w:type="spellStart"/>
+      <w:r>
+        <w:t>Travel</w:t>
+      </w:r>
+      <w:proofErr w:type="spellEnd"/>
+      <w:r>
+        <w:t>.</w:t>
       </w:r>
     </w:p>
     <w:p>
       <w:pPr>
         <w:pStyle w:val="2"/>
       </w:pPr>
-      <w:bookmarkStart w:id="20" w:name="_Toc225422110"/>
-      <w:r>
-        <w:t>4.2. Типи блоків</w:t>
-      </w:r>
-      <w:bookmarkEnd w:id="20"/>
+      <w:bookmarkStart w:id="22" w:name="_Toc225461398"/>
+      <w:r>
+        <w:t>4.2. Типи б</w:t>
+      </w:r>
+      <w:r>
+        <w:t>локів</w:t>
+      </w:r>
+      <w:bookmarkEnd w:id="22"/>
     </w:p>
     <w:p>
       <w:pPr>
@@ -5343,430 +6423,6 @@
             <wp:extent cx="4953000" cy="3276600"/>
             <wp:effectExtent l="0" t="0" r="0" b="0"/>
             <wp:docPr id="7" name="2.png" descr="2.png" title="2.png"/>
-            <wp:cNvGraphicFramePr>
-              <a:graphicFrameLocks xmlns:a="http://schemas.openxmlformats.org/drawingml/2006/main" noChangeAspect="1"/>
-            </wp:cNvGraphicFramePr>
-            <a:graphic xmlns:a="http://schemas.openxmlformats.org/drawingml/2006/main">
-              <a:graphicData uri="http://schemas.openxmlformats.org/drawingml/2006/picture">
-                <pic:pic xmlns:pic="http://schemas.openxmlformats.org/drawingml/2006/picture">
-                  <pic:nvPicPr>
-                    <pic:cNvPr id="0" name=""/>
-                    <pic:cNvPicPr>
-                      <a:picLocks noChangeAspect="1" noChangeArrowheads="1"/>
-                    </pic:cNvPicPr>
-                  </pic:nvPicPr>
-                  <pic:blipFill>
-                    <a:blip r:embed="rId13"/>
-                    <a:srcRect/>
-                    <a:stretch>
-                      <a:fillRect/>
-                    </a:stretch>
-                  </pic:blipFill>
-                  <pic:spPr bwMode="auto">
-                    <a:xfrm>
-                      <a:off x="0" y="0"/>
-                      <a:ext cx="4953000" cy="3276600"/>
-                    </a:xfrm>
-                    <a:prstGeom prst="rect">
-                      <a:avLst/>
-                    </a:prstGeom>
-                  </pic:spPr>
-                </pic:pic>
-              </a:graphicData>
-            </a:graphic>
-          </wp:inline>
-        </w:drawing>
-      </w:r>
-    </w:p>
-    <w:p>
-      <w:pPr>
-        <w:spacing w:after="200"/>
-        <w:jc w:val="center"/>
-      </w:pPr>
-      <w:r>
-        <w:rPr>
-          <w:i/>
-          <w:iCs/>
-          <w:color w:val="555555"/>
-          <w:sz w:val="18"/>
-          <w:szCs w:val="18"/>
-        </w:rPr>
-        <w:t xml:space="preserve">Рис. 4.1 </w:t>
-      </w:r>
-      <w:r>
-        <w:rPr>
-          <w:i/>
-          <w:iCs/>
-          <w:color w:val="555555"/>
-          <w:sz w:val="18"/>
-          <w:szCs w:val="18"/>
-        </w:rPr>
-        <w:t>–</w:t>
-      </w:r>
-      <w:r>
-        <w:rPr>
-          <w:i/>
-          <w:iCs/>
-          <w:color w:val="555555"/>
-          <w:sz w:val="18"/>
-          <w:szCs w:val="18"/>
-        </w:rPr>
-        <w:t xml:space="preserve"> Текстовий блок з редактором форматування</w:t>
-      </w:r>
-    </w:p>
-    <w:p>
-      <w:pPr>
-        <w:spacing w:before="120"/>
-      </w:pPr>
-    </w:p>
-    <w:p>
-      <w:pPr>
-        <w:pStyle w:val="a4"/>
-        <w:numPr>
-          <w:ilvl w:val="0"/>
-          <w:numId w:val="2"/>
-        </w:numPr>
-        <w:spacing w:before="60" w:after="60"/>
-      </w:pPr>
-      <w:r>
-        <w:rPr>
-          <w:b/>
-          <w:bCs/>
-        </w:rPr>
-        <w:t>B (жирний)</w:t>
-      </w:r>
-      <w:r>
-        <w:t xml:space="preserve"> </w:t>
-      </w:r>
-      <w:r>
-        <w:t>–</w:t>
-      </w:r>
-      <w:r>
-        <w:t xml:space="preserve"> виділення ключових слів або важливої інформації.</w:t>
-      </w:r>
-    </w:p>
-    <w:p>
-      <w:pPr>
-        <w:pStyle w:val="a4"/>
-        <w:numPr>
-          <w:ilvl w:val="0"/>
-          <w:numId w:val="2"/>
-        </w:numPr>
-        <w:spacing w:before="60" w:after="60"/>
-      </w:pPr>
-      <w:r>
-        <w:rPr>
-          <w:b/>
-          <w:bCs/>
-        </w:rPr>
-        <w:t>I (курсив)</w:t>
-      </w:r>
-      <w:r>
-        <w:t xml:space="preserve"> </w:t>
-      </w:r>
-      <w:r>
-        <w:t>–</w:t>
-      </w:r>
-      <w:r>
-        <w:t xml:space="preserve"> виділення назв, цитат або акцентів.</w:t>
-      </w:r>
-    </w:p>
-    <w:p>
-      <w:pPr>
-        <w:pStyle w:val="a4"/>
-        <w:numPr>
-          <w:ilvl w:val="0"/>
-          <w:numId w:val="2"/>
-        </w:numPr>
-        <w:spacing w:before="60" w:after="60"/>
-      </w:pPr>
-      <w:r>
-        <w:rPr>
-          <w:b/>
-          <w:bCs/>
-        </w:rPr>
-        <w:t>H2, H3</w:t>
-      </w:r>
-      <w:r>
-        <w:t xml:space="preserve"> </w:t>
-      </w:r>
-      <w:r>
-        <w:t>–</w:t>
-      </w:r>
-      <w:r>
-        <w:t xml:space="preserve"> підзаголовки різного рівня для структурування тексту.</w:t>
-      </w:r>
-    </w:p>
-    <w:p>
-      <w:pPr>
-        <w:pStyle w:val="a4"/>
-        <w:numPr>
-          <w:ilvl w:val="0"/>
-          <w:numId w:val="2"/>
-        </w:numPr>
-        <w:spacing w:before="60" w:after="60"/>
-      </w:pPr>
-      <w:r>
-        <w:rPr>
-          <w:b/>
-          <w:bCs/>
-        </w:rPr>
-        <w:t>Список (маркований)</w:t>
-      </w:r>
-      <w:r>
-        <w:t xml:space="preserve"> </w:t>
-      </w:r>
-      <w:r>
-        <w:t>–</w:t>
-      </w:r>
-      <w:r>
-        <w:t xml:space="preserve"> перерахування без нумерації.</w:t>
-      </w:r>
-    </w:p>
-    <w:p>
-      <w:pPr>
-        <w:pStyle w:val="a4"/>
-        <w:numPr>
-          <w:ilvl w:val="0"/>
-          <w:numId w:val="2"/>
-        </w:numPr>
-        <w:spacing w:before="60" w:after="60"/>
-      </w:pPr>
-      <w:r>
-        <w:rPr>
-          <w:b/>
-          <w:bCs/>
-        </w:rPr>
-        <w:t>Список (нумерований)</w:t>
-      </w:r>
-      <w:r>
-        <w:t xml:space="preserve"> </w:t>
-      </w:r>
-      <w:r>
-        <w:t>–</w:t>
-      </w:r>
-      <w:r>
-        <w:t xml:space="preserve"> покрокові інструкції або програма туру.</w:t>
-      </w:r>
-    </w:p>
-    <w:p>
-      <w:pPr>
-        <w:pStyle w:val="a4"/>
-        <w:numPr>
-          <w:ilvl w:val="0"/>
-          <w:numId w:val="2"/>
-        </w:numPr>
-        <w:spacing w:before="60" w:after="60"/>
-      </w:pPr>
-      <w:r>
-        <w:rPr>
-          <w:b/>
-          <w:bCs/>
-        </w:rPr>
-        <w:lastRenderedPageBreak/>
-        <w:t>Посилання</w:t>
-      </w:r>
-      <w:r>
-        <w:t xml:space="preserve"> </w:t>
-      </w:r>
-      <w:r>
-        <w:t>–</w:t>
-      </w:r>
-      <w:r>
-        <w:t xml:space="preserve"> вставка гіперпосилань у текст.</w:t>
-      </w:r>
-    </w:p>
-    <w:p>
-      <w:pPr>
-        <w:pStyle w:val="a4"/>
-        <w:numPr>
-          <w:ilvl w:val="0"/>
-          <w:numId w:val="2"/>
-        </w:numPr>
-        <w:spacing w:before="60" w:after="60"/>
-      </w:pPr>
-      <w:r>
-        <w:rPr>
-          <w:b/>
-          <w:bCs/>
-        </w:rPr>
-        <w:t>Скасувати / Повторити</w:t>
-      </w:r>
-      <w:r>
-        <w:t xml:space="preserve"> </w:t>
-      </w:r>
-      <w:r>
-        <w:t>–</w:t>
-      </w:r>
-      <w:r>
-        <w:t xml:space="preserve"> кнопки ↩ та ↪ для відміни останніх дій.</w:t>
-      </w:r>
-    </w:p>
-    <w:p>
-      <w:pPr>
-        <w:spacing w:before="80" w:after="80"/>
-      </w:pPr>
-      <w:r>
-        <w:t>Перший рядок текстового блоку є підзаголовком секції (виводиться як заголовок над текстом). Основний текст вводиться у великому полі нижче.</w:t>
-      </w:r>
-    </w:p>
-    <w:p>
-      <w:pPr>
-        <w:pStyle w:val="3"/>
-      </w:pPr>
-      <w:r>
-        <w:t>Блок "Список"</w:t>
-      </w:r>
-    </w:p>
-    <w:p>
-      <w:pPr>
-        <w:spacing w:before="80" w:after="80"/>
-      </w:pPr>
-      <w:r>
-        <w:t>Спеціалізований блок для створення маркованих списків, де кожен пункт знаходиться в окремому текстовому полі.</w:t>
-      </w:r>
-    </w:p>
-    <w:p>
-      <w:pPr>
-        <w:spacing w:before="160" w:after="160"/>
-        <w:jc w:val="center"/>
-      </w:pPr>
-      <w:r>
-        <w:rPr>
-          <w:noProof/>
-        </w:rPr>
-        <w:drawing>
-          <wp:inline distT="0" distB="0" distL="0" distR="0" wp14:anchorId="38D30F36" wp14:editId="13FB4FEE">
-            <wp:extent cx="4762500" cy="2305050"/>
-            <wp:effectExtent l="0" t="0" r="0" b="0"/>
-            <wp:docPr id="8" name="3.png" descr="3.png" title="3.png"/>
-            <wp:cNvGraphicFramePr>
-              <a:graphicFrameLocks xmlns:a="http://schemas.openxmlformats.org/drawingml/2006/main" noChangeAspect="1"/>
-            </wp:cNvGraphicFramePr>
-            <a:graphic xmlns:a="http://schemas.openxmlformats.org/drawingml/2006/main">
-              <a:graphicData uri="http://schemas.openxmlformats.org/drawingml/2006/picture">
-                <pic:pic xmlns:pic="http://schemas.openxmlformats.org/drawingml/2006/picture">
-                  <pic:nvPicPr>
-                    <pic:cNvPr id="0" name=""/>
-                    <pic:cNvPicPr>
-                      <a:picLocks noChangeAspect="1" noChangeArrowheads="1"/>
-                    </pic:cNvPicPr>
-                  </pic:nvPicPr>
-                  <pic:blipFill>
-                    <a:blip r:embed="rId14"/>
-                    <a:srcRect/>
-                    <a:stretch>
-                      <a:fillRect/>
-                    </a:stretch>
-                  </pic:blipFill>
-                  <pic:spPr bwMode="auto">
-                    <a:xfrm>
-                      <a:off x="0" y="0"/>
-                      <a:ext cx="4762500" cy="2305050"/>
-                    </a:xfrm>
-                    <a:prstGeom prst="rect">
-                      <a:avLst/>
-                    </a:prstGeom>
-                  </pic:spPr>
-                </pic:pic>
-              </a:graphicData>
-            </a:graphic>
-          </wp:inline>
-        </w:drawing>
-      </w:r>
-    </w:p>
-    <w:p>
-      <w:pPr>
-        <w:spacing w:after="200"/>
-        <w:jc w:val="center"/>
-      </w:pPr>
-      <w:r>
-        <w:rPr>
-          <w:i/>
-          <w:iCs/>
-          <w:color w:val="555555"/>
-          <w:sz w:val="18"/>
-          <w:szCs w:val="18"/>
-        </w:rPr>
-        <w:t xml:space="preserve">Рис. 4.2 </w:t>
-      </w:r>
-      <w:r>
-        <w:rPr>
-          <w:i/>
-          <w:iCs/>
-          <w:color w:val="555555"/>
-          <w:sz w:val="18"/>
-          <w:szCs w:val="18"/>
-        </w:rPr>
-        <w:t>–</w:t>
-      </w:r>
-      <w:r>
-        <w:rPr>
-          <w:i/>
-          <w:iCs/>
-          <w:color w:val="555555"/>
-          <w:sz w:val="18"/>
-          <w:szCs w:val="18"/>
-        </w:rPr>
-        <w:t xml:space="preserve"> Блок списку з окремими пунктами</w:t>
-      </w:r>
-    </w:p>
-    <w:p>
-      <w:pPr>
-        <w:spacing w:before="120"/>
-      </w:pPr>
-    </w:p>
-    <w:p>
-      <w:pPr>
-        <w:spacing w:before="80" w:after="80"/>
-      </w:pPr>
-      <w:r>
-        <w:t xml:space="preserve">Перше поле </w:t>
-      </w:r>
-      <w:r>
-        <w:t>–</w:t>
-      </w:r>
-      <w:r>
-        <w:t xml:space="preserve"> підзаголовок списку (наприклад: "Що включено до пакету:" або "Переваги готелю:"). Кожен наступний рядок </w:t>
-      </w:r>
-      <w:r>
-        <w:t>–</w:t>
-      </w:r>
-      <w:r>
-        <w:t xml:space="preserve"> окремий пункт списку. Натисніть "+ Додати пункт", щоб додати новий елемент. Іконка видалення (червона корзина) видаляє конкретний пункт.</w:t>
-      </w:r>
-    </w:p>
-    <w:p>
-      <w:pPr>
-        <w:pStyle w:val="3"/>
-      </w:pPr>
-      <w:r>
-        <w:t>Блок "Зображення"</w:t>
-      </w:r>
-    </w:p>
-    <w:p>
-      <w:pPr>
-        <w:spacing w:before="80" w:after="80"/>
-      </w:pPr>
-      <w:r>
-        <w:t>Блок для вставки окремого фото між текстовими блоками.</w:t>
-      </w:r>
-    </w:p>
-    <w:p>
-      <w:pPr>
-        <w:spacing w:before="160" w:after="160"/>
-        <w:jc w:val="center"/>
-      </w:pPr>
-      <w:r>
-        <w:rPr>
-          <w:noProof/>
-        </w:rPr>
-        <w:lastRenderedPageBreak/>
-        <w:drawing>
-          <wp:inline distT="0" distB="0" distL="0" distR="0" wp14:anchorId="2B36119D" wp14:editId="544E77B2">
-            <wp:extent cx="4762500" cy="3352800"/>
-            <wp:effectExtent l="0" t="0" r="0" b="0"/>
-            <wp:docPr id="9" name="7.png" descr="7.png" title="7.png"/>
             <wp:cNvGraphicFramePr>
               <a:graphicFrameLocks xmlns:a="http://schemas.openxmlformats.org/drawingml/2006/main" noChangeAspect="1"/>
             </wp:cNvGraphicFramePr>
@@ -5789,6 +6445,442 @@
                   <pic:spPr bwMode="auto">
                     <a:xfrm>
                       <a:off x="0" y="0"/>
+                      <a:ext cx="4953000" cy="3276600"/>
+                    </a:xfrm>
+                    <a:prstGeom prst="rect">
+                      <a:avLst/>
+                    </a:prstGeom>
+                  </pic:spPr>
+                </pic:pic>
+              </a:graphicData>
+            </a:graphic>
+          </wp:inline>
+        </w:drawing>
+      </w:r>
+    </w:p>
+    <w:p>
+      <w:pPr>
+        <w:spacing w:after="200"/>
+        <w:jc w:val="center"/>
+      </w:pPr>
+      <w:r>
+        <w:rPr>
+          <w:i/>
+          <w:iCs/>
+          <w:color w:val="555555"/>
+          <w:sz w:val="18"/>
+          <w:szCs w:val="18"/>
+        </w:rPr>
+        <w:t xml:space="preserve">Рис. 4.1 </w:t>
+      </w:r>
+      <w:r>
+        <w:rPr>
+          <w:i/>
+          <w:iCs/>
+          <w:color w:val="555555"/>
+          <w:sz w:val="18"/>
+          <w:szCs w:val="18"/>
+        </w:rPr>
+        <w:t>–</w:t>
+      </w:r>
+      <w:r>
+        <w:rPr>
+          <w:i/>
+          <w:iCs/>
+          <w:color w:val="555555"/>
+          <w:sz w:val="18"/>
+          <w:szCs w:val="18"/>
+        </w:rPr>
+        <w:t xml:space="preserve"> Текстовий блок з редактором форматування</w:t>
+      </w:r>
+    </w:p>
+    <w:p>
+      <w:pPr>
+        <w:spacing w:before="120"/>
+      </w:pPr>
+    </w:p>
+    <w:p>
+      <w:pPr>
+        <w:pStyle w:val="a4"/>
+        <w:numPr>
+          <w:ilvl w:val="0"/>
+          <w:numId w:val="2"/>
+        </w:numPr>
+        <w:spacing w:before="60" w:after="60"/>
+      </w:pPr>
+      <w:r>
+        <w:rPr>
+          <w:b/>
+          <w:bCs/>
+        </w:rPr>
+        <w:t>B (жирний)</w:t>
+      </w:r>
+      <w:r>
+        <w:t xml:space="preserve"> </w:t>
+      </w:r>
+      <w:r>
+        <w:t>–</w:t>
+      </w:r>
+      <w:r>
+        <w:t xml:space="preserve"> виділення ключових слів або важливої інформації.</w:t>
+      </w:r>
+    </w:p>
+    <w:p>
+      <w:pPr>
+        <w:pStyle w:val="a4"/>
+        <w:numPr>
+          <w:ilvl w:val="0"/>
+          <w:numId w:val="2"/>
+        </w:numPr>
+        <w:spacing w:before="60" w:after="60"/>
+      </w:pPr>
+      <w:r>
+        <w:rPr>
+          <w:b/>
+          <w:bCs/>
+        </w:rPr>
+        <w:t>I (курсив)</w:t>
+      </w:r>
+      <w:r>
+        <w:t xml:space="preserve"> </w:t>
+      </w:r>
+      <w:r>
+        <w:t>–</w:t>
+      </w:r>
+      <w:r>
+        <w:t xml:space="preserve"> виділення назв, цитат або акцентів.</w:t>
+      </w:r>
+    </w:p>
+    <w:p>
+      <w:pPr>
+        <w:pStyle w:val="a4"/>
+        <w:numPr>
+          <w:ilvl w:val="0"/>
+          <w:numId w:val="2"/>
+        </w:numPr>
+        <w:spacing w:before="60" w:after="60"/>
+      </w:pPr>
+      <w:r>
+        <w:rPr>
+          <w:b/>
+          <w:bCs/>
+        </w:rPr>
+        <w:t>H2, H3</w:t>
+      </w:r>
+      <w:r>
+        <w:t xml:space="preserve"> </w:t>
+      </w:r>
+      <w:r>
+        <w:t>–</w:t>
+      </w:r>
+      <w:r>
+        <w:t xml:space="preserve"> підзаголовки різного рівня для структурування тексту.</w:t>
+      </w:r>
+    </w:p>
+    <w:p>
+      <w:pPr>
+        <w:pStyle w:val="a4"/>
+        <w:numPr>
+          <w:ilvl w:val="0"/>
+          <w:numId w:val="2"/>
+        </w:numPr>
+        <w:spacing w:before="60" w:after="60"/>
+      </w:pPr>
+      <w:r>
+        <w:rPr>
+          <w:b/>
+          <w:bCs/>
+        </w:rPr>
+        <w:t>Список (маркований)</w:t>
+      </w:r>
+      <w:r>
+        <w:t xml:space="preserve"> </w:t>
+      </w:r>
+      <w:r>
+        <w:t>–</w:t>
+      </w:r>
+      <w:r>
+        <w:t xml:space="preserve"> перерахування без нумерації.</w:t>
+      </w:r>
+    </w:p>
+    <w:p>
+      <w:pPr>
+        <w:pStyle w:val="a4"/>
+        <w:numPr>
+          <w:ilvl w:val="0"/>
+          <w:numId w:val="2"/>
+        </w:numPr>
+        <w:spacing w:before="60" w:after="60"/>
+      </w:pPr>
+      <w:r>
+        <w:rPr>
+          <w:b/>
+          <w:bCs/>
+        </w:rPr>
+        <w:t>Список (нумерований)</w:t>
+      </w:r>
+      <w:r>
+        <w:t xml:space="preserve"> </w:t>
+      </w:r>
+      <w:r>
+        <w:t>–</w:t>
+      </w:r>
+      <w:r>
+        <w:t xml:space="preserve"> покрокові інструкції</w:t>
+      </w:r>
+      <w:r>
+        <w:t xml:space="preserve"> або програма туру.</w:t>
+      </w:r>
+    </w:p>
+    <w:p>
+      <w:pPr>
+        <w:pStyle w:val="a4"/>
+        <w:numPr>
+          <w:ilvl w:val="0"/>
+          <w:numId w:val="2"/>
+        </w:numPr>
+        <w:spacing w:before="60" w:after="60"/>
+      </w:pPr>
+      <w:r>
+        <w:rPr>
+          <w:b/>
+          <w:bCs/>
+        </w:rPr>
+        <w:lastRenderedPageBreak/>
+        <w:t>Посилання</w:t>
+      </w:r>
+      <w:r>
+        <w:t xml:space="preserve"> </w:t>
+      </w:r>
+      <w:r>
+        <w:t>–</w:t>
+      </w:r>
+      <w:r>
+        <w:t xml:space="preserve"> вставка гіперпосилань у текст.</w:t>
+      </w:r>
+    </w:p>
+    <w:p>
+      <w:pPr>
+        <w:pStyle w:val="a4"/>
+        <w:numPr>
+          <w:ilvl w:val="0"/>
+          <w:numId w:val="2"/>
+        </w:numPr>
+        <w:spacing w:before="60" w:after="60"/>
+      </w:pPr>
+      <w:r>
+        <w:rPr>
+          <w:b/>
+          <w:bCs/>
+        </w:rPr>
+        <w:t>Скасувати / Повторити</w:t>
+      </w:r>
+      <w:r>
+        <w:t xml:space="preserve"> </w:t>
+      </w:r>
+      <w:r>
+        <w:t>–</w:t>
+      </w:r>
+      <w:r>
+        <w:t xml:space="preserve"> кнопки ↩ та ↪ для відміни останніх дій.</w:t>
+      </w:r>
+    </w:p>
+    <w:p>
+      <w:pPr>
+        <w:spacing w:before="80" w:after="80"/>
+      </w:pPr>
+      <w:r>
+        <w:t xml:space="preserve">Перший рядок текстового блоку є підзаголовком секції (виводиться як заголовок над текстом). Основний текст вводиться у </w:t>
+      </w:r>
+      <w:r>
+        <w:t>великому полі нижче.</w:t>
+      </w:r>
+    </w:p>
+    <w:p>
+      <w:pPr>
+        <w:pStyle w:val="3"/>
+      </w:pPr>
+      <w:r>
+        <w:t>Блок "Список"</w:t>
+      </w:r>
+    </w:p>
+    <w:p>
+      <w:pPr>
+        <w:spacing w:before="80" w:after="80"/>
+      </w:pPr>
+      <w:r>
+        <w:t>Спеціалізований блок для створення маркованих списків, де кожен пункт знаходиться в окремому текстовому полі.</w:t>
+      </w:r>
+    </w:p>
+    <w:p>
+      <w:pPr>
+        <w:spacing w:before="160" w:after="160"/>
+        <w:jc w:val="center"/>
+      </w:pPr>
+      <w:r>
+        <w:rPr>
+          <w:noProof/>
+        </w:rPr>
+        <w:drawing>
+          <wp:inline distT="0" distB="0" distL="0" distR="0" wp14:anchorId="38D30F36" wp14:editId="13FB4FEE">
+            <wp:extent cx="4762500" cy="2305050"/>
+            <wp:effectExtent l="0" t="0" r="0" b="0"/>
+            <wp:docPr id="8" name="3.png" descr="3.png" title="3.png"/>
+            <wp:cNvGraphicFramePr>
+              <a:graphicFrameLocks xmlns:a="http://schemas.openxmlformats.org/drawingml/2006/main" noChangeAspect="1"/>
+            </wp:cNvGraphicFramePr>
+            <a:graphic xmlns:a="http://schemas.openxmlformats.org/drawingml/2006/main">
+              <a:graphicData uri="http://schemas.openxmlformats.org/drawingml/2006/picture">
+                <pic:pic xmlns:pic="http://schemas.openxmlformats.org/drawingml/2006/picture">
+                  <pic:nvPicPr>
+                    <pic:cNvPr id="0" name=""/>
+                    <pic:cNvPicPr>
+                      <a:picLocks noChangeAspect="1" noChangeArrowheads="1"/>
+                    </pic:cNvPicPr>
+                  </pic:nvPicPr>
+                  <pic:blipFill>
+                    <a:blip r:embed="rId16"/>
+                    <a:srcRect/>
+                    <a:stretch>
+                      <a:fillRect/>
+                    </a:stretch>
+                  </pic:blipFill>
+                  <pic:spPr bwMode="auto">
+                    <a:xfrm>
+                      <a:off x="0" y="0"/>
+                      <a:ext cx="4762500" cy="2305050"/>
+                    </a:xfrm>
+                    <a:prstGeom prst="rect">
+                      <a:avLst/>
+                    </a:prstGeom>
+                  </pic:spPr>
+                </pic:pic>
+              </a:graphicData>
+            </a:graphic>
+          </wp:inline>
+        </w:drawing>
+      </w:r>
+    </w:p>
+    <w:p>
+      <w:pPr>
+        <w:spacing w:after="200"/>
+        <w:jc w:val="center"/>
+      </w:pPr>
+      <w:r>
+        <w:rPr>
+          <w:i/>
+          <w:iCs/>
+          <w:color w:val="555555"/>
+          <w:sz w:val="18"/>
+          <w:szCs w:val="18"/>
+        </w:rPr>
+        <w:t xml:space="preserve">Рис. 4.2 </w:t>
+      </w:r>
+      <w:r>
+        <w:rPr>
+          <w:i/>
+          <w:iCs/>
+          <w:color w:val="555555"/>
+          <w:sz w:val="18"/>
+          <w:szCs w:val="18"/>
+        </w:rPr>
+        <w:t>–</w:t>
+      </w:r>
+      <w:r>
+        <w:rPr>
+          <w:i/>
+          <w:iCs/>
+          <w:color w:val="555555"/>
+          <w:sz w:val="18"/>
+          <w:szCs w:val="18"/>
+        </w:rPr>
+        <w:t xml:space="preserve"> Блок списку з окремими пунктами</w:t>
+      </w:r>
+    </w:p>
+    <w:p>
+      <w:pPr>
+        <w:spacing w:before="120"/>
+      </w:pPr>
+    </w:p>
+    <w:p>
+      <w:pPr>
+        <w:spacing w:before="80" w:after="80"/>
+      </w:pPr>
+      <w:r>
+        <w:t xml:space="preserve">Перше поле </w:t>
+      </w:r>
+      <w:r>
+        <w:t>–</w:t>
+      </w:r>
+      <w:r>
+        <w:t xml:space="preserve"> підзаголовок списку (наприклад: "Що включено до паке</w:t>
+      </w:r>
+      <w:r>
+        <w:t xml:space="preserve">ту:" або "Переваги готелю:"). Кожен наступний рядок </w:t>
+      </w:r>
+      <w:r>
+        <w:t>–</w:t>
+      </w:r>
+      <w:r>
+        <w:t xml:space="preserve"> окремий пункт списку. Натисніть "+ Додати пункт", щоб додати новий елемент. Іконка видалення (червона корзина) видаляє конкретний пункт.</w:t>
+      </w:r>
+    </w:p>
+    <w:p>
+      <w:pPr>
+        <w:pStyle w:val="3"/>
+      </w:pPr>
+      <w:r>
+        <w:t>Блок "Зображення"</w:t>
+      </w:r>
+    </w:p>
+    <w:p>
+      <w:pPr>
+        <w:spacing w:before="80" w:after="80"/>
+      </w:pPr>
+      <w:r>
+        <w:t>Блок для вставки окремого фото між текстовими б</w:t>
+      </w:r>
+      <w:r>
+        <w:t>локами.</w:t>
+      </w:r>
+    </w:p>
+    <w:p>
+      <w:pPr>
+        <w:spacing w:before="160" w:after="160"/>
+        <w:jc w:val="center"/>
+      </w:pPr>
+      <w:r>
+        <w:rPr>
+          <w:noProof/>
+        </w:rPr>
+        <w:lastRenderedPageBreak/>
+        <w:drawing>
+          <wp:inline distT="0" distB="0" distL="0" distR="0" wp14:anchorId="2B36119D" wp14:editId="544E77B2">
+            <wp:extent cx="4762500" cy="3352800"/>
+            <wp:effectExtent l="0" t="0" r="0" b="0"/>
+            <wp:docPr id="9" name="7.png" descr="7.png" title="7.png"/>
+            <wp:cNvGraphicFramePr>
+              <a:graphicFrameLocks xmlns:a="http://schemas.openxmlformats.org/drawingml/2006/main" noChangeAspect="1"/>
+            </wp:cNvGraphicFramePr>
+            <a:graphic xmlns:a="http://schemas.openxmlformats.org/drawingml/2006/main">
+              <a:graphicData uri="http://schemas.openxmlformats.org/drawingml/2006/picture">
+                <pic:pic xmlns:pic="http://schemas.openxmlformats.org/drawingml/2006/picture">
+                  <pic:nvPicPr>
+                    <pic:cNvPr id="0" name=""/>
+                    <pic:cNvPicPr>
+                      <a:picLocks noChangeAspect="1" noChangeArrowheads="1"/>
+                    </pic:cNvPicPr>
+                  </pic:nvPicPr>
+                  <pic:blipFill>
+                    <a:blip r:embed="rId17"/>
+                    <a:srcRect/>
+                    <a:stretch>
+                      <a:fillRect/>
+                    </a:stretch>
+                  </pic:blipFill>
+                  <pic:spPr bwMode="auto">
+                    <a:xfrm>
+                      <a:off x="0" y="0"/>
                       <a:ext cx="4762500" cy="3352800"/>
                     </a:xfrm>
                     <a:prstGeom prst="rect">
@@ -5835,7 +6927,29 @@
           <w:sz w:val="18"/>
           <w:szCs w:val="18"/>
         </w:rPr>
-        <w:t xml:space="preserve"> Блок зображення з підписом та Alt текстом</w:t>
+        <w:t xml:space="preserve"> Блок зображення з підписом та </w:t>
+      </w:r>
+      <w:proofErr w:type="spellStart"/>
+      <w:r>
+        <w:rPr>
+          <w:i/>
+          <w:iCs/>
+          <w:color w:val="555555"/>
+          <w:sz w:val="18"/>
+          <w:szCs w:val="18"/>
+        </w:rPr>
+        <w:t>Alt</w:t>
+      </w:r>
+      <w:proofErr w:type="spellEnd"/>
+      <w:r>
+        <w:rPr>
+          <w:i/>
+          <w:iCs/>
+          <w:color w:val="555555"/>
+          <w:sz w:val="18"/>
+          <w:szCs w:val="18"/>
+        </w:rPr>
+        <w:t xml:space="preserve"> текстом</w:t>
       </w:r>
     </w:p>
     <w:p>
@@ -5900,7 +7014,18 @@
         <w:t>Підпис до зображення:</w:t>
       </w:r>
       <w:r>
-        <w:t xml:space="preserve"> текст, що виводиться під фото. Наприклад: "Гора Ле-Морн-Брабан </w:t>
+        <w:t xml:space="preserve"> текст</w:t>
+      </w:r>
+      <w:r>
+        <w:t xml:space="preserve">, що виводиться під фото. Наприклад: "Гора </w:t>
+      </w:r>
+      <w:proofErr w:type="spellStart"/>
+      <w:r>
+        <w:t>Ле-Морн-Брабан</w:t>
+      </w:r>
+      <w:proofErr w:type="spellEnd"/>
+      <w:r>
+        <w:t xml:space="preserve"> </w:t>
       </w:r>
       <w:r>
         <w:t>–</w:t>
@@ -5918,12 +7043,21 @@
         </w:numPr>
         <w:spacing w:before="60" w:after="60"/>
       </w:pPr>
-      <w:r>
-        <w:rPr>
-          <w:b/>
-          <w:bCs/>
-        </w:rPr>
-        <w:t>Alt текст:</w:t>
+      <w:proofErr w:type="spellStart"/>
+      <w:r>
+        <w:rPr>
+          <w:b/>
+          <w:bCs/>
+        </w:rPr>
+        <w:t>Alt</w:t>
+      </w:r>
+      <w:proofErr w:type="spellEnd"/>
+      <w:r>
+        <w:rPr>
+          <w:b/>
+          <w:bCs/>
+        </w:rPr>
+        <w:t xml:space="preserve"> текст:</w:t>
       </w:r>
       <w:r>
         <w:t xml:space="preserve"> опис зображення для пошукових систем (обов'язково для SEO).</w:t>
@@ -5933,11 +7067,11 @@
       <w:pPr>
         <w:pStyle w:val="2"/>
       </w:pPr>
-      <w:bookmarkStart w:id="21" w:name="_Toc225422111"/>
+      <w:bookmarkStart w:id="23" w:name="_Toc225461399"/>
       <w:r>
         <w:t>4.3. Управління секціями</w:t>
       </w:r>
-      <w:bookmarkEnd w:id="21"/>
+      <w:bookmarkEnd w:id="23"/>
     </w:p>
     <w:p>
       <w:pPr>
@@ -5976,7 +7110,13 @@
         <w:t>Зміна порядку:</w:t>
       </w:r>
       <w:r>
-        <w:t xml:space="preserve"> потягніть за іконку ⠿ зліва від назви секції, щоб перемістити блок вище або нижче по сторінці.</w:t>
+        <w:t xml:space="preserve"> потягніть за іконку </w:t>
+      </w:r>
+      <w:r>
+        <w:t>⠿</w:t>
+      </w:r>
+      <w:r>
+        <w:t xml:space="preserve"> зліва від назви секції, щоб перемістити блок вище або нижче по сторінці.</w:t>
       </w:r>
     </w:p>
     <w:p>
@@ -5996,7 +7136,10 @@
         <w:t>Видалення секції:</w:t>
       </w:r>
       <w:r>
-        <w:t xml:space="preserve"> натисніть червону іконку корзини у правому куті заголовка секції. Дія незворотна для незбережених змін.</w:t>
+        <w:t xml:space="preserve"> натисніть</w:t>
+      </w:r>
+      <w:r>
+        <w:t xml:space="preserve"> червону іконку корзини у правому куті заголовка секції. Дія незворотна для незбережених змін.</w:t>
       </w:r>
     </w:p>
     <w:p>
@@ -6077,7 +7220,28 @@
                 <w:sz w:val="20"/>
                 <w:szCs w:val="20"/>
               </w:rPr>
-              <w:t xml:space="preserve"> просто перетягніть секцію за іконку ⠿. Це дозволяє спочатку написати весь текст, а потім переставити блоки у потрібному порядку.</w:t>
+              <w:t xml:space="preserve"> прост</w:t>
+            </w:r>
+            <w:r>
+              <w:rPr>
+                <w:sz w:val="20"/>
+                <w:szCs w:val="20"/>
+              </w:rPr>
+              <w:t xml:space="preserve">о перетягніть секцію за іконку </w:t>
+            </w:r>
+            <w:r>
+              <w:rPr>
+                <w:sz w:val="20"/>
+                <w:szCs w:val="20"/>
+              </w:rPr>
+              <w:t>⠿</w:t>
+            </w:r>
+            <w:r>
+              <w:rPr>
+                <w:sz w:val="20"/>
+                <w:szCs w:val="20"/>
+              </w:rPr>
+              <w:t>. Це дозволяє спочатку написати весь текст, а потім переставити блоки у потрібному порядку.</w:t>
             </w:r>
           </w:p>
         </w:tc>
@@ -6088,43 +7252,78 @@
         <w:pStyle w:val="1"/>
         <w:pageBreakBefore/>
       </w:pPr>
-      <w:bookmarkStart w:id="22" w:name="_Toc225422112"/>
+      <w:bookmarkStart w:id="24" w:name="_Toc225461400"/>
       <w:r>
         <w:lastRenderedPageBreak/>
         <w:t>5. SEO та просування</w:t>
       </w:r>
-      <w:bookmarkEnd w:id="22"/>
+      <w:bookmarkEnd w:id="24"/>
     </w:p>
     <w:p>
       <w:pPr>
         <w:spacing w:before="80" w:after="80"/>
       </w:pPr>
       <w:r>
-        <w:t xml:space="preserve">SEO (Search Engine Optimization) </w:t>
+        <w:t>SEO (</w:t>
+      </w:r>
+      <w:proofErr w:type="spellStart"/>
+      <w:r>
+        <w:t>Search</w:t>
+      </w:r>
+      <w:proofErr w:type="spellEnd"/>
+      <w:r>
+        <w:t xml:space="preserve"> </w:t>
+      </w:r>
+      <w:proofErr w:type="spellStart"/>
+      <w:r>
+        <w:t>Engine</w:t>
+      </w:r>
+      <w:proofErr w:type="spellEnd"/>
+      <w:r>
+        <w:t xml:space="preserve"> </w:t>
+      </w:r>
+      <w:proofErr w:type="spellStart"/>
+      <w:r>
+        <w:t>Optimization</w:t>
+      </w:r>
+      <w:proofErr w:type="spellEnd"/>
+      <w:r>
+        <w:t xml:space="preserve">) </w:t>
       </w:r>
       <w:r>
         <w:t>–</w:t>
       </w:r>
       <w:r>
-        <w:t xml:space="preserve"> комплекс заходів для покращення видимості сайту у пошукових системах Google та Bing. Правильне заповнення SEO-полів допомагає залучати більше безкоштовного органічного трафіку.</w:t>
+        <w:t xml:space="preserve"> комплекс заходів для покращення видимості сайту у пошукових системах </w:t>
+      </w:r>
+      <w:proofErr w:type="spellStart"/>
+      <w:r>
+        <w:t>Google</w:t>
+      </w:r>
+      <w:proofErr w:type="spellEnd"/>
+      <w:r>
+        <w:t xml:space="preserve"> та Bing. Правильне заповнення SEO-полів допомагає залучати більше безкоштовного органічного трафіку.</w:t>
       </w:r>
     </w:p>
     <w:p>
       <w:pPr>
         <w:pStyle w:val="2"/>
       </w:pPr>
-      <w:bookmarkStart w:id="23" w:name="_Toc225422113"/>
+      <w:bookmarkStart w:id="25" w:name="_Toc225461401"/>
       <w:r>
         <w:t>5.1. SEO всередині пропозицій та блогу</w:t>
       </w:r>
-      <w:bookmarkEnd w:id="23"/>
+      <w:bookmarkEnd w:id="25"/>
     </w:p>
     <w:p>
       <w:pPr>
         <w:spacing w:before="80" w:after="80"/>
       </w:pPr>
       <w:r>
-        <w:t>Внизу форми кожної пропозиції та статті блогу є блок "SEO для цієї сторінки". Заповніть ці поля для кожного нового запису.</w:t>
+        <w:t xml:space="preserve">Внизу форми кожної пропозиції та статті блогу є блок "SEO для цієї сторінки". Заповніть ці поля для кожного нового </w:t>
+      </w:r>
+      <w:r>
+        <w:t>запису.</w:t>
       </w:r>
     </w:p>
     <w:p>
@@ -6159,7 +7358,7 @@
                     </pic:cNvPicPr>
                   </pic:nvPicPr>
                   <pic:blipFill>
-                    <a:blip r:embed="rId16"/>
+                    <a:blip r:embed="rId18"/>
                     <a:srcRect/>
                     <a:stretch>
                       <a:fillRect/>
@@ -6236,22 +7435,81 @@
           <w:b/>
           <w:bCs/>
         </w:rPr>
-        <w:t>SEO Title (заголовок для Google):</w:t>
-      </w:r>
-      <w:r>
-        <w:t xml:space="preserve"> рядок, який відображається у результатах пошуку Google та у вкладці браузера. Оптимальна довжина: 50–60 символів. Якщо залишити порожнім </w:t>
+        <w:t xml:space="preserve">SEO </w:t>
+      </w:r>
+      <w:proofErr w:type="spellStart"/>
+      <w:r>
+        <w:rPr>
+          <w:b/>
+          <w:bCs/>
+        </w:rPr>
+        <w:t>Title</w:t>
+      </w:r>
+      <w:proofErr w:type="spellEnd"/>
+      <w:r>
+        <w:rPr>
+          <w:b/>
+          <w:bCs/>
+        </w:rPr>
+        <w:t xml:space="preserve"> (заголовок для </w:t>
+      </w:r>
+      <w:proofErr w:type="spellStart"/>
+      <w:r>
+        <w:rPr>
+          <w:b/>
+          <w:bCs/>
+        </w:rPr>
+        <w:t>Google</w:t>
+      </w:r>
+      <w:proofErr w:type="spellEnd"/>
+      <w:r>
+        <w:rPr>
+          <w:b/>
+          <w:bCs/>
+        </w:rPr>
+        <w:t>):</w:t>
+      </w:r>
+      <w:r>
+        <w:t xml:space="preserve"> рядок, який відображається у результатах пошуку </w:t>
+      </w:r>
+      <w:proofErr w:type="spellStart"/>
+      <w:r>
+        <w:t>Google</w:t>
+      </w:r>
+      <w:proofErr w:type="spellEnd"/>
+      <w:r>
+        <w:t xml:space="preserve"> та у вкладці браузера. Оптимальна довжина: 50–60 символів. Якщо залишити порожнім </w:t>
       </w:r>
       <w:r>
         <w:t>–</w:t>
       </w:r>
       <w:r>
-        <w:t xml:space="preserve"> сформується автоматично з назви готелю або статті. Рекомендується заповнювати вручну для кращих результатів. Формат: "Назва готелю </w:t>
+        <w:t xml:space="preserve"> сформується автоматично з назви готелю або статті. Рекомендується заповнювати вручну для кращих результатів. Формат:</w:t>
+      </w:r>
+      <w:r>
+        <w:t xml:space="preserve"> "Назва готелю </w:t>
       </w:r>
       <w:r>
         <w:t>–</w:t>
       </w:r>
       <w:r>
-        <w:t xml:space="preserve"> Локація | Vogel Travel".</w:t>
+        <w:t xml:space="preserve"> Локація | </w:t>
+      </w:r>
+      <w:proofErr w:type="spellStart"/>
+      <w:r>
+        <w:t>Vogel</w:t>
+      </w:r>
+      <w:proofErr w:type="spellEnd"/>
+      <w:r>
+        <w:t xml:space="preserve"> </w:t>
+      </w:r>
+      <w:proofErr w:type="spellStart"/>
+      <w:r>
+        <w:t>Travel</w:t>
+      </w:r>
+      <w:proofErr w:type="spellEnd"/>
+      <w:r>
+        <w:t>".</w:t>
       </w:r>
     </w:p>
     <w:p>
@@ -6268,10 +7526,53 @@
           <w:b/>
           <w:bCs/>
         </w:rPr>
-        <w:t>SEO Description (опис для пошукача):</w:t>
-      </w:r>
-      <w:r>
-        <w:t xml:space="preserve"> короткий абзац (160 символів), що відображається під посиланням у результатах Google. Має описувати пропозицію та мотивувати клацнути на посилання. Включайте ключові слова природним чином.</w:t>
+        <w:t xml:space="preserve">SEO </w:t>
+      </w:r>
+      <w:proofErr w:type="spellStart"/>
+      <w:r>
+        <w:rPr>
+          <w:b/>
+          <w:bCs/>
+        </w:rPr>
+        <w:t>Description</w:t>
+      </w:r>
+      <w:proofErr w:type="spellEnd"/>
+      <w:r>
+        <w:rPr>
+          <w:b/>
+          <w:bCs/>
+        </w:rPr>
+        <w:t xml:space="preserve"> (опис для </w:t>
+      </w:r>
+      <w:proofErr w:type="spellStart"/>
+      <w:r>
+        <w:rPr>
+          <w:b/>
+          <w:bCs/>
+        </w:rPr>
+        <w:t>пошукача</w:t>
+      </w:r>
+      <w:proofErr w:type="spellEnd"/>
+      <w:r>
+        <w:rPr>
+          <w:b/>
+          <w:bCs/>
+        </w:rPr>
+        <w:t>):</w:t>
+      </w:r>
+      <w:r>
+        <w:t xml:space="preserve"> короткий абзац (160 символів), що відображається під посиланням у результатах </w:t>
+      </w:r>
+      <w:proofErr w:type="spellStart"/>
+      <w:r>
+        <w:t>Google</w:t>
+      </w:r>
+      <w:proofErr w:type="spellEnd"/>
+      <w:r>
+        <w:t>. Має описувати пропозицію та мотивувати клацнути на посилання. Включайте ключові слова приро</w:t>
+      </w:r>
+      <w:r>
+        <w:t>дним чином.</w:t>
       </w:r>
     </w:p>
     <w:tbl>
@@ -6328,18 +7629,29 @@
       <w:pPr>
         <w:pStyle w:val="2"/>
       </w:pPr>
-      <w:bookmarkStart w:id="24" w:name="_Toc225422114"/>
+      <w:bookmarkStart w:id="26" w:name="_Toc225461402"/>
       <w:r>
         <w:t>5.2. Розділ "SEO" у головному меню</w:t>
       </w:r>
-      <w:bookmarkEnd w:id="24"/>
+      <w:bookmarkEnd w:id="26"/>
     </w:p>
     <w:p>
       <w:pPr>
         <w:spacing w:before="80" w:after="80"/>
       </w:pPr>
       <w:r>
-        <w:t>Розділ SEO у бічній панелі надає доступ до мета-тегів статичних сторінок сайту, які не мають окремих форм у адмін-панелі: Головна, Про нас, Контакти тощо.</w:t>
+        <w:t>Розділ SEO у бічній панелі надає доступ до мета-тегів статични</w:t>
+      </w:r>
+      <w:r>
+        <w:t xml:space="preserve">х сторінок сайту, які не мають окремих форм у </w:t>
+      </w:r>
+      <w:proofErr w:type="spellStart"/>
+      <w:r>
+        <w:t>адмін</w:t>
+      </w:r>
+      <w:proofErr w:type="spellEnd"/>
+      <w:r>
+        <w:t>-панелі: Головна, Про нас, Контакти тощо.</w:t>
       </w:r>
     </w:p>
     <w:p>
@@ -6362,428 +7674,6 @@
             <wp:extent cx="5334000" cy="2305050"/>
             <wp:effectExtent l="0" t="0" r="0" b="0"/>
             <wp:docPr id="11" name="Знімок екрана 2026-03-26 120547.png" descr="Знімок екрана 2026-03-26 120547.png" title="Знімок екрана 2026-03-26 120547.png"/>
-            <wp:cNvGraphicFramePr>
-              <a:graphicFrameLocks xmlns:a="http://schemas.openxmlformats.org/drawingml/2006/main" noChangeAspect="1"/>
-            </wp:cNvGraphicFramePr>
-            <a:graphic xmlns:a="http://schemas.openxmlformats.org/drawingml/2006/main">
-              <a:graphicData uri="http://schemas.openxmlformats.org/drawingml/2006/picture">
-                <pic:pic xmlns:pic="http://schemas.openxmlformats.org/drawingml/2006/picture">
-                  <pic:nvPicPr>
-                    <pic:cNvPr id="0" name=""/>
-                    <pic:cNvPicPr>
-                      <a:picLocks noChangeAspect="1" noChangeArrowheads="1"/>
-                    </pic:cNvPicPr>
-                  </pic:nvPicPr>
-                  <pic:blipFill>
-                    <a:blip r:embed="rId17"/>
-                    <a:srcRect/>
-                    <a:stretch>
-                      <a:fillRect/>
-                    </a:stretch>
-                  </pic:blipFill>
-                  <pic:spPr bwMode="auto">
-                    <a:xfrm>
-                      <a:off x="0" y="0"/>
-                      <a:ext cx="5334000" cy="2305050"/>
-                    </a:xfrm>
-                    <a:prstGeom prst="rect">
-                      <a:avLst/>
-                    </a:prstGeom>
-                  </pic:spPr>
-                </pic:pic>
-              </a:graphicData>
-            </a:graphic>
-          </wp:inline>
-        </w:drawing>
-      </w:r>
-    </w:p>
-    <w:p>
-      <w:pPr>
-        <w:spacing w:after="200"/>
-        <w:jc w:val="center"/>
-      </w:pPr>
-      <w:r>
-        <w:rPr>
-          <w:i/>
-          <w:iCs/>
-          <w:color w:val="555555"/>
-          <w:sz w:val="18"/>
-          <w:szCs w:val="18"/>
-        </w:rPr>
-        <w:t xml:space="preserve">Рис. 5.2 </w:t>
-      </w:r>
-      <w:r>
-        <w:rPr>
-          <w:i/>
-          <w:iCs/>
-          <w:color w:val="555555"/>
-          <w:sz w:val="18"/>
-          <w:szCs w:val="18"/>
-        </w:rPr>
-        <w:t>–</w:t>
-      </w:r>
-      <w:r>
-        <w:rPr>
-          <w:i/>
-          <w:iCs/>
-          <w:color w:val="555555"/>
-          <w:sz w:val="18"/>
-          <w:szCs w:val="18"/>
-        </w:rPr>
-        <w:t xml:space="preserve"> Таблиця SEO-налаштувань для статичних сторінок</w:t>
-      </w:r>
-    </w:p>
-    <w:p>
-      <w:pPr>
-        <w:spacing w:before="120"/>
-      </w:pPr>
-    </w:p>
-    <w:p>
-      <w:pPr>
-        <w:spacing w:before="80" w:after="80"/>
-      </w:pPr>
-      <w:r>
-        <w:t>У таблиці відображаються всі ключові сторінки сайту із поточним статусом заповненості полів Title та Description. Сторінки без заповнених SEO-даних позначені прочерком "</w:t>
-      </w:r>
-      <w:r>
-        <w:t>–</w:t>
-      </w:r>
-      <w:r>
-        <w:t>". Натисніть на назву сторінки, щоб відкрити форму редагування.</w:t>
-      </w:r>
-    </w:p>
-    <w:p>
-      <w:pPr>
-        <w:spacing w:before="120"/>
-      </w:pPr>
-    </w:p>
-    <w:p>
-      <w:pPr>
-        <w:spacing w:before="80" w:after="80"/>
-      </w:pPr>
-      <w:r>
-        <w:t>Додаткові поля у формі SEO для статичних сторінок:</w:t>
-      </w:r>
-    </w:p>
-    <w:p>
-      <w:pPr>
-        <w:pStyle w:val="a4"/>
-        <w:numPr>
-          <w:ilvl w:val="0"/>
-          <w:numId w:val="2"/>
-        </w:numPr>
-        <w:spacing w:before="60" w:after="60"/>
-      </w:pPr>
-      <w:r>
-        <w:rPr>
-          <w:b/>
-          <w:bCs/>
-        </w:rPr>
-        <w:t>Keywords:</w:t>
-      </w:r>
-      <w:r>
-        <w:t xml:space="preserve"> ключові слова через кому. Хоча сучасний Google мало враховує цей тег, його заповнення рекомендується для інших пошукових систем.</w:t>
-      </w:r>
-    </w:p>
-    <w:p>
-      <w:pPr>
-        <w:pStyle w:val="a4"/>
-        <w:numPr>
-          <w:ilvl w:val="0"/>
-          <w:numId w:val="2"/>
-        </w:numPr>
-        <w:spacing w:before="60" w:after="60"/>
-      </w:pPr>
-      <w:r>
-        <w:rPr>
-          <w:b/>
-          <w:bCs/>
-        </w:rPr>
-        <w:t>Open Graph Title та Description:</w:t>
-      </w:r>
-      <w:r>
-        <w:t xml:space="preserve"> спеціальні теги для відображення красивого превью посилання при публікації у соціальних мережах (Facebook, Telegram, Viber). Якщо не заповнені </w:t>
-      </w:r>
-      <w:r>
-        <w:t>–</w:t>
-      </w:r>
-      <w:r>
-        <w:t xml:space="preserve"> використовуються звичайні SEO Title та Description.</w:t>
-      </w:r>
-    </w:p>
-    <w:p>
-      <w:pPr>
-        <w:pStyle w:val="a4"/>
-        <w:numPr>
-          <w:ilvl w:val="0"/>
-          <w:numId w:val="2"/>
-        </w:numPr>
-        <w:spacing w:before="60" w:after="60"/>
-      </w:pPr>
-      <w:r>
-        <w:rPr>
-          <w:b/>
-          <w:bCs/>
-        </w:rPr>
-        <w:t>OG Image:</w:t>
-      </w:r>
-      <w:r>
-        <w:t xml:space="preserve"> зображення, яке показується при репості посилання у соцмережах. Рекомендований розмір: 1200×630 пікселів.</w:t>
-      </w:r>
-    </w:p>
-    <w:p>
-      <w:pPr>
-        <w:pStyle w:val="2"/>
-      </w:pPr>
-      <w:bookmarkStart w:id="25" w:name="_Toc225422115"/>
-      <w:r>
-        <w:t>5.3. Асистент штучного інтелекту для SEO</w:t>
-      </w:r>
-      <w:bookmarkEnd w:id="25"/>
-    </w:p>
-    <w:p>
-      <w:pPr>
-        <w:spacing w:before="80" w:after="80"/>
-      </w:pPr>
-      <w:r>
-        <w:t xml:space="preserve">Адмін-панель має вбудований інструмент масового заповнення SEO-полів за допомогою штучного інтелекту </w:t>
-      </w:r>
-      <w:r>
-        <w:t>–</w:t>
-      </w:r>
-      <w:r>
-        <w:t xml:space="preserve"> ChatGPT або Claude. Це значно прискорює роботу при великій кількості незаповнених сторінок.</w:t>
-      </w:r>
-    </w:p>
-    <w:p>
-      <w:pPr>
-        <w:spacing w:before="120"/>
-      </w:pPr>
-    </w:p>
-    <w:p>
-      <w:pPr>
-        <w:spacing w:before="160" w:after="160"/>
-        <w:jc w:val="center"/>
-      </w:pPr>
-      <w:r>
-        <w:rPr>
-          <w:noProof/>
-        </w:rPr>
-        <w:drawing>
-          <wp:inline distT="0" distB="0" distL="0" distR="0" wp14:anchorId="32487126" wp14:editId="29C88948">
-            <wp:extent cx="5592545" cy="1021715"/>
-            <wp:effectExtent l="0" t="0" r="8255" b="6985"/>
-            <wp:docPr id="12" name="Знімок екрана 2026-03-26 120626.png" descr="Знімок екрана 2026-03-26 120626.png" title="Знімок екрана 2026-03-26 120626.png"/>
-            <wp:cNvGraphicFramePr>
-              <a:graphicFrameLocks xmlns:a="http://schemas.openxmlformats.org/drawingml/2006/main" noChangeAspect="1"/>
-            </wp:cNvGraphicFramePr>
-            <a:graphic xmlns:a="http://schemas.openxmlformats.org/drawingml/2006/main">
-              <a:graphicData uri="http://schemas.openxmlformats.org/drawingml/2006/picture">
-                <pic:pic xmlns:pic="http://schemas.openxmlformats.org/drawingml/2006/picture">
-                  <pic:nvPicPr>
-                    <pic:cNvPr id="0" name=""/>
-                    <pic:cNvPicPr>
-                      <a:picLocks noChangeAspect="1" noChangeArrowheads="1"/>
-                    </pic:cNvPicPr>
-                  </pic:nvPicPr>
-                  <pic:blipFill>
-                    <a:blip r:embed="rId18"/>
-                    <a:srcRect/>
-                    <a:stretch>
-                      <a:fillRect/>
-                    </a:stretch>
-                  </pic:blipFill>
-                  <pic:spPr bwMode="auto">
-                    <a:xfrm>
-                      <a:off x="0" y="0"/>
-                      <a:ext cx="5622074" cy="1027110"/>
-                    </a:xfrm>
-                    <a:prstGeom prst="rect">
-                      <a:avLst/>
-                    </a:prstGeom>
-                  </pic:spPr>
-                </pic:pic>
-              </a:graphicData>
-            </a:graphic>
-          </wp:inline>
-        </w:drawing>
-      </w:r>
-    </w:p>
-    <w:p>
-      <w:pPr>
-        <w:spacing w:after="200"/>
-        <w:jc w:val="center"/>
-      </w:pPr>
-      <w:r>
-        <w:rPr>
-          <w:i/>
-          <w:iCs/>
-          <w:color w:val="555555"/>
-          <w:sz w:val="18"/>
-          <w:szCs w:val="18"/>
-        </w:rPr>
-        <w:t xml:space="preserve">Рис. 5.3 </w:t>
-      </w:r>
-      <w:r>
-        <w:rPr>
-          <w:i/>
-          <w:iCs/>
-          <w:color w:val="555555"/>
-          <w:sz w:val="18"/>
-          <w:szCs w:val="18"/>
-        </w:rPr>
-        <w:t>–</w:t>
-      </w:r>
-      <w:r>
-        <w:rPr>
-          <w:i/>
-          <w:iCs/>
-          <w:color w:val="555555"/>
-          <w:sz w:val="18"/>
-          <w:szCs w:val="18"/>
-        </w:rPr>
-        <w:t xml:space="preserve"> Кнопка запуску AI-асистента для SEO</w:t>
-      </w:r>
-    </w:p>
-    <w:p>
-      <w:pPr>
-        <w:spacing w:before="120"/>
-      </w:pPr>
-    </w:p>
-    <w:p>
-      <w:pPr>
-        <w:spacing w:before="80" w:after="80"/>
-      </w:pPr>
-      <w:r>
-        <w:t>Як користуватися AI-асистентом:</w:t>
-      </w:r>
-    </w:p>
-    <w:p>
-      <w:pPr>
-        <w:pStyle w:val="a4"/>
-        <w:numPr>
-          <w:ilvl w:val="0"/>
-          <w:numId w:val="3"/>
-        </w:numPr>
-        <w:spacing w:before="60" w:after="60"/>
-      </w:pPr>
-      <w:r>
-        <w:rPr>
-          <w:b/>
-          <w:bCs/>
-        </w:rPr>
-        <w:t>Натисніть "Згенерувати промпт для AI"</w:t>
-      </w:r>
-      <w:r>
-        <w:t xml:space="preserve"> </w:t>
-      </w:r>
-      <w:r>
-        <w:t>–</w:t>
-      </w:r>
-      <w:r>
-        <w:t xml:space="preserve"> система автоматично проаналізує всі сторінки та підготує детальний промпт із переліком сторінок, де бракує SEO-даних.</w:t>
-      </w:r>
-    </w:p>
-    <w:p>
-      <w:pPr>
-        <w:pStyle w:val="a4"/>
-        <w:numPr>
-          <w:ilvl w:val="0"/>
-          <w:numId w:val="3"/>
-        </w:numPr>
-        <w:spacing w:before="60" w:after="60"/>
-      </w:pPr>
-      <w:r>
-        <w:rPr>
-          <w:b/>
-          <w:bCs/>
-        </w:rPr>
-        <w:lastRenderedPageBreak/>
-        <w:t>Скопіюйте сформований промпт</w:t>
-      </w:r>
-      <w:r>
-        <w:t xml:space="preserve"> натискаючи кнопку "Скопіювати промпт".</w:t>
-      </w:r>
-    </w:p>
-    <w:p>
-      <w:pPr>
-        <w:pStyle w:val="a4"/>
-        <w:numPr>
-          <w:ilvl w:val="0"/>
-          <w:numId w:val="3"/>
-        </w:numPr>
-        <w:spacing w:before="60" w:after="60"/>
-      </w:pPr>
-      <w:r>
-        <w:rPr>
-          <w:b/>
-          <w:bCs/>
-        </w:rPr>
-        <w:t>Відкрийте ChatGPT або Claude</w:t>
-      </w:r>
-      <w:r>
-        <w:t xml:space="preserve"> та вставте скопійований текст. AI проаналізує структуру сайту та поверне готові SEO-дані у форматі JSON.</w:t>
-      </w:r>
-    </w:p>
-    <w:p>
-      <w:pPr>
-        <w:pStyle w:val="a4"/>
-        <w:numPr>
-          <w:ilvl w:val="0"/>
-          <w:numId w:val="3"/>
-        </w:numPr>
-        <w:spacing w:before="60" w:after="60"/>
-      </w:pPr>
-      <w:r>
-        <w:rPr>
-          <w:b/>
-          <w:bCs/>
-        </w:rPr>
-        <w:t>Скопіюйте отриманий JSON</w:t>
-      </w:r>
-      <w:r>
-        <w:t xml:space="preserve"> із відповіді AI.</w:t>
-      </w:r>
-    </w:p>
-    <w:p>
-      <w:pPr>
-        <w:pStyle w:val="a4"/>
-        <w:numPr>
-          <w:ilvl w:val="0"/>
-          <w:numId w:val="3"/>
-        </w:numPr>
-        <w:spacing w:before="60" w:after="60"/>
-      </w:pPr>
-      <w:r>
-        <w:rPr>
-          <w:b/>
-          <w:bCs/>
-        </w:rPr>
-        <w:t>Вставте JSON у поле "Імпорт"</w:t>
-      </w:r>
-      <w:r>
-        <w:t xml:space="preserve"> в розділі SEO адмін-панелі та натисніть "Застосувати". Система автоматично оновить SEO-поля для всіх сторінок одночасно.</w:t>
-      </w:r>
-    </w:p>
-    <w:p>
-      <w:pPr>
-        <w:spacing w:before="120"/>
-      </w:pPr>
-    </w:p>
-    <w:p>
-      <w:pPr>
-        <w:spacing w:before="160" w:after="160"/>
-        <w:jc w:val="center"/>
-      </w:pPr>
-      <w:r>
-        <w:rPr>
-          <w:noProof/>
-        </w:rPr>
-        <w:drawing>
-          <wp:inline distT="0" distB="0" distL="0" distR="0" wp14:anchorId="7650696E" wp14:editId="05E99A59">
-            <wp:extent cx="5334000" cy="3714750"/>
-            <wp:effectExtent l="0" t="0" r="0" b="0"/>
-            <wp:docPr id="13" name="Знімок екрана 2026-03-26 120649.png" descr="Знімок екрана 2026-03-26 120649.png" title="Знімок екрана 2026-03-26 120649.png"/>
             <wp:cNvGraphicFramePr>
               <a:graphicFrameLocks xmlns:a="http://schemas.openxmlformats.org/drawingml/2006/main" noChangeAspect="1"/>
             </wp:cNvGraphicFramePr>
@@ -6806,6 +7696,692 @@
                   <pic:spPr bwMode="auto">
                     <a:xfrm>
                       <a:off x="0" y="0"/>
+                      <a:ext cx="5334000" cy="2305050"/>
+                    </a:xfrm>
+                    <a:prstGeom prst="rect">
+                      <a:avLst/>
+                    </a:prstGeom>
+                  </pic:spPr>
+                </pic:pic>
+              </a:graphicData>
+            </a:graphic>
+          </wp:inline>
+        </w:drawing>
+      </w:r>
+    </w:p>
+    <w:p>
+      <w:pPr>
+        <w:spacing w:after="200"/>
+        <w:jc w:val="center"/>
+      </w:pPr>
+      <w:r>
+        <w:rPr>
+          <w:i/>
+          <w:iCs/>
+          <w:color w:val="555555"/>
+          <w:sz w:val="18"/>
+          <w:szCs w:val="18"/>
+        </w:rPr>
+        <w:t xml:space="preserve">Рис. 5.2 </w:t>
+      </w:r>
+      <w:r>
+        <w:rPr>
+          <w:i/>
+          <w:iCs/>
+          <w:color w:val="555555"/>
+          <w:sz w:val="18"/>
+          <w:szCs w:val="18"/>
+        </w:rPr>
+        <w:t>–</w:t>
+      </w:r>
+      <w:r>
+        <w:rPr>
+          <w:i/>
+          <w:iCs/>
+          <w:color w:val="555555"/>
+          <w:sz w:val="18"/>
+          <w:szCs w:val="18"/>
+        </w:rPr>
+        <w:t xml:space="preserve"> Таблиця SEO-налаштувань для статичних сторінок</w:t>
+      </w:r>
+    </w:p>
+    <w:p>
+      <w:pPr>
+        <w:spacing w:before="120"/>
+      </w:pPr>
+    </w:p>
+    <w:p>
+      <w:pPr>
+        <w:spacing w:before="80" w:after="80"/>
+      </w:pPr>
+      <w:r>
+        <w:t xml:space="preserve">У таблиці відображаються всі ключові сторінки сайту із поточним статусом </w:t>
+      </w:r>
+      <w:proofErr w:type="spellStart"/>
+      <w:r>
+        <w:t>заповненості</w:t>
+      </w:r>
+      <w:proofErr w:type="spellEnd"/>
+      <w:r>
+        <w:t xml:space="preserve"> полів </w:t>
+      </w:r>
+      <w:proofErr w:type="spellStart"/>
+      <w:r>
+        <w:t>Title</w:t>
+      </w:r>
+      <w:proofErr w:type="spellEnd"/>
+      <w:r>
+        <w:t xml:space="preserve"> та </w:t>
+      </w:r>
+      <w:proofErr w:type="spellStart"/>
+      <w:r>
+        <w:t>Description</w:t>
+      </w:r>
+      <w:proofErr w:type="spellEnd"/>
+      <w:r>
+        <w:t>. Сторінки без заповнених SEO-даних позначені прочерком "</w:t>
+      </w:r>
+      <w:r>
+        <w:t>–</w:t>
+      </w:r>
+      <w:r>
+        <w:t>". Натисніть на назву сторінки, щоб відкрити форму редагування.</w:t>
+      </w:r>
+    </w:p>
+    <w:p>
+      <w:pPr>
+        <w:spacing w:before="120"/>
+      </w:pPr>
+    </w:p>
+    <w:p>
+      <w:pPr>
+        <w:spacing w:before="80" w:after="80"/>
+      </w:pPr>
+      <w:r>
+        <w:t>Додаткові поля у формі SEO для статичних сторінок:</w:t>
+      </w:r>
+    </w:p>
+    <w:p>
+      <w:pPr>
+        <w:pStyle w:val="a4"/>
+        <w:numPr>
+          <w:ilvl w:val="0"/>
+          <w:numId w:val="2"/>
+        </w:numPr>
+        <w:spacing w:before="60" w:after="60"/>
+      </w:pPr>
+      <w:proofErr w:type="spellStart"/>
+      <w:r>
+        <w:rPr>
+          <w:b/>
+          <w:bCs/>
+        </w:rPr>
+        <w:t>Keywords</w:t>
+      </w:r>
+      <w:proofErr w:type="spellEnd"/>
+      <w:r>
+        <w:rPr>
+          <w:b/>
+          <w:bCs/>
+        </w:rPr>
+        <w:t>:</w:t>
+      </w:r>
+      <w:r>
+        <w:t xml:space="preserve"> ключові слова через кому. Хоча сучасний </w:t>
+      </w:r>
+      <w:proofErr w:type="spellStart"/>
+      <w:r>
+        <w:t>Google</w:t>
+      </w:r>
+      <w:proofErr w:type="spellEnd"/>
+      <w:r>
+        <w:t xml:space="preserve"> мало враховує </w:t>
+      </w:r>
+      <w:r>
+        <w:t>цей тег, його заповнення рекомендується для інших пошукових систем.</w:t>
+      </w:r>
+    </w:p>
+    <w:p>
+      <w:pPr>
+        <w:pStyle w:val="a4"/>
+        <w:numPr>
+          <w:ilvl w:val="0"/>
+          <w:numId w:val="2"/>
+        </w:numPr>
+        <w:spacing w:before="60" w:after="60"/>
+      </w:pPr>
+      <w:proofErr w:type="spellStart"/>
+      <w:r>
+        <w:rPr>
+          <w:b/>
+          <w:bCs/>
+        </w:rPr>
+        <w:t>Open</w:t>
+      </w:r>
+      <w:proofErr w:type="spellEnd"/>
+      <w:r>
+        <w:rPr>
+          <w:b/>
+          <w:bCs/>
+        </w:rPr>
+        <w:t xml:space="preserve"> </w:t>
+      </w:r>
+      <w:proofErr w:type="spellStart"/>
+      <w:r>
+        <w:rPr>
+          <w:b/>
+          <w:bCs/>
+        </w:rPr>
+        <w:t>Graph</w:t>
+      </w:r>
+      <w:proofErr w:type="spellEnd"/>
+      <w:r>
+        <w:rPr>
+          <w:b/>
+          <w:bCs/>
+        </w:rPr>
+        <w:t xml:space="preserve"> </w:t>
+      </w:r>
+      <w:proofErr w:type="spellStart"/>
+      <w:r>
+        <w:rPr>
+          <w:b/>
+          <w:bCs/>
+        </w:rPr>
+        <w:t>Title</w:t>
+      </w:r>
+      <w:proofErr w:type="spellEnd"/>
+      <w:r>
+        <w:rPr>
+          <w:b/>
+          <w:bCs/>
+        </w:rPr>
+        <w:t xml:space="preserve"> та </w:t>
+      </w:r>
+      <w:proofErr w:type="spellStart"/>
+      <w:r>
+        <w:rPr>
+          <w:b/>
+          <w:bCs/>
+        </w:rPr>
+        <w:t>Description</w:t>
+      </w:r>
+      <w:proofErr w:type="spellEnd"/>
+      <w:r>
+        <w:rPr>
+          <w:b/>
+          <w:bCs/>
+        </w:rPr>
+        <w:t>:</w:t>
+      </w:r>
+      <w:r>
+        <w:t xml:space="preserve"> спеціальні теги для відображення красивого </w:t>
+      </w:r>
+      <w:proofErr w:type="spellStart"/>
+      <w:r>
+        <w:t>превью</w:t>
+      </w:r>
+      <w:proofErr w:type="spellEnd"/>
+      <w:r>
+        <w:t xml:space="preserve"> посилання при публікації у соціальних мережах (</w:t>
+      </w:r>
+      <w:proofErr w:type="spellStart"/>
+      <w:r>
+        <w:t>Facebook</w:t>
+      </w:r>
+      <w:proofErr w:type="spellEnd"/>
+      <w:r>
+        <w:t xml:space="preserve">, Telegram, </w:t>
+      </w:r>
+      <w:proofErr w:type="spellStart"/>
+      <w:r>
+        <w:t>Viber</w:t>
+      </w:r>
+      <w:proofErr w:type="spellEnd"/>
+      <w:r>
+        <w:t xml:space="preserve">). Якщо не заповнені </w:t>
+      </w:r>
+      <w:r>
+        <w:t>–</w:t>
+      </w:r>
+      <w:r>
+        <w:t xml:space="preserve"> використовуються звичайні SEO </w:t>
+      </w:r>
+      <w:proofErr w:type="spellStart"/>
+      <w:r>
+        <w:t>Title</w:t>
+      </w:r>
+      <w:proofErr w:type="spellEnd"/>
+      <w:r>
+        <w:t xml:space="preserve"> та </w:t>
+      </w:r>
+      <w:proofErr w:type="spellStart"/>
+      <w:r>
+        <w:t>Description</w:t>
+      </w:r>
+      <w:proofErr w:type="spellEnd"/>
+      <w:r>
+        <w:t>.</w:t>
+      </w:r>
+    </w:p>
+    <w:p>
+      <w:pPr>
+        <w:pStyle w:val="a4"/>
+        <w:numPr>
+          <w:ilvl w:val="0"/>
+          <w:numId w:val="2"/>
+        </w:numPr>
+        <w:spacing w:before="60" w:after="60"/>
+      </w:pPr>
+      <w:r>
+        <w:rPr>
+          <w:b/>
+          <w:bCs/>
+        </w:rPr>
+        <w:t xml:space="preserve">OG </w:t>
+      </w:r>
+      <w:proofErr w:type="spellStart"/>
+      <w:r>
+        <w:rPr>
+          <w:b/>
+          <w:bCs/>
+        </w:rPr>
+        <w:t>Image</w:t>
+      </w:r>
+      <w:proofErr w:type="spellEnd"/>
+      <w:r>
+        <w:rPr>
+          <w:b/>
+          <w:bCs/>
+        </w:rPr>
+        <w:t>:</w:t>
+      </w:r>
+      <w:r>
+        <w:t xml:space="preserve"> зображення, яке показується при репості посиланн</w:t>
+      </w:r>
+      <w:r>
+        <w:t>я у соцмережах. Рекомендований розмір: 1200×630 пікселів.</w:t>
+      </w:r>
+    </w:p>
+    <w:p>
+      <w:pPr>
+        <w:pStyle w:val="2"/>
+      </w:pPr>
+      <w:bookmarkStart w:id="27" w:name="_Toc225461403"/>
+      <w:r>
+        <w:t>5.3. Асистент штучного інтелекту для SEO</w:t>
+      </w:r>
+      <w:bookmarkEnd w:id="27"/>
+    </w:p>
+    <w:p>
+      <w:pPr>
+        <w:spacing w:before="80" w:after="80"/>
+      </w:pPr>
+      <w:proofErr w:type="spellStart"/>
+      <w:r>
+        <w:t>Адмін</w:t>
+      </w:r>
+      <w:proofErr w:type="spellEnd"/>
+      <w:r>
+        <w:t xml:space="preserve">-панель має вбудований інструмент масового заповнення SEO-полів за допомогою штучного інтелекту </w:t>
+      </w:r>
+      <w:r>
+        <w:t>–</w:t>
+      </w:r>
+      <w:r>
+        <w:t xml:space="preserve"> </w:t>
+      </w:r>
+      <w:proofErr w:type="spellStart"/>
+      <w:r>
+        <w:t>ChatGPT</w:t>
+      </w:r>
+      <w:proofErr w:type="spellEnd"/>
+      <w:r>
+        <w:t xml:space="preserve"> або </w:t>
+      </w:r>
+      <w:proofErr w:type="spellStart"/>
+      <w:r>
+        <w:t>Claude</w:t>
+      </w:r>
+      <w:proofErr w:type="spellEnd"/>
+      <w:r>
+        <w:t>. Це значно прискорює роботу при вел</w:t>
+      </w:r>
+      <w:r>
+        <w:t>икій кількості незаповнених сторінок.</w:t>
+      </w:r>
+    </w:p>
+    <w:p>
+      <w:pPr>
+        <w:spacing w:before="120"/>
+      </w:pPr>
+    </w:p>
+    <w:p>
+      <w:pPr>
+        <w:spacing w:before="160" w:after="160"/>
+        <w:jc w:val="center"/>
+      </w:pPr>
+      <w:r>
+        <w:rPr>
+          <w:noProof/>
+        </w:rPr>
+        <w:drawing>
+          <wp:inline distT="0" distB="0" distL="0" distR="0" wp14:anchorId="32487126" wp14:editId="29C88948">
+            <wp:extent cx="5592545" cy="1021715"/>
+            <wp:effectExtent l="0" t="0" r="8255" b="6985"/>
+            <wp:docPr id="12" name="Знімок екрана 2026-03-26 120626.png" descr="Знімок екрана 2026-03-26 120626.png" title="Знімок екрана 2026-03-26 120626.png"/>
+            <wp:cNvGraphicFramePr>
+              <a:graphicFrameLocks xmlns:a="http://schemas.openxmlformats.org/drawingml/2006/main" noChangeAspect="1"/>
+            </wp:cNvGraphicFramePr>
+            <a:graphic xmlns:a="http://schemas.openxmlformats.org/drawingml/2006/main">
+              <a:graphicData uri="http://schemas.openxmlformats.org/drawingml/2006/picture">
+                <pic:pic xmlns:pic="http://schemas.openxmlformats.org/drawingml/2006/picture">
+                  <pic:nvPicPr>
+                    <pic:cNvPr id="0" name=""/>
+                    <pic:cNvPicPr>
+                      <a:picLocks noChangeAspect="1" noChangeArrowheads="1"/>
+                    </pic:cNvPicPr>
+                  </pic:nvPicPr>
+                  <pic:blipFill>
+                    <a:blip r:embed="rId20"/>
+                    <a:srcRect/>
+                    <a:stretch>
+                      <a:fillRect/>
+                    </a:stretch>
+                  </pic:blipFill>
+                  <pic:spPr bwMode="auto">
+                    <a:xfrm>
+                      <a:off x="0" y="0"/>
+                      <a:ext cx="5622074" cy="1027110"/>
+                    </a:xfrm>
+                    <a:prstGeom prst="rect">
+                      <a:avLst/>
+                    </a:prstGeom>
+                  </pic:spPr>
+                </pic:pic>
+              </a:graphicData>
+            </a:graphic>
+          </wp:inline>
+        </w:drawing>
+      </w:r>
+    </w:p>
+    <w:p>
+      <w:pPr>
+        <w:spacing w:after="200"/>
+        <w:jc w:val="center"/>
+      </w:pPr>
+      <w:r>
+        <w:rPr>
+          <w:i/>
+          <w:iCs/>
+          <w:color w:val="555555"/>
+          <w:sz w:val="18"/>
+          <w:szCs w:val="18"/>
+        </w:rPr>
+        <w:t xml:space="preserve">Рис. 5.3 </w:t>
+      </w:r>
+      <w:r>
+        <w:rPr>
+          <w:i/>
+          <w:iCs/>
+          <w:color w:val="555555"/>
+          <w:sz w:val="18"/>
+          <w:szCs w:val="18"/>
+        </w:rPr>
+        <w:t>–</w:t>
+      </w:r>
+      <w:r>
+        <w:rPr>
+          <w:i/>
+          <w:iCs/>
+          <w:color w:val="555555"/>
+          <w:sz w:val="18"/>
+          <w:szCs w:val="18"/>
+        </w:rPr>
+        <w:t xml:space="preserve"> Кнопка запуску AI-асистента для SEO</w:t>
+      </w:r>
+    </w:p>
+    <w:p>
+      <w:pPr>
+        <w:spacing w:before="120"/>
+      </w:pPr>
+    </w:p>
+    <w:p>
+      <w:pPr>
+        <w:spacing w:before="80" w:after="80"/>
+      </w:pPr>
+      <w:r>
+        <w:t>Як користуватися AI-асистентом:</w:t>
+      </w:r>
+    </w:p>
+    <w:p>
+      <w:pPr>
+        <w:pStyle w:val="a4"/>
+        <w:numPr>
+          <w:ilvl w:val="0"/>
+          <w:numId w:val="3"/>
+        </w:numPr>
+        <w:spacing w:before="60" w:after="60"/>
+      </w:pPr>
+      <w:r>
+        <w:rPr>
+          <w:b/>
+          <w:bCs/>
+        </w:rPr>
+        <w:t xml:space="preserve">Натисніть "Згенерувати </w:t>
+      </w:r>
+      <w:proofErr w:type="spellStart"/>
+      <w:r>
+        <w:rPr>
+          <w:b/>
+          <w:bCs/>
+        </w:rPr>
+        <w:t>промпт</w:t>
+      </w:r>
+      <w:proofErr w:type="spellEnd"/>
+      <w:r>
+        <w:rPr>
+          <w:b/>
+          <w:bCs/>
+        </w:rPr>
+        <w:t xml:space="preserve"> для AI"</w:t>
+      </w:r>
+      <w:r>
+        <w:t xml:space="preserve"> </w:t>
+      </w:r>
+      <w:r>
+        <w:t>–</w:t>
+      </w:r>
+      <w:r>
+        <w:t xml:space="preserve"> система автоматично проаналізує всі сторінки та підготує детальний </w:t>
+      </w:r>
+      <w:proofErr w:type="spellStart"/>
+      <w:r>
+        <w:t>промпт</w:t>
+      </w:r>
+      <w:proofErr w:type="spellEnd"/>
+      <w:r>
+        <w:t xml:space="preserve"> із переліком сторінок</w:t>
+      </w:r>
+      <w:r>
+        <w:t>, де бракує SEO-даних.</w:t>
+      </w:r>
+    </w:p>
+    <w:p>
+      <w:pPr>
+        <w:pStyle w:val="a4"/>
+        <w:numPr>
+          <w:ilvl w:val="0"/>
+          <w:numId w:val="3"/>
+        </w:numPr>
+        <w:spacing w:before="60" w:after="60"/>
+      </w:pPr>
+      <w:r>
+        <w:rPr>
+          <w:b/>
+          <w:bCs/>
+        </w:rPr>
+        <w:lastRenderedPageBreak/>
+        <w:t xml:space="preserve">Скопіюйте сформований </w:t>
+      </w:r>
+      <w:proofErr w:type="spellStart"/>
+      <w:r>
+        <w:rPr>
+          <w:b/>
+          <w:bCs/>
+        </w:rPr>
+        <w:t>промпт</w:t>
+      </w:r>
+      <w:proofErr w:type="spellEnd"/>
+      <w:r>
+        <w:t xml:space="preserve"> натискаючи кнопку "Скопіювати </w:t>
+      </w:r>
+      <w:proofErr w:type="spellStart"/>
+      <w:r>
+        <w:t>промпт</w:t>
+      </w:r>
+      <w:proofErr w:type="spellEnd"/>
+      <w:r>
+        <w:t>".</w:t>
+      </w:r>
+    </w:p>
+    <w:p>
+      <w:pPr>
+        <w:pStyle w:val="a4"/>
+        <w:numPr>
+          <w:ilvl w:val="0"/>
+          <w:numId w:val="3"/>
+        </w:numPr>
+        <w:spacing w:before="60" w:after="60"/>
+      </w:pPr>
+      <w:r>
+        <w:rPr>
+          <w:b/>
+          <w:bCs/>
+        </w:rPr>
+        <w:t xml:space="preserve">Відкрийте </w:t>
+      </w:r>
+      <w:proofErr w:type="spellStart"/>
+      <w:r>
+        <w:rPr>
+          <w:b/>
+          <w:bCs/>
+        </w:rPr>
+        <w:t>ChatGPT</w:t>
+      </w:r>
+      <w:proofErr w:type="spellEnd"/>
+      <w:r>
+        <w:rPr>
+          <w:b/>
+          <w:bCs/>
+        </w:rPr>
+        <w:t xml:space="preserve"> або </w:t>
+      </w:r>
+      <w:proofErr w:type="spellStart"/>
+      <w:r>
+        <w:rPr>
+          <w:b/>
+          <w:bCs/>
+        </w:rPr>
+        <w:t>Claude</w:t>
+      </w:r>
+      <w:proofErr w:type="spellEnd"/>
+      <w:r>
+        <w:t xml:space="preserve"> та вставте скопійований текст. AI проаналізує структуру сайту та поверне готові SEO-дані у форматі JSON.</w:t>
+      </w:r>
+    </w:p>
+    <w:p>
+      <w:pPr>
+        <w:pStyle w:val="a4"/>
+        <w:numPr>
+          <w:ilvl w:val="0"/>
+          <w:numId w:val="3"/>
+        </w:numPr>
+        <w:spacing w:before="60" w:after="60"/>
+      </w:pPr>
+      <w:r>
+        <w:rPr>
+          <w:b/>
+          <w:bCs/>
+        </w:rPr>
+        <w:t>Скопіюйте отриманий JSON</w:t>
+      </w:r>
+      <w:r>
+        <w:t xml:space="preserve"> із від</w:t>
+      </w:r>
+      <w:r>
+        <w:t>повіді AI.</w:t>
+      </w:r>
+    </w:p>
+    <w:p>
+      <w:pPr>
+        <w:pStyle w:val="a4"/>
+        <w:numPr>
+          <w:ilvl w:val="0"/>
+          <w:numId w:val="3"/>
+        </w:numPr>
+        <w:spacing w:before="60" w:after="60"/>
+      </w:pPr>
+      <w:r>
+        <w:rPr>
+          <w:b/>
+          <w:bCs/>
+        </w:rPr>
+        <w:t>Вставте JSON у поле "Імпорт"</w:t>
+      </w:r>
+      <w:r>
+        <w:t xml:space="preserve"> в розділі SEO </w:t>
+      </w:r>
+      <w:proofErr w:type="spellStart"/>
+      <w:r>
+        <w:t>адмін</w:t>
+      </w:r>
+      <w:proofErr w:type="spellEnd"/>
+      <w:r>
+        <w:t>-панелі та натисніть "Застосувати". Система автоматично оновить SEO-поля для всіх сторінок одночасно.</w:t>
+      </w:r>
+    </w:p>
+    <w:p>
+      <w:pPr>
+        <w:spacing w:before="120"/>
+      </w:pPr>
+    </w:p>
+    <w:p>
+      <w:pPr>
+        <w:spacing w:before="160" w:after="160"/>
+        <w:jc w:val="center"/>
+      </w:pPr>
+      <w:r>
+        <w:rPr>
+          <w:noProof/>
+        </w:rPr>
+        <w:drawing>
+          <wp:inline distT="0" distB="0" distL="0" distR="0" wp14:anchorId="7650696E" wp14:editId="05E99A59">
+            <wp:extent cx="5334000" cy="3714750"/>
+            <wp:effectExtent l="0" t="0" r="0" b="0"/>
+            <wp:docPr id="13" name="Знімок екрана 2026-03-26 120649.png" descr="Знімок екрана 2026-03-26 120649.png" title="Знімок екрана 2026-03-26 120649.png"/>
+            <wp:cNvGraphicFramePr>
+              <a:graphicFrameLocks xmlns:a="http://schemas.openxmlformats.org/drawingml/2006/main" noChangeAspect="1"/>
+            </wp:cNvGraphicFramePr>
+            <a:graphic xmlns:a="http://schemas.openxmlformats.org/drawingml/2006/main">
+              <a:graphicData uri="http://schemas.openxmlformats.org/drawingml/2006/picture">
+                <pic:pic xmlns:pic="http://schemas.openxmlformats.org/drawingml/2006/picture">
+                  <pic:nvPicPr>
+                    <pic:cNvPr id="0" name=""/>
+                    <pic:cNvPicPr>
+                      <a:picLocks noChangeAspect="1" noChangeArrowheads="1"/>
+                    </pic:cNvPicPr>
+                  </pic:nvPicPr>
+                  <pic:blipFill>
+                    <a:blip r:embed="rId21"/>
+                    <a:srcRect/>
+                    <a:stretch>
+                      <a:fillRect/>
+                    </a:stretch>
+                  </pic:blipFill>
+                  <pic:spPr bwMode="auto">
+                    <a:xfrm>
+                      <a:off x="0" y="0"/>
                       <a:ext cx="5334000" cy="3714750"/>
                     </a:xfrm>
                     <a:prstGeom prst="rect">
@@ -6852,7 +8428,29 @@
           <w:sz w:val="18"/>
           <w:szCs w:val="18"/>
         </w:rPr>
-        <w:t xml:space="preserve"> Повний промпт та поле імпорту JSON від AI</w:t>
+        <w:t xml:space="preserve"> Повний </w:t>
+      </w:r>
+      <w:proofErr w:type="spellStart"/>
+      <w:r>
+        <w:rPr>
+          <w:i/>
+          <w:iCs/>
+          <w:color w:val="555555"/>
+          <w:sz w:val="18"/>
+          <w:szCs w:val="18"/>
+        </w:rPr>
+        <w:t>промпт</w:t>
+      </w:r>
+      <w:proofErr w:type="spellEnd"/>
+      <w:r>
+        <w:rPr>
+          <w:i/>
+          <w:iCs/>
+          <w:color w:val="555555"/>
+          <w:sz w:val="18"/>
+          <w:szCs w:val="18"/>
+        </w:rPr>
+        <w:t xml:space="preserve"> та поле імпорту JSON від AI</w:t>
       </w:r>
     </w:p>
     <w:tbl>
@@ -6899,7 +8497,14 @@
                 <w:sz w:val="20"/>
                 <w:szCs w:val="20"/>
               </w:rPr>
-              <w:t>AI-асистент враховує поточні тренди туристичної тематики та загальноприйняті SEO-практики. Однак завжди перевіряйте та за потреби редагуйте згенеровані тексти перед застосуванням.</w:t>
+              <w:t xml:space="preserve">AI-асистент враховує поточні </w:t>
+            </w:r>
+            <w:r>
+              <w:rPr>
+                <w:sz w:val="20"/>
+                <w:szCs w:val="20"/>
+              </w:rPr>
+              <w:t>тренди туристичної тематики та загальноприйняті SEO-практики. Однак завжди перевіряйте та за потреби редагуйте згенеровані тексти перед застосуванням.</w:t>
             </w:r>
           </w:p>
         </w:tc>
@@ -6910,30 +8515,49 @@
         <w:pStyle w:val="1"/>
         <w:pageBreakBefore/>
       </w:pPr>
-      <w:bookmarkStart w:id="26" w:name="_Toc225422116"/>
+      <w:bookmarkStart w:id="28" w:name="_Toc225461404"/>
       <w:r>
         <w:lastRenderedPageBreak/>
         <w:t>6. Керування Сервісами</w:t>
       </w:r>
-      <w:bookmarkEnd w:id="26"/>
+      <w:bookmarkEnd w:id="28"/>
     </w:p>
     <w:p>
       <w:pPr>
         <w:spacing w:before="80" w:after="80"/>
       </w:pPr>
       <w:r>
-        <w:t>Розділ "Сервіси" призначений для опису послуг компанії Vogel Travel, які відображаються на відповідній сторінці сайту. Типові сервіси: авіаквитки, страхування, візова підтримка, трансфер, екскурсії тощо.</w:t>
+        <w:t xml:space="preserve">Розділ "Сервіси" призначений для опису послуг компанії </w:t>
+      </w:r>
+      <w:proofErr w:type="spellStart"/>
+      <w:r>
+        <w:t>Vogel</w:t>
+      </w:r>
+      <w:proofErr w:type="spellEnd"/>
+      <w:r>
+        <w:t xml:space="preserve"> </w:t>
+      </w:r>
+      <w:proofErr w:type="spellStart"/>
+      <w:r>
+        <w:t>Travel</w:t>
+      </w:r>
+      <w:proofErr w:type="spellEnd"/>
+      <w:r>
+        <w:t xml:space="preserve">, які </w:t>
+      </w:r>
+      <w:r>
+        <w:t>відображаються на відповідній сторінці сайту. Типові сервіси: авіаквитки, страхування, візова підтримка, трансфер, екскурсії тощо.</w:t>
       </w:r>
     </w:p>
     <w:p>
       <w:pPr>
         <w:pStyle w:val="2"/>
       </w:pPr>
-      <w:bookmarkStart w:id="27" w:name="_Toc225422117"/>
+      <w:bookmarkStart w:id="29" w:name="_Toc225461405"/>
       <w:r>
         <w:t>6.1. Основні поля форми сервісу</w:t>
       </w:r>
-      <w:bookmarkEnd w:id="27"/>
+      <w:bookmarkEnd w:id="29"/>
     </w:p>
     <w:p>
       <w:pPr>
@@ -6952,7 +8576,10 @@
         <w:t>Номер (порядковий):</w:t>
       </w:r>
       <w:r>
-        <w:t xml:space="preserve"> числовий номер, який визначає порядок відображення сервісу у сітці на сторінці послуг. Наприклад: 01, 02, 03. Сервіси сортуються за цим числом за зростанням.</w:t>
+        <w:t xml:space="preserve"> числовий номер, який визначає порядок відображення сервісу у сітці на сто</w:t>
+      </w:r>
+      <w:r>
+        <w:t>рінці послуг. Наприклад: 01, 02, 03. Сервіси сортуються за цим числом за зростанням.</w:t>
       </w:r>
     </w:p>
     <w:p>
@@ -6992,7 +8619,10 @@
         <w:t>Опис:</w:t>
       </w:r>
       <w:r>
-        <w:t xml:space="preserve"> короткий анонс послуги (2–3 речення), який видно безпосередньо на картці у сітці сервісів.</w:t>
+        <w:t xml:space="preserve"> короткий анонс послуги (2–3 речення), який видно безпос</w:t>
+      </w:r>
+      <w:r>
+        <w:t>ередньо на картці у сітці сервісів.</w:t>
       </w:r>
     </w:p>
     <w:p>
@@ -7019,11 +8649,11 @@
       <w:pPr>
         <w:pStyle w:val="2"/>
       </w:pPr>
-      <w:bookmarkStart w:id="28" w:name="_Toc225422118"/>
+      <w:bookmarkStart w:id="30" w:name="_Toc225461406"/>
       <w:r>
         <w:t>6.2. Деталі (підпункти послуги)</w:t>
       </w:r>
-      <w:bookmarkEnd w:id="28"/>
+      <w:bookmarkEnd w:id="30"/>
     </w:p>
     <w:p>
       <w:pPr>
@@ -7036,7 +8666,10 @@
         <w:t>–</w:t>
       </w:r>
       <w:r>
-        <w:t xml:space="preserve"> Текст". Наприклад:</w:t>
+        <w:t xml:space="preserve"> Текст".</w:t>
+      </w:r>
+      <w:r>
+        <w:t xml:space="preserve"> Наприклад:</w:t>
       </w:r>
     </w:p>
     <w:p>
@@ -7114,18 +8747,21 @@
       <w:pPr>
         <w:pStyle w:val="2"/>
       </w:pPr>
-      <w:bookmarkStart w:id="29" w:name="_Toc225422119"/>
+      <w:bookmarkStart w:id="31" w:name="_Toc225461407"/>
       <w:r>
         <w:t>6.3. Розділи сторінки деталей</w:t>
       </w:r>
-      <w:bookmarkEnd w:id="29"/>
+      <w:bookmarkEnd w:id="31"/>
     </w:p>
     <w:p>
       <w:pPr>
         <w:spacing w:before="80" w:after="80"/>
       </w:pPr>
       <w:r>
-        <w:t>Для докладного опису послуги використовується той самий блоковий конструктор секцій, що й у пропозиціях та блозі (детально описаний у Розділі 4). Можна додавати текстові блоки, зображення та списки.</w:t>
+        <w:t>Для докладног</w:t>
+      </w:r>
+      <w:r>
+        <w:t>о опису послуги використовується той самий блоковий конструктор секцій, що й у пропозиціях та блозі (детально описаний у Розділі 4). Можна додавати текстові блоки, зображення та списки.</w:t>
       </w:r>
     </w:p>
     <w:p>
@@ -7133,30 +8769,49 @@
         <w:pStyle w:val="1"/>
         <w:pageBreakBefore/>
       </w:pPr>
-      <w:bookmarkStart w:id="30" w:name="_Toc225422120"/>
+      <w:bookmarkStart w:id="32" w:name="_Toc225461408"/>
       <w:r>
         <w:lastRenderedPageBreak/>
         <w:t>7. Керування Партнерами</w:t>
       </w:r>
-      <w:bookmarkEnd w:id="30"/>
+      <w:bookmarkEnd w:id="32"/>
     </w:p>
     <w:p>
       <w:pPr>
         <w:spacing w:before="80" w:after="80"/>
       </w:pPr>
       <w:r>
-        <w:t>Розділ "Партнери" дозволяє керувати авіакомпаніями та туристичними брендами-партнерами, що відображаються на інтерактивній карті світу на сайті Vogel Travel.</w:t>
+        <w:t>Розділ "Партнери" дозволяє керувати авіакомпан</w:t>
+      </w:r>
+      <w:r>
+        <w:t xml:space="preserve">іями та туристичними брендами-партнерами, що відображаються на інтерактивній карті світу на сайті </w:t>
+      </w:r>
+      <w:proofErr w:type="spellStart"/>
+      <w:r>
+        <w:t>Vogel</w:t>
+      </w:r>
+      <w:proofErr w:type="spellEnd"/>
+      <w:r>
+        <w:t xml:space="preserve"> </w:t>
+      </w:r>
+      <w:proofErr w:type="spellStart"/>
+      <w:r>
+        <w:t>Travel</w:t>
+      </w:r>
+      <w:proofErr w:type="spellEnd"/>
+      <w:r>
+        <w:t>.</w:t>
       </w:r>
     </w:p>
     <w:p>
       <w:pPr>
         <w:pStyle w:val="2"/>
       </w:pPr>
-      <w:bookmarkStart w:id="31" w:name="_Toc225422121"/>
+      <w:bookmarkStart w:id="33" w:name="_Toc225461409"/>
       <w:r>
         <w:t>7.1. Основна інформація про партнера</w:t>
       </w:r>
-      <w:bookmarkEnd w:id="31"/>
+      <w:bookmarkEnd w:id="33"/>
     </w:p>
     <w:p>
       <w:pPr>
@@ -7172,525 +8827,6 @@
             <wp:extent cx="3884699" cy="5295014"/>
             <wp:effectExtent l="0" t="0" r="1905" b="1270"/>
             <wp:docPr id="14" name="Знімок екрана 2026-03-26 120810.png" descr="Знімок екрана 2026-03-26 120810.png" title="Знімок екрана 2026-03-26 120810.png"/>
-            <wp:cNvGraphicFramePr>
-              <a:graphicFrameLocks xmlns:a="http://schemas.openxmlformats.org/drawingml/2006/main" noChangeAspect="1"/>
-            </wp:cNvGraphicFramePr>
-            <a:graphic xmlns:a="http://schemas.openxmlformats.org/drawingml/2006/main">
-              <a:graphicData uri="http://schemas.openxmlformats.org/drawingml/2006/picture">
-                <pic:pic xmlns:pic="http://schemas.openxmlformats.org/drawingml/2006/picture">
-                  <pic:nvPicPr>
-                    <pic:cNvPr id="0" name=""/>
-                    <pic:cNvPicPr>
-                      <a:picLocks noChangeAspect="1" noChangeArrowheads="1"/>
-                    </pic:cNvPicPr>
-                  </pic:nvPicPr>
-                  <pic:blipFill>
-                    <a:blip r:embed="rId20"/>
-                    <a:srcRect/>
-                    <a:stretch>
-                      <a:fillRect/>
-                    </a:stretch>
-                  </pic:blipFill>
-                  <pic:spPr bwMode="auto">
-                    <a:xfrm>
-                      <a:off x="0" y="0"/>
-                      <a:ext cx="3889370" cy="5301381"/>
-                    </a:xfrm>
-                    <a:prstGeom prst="rect">
-                      <a:avLst/>
-                    </a:prstGeom>
-                  </pic:spPr>
-                </pic:pic>
-              </a:graphicData>
-            </a:graphic>
-          </wp:inline>
-        </w:drawing>
-      </w:r>
-    </w:p>
-    <w:p>
-      <w:pPr>
-        <w:spacing w:after="200"/>
-        <w:jc w:val="center"/>
-      </w:pPr>
-      <w:r>
-        <w:rPr>
-          <w:i/>
-          <w:iCs/>
-          <w:color w:val="555555"/>
-          <w:sz w:val="18"/>
-          <w:szCs w:val="18"/>
-        </w:rPr>
-        <w:t xml:space="preserve">Рис. 7.1 </w:t>
-      </w:r>
-      <w:r>
-        <w:rPr>
-          <w:i/>
-          <w:iCs/>
-          <w:color w:val="555555"/>
-          <w:sz w:val="18"/>
-          <w:szCs w:val="18"/>
-        </w:rPr>
-        <w:t>–</w:t>
-      </w:r>
-      <w:r>
-        <w:rPr>
-          <w:i/>
-          <w:iCs/>
-          <w:color w:val="555555"/>
-          <w:sz w:val="18"/>
-          <w:szCs w:val="18"/>
-        </w:rPr>
-        <w:t xml:space="preserve"> Форма редагування партнера: основні дані</w:t>
-      </w:r>
-    </w:p>
-    <w:p>
-      <w:pPr>
-        <w:spacing w:before="120"/>
-      </w:pPr>
-    </w:p>
-    <w:p>
-      <w:pPr>
-        <w:pStyle w:val="a4"/>
-        <w:numPr>
-          <w:ilvl w:val="0"/>
-          <w:numId w:val="2"/>
-        </w:numPr>
-        <w:spacing w:before="60" w:after="60"/>
-      </w:pPr>
-      <w:r>
-        <w:rPr>
-          <w:b/>
-          <w:bCs/>
-        </w:rPr>
-        <w:t>Назва партнера:</w:t>
-      </w:r>
-      <w:r>
-        <w:t xml:space="preserve"> офіційна назва авіакомпанії або бренду. Наприклад: "Emirates Airlines".</w:t>
-      </w:r>
-    </w:p>
-    <w:p>
-      <w:pPr>
-        <w:pStyle w:val="a4"/>
-        <w:numPr>
-          <w:ilvl w:val="0"/>
-          <w:numId w:val="2"/>
-        </w:numPr>
-        <w:spacing w:before="60" w:after="60"/>
-      </w:pPr>
-      <w:r>
-        <w:rPr>
-          <w:b/>
-          <w:bCs/>
-        </w:rPr>
-        <w:t>URL адреса (Slug):</w:t>
-      </w:r>
-      <w:r>
-        <w:t xml:space="preserve"> унікальна адреса сторінки партнера. Формується автоматично.</w:t>
-      </w:r>
-    </w:p>
-    <w:p>
-      <w:pPr>
-        <w:pStyle w:val="a4"/>
-        <w:numPr>
-          <w:ilvl w:val="0"/>
-          <w:numId w:val="2"/>
-        </w:numPr>
-        <w:spacing w:before="60" w:after="60"/>
-      </w:pPr>
-      <w:r>
-        <w:rPr>
-          <w:b/>
-          <w:bCs/>
-        </w:rPr>
-        <w:t>Категорія:</w:t>
-      </w:r>
-      <w:r>
-        <w:t xml:space="preserve"> тип партнера для фільтрації. Наприклад: "Авіакомпанія", "Готельна мережа".</w:t>
-      </w:r>
-    </w:p>
-    <w:p>
-      <w:pPr>
-        <w:pStyle w:val="a4"/>
-        <w:numPr>
-          <w:ilvl w:val="0"/>
-          <w:numId w:val="2"/>
-        </w:numPr>
-        <w:spacing w:before="60" w:after="60"/>
-      </w:pPr>
-      <w:r>
-        <w:rPr>
-          <w:b/>
-          <w:bCs/>
-        </w:rPr>
-        <w:t>Логотип (PNG або SVG):</w:t>
-      </w:r>
-      <w:r>
-        <w:t xml:space="preserve"> логотип партнера з прозорим фоном. Відображається у списку партнерів та на маркері карти. Обов'язковий формат: PNG або SVG з прозорим фоном (без білого підкладення).</w:t>
-      </w:r>
-    </w:p>
-    <w:p>
-      <w:pPr>
-        <w:pStyle w:val="a4"/>
-        <w:numPr>
-          <w:ilvl w:val="0"/>
-          <w:numId w:val="2"/>
-        </w:numPr>
-        <w:spacing w:before="60" w:after="60"/>
-      </w:pPr>
-      <w:r>
-        <w:rPr>
-          <w:b/>
-          <w:bCs/>
-        </w:rPr>
-        <w:lastRenderedPageBreak/>
-        <w:t>Фото обкладинки:</w:t>
-      </w:r>
-      <w:r>
-        <w:t xml:space="preserve"> велике фото для шапки сторінки партнера. Рекомендований розмір: 1920×1080 пікселів.</w:t>
-      </w:r>
-    </w:p>
-    <w:p>
-      <w:pPr>
-        <w:pStyle w:val="a4"/>
-        <w:numPr>
-          <w:ilvl w:val="0"/>
-          <w:numId w:val="2"/>
-        </w:numPr>
-        <w:spacing w:before="60" w:after="60"/>
-      </w:pPr>
-      <w:r>
-        <w:rPr>
-          <w:b/>
-          <w:bCs/>
-        </w:rPr>
-        <w:t>Alt текст для фото:</w:t>
-      </w:r>
-      <w:r>
-        <w:t xml:space="preserve"> опис фото обкладинки для SEO.</w:t>
-      </w:r>
-    </w:p>
-    <w:p>
-      <w:pPr>
-        <w:pStyle w:val="a4"/>
-        <w:numPr>
-          <w:ilvl w:val="0"/>
-          <w:numId w:val="2"/>
-        </w:numPr>
-        <w:spacing w:before="60" w:after="60"/>
-      </w:pPr>
-      <w:r>
-        <w:rPr>
-          <w:b/>
-          <w:bCs/>
-        </w:rPr>
-        <w:t>Офіційний сайт:</w:t>
-      </w:r>
-      <w:r>
-        <w:t xml:space="preserve"> URL офіційного сайту партнера. Відображається як посилання на сторінці партнера.</w:t>
-      </w:r>
-    </w:p>
-    <w:p>
-      <w:pPr>
-        <w:pStyle w:val="a4"/>
-        <w:numPr>
-          <w:ilvl w:val="0"/>
-          <w:numId w:val="2"/>
-        </w:numPr>
-        <w:spacing w:before="60" w:after="60"/>
-      </w:pPr>
-      <w:r>
-        <w:rPr>
-          <w:b/>
-          <w:bCs/>
-        </w:rPr>
-        <w:t>Опис (курсив):</w:t>
-      </w:r>
-      <w:r>
-        <w:t xml:space="preserve"> короткий вступний текст у стилі цитати, що виводиться у верхній частині сторінки партнера курсивом.</w:t>
-      </w:r>
-    </w:p>
-    <w:p>
-      <w:pPr>
-        <w:pStyle w:val="2"/>
-      </w:pPr>
-      <w:bookmarkStart w:id="32" w:name="_Toc225422122"/>
-      <w:r>
-        <w:t>7.2. Налаштування маркера на карті</w:t>
-      </w:r>
-      <w:bookmarkEnd w:id="32"/>
-    </w:p>
-    <w:p>
-      <w:pPr>
-        <w:spacing w:before="80" w:after="80"/>
-      </w:pPr>
-      <w:r>
-        <w:t>Кожен партнер відображається у вигляді кольорового маркера на інтерактивній карті світу. Для коректного відображення необхідно налаштувати параметри маркера.</w:t>
-      </w:r>
-    </w:p>
-    <w:p>
-      <w:pPr>
-        <w:spacing w:before="120"/>
-      </w:pPr>
-    </w:p>
-    <w:p>
-      <w:pPr>
-        <w:spacing w:before="160" w:after="160"/>
-        <w:jc w:val="center"/>
-      </w:pPr>
-      <w:r>
-        <w:rPr>
-          <w:noProof/>
-        </w:rPr>
-        <w:drawing>
-          <wp:inline distT="0" distB="0" distL="0" distR="0" wp14:anchorId="1B23AF1F" wp14:editId="4301F926">
-            <wp:extent cx="4381500" cy="1809750"/>
-            <wp:effectExtent l="0" t="0" r="0" b="0"/>
-            <wp:docPr id="15" name="Знімок екрана 2026-03-26 120825.png" descr="Знімок екрана 2026-03-26 120825.png" title="Знімок екрана 2026-03-26 120825.png"/>
-            <wp:cNvGraphicFramePr>
-              <a:graphicFrameLocks xmlns:a="http://schemas.openxmlformats.org/drawingml/2006/main" noChangeAspect="1"/>
-            </wp:cNvGraphicFramePr>
-            <a:graphic xmlns:a="http://schemas.openxmlformats.org/drawingml/2006/main">
-              <a:graphicData uri="http://schemas.openxmlformats.org/drawingml/2006/picture">
-                <pic:pic xmlns:pic="http://schemas.openxmlformats.org/drawingml/2006/picture">
-                  <pic:nvPicPr>
-                    <pic:cNvPr id="0" name=""/>
-                    <pic:cNvPicPr>
-                      <a:picLocks noChangeAspect="1" noChangeArrowheads="1"/>
-                    </pic:cNvPicPr>
-                  </pic:nvPicPr>
-                  <pic:blipFill>
-                    <a:blip r:embed="rId21"/>
-                    <a:srcRect/>
-                    <a:stretch>
-                      <a:fillRect/>
-                    </a:stretch>
-                  </pic:blipFill>
-                  <pic:spPr bwMode="auto">
-                    <a:xfrm>
-                      <a:off x="0" y="0"/>
-                      <a:ext cx="4381500" cy="1809750"/>
-                    </a:xfrm>
-                    <a:prstGeom prst="rect">
-                      <a:avLst/>
-                    </a:prstGeom>
-                  </pic:spPr>
-                </pic:pic>
-              </a:graphicData>
-            </a:graphic>
-          </wp:inline>
-        </w:drawing>
-      </w:r>
-    </w:p>
-    <w:p>
-      <w:pPr>
-        <w:spacing w:after="200"/>
-        <w:jc w:val="center"/>
-      </w:pPr>
-      <w:r>
-        <w:rPr>
-          <w:i/>
-          <w:iCs/>
-          <w:color w:val="555555"/>
-          <w:sz w:val="18"/>
-          <w:szCs w:val="18"/>
-        </w:rPr>
-        <w:t xml:space="preserve">Рис. 7.2 </w:t>
-      </w:r>
-      <w:r>
-        <w:rPr>
-          <w:i/>
-          <w:iCs/>
-          <w:color w:val="555555"/>
-          <w:sz w:val="18"/>
-          <w:szCs w:val="18"/>
-        </w:rPr>
-        <w:t>–</w:t>
-      </w:r>
-      <w:r>
-        <w:rPr>
-          <w:i/>
-          <w:iCs/>
-          <w:color w:val="555555"/>
-          <w:sz w:val="18"/>
-          <w:szCs w:val="18"/>
-        </w:rPr>
-        <w:t xml:space="preserve"> Налаштування маркера на карті (скорочення, колір, координати)</w:t>
-      </w:r>
-    </w:p>
-    <w:p>
-      <w:pPr>
-        <w:spacing w:before="120"/>
-      </w:pPr>
-    </w:p>
-    <w:p>
-      <w:pPr>
-        <w:pStyle w:val="a4"/>
-        <w:numPr>
-          <w:ilvl w:val="0"/>
-          <w:numId w:val="2"/>
-        </w:numPr>
-        <w:spacing w:before="60" w:after="60"/>
-      </w:pPr>
-      <w:r>
-        <w:rPr>
-          <w:b/>
-          <w:bCs/>
-        </w:rPr>
-        <w:t>Скорочення (tag):</w:t>
-      </w:r>
-      <w:r>
-        <w:t xml:space="preserve"> 2–3 великі латинські літери, що відображаються всередині маркера на карті. Для Emirates: "EK", для Air France: "AF", для Lufthansa: "LH".</w:t>
-      </w:r>
-    </w:p>
-    <w:p>
-      <w:pPr>
-        <w:pStyle w:val="a4"/>
-        <w:numPr>
-          <w:ilvl w:val="0"/>
-          <w:numId w:val="2"/>
-        </w:numPr>
-        <w:spacing w:before="60" w:after="60"/>
-      </w:pPr>
-      <w:r>
-        <w:rPr>
-          <w:b/>
-          <w:bCs/>
-        </w:rPr>
-        <w:t>Колір маркера:</w:t>
-      </w:r>
-      <w:r>
-        <w:t xml:space="preserve"> HEX-код фірмового кольору бренду. Натисніть на кольоровий квадрат або введіть код вручну. Наприклад: #C01F2F (червоний Emirates). Колір повинен асоціюватися з брендом для зручної ідентифікації на карті.</w:t>
-      </w:r>
-    </w:p>
-    <w:p>
-      <w:pPr>
-        <w:pStyle w:val="a4"/>
-        <w:numPr>
-          <w:ilvl w:val="0"/>
-          <w:numId w:val="2"/>
-        </w:numPr>
-        <w:spacing w:before="60" w:after="60"/>
-      </w:pPr>
-      <w:r>
-        <w:rPr>
-          <w:b/>
-          <w:bCs/>
-        </w:rPr>
-        <w:t>Координати (з Google Maps):</w:t>
-      </w:r>
-      <w:r>
-        <w:t xml:space="preserve"> широта та довгота штаб-квартири або основного хабу партнера. Щоб отримати координати: відкрийте Google Maps, натисніть правою кнопкою миші на потрібне місце та виберіть "Що тут?". Скопіюйте координати у форматі: "50.423646, 30.568666".</w:t>
-      </w:r>
-    </w:p>
-    <w:p>
-      <w:pPr>
-        <w:pStyle w:val="2"/>
-      </w:pPr>
-      <w:bookmarkStart w:id="33" w:name="_Toc225422123"/>
-      <w:r>
-        <w:t>7.3. Контент сторінки партнера</w:t>
-      </w:r>
-      <w:bookmarkEnd w:id="33"/>
-    </w:p>
-    <w:p>
-      <w:pPr>
-        <w:spacing w:before="80" w:after="80"/>
-      </w:pPr>
-      <w:r>
-        <w:t>Для детального наповнення сторінки партнера використовуйте блоковий конструктор секцій (Розділ 4). Рекомендується додати:</w:t>
-      </w:r>
-    </w:p>
-    <w:p>
-      <w:pPr>
-        <w:pStyle w:val="a4"/>
-        <w:numPr>
-          <w:ilvl w:val="0"/>
-          <w:numId w:val="2"/>
-        </w:numPr>
-        <w:spacing w:before="60" w:after="60"/>
-      </w:pPr>
-      <w:r>
-        <w:t>Опис авіакомпанії або бренду (текстовий блок)</w:t>
-      </w:r>
-    </w:p>
-    <w:p>
-      <w:pPr>
-        <w:pStyle w:val="a4"/>
-        <w:numPr>
-          <w:ilvl w:val="0"/>
-          <w:numId w:val="2"/>
-        </w:numPr>
-        <w:spacing w:before="60" w:after="60"/>
-      </w:pPr>
-      <w:r>
-        <w:t>Маршрути або пункти призначення (список)</w:t>
-      </w:r>
-    </w:p>
-    <w:p>
-      <w:pPr>
-        <w:pStyle w:val="a4"/>
-        <w:numPr>
-          <w:ilvl w:val="0"/>
-          <w:numId w:val="2"/>
-        </w:numPr>
-        <w:spacing w:before="60" w:after="60"/>
-      </w:pPr>
-      <w:r>
-        <w:t>Фото літаків, готелів або туристичних об'єктів (блок зображення)</w:t>
-      </w:r>
-    </w:p>
-    <w:p>
-      <w:pPr>
-        <w:pStyle w:val="a4"/>
-        <w:numPr>
-          <w:ilvl w:val="0"/>
-          <w:numId w:val="2"/>
-        </w:numPr>
-        <w:spacing w:before="60" w:after="60"/>
-      </w:pPr>
-      <w:r>
-        <w:t>Класи обслуговування або категорії продуктів (список або текст)</w:t>
-      </w:r>
-    </w:p>
-    <w:p>
-      <w:pPr>
-        <w:pStyle w:val="1"/>
-        <w:pageBreakBefore/>
-      </w:pPr>
-      <w:bookmarkStart w:id="34" w:name="_Toc225422124"/>
-      <w:r>
-        <w:lastRenderedPageBreak/>
-        <w:t>9. Загальні налаштування та Telegram</w:t>
-      </w:r>
-      <w:bookmarkEnd w:id="34"/>
-    </w:p>
-    <w:p>
-      <w:pPr>
-        <w:spacing w:before="80" w:after="80"/>
-      </w:pPr>
-      <w:r>
-        <w:t>Розділ "Налаштування" містить глобальну інформацію сайту: контактні дані, посилання на соціальні мережі та параметри Telegram-бота для отримання сповіщень про нові замовлення.</w:t>
-      </w:r>
-    </w:p>
-    <w:p>
-      <w:pPr>
-        <w:spacing w:before="120"/>
-      </w:pPr>
-    </w:p>
-    <w:p>
-      <w:pPr>
-        <w:spacing w:before="160" w:after="160"/>
-        <w:jc w:val="center"/>
-      </w:pPr>
-      <w:r>
-        <w:rPr>
-          <w:noProof/>
-        </w:rPr>
-        <w:drawing>
-          <wp:inline distT="0" distB="0" distL="0" distR="0" wp14:anchorId="3DC00C2F" wp14:editId="0BA037B3">
-            <wp:extent cx="4572000" cy="5610225"/>
-            <wp:effectExtent l="0" t="0" r="0" b="0"/>
-            <wp:docPr id="16" name="Знімок екрана 2026-03-26 120713.png" descr="Знімок екрана 2026-03-26 120713.png" title="Знімок екрана 2026-03-26 120713.png"/>
             <wp:cNvGraphicFramePr>
               <a:graphicFrameLocks xmlns:a="http://schemas.openxmlformats.org/drawingml/2006/main" noChangeAspect="1"/>
             </wp:cNvGraphicFramePr>
@@ -7713,6 +8849,702 @@
                   <pic:spPr bwMode="auto">
                     <a:xfrm>
                       <a:off x="0" y="0"/>
+                      <a:ext cx="3889370" cy="5301381"/>
+                    </a:xfrm>
+                    <a:prstGeom prst="rect">
+                      <a:avLst/>
+                    </a:prstGeom>
+                  </pic:spPr>
+                </pic:pic>
+              </a:graphicData>
+            </a:graphic>
+          </wp:inline>
+        </w:drawing>
+      </w:r>
+    </w:p>
+    <w:p>
+      <w:pPr>
+        <w:spacing w:after="200"/>
+        <w:jc w:val="center"/>
+      </w:pPr>
+      <w:r>
+        <w:rPr>
+          <w:i/>
+          <w:iCs/>
+          <w:color w:val="555555"/>
+          <w:sz w:val="18"/>
+          <w:szCs w:val="18"/>
+        </w:rPr>
+        <w:t xml:space="preserve">Рис. 7.1 </w:t>
+      </w:r>
+      <w:r>
+        <w:rPr>
+          <w:i/>
+          <w:iCs/>
+          <w:color w:val="555555"/>
+          <w:sz w:val="18"/>
+          <w:szCs w:val="18"/>
+        </w:rPr>
+        <w:t>–</w:t>
+      </w:r>
+      <w:r>
+        <w:rPr>
+          <w:i/>
+          <w:iCs/>
+          <w:color w:val="555555"/>
+          <w:sz w:val="18"/>
+          <w:szCs w:val="18"/>
+        </w:rPr>
+        <w:t xml:space="preserve"> Форма редагування партнера: основні дані</w:t>
+      </w:r>
+    </w:p>
+    <w:p>
+      <w:pPr>
+        <w:spacing w:before="120"/>
+      </w:pPr>
+    </w:p>
+    <w:p>
+      <w:pPr>
+        <w:pStyle w:val="a4"/>
+        <w:numPr>
+          <w:ilvl w:val="0"/>
+          <w:numId w:val="2"/>
+        </w:numPr>
+        <w:spacing w:before="60" w:after="60"/>
+      </w:pPr>
+      <w:r>
+        <w:rPr>
+          <w:b/>
+          <w:bCs/>
+        </w:rPr>
+        <w:t>Назва партнера:</w:t>
+      </w:r>
+      <w:r>
+        <w:t xml:space="preserve"> офіційна назва авіакомпанії або бренду. Наприклад: "</w:t>
+      </w:r>
+      <w:proofErr w:type="spellStart"/>
+      <w:r>
+        <w:t>Emirates</w:t>
+      </w:r>
+      <w:proofErr w:type="spellEnd"/>
+      <w:r>
+        <w:t xml:space="preserve"> </w:t>
+      </w:r>
+      <w:proofErr w:type="spellStart"/>
+      <w:r>
+        <w:t>Airlines</w:t>
+      </w:r>
+      <w:proofErr w:type="spellEnd"/>
+      <w:r>
+        <w:t>".</w:t>
+      </w:r>
+    </w:p>
+    <w:p>
+      <w:pPr>
+        <w:pStyle w:val="a4"/>
+        <w:numPr>
+          <w:ilvl w:val="0"/>
+          <w:numId w:val="2"/>
+        </w:numPr>
+        <w:spacing w:before="60" w:after="60"/>
+      </w:pPr>
+      <w:r>
+        <w:rPr>
+          <w:b/>
+          <w:bCs/>
+        </w:rPr>
+        <w:t>URL адреса (</w:t>
+      </w:r>
+      <w:proofErr w:type="spellStart"/>
+      <w:r>
+        <w:rPr>
+          <w:b/>
+          <w:bCs/>
+        </w:rPr>
+        <w:t>Slug</w:t>
+      </w:r>
+      <w:proofErr w:type="spellEnd"/>
+      <w:r>
+        <w:rPr>
+          <w:b/>
+          <w:bCs/>
+        </w:rPr>
+        <w:t>):</w:t>
+      </w:r>
+      <w:r>
+        <w:t xml:space="preserve"> унікальна адреса сторінки партнера. Формується автоматично.</w:t>
+      </w:r>
+    </w:p>
+    <w:p>
+      <w:pPr>
+        <w:pStyle w:val="a4"/>
+        <w:numPr>
+          <w:ilvl w:val="0"/>
+          <w:numId w:val="2"/>
+        </w:numPr>
+        <w:spacing w:before="60" w:after="60"/>
+      </w:pPr>
+      <w:r>
+        <w:rPr>
+          <w:b/>
+          <w:bCs/>
+        </w:rPr>
+        <w:t>Категорія:</w:t>
+      </w:r>
+      <w:r>
+        <w:t xml:space="preserve"> тип партнера для фільтрації. Наприклад: "Авіакомпанія", "Готельна мережа".</w:t>
+      </w:r>
+    </w:p>
+    <w:p>
+      <w:pPr>
+        <w:pStyle w:val="a4"/>
+        <w:numPr>
+          <w:ilvl w:val="0"/>
+          <w:numId w:val="2"/>
+        </w:numPr>
+        <w:spacing w:before="60" w:after="60"/>
+      </w:pPr>
+      <w:r>
+        <w:rPr>
+          <w:b/>
+          <w:bCs/>
+        </w:rPr>
+        <w:t>Логотип (PNG або S</w:t>
+      </w:r>
+      <w:r>
+        <w:rPr>
+          <w:b/>
+          <w:bCs/>
+        </w:rPr>
+        <w:t>VG):</w:t>
+      </w:r>
+      <w:r>
+        <w:t xml:space="preserve"> логотип партнера з прозорим фоном. Відображається у списку партнерів та на маркері карти. Обов'язковий формат: PNG або SVG з прозорим фоном (без білого підкладення).</w:t>
+      </w:r>
+    </w:p>
+    <w:p>
+      <w:pPr>
+        <w:pStyle w:val="a4"/>
+        <w:numPr>
+          <w:ilvl w:val="0"/>
+          <w:numId w:val="2"/>
+        </w:numPr>
+        <w:spacing w:before="60" w:after="60"/>
+      </w:pPr>
+      <w:r>
+        <w:rPr>
+          <w:b/>
+          <w:bCs/>
+        </w:rPr>
+        <w:lastRenderedPageBreak/>
+        <w:t>Фото обкладинки:</w:t>
+      </w:r>
+      <w:r>
+        <w:t xml:space="preserve"> велике фото для шапки сторінки партнера. Рекомендований розмір: 1920</w:t>
+      </w:r>
+      <w:r>
+        <w:t>×1080 пікселів.</w:t>
+      </w:r>
+    </w:p>
+    <w:p>
+      <w:pPr>
+        <w:pStyle w:val="a4"/>
+        <w:numPr>
+          <w:ilvl w:val="0"/>
+          <w:numId w:val="2"/>
+        </w:numPr>
+        <w:spacing w:before="60" w:after="60"/>
+      </w:pPr>
+      <w:proofErr w:type="spellStart"/>
+      <w:r>
+        <w:rPr>
+          <w:b/>
+          <w:bCs/>
+        </w:rPr>
+        <w:t>Alt</w:t>
+      </w:r>
+      <w:proofErr w:type="spellEnd"/>
+      <w:r>
+        <w:rPr>
+          <w:b/>
+          <w:bCs/>
+        </w:rPr>
+        <w:t xml:space="preserve"> текст для фото:</w:t>
+      </w:r>
+      <w:r>
+        <w:t xml:space="preserve"> опис фото обкладинки для SEO.</w:t>
+      </w:r>
+    </w:p>
+    <w:p>
+      <w:pPr>
+        <w:pStyle w:val="a4"/>
+        <w:numPr>
+          <w:ilvl w:val="0"/>
+          <w:numId w:val="2"/>
+        </w:numPr>
+        <w:spacing w:before="60" w:after="60"/>
+      </w:pPr>
+      <w:r>
+        <w:rPr>
+          <w:b/>
+          <w:bCs/>
+        </w:rPr>
+        <w:t>Офіційний сайт:</w:t>
+      </w:r>
+      <w:r>
+        <w:t xml:space="preserve"> URL офіційного сайту партнера. Відображається як посилання на сторінці партнера.</w:t>
+      </w:r>
+    </w:p>
+    <w:p>
+      <w:pPr>
+        <w:pStyle w:val="a4"/>
+        <w:numPr>
+          <w:ilvl w:val="0"/>
+          <w:numId w:val="2"/>
+        </w:numPr>
+        <w:spacing w:before="60" w:after="60"/>
+      </w:pPr>
+      <w:r>
+        <w:rPr>
+          <w:b/>
+          <w:bCs/>
+        </w:rPr>
+        <w:t>Опис (курсив):</w:t>
+      </w:r>
+      <w:r>
+        <w:t xml:space="preserve"> короткий вступний текст у стилі цитати, що виводиться у верхній частині сторінки партнера курсивом.</w:t>
+      </w:r>
+    </w:p>
+    <w:p>
+      <w:pPr>
+        <w:pStyle w:val="2"/>
+      </w:pPr>
+      <w:bookmarkStart w:id="34" w:name="_Toc225461410"/>
+      <w:r>
+        <w:t>7.2. Налаштування маркера на карті</w:t>
+      </w:r>
+      <w:bookmarkEnd w:id="34"/>
+    </w:p>
+    <w:p>
+      <w:pPr>
+        <w:spacing w:before="80" w:after="80"/>
+      </w:pPr>
+      <w:r>
+        <w:t>Кожен партнер відображається у вигляді кольорового маркера на інтерактивній карті світу. Для коректного відображення нео</w:t>
+      </w:r>
+      <w:r>
+        <w:t>бхідно налаштувати параметри маркера.</w:t>
+      </w:r>
+    </w:p>
+    <w:p>
+      <w:pPr>
+        <w:spacing w:before="120"/>
+      </w:pPr>
+    </w:p>
+    <w:p>
+      <w:pPr>
+        <w:spacing w:before="160" w:after="160"/>
+        <w:jc w:val="center"/>
+      </w:pPr>
+      <w:r>
+        <w:rPr>
+          <w:noProof/>
+        </w:rPr>
+        <w:drawing>
+          <wp:inline distT="0" distB="0" distL="0" distR="0" wp14:anchorId="1B23AF1F" wp14:editId="4301F926">
+            <wp:extent cx="4381500" cy="1809750"/>
+            <wp:effectExtent l="0" t="0" r="0" b="0"/>
+            <wp:docPr id="15" name="Знімок екрана 2026-03-26 120825.png" descr="Знімок екрана 2026-03-26 120825.png" title="Знімок екрана 2026-03-26 120825.png"/>
+            <wp:cNvGraphicFramePr>
+              <a:graphicFrameLocks xmlns:a="http://schemas.openxmlformats.org/drawingml/2006/main" noChangeAspect="1"/>
+            </wp:cNvGraphicFramePr>
+            <a:graphic xmlns:a="http://schemas.openxmlformats.org/drawingml/2006/main">
+              <a:graphicData uri="http://schemas.openxmlformats.org/drawingml/2006/picture">
+                <pic:pic xmlns:pic="http://schemas.openxmlformats.org/drawingml/2006/picture">
+                  <pic:nvPicPr>
+                    <pic:cNvPr id="0" name=""/>
+                    <pic:cNvPicPr>
+                      <a:picLocks noChangeAspect="1" noChangeArrowheads="1"/>
+                    </pic:cNvPicPr>
+                  </pic:nvPicPr>
+                  <pic:blipFill>
+                    <a:blip r:embed="rId23"/>
+                    <a:srcRect/>
+                    <a:stretch>
+                      <a:fillRect/>
+                    </a:stretch>
+                  </pic:blipFill>
+                  <pic:spPr bwMode="auto">
+                    <a:xfrm>
+                      <a:off x="0" y="0"/>
+                      <a:ext cx="4381500" cy="1809750"/>
+                    </a:xfrm>
+                    <a:prstGeom prst="rect">
+                      <a:avLst/>
+                    </a:prstGeom>
+                  </pic:spPr>
+                </pic:pic>
+              </a:graphicData>
+            </a:graphic>
+          </wp:inline>
+        </w:drawing>
+      </w:r>
+    </w:p>
+    <w:p>
+      <w:pPr>
+        <w:spacing w:after="200"/>
+        <w:jc w:val="center"/>
+      </w:pPr>
+      <w:r>
+        <w:rPr>
+          <w:i/>
+          <w:iCs/>
+          <w:color w:val="555555"/>
+          <w:sz w:val="18"/>
+          <w:szCs w:val="18"/>
+        </w:rPr>
+        <w:t xml:space="preserve">Рис. 7.2 </w:t>
+      </w:r>
+      <w:r>
+        <w:rPr>
+          <w:i/>
+          <w:iCs/>
+          <w:color w:val="555555"/>
+          <w:sz w:val="18"/>
+          <w:szCs w:val="18"/>
+        </w:rPr>
+        <w:t>–</w:t>
+      </w:r>
+      <w:r>
+        <w:rPr>
+          <w:i/>
+          <w:iCs/>
+          <w:color w:val="555555"/>
+          <w:sz w:val="18"/>
+          <w:szCs w:val="18"/>
+        </w:rPr>
+        <w:t xml:space="preserve"> Налаштування маркера на карті (скорочення, колір, координати)</w:t>
+      </w:r>
+    </w:p>
+    <w:p>
+      <w:pPr>
+        <w:spacing w:before="120"/>
+      </w:pPr>
+    </w:p>
+    <w:p>
+      <w:pPr>
+        <w:pStyle w:val="a4"/>
+        <w:numPr>
+          <w:ilvl w:val="0"/>
+          <w:numId w:val="2"/>
+        </w:numPr>
+        <w:spacing w:before="60" w:after="60"/>
+      </w:pPr>
+      <w:r>
+        <w:rPr>
+          <w:b/>
+          <w:bCs/>
+        </w:rPr>
+        <w:t>Скорочення (</w:t>
+      </w:r>
+      <w:proofErr w:type="spellStart"/>
+      <w:r>
+        <w:rPr>
+          <w:b/>
+          <w:bCs/>
+        </w:rPr>
+        <w:t>tag</w:t>
+      </w:r>
+      <w:proofErr w:type="spellEnd"/>
+      <w:r>
+        <w:rPr>
+          <w:b/>
+          <w:bCs/>
+        </w:rPr>
+        <w:t>):</w:t>
+      </w:r>
+      <w:r>
+        <w:t xml:space="preserve"> 2–3 великі латинські літери, що відображаються всередині маркера на карті. Для </w:t>
+      </w:r>
+      <w:proofErr w:type="spellStart"/>
+      <w:r>
+        <w:t>Emirates</w:t>
+      </w:r>
+      <w:proofErr w:type="spellEnd"/>
+      <w:r>
+        <w:t xml:space="preserve">: "EK", для </w:t>
+      </w:r>
+      <w:proofErr w:type="spellStart"/>
+      <w:r>
+        <w:t>Air</w:t>
+      </w:r>
+      <w:proofErr w:type="spellEnd"/>
+      <w:r>
+        <w:t xml:space="preserve"> </w:t>
+      </w:r>
+      <w:proofErr w:type="spellStart"/>
+      <w:r>
+        <w:t>France</w:t>
+      </w:r>
+      <w:proofErr w:type="spellEnd"/>
+      <w:r>
+        <w:t xml:space="preserve">: "AF", для </w:t>
+      </w:r>
+      <w:proofErr w:type="spellStart"/>
+      <w:r>
+        <w:t>Lu</w:t>
+      </w:r>
+      <w:r>
+        <w:t>fthansa</w:t>
+      </w:r>
+      <w:proofErr w:type="spellEnd"/>
+      <w:r>
+        <w:t>: "LH".</w:t>
+      </w:r>
+    </w:p>
+    <w:p>
+      <w:pPr>
+        <w:pStyle w:val="a4"/>
+        <w:numPr>
+          <w:ilvl w:val="0"/>
+          <w:numId w:val="2"/>
+        </w:numPr>
+        <w:spacing w:before="60" w:after="60"/>
+      </w:pPr>
+      <w:r>
+        <w:rPr>
+          <w:b/>
+          <w:bCs/>
+        </w:rPr>
+        <w:t>Колір маркера:</w:t>
+      </w:r>
+      <w:r>
+        <w:t xml:space="preserve"> HEX-код фірмового кольору бренду. Натисніть на кольоровий квадрат або введіть код вручну. Наприклад: #C01F2F (червоний </w:t>
+      </w:r>
+      <w:proofErr w:type="spellStart"/>
+      <w:r>
+        <w:t>Emirates</w:t>
+      </w:r>
+      <w:proofErr w:type="spellEnd"/>
+      <w:r>
+        <w:t>). Колір повинен асоціюватися з брендом для зручної ідентифікації на карті.</w:t>
+      </w:r>
+    </w:p>
+    <w:p>
+      <w:pPr>
+        <w:pStyle w:val="a4"/>
+        <w:numPr>
+          <w:ilvl w:val="0"/>
+          <w:numId w:val="2"/>
+        </w:numPr>
+        <w:spacing w:before="60" w:after="60"/>
+      </w:pPr>
+      <w:r>
+        <w:rPr>
+          <w:b/>
+          <w:bCs/>
+        </w:rPr>
+        <w:t xml:space="preserve">Координати (з </w:t>
+      </w:r>
+      <w:proofErr w:type="spellStart"/>
+      <w:r>
+        <w:rPr>
+          <w:b/>
+          <w:bCs/>
+        </w:rPr>
+        <w:t>Google</w:t>
+      </w:r>
+      <w:proofErr w:type="spellEnd"/>
+      <w:r>
+        <w:rPr>
+          <w:b/>
+          <w:bCs/>
+        </w:rPr>
+        <w:t xml:space="preserve"> </w:t>
+      </w:r>
+      <w:proofErr w:type="spellStart"/>
+      <w:r>
+        <w:rPr>
+          <w:b/>
+          <w:bCs/>
+        </w:rPr>
+        <w:t>Ma</w:t>
+      </w:r>
+      <w:r>
+        <w:rPr>
+          <w:b/>
+          <w:bCs/>
+        </w:rPr>
+        <w:t>ps</w:t>
+      </w:r>
+      <w:proofErr w:type="spellEnd"/>
+      <w:r>
+        <w:rPr>
+          <w:b/>
+          <w:bCs/>
+        </w:rPr>
+        <w:t>):</w:t>
+      </w:r>
+      <w:r>
+        <w:t xml:space="preserve"> широта та довгота штаб-квартири або основного хабу партнера. Щоб отримати координати: відкрийте </w:t>
+      </w:r>
+      <w:proofErr w:type="spellStart"/>
+      <w:r>
+        <w:t>Google</w:t>
+      </w:r>
+      <w:proofErr w:type="spellEnd"/>
+      <w:r>
+        <w:t xml:space="preserve"> </w:t>
+      </w:r>
+      <w:proofErr w:type="spellStart"/>
+      <w:r>
+        <w:t>Maps</w:t>
+      </w:r>
+      <w:proofErr w:type="spellEnd"/>
+      <w:r>
+        <w:t>, натисніть правою кнопкою миші на потрібне місце та виберіть "Що тут?". Скопіюйте координати у форматі: "50.423646, 30.568666".</w:t>
+      </w:r>
+    </w:p>
+    <w:p>
+      <w:pPr>
+        <w:pStyle w:val="2"/>
+      </w:pPr>
+      <w:bookmarkStart w:id="35" w:name="_Toc225461411"/>
+      <w:r>
+        <w:t>7.3. Контент ст</w:t>
+      </w:r>
+      <w:r>
+        <w:t>орінки партнера</w:t>
+      </w:r>
+      <w:bookmarkEnd w:id="35"/>
+    </w:p>
+    <w:p>
+      <w:pPr>
+        <w:spacing w:before="80" w:after="80"/>
+      </w:pPr>
+      <w:r>
+        <w:t>Для детального наповнення сторінки партнера використовуйте блоковий конструктор секцій (Розділ 4). Рекомендується додати:</w:t>
+      </w:r>
+    </w:p>
+    <w:p>
+      <w:pPr>
+        <w:pStyle w:val="a4"/>
+        <w:numPr>
+          <w:ilvl w:val="0"/>
+          <w:numId w:val="2"/>
+        </w:numPr>
+        <w:spacing w:before="60" w:after="60"/>
+      </w:pPr>
+      <w:r>
+        <w:t>Опис авіакомпанії або бренду (текстовий блок)</w:t>
+      </w:r>
+    </w:p>
+    <w:p>
+      <w:pPr>
+        <w:pStyle w:val="a4"/>
+        <w:numPr>
+          <w:ilvl w:val="0"/>
+          <w:numId w:val="2"/>
+        </w:numPr>
+        <w:spacing w:before="60" w:after="60"/>
+      </w:pPr>
+      <w:r>
+        <w:t>Маршрути або пункти призначення (список)</w:t>
+      </w:r>
+    </w:p>
+    <w:p>
+      <w:pPr>
+        <w:pStyle w:val="a4"/>
+        <w:numPr>
+          <w:ilvl w:val="0"/>
+          <w:numId w:val="2"/>
+        </w:numPr>
+        <w:spacing w:before="60" w:after="60"/>
+      </w:pPr>
+      <w:r>
+        <w:t xml:space="preserve">Фото літаків, готелів або </w:t>
+      </w:r>
+      <w:r>
+        <w:t>туристичних об'єктів (блок зображення)</w:t>
+      </w:r>
+    </w:p>
+    <w:p>
+      <w:pPr>
+        <w:pStyle w:val="a4"/>
+        <w:numPr>
+          <w:ilvl w:val="0"/>
+          <w:numId w:val="2"/>
+        </w:numPr>
+        <w:spacing w:before="60" w:after="60"/>
+      </w:pPr>
+      <w:r>
+        <w:t>Класи обслуговування або категорії продуктів (список або текст)</w:t>
+      </w:r>
+    </w:p>
+    <w:p>
+      <w:pPr>
+        <w:pStyle w:val="1"/>
+        <w:pageBreakBefore/>
+      </w:pPr>
+      <w:bookmarkStart w:id="36" w:name="_Toc225461412"/>
+      <w:r>
+        <w:lastRenderedPageBreak/>
+        <w:t>9. Загальні налаштування та Telegram</w:t>
+      </w:r>
+      <w:bookmarkEnd w:id="36"/>
+    </w:p>
+    <w:p>
+      <w:pPr>
+        <w:spacing w:before="80" w:after="80"/>
+      </w:pPr>
+      <w:r>
+        <w:t>Розділ "Налаштування" містить глобальну інформацію сайту: контактні дані, посилання на соціальні мережі та параметри</w:t>
+      </w:r>
+      <w:r>
+        <w:t xml:space="preserve"> Telegram-бота для отримання сповіщень про нові замовлення.</w:t>
+      </w:r>
+    </w:p>
+    <w:p>
+      <w:pPr>
+        <w:spacing w:before="120"/>
+      </w:pPr>
+    </w:p>
+    <w:p>
+      <w:pPr>
+        <w:spacing w:before="160" w:after="160"/>
+        <w:jc w:val="center"/>
+      </w:pPr>
+      <w:r>
+        <w:rPr>
+          <w:noProof/>
+        </w:rPr>
+        <w:drawing>
+          <wp:inline distT="0" distB="0" distL="0" distR="0" wp14:anchorId="3DC00C2F" wp14:editId="0BA037B3">
+            <wp:extent cx="4572000" cy="5610225"/>
+            <wp:effectExtent l="0" t="0" r="0" b="0"/>
+            <wp:docPr id="16" name="Знімок екрана 2026-03-26 120713.png" descr="Знімок екрана 2026-03-26 120713.png" title="Знімок екрана 2026-03-26 120713.png"/>
+            <wp:cNvGraphicFramePr>
+              <a:graphicFrameLocks xmlns:a="http://schemas.openxmlformats.org/drawingml/2006/main" noChangeAspect="1"/>
+            </wp:cNvGraphicFramePr>
+            <a:graphic xmlns:a="http://schemas.openxmlformats.org/drawingml/2006/main">
+              <a:graphicData uri="http://schemas.openxmlformats.org/drawingml/2006/picture">
+                <pic:pic xmlns:pic="http://schemas.openxmlformats.org/drawingml/2006/picture">
+                  <pic:nvPicPr>
+                    <pic:cNvPr id="0" name=""/>
+                    <pic:cNvPicPr>
+                      <a:picLocks noChangeAspect="1" noChangeArrowheads="1"/>
+                    </pic:cNvPicPr>
+                  </pic:nvPicPr>
+                  <pic:blipFill>
+                    <a:blip r:embed="rId24"/>
+                    <a:srcRect/>
+                    <a:stretch>
+                      <a:fillRect/>
+                    </a:stretch>
+                  </pic:blipFill>
+                  <pic:spPr bwMode="auto">
+                    <a:xfrm>
+                      <a:off x="0" y="0"/>
                       <a:ext cx="4572000" cy="5610225"/>
                     </a:xfrm>
                     <a:prstGeom prst="rect">
@@ -7766,18 +9598,21 @@
       <w:pPr>
         <w:pStyle w:val="2"/>
       </w:pPr>
-      <w:bookmarkStart w:id="35" w:name="_Toc225422125"/>
+      <w:bookmarkStart w:id="37" w:name="_Toc225461413"/>
       <w:r>
         <w:t>9.1. Контактна інформація</w:t>
       </w:r>
-      <w:bookmarkEnd w:id="35"/>
+      <w:bookmarkEnd w:id="37"/>
     </w:p>
     <w:p>
       <w:pPr>
         <w:spacing w:before="80" w:after="80"/>
       </w:pPr>
       <w:r>
-        <w:t>Зміни у цьому блоці оновлюють контактні дані одночасно у шапці сайту, у футері та на сторінці контактів.</w:t>
+        <w:t>Зміни у цьому блоці оновлюють контактні дані одночасно у шапці сайту, у футері та на сторінці кон</w:t>
+      </w:r>
+      <w:r>
+        <w:t>тактів.</w:t>
       </w:r>
     </w:p>
     <w:p>
@@ -7829,16 +9664,28 @@
         </w:numPr>
         <w:spacing w:before="60" w:after="60"/>
       </w:pPr>
+      <w:proofErr w:type="spellStart"/>
       <w:r>
         <w:rPr>
           <w:b/>
           <w:bCs/>
         </w:rPr>
         <w:lastRenderedPageBreak/>
-        <w:t>Email адреса:</w:t>
-      </w:r>
-      <w:r>
-        <w:t xml:space="preserve"> використовується для текстових посилань "Написати нам" та відображення на сторінці контактів.</w:t>
+        <w:t>Email</w:t>
+      </w:r>
+      <w:proofErr w:type="spellEnd"/>
+      <w:r>
+        <w:rPr>
+          <w:b/>
+          <w:bCs/>
+        </w:rPr>
+        <w:t xml:space="preserve"> адреса:</w:t>
+      </w:r>
+      <w:r>
+        <w:t xml:space="preserve"> використовується для </w:t>
+      </w:r>
+      <w:r>
+        <w:t>текстових посилань "Написати нам" та відображення на сторінці контактів.</w:t>
       </w:r>
     </w:p>
     <w:p>
@@ -7865,18 +9712,21 @@
       <w:pPr>
         <w:pStyle w:val="2"/>
       </w:pPr>
-      <w:bookmarkStart w:id="36" w:name="_Toc225422126"/>
+      <w:bookmarkStart w:id="38" w:name="_Toc225461414"/>
       <w:r>
         <w:t>9.2. Посилання на соціальні мережі</w:t>
       </w:r>
-      <w:bookmarkEnd w:id="36"/>
+      <w:bookmarkEnd w:id="38"/>
     </w:p>
     <w:p>
       <w:pPr>
         <w:spacing w:before="80" w:after="80"/>
       </w:pPr>
       <w:r>
-        <w:t>Введіть повні URL-адреси на офіційні профілі компанії. Посилання автоматично прив'яжуться до відповідних іконок у футері сайту.</w:t>
+        <w:t>Введіть повні URL-ад</w:t>
+      </w:r>
+      <w:r>
+        <w:t>реси на офіційні профілі компанії. Посилання автоматично прив'яжуться до відповідних іконок у футері сайту.</w:t>
       </w:r>
     </w:p>
     <w:p>
@@ -7888,15 +9738,32 @@
         </w:numPr>
         <w:spacing w:before="60" w:after="60"/>
       </w:pPr>
-      <w:r>
-        <w:rPr>
-          <w:b/>
-          <w:bCs/>
-        </w:rPr>
-        <w:t>Instagram URL:</w:t>
-      </w:r>
-      <w:r>
-        <w:t xml:space="preserve"> повне посилання на Instagram-сторінку. Наприклад: https://www.instagram.com/vogelfamily.travel</w:t>
+      <w:proofErr w:type="spellStart"/>
+      <w:r>
+        <w:rPr>
+          <w:b/>
+          <w:bCs/>
+        </w:rPr>
+        <w:t>Instagram</w:t>
+      </w:r>
+      <w:proofErr w:type="spellEnd"/>
+      <w:r>
+        <w:rPr>
+          <w:b/>
+          <w:bCs/>
+        </w:rPr>
+        <w:t xml:space="preserve"> URL:</w:t>
+      </w:r>
+      <w:r>
+        <w:t xml:space="preserve"> повне посилання на </w:t>
+      </w:r>
+      <w:proofErr w:type="spellStart"/>
+      <w:r>
+        <w:t>Instagram</w:t>
+      </w:r>
+      <w:proofErr w:type="spellEnd"/>
+      <w:r>
+        <w:t>-сторінку. Наприклад: https://www.instagram.com/vogelfamily.travel</w:t>
       </w:r>
     </w:p>
     <w:p>
@@ -7908,15 +9775,35 @@
         </w:numPr>
         <w:spacing w:before="60" w:after="60"/>
       </w:pPr>
-      <w:r>
-        <w:rPr>
-          <w:b/>
-          <w:bCs/>
-        </w:rPr>
-        <w:t>Facebook URL:</w:t>
-      </w:r>
-      <w:r>
-        <w:t xml:space="preserve"> посилання на Facebook-сторінку компанії.</w:t>
+      <w:proofErr w:type="spellStart"/>
+      <w:r>
+        <w:rPr>
+          <w:b/>
+          <w:bCs/>
+        </w:rPr>
+        <w:t>Facebook</w:t>
+      </w:r>
+      <w:proofErr w:type="spellEnd"/>
+      <w:r>
+        <w:rPr>
+          <w:b/>
+          <w:bCs/>
+        </w:rPr>
+        <w:t xml:space="preserve"> URL:</w:t>
+      </w:r>
+      <w:r>
+        <w:t xml:space="preserve"> посилання на </w:t>
+      </w:r>
+      <w:proofErr w:type="spellStart"/>
+      <w:r>
+        <w:t>Facebook</w:t>
+      </w:r>
+      <w:proofErr w:type="spellEnd"/>
+      <w:r>
+        <w:t>-ст</w:t>
+      </w:r>
+      <w:r>
+        <w:t>орінку компанії.</w:t>
       </w:r>
     </w:p>
     <w:p>
@@ -7948,15 +9835,32 @@
         </w:numPr>
         <w:spacing w:before="60" w:after="60"/>
       </w:pPr>
-      <w:r>
-        <w:rPr>
-          <w:b/>
-          <w:bCs/>
-        </w:rPr>
-        <w:t>WhatsApp URL:</w:t>
-      </w:r>
-      <w:r>
-        <w:t xml:space="preserve"> посилання на WhatsApp-чат із менеджером. Формат: https://wa.me/380XXXXXXXXX (замість X </w:t>
+      <w:proofErr w:type="spellStart"/>
+      <w:r>
+        <w:rPr>
+          <w:b/>
+          <w:bCs/>
+        </w:rPr>
+        <w:t>WhatsApp</w:t>
+      </w:r>
+      <w:proofErr w:type="spellEnd"/>
+      <w:r>
+        <w:rPr>
+          <w:b/>
+          <w:bCs/>
+        </w:rPr>
+        <w:t xml:space="preserve"> URL:</w:t>
+      </w:r>
+      <w:r>
+        <w:t xml:space="preserve"> посилання на </w:t>
+      </w:r>
+      <w:proofErr w:type="spellStart"/>
+      <w:r>
+        <w:t>WhatsApp</w:t>
+      </w:r>
+      <w:proofErr w:type="spellEnd"/>
+      <w:r>
+        <w:t xml:space="preserve">-чат із менеджером. Формат: https://wa.me/380XXXXXXXXX (замість X </w:t>
       </w:r>
       <w:r>
         <w:t>–</w:t>
@@ -7969,11 +9873,14 @@
       <w:pPr>
         <w:pStyle w:val="2"/>
       </w:pPr>
-      <w:bookmarkStart w:id="37" w:name="_Toc225422127"/>
-      <w:r>
-        <w:t>9.3. Налаштування Telegram-сповіщень</w:t>
-      </w:r>
-      <w:bookmarkEnd w:id="37"/>
+      <w:bookmarkStart w:id="39" w:name="_Toc225461415"/>
+      <w:r>
+        <w:t>9.3. Налаштування Tel</w:t>
+      </w:r>
+      <w:r>
+        <w:t>egram-сповіщень</w:t>
+      </w:r>
+      <w:bookmarkEnd w:id="39"/>
     </w:p>
     <w:p>
       <w:pPr>
@@ -7993,7 +9900,10 @@
         <w:spacing w:before="80" w:after="80"/>
       </w:pPr>
       <w:r>
-        <w:t>Для налаштування сповіщень необхідно:</w:t>
+        <w:t xml:space="preserve">Для </w:t>
+      </w:r>
+      <w:r>
+        <w:t>налаштування сповіщень необхідно:</w:t>
       </w:r>
     </w:p>
     <w:p>
@@ -8013,7 +9923,47 @@
         <w:t>Створити бота в Telegram:</w:t>
       </w:r>
       <w:r>
-        <w:t xml:space="preserve"> відкрийте @BotFather у Telegram, відправте команду /newbot, задайте ім'я та username бота. Після створення отримаєте API Token вигляду: 7654321098:AAHxxxxxxxxxx.</w:t>
+        <w:t xml:space="preserve"> відкрийте @</w:t>
+      </w:r>
+      <w:proofErr w:type="spellStart"/>
+      <w:r>
+        <w:t>BotFather</w:t>
+      </w:r>
+      <w:proofErr w:type="spellEnd"/>
+      <w:r>
+        <w:t xml:space="preserve"> у Telegram, </w:t>
+      </w:r>
+      <w:proofErr w:type="spellStart"/>
+      <w:r>
+        <w:t>відправте</w:t>
+      </w:r>
+      <w:proofErr w:type="spellEnd"/>
+      <w:r>
+        <w:t xml:space="preserve"> команду /</w:t>
+      </w:r>
+      <w:proofErr w:type="spellStart"/>
+      <w:r>
+        <w:t>newbot</w:t>
+      </w:r>
+      <w:proofErr w:type="spellEnd"/>
+      <w:r>
+        <w:t xml:space="preserve">, задайте ім'я та </w:t>
+      </w:r>
+      <w:proofErr w:type="spellStart"/>
+      <w:r>
+        <w:t>username</w:t>
+      </w:r>
+      <w:proofErr w:type="spellEnd"/>
+      <w:r>
+        <w:t xml:space="preserve"> бота. Після створення отримаєте API </w:t>
+      </w:r>
+      <w:proofErr w:type="spellStart"/>
+      <w:r>
+        <w:t>Token</w:t>
+      </w:r>
+      <w:proofErr w:type="spellEnd"/>
+      <w:r>
+        <w:t xml:space="preserve"> вигляду: 7654321098:AAHxxxxxxxxxx.</w:t>
       </w:r>
     </w:p>
     <w:p>
@@ -8030,16 +9980,48 @@
           <w:b/>
           <w:bCs/>
         </w:rPr>
-        <w:t>Дізнатися свій Chat ID:</w:t>
-      </w:r>
-      <w:r>
-        <w:t xml:space="preserve"> запустіть @userinfobot у Telegram </w:t>
+        <w:t xml:space="preserve">Дізнатися свій </w:t>
+      </w:r>
+      <w:proofErr w:type="spellStart"/>
+      <w:r>
+        <w:rPr>
+          <w:b/>
+          <w:bCs/>
+        </w:rPr>
+        <w:t>Chat</w:t>
+      </w:r>
+      <w:proofErr w:type="spellEnd"/>
+      <w:r>
+        <w:rPr>
+          <w:b/>
+          <w:bCs/>
+        </w:rPr>
+        <w:t xml:space="preserve"> ID:</w:t>
+      </w:r>
+      <w:r>
+        <w:t xml:space="preserve"> запустіть @</w:t>
+      </w:r>
+      <w:proofErr w:type="spellStart"/>
+      <w:r>
+        <w:t>userinfobot</w:t>
+      </w:r>
+      <w:proofErr w:type="spellEnd"/>
+      <w:r>
+        <w:t xml:space="preserve"> у Telegram </w:t>
       </w:r>
       <w:r>
         <w:t>–</w:t>
       </w:r>
       <w:r>
-        <w:t xml:space="preserve"> він відправить ваш унікальний Chat ID. Або скористайтеся будь-яким аналогічним сервісом.</w:t>
+        <w:t xml:space="preserve"> він відправить ваш унікальний </w:t>
+      </w:r>
+      <w:proofErr w:type="spellStart"/>
+      <w:r>
+        <w:t>Chat</w:t>
+      </w:r>
+      <w:proofErr w:type="spellEnd"/>
+      <w:r>
+        <w:t xml:space="preserve"> ID. Або скористайтеся будь-яким аналогічним сервісом.</w:t>
       </w:r>
     </w:p>
     <w:p>
@@ -8059,7 +10041,31 @@
         <w:t>Введіть дані у форму:</w:t>
       </w:r>
       <w:r>
-        <w:t xml:space="preserve"> вставте Telegram Bot Token та Chat ID у відповідні поля розділу налаштувань.</w:t>
+        <w:t xml:space="preserve"> вставте Telegram </w:t>
+      </w:r>
+      <w:proofErr w:type="spellStart"/>
+      <w:r>
+        <w:t>Bot</w:t>
+      </w:r>
+      <w:proofErr w:type="spellEnd"/>
+      <w:r>
+        <w:t xml:space="preserve"> </w:t>
+      </w:r>
+      <w:proofErr w:type="spellStart"/>
+      <w:r>
+        <w:t>Token</w:t>
+      </w:r>
+      <w:proofErr w:type="spellEnd"/>
+      <w:r>
+        <w:t xml:space="preserve"> та </w:t>
+      </w:r>
+      <w:proofErr w:type="spellStart"/>
+      <w:r>
+        <w:t>Chat</w:t>
+      </w:r>
+      <w:proofErr w:type="spellEnd"/>
+      <w:r>
+        <w:t xml:space="preserve"> ID у відповідні поля розділу налаштувань.</w:t>
       </w:r>
     </w:p>
     <w:p>
@@ -8079,7 +10085,10 @@
         <w:t>Збережіть налаштування:</w:t>
       </w:r>
       <w:r>
-        <w:t xml:space="preserve"> натисніть кнопку "Зберегти налаштування".</w:t>
+        <w:t xml:space="preserve"> натисні</w:t>
+      </w:r>
+      <w:r>
+        <w:t>ть кнопку "Зберегти налаштування".</w:t>
       </w:r>
     </w:p>
     <w:p>
@@ -8099,7 +10108,15 @@
         <w:t>Активуйте бота:</w:t>
       </w:r>
       <w:r>
-        <w:t xml:space="preserve"> знайдіть свого бота у Telegram та натисніть "Start". Без цього кроку бот не зможе надсилати вам повідомлення.</w:t>
+        <w:t xml:space="preserve"> знайдіть свого бота у Telegram та натисніть "</w:t>
+      </w:r>
+      <w:proofErr w:type="spellStart"/>
+      <w:r>
+        <w:t>Start</w:t>
+      </w:r>
+      <w:proofErr w:type="spellEnd"/>
+      <w:r>
+        <w:t>". Без цього кроку бот не зможе надсилати вам повідомлення.</w:t>
       </w:r>
     </w:p>
     <w:p>
@@ -8125,7 +10142,18 @@
         <w:t>–</w:t>
       </w:r>
       <w:r>
-        <w:t xml:space="preserve"> якщо всі налаштування вірні, ваш бот надішле тестове повідомлення.</w:t>
+        <w:t xml:space="preserve"> якщо всі налаштування вірні, ваш </w:t>
+      </w:r>
+      <w:r>
+        <w:t xml:space="preserve">бот </w:t>
+      </w:r>
+      <w:proofErr w:type="spellStart"/>
+      <w:r>
+        <w:t>надішле</w:t>
+      </w:r>
+      <w:proofErr w:type="spellEnd"/>
+      <w:r>
+        <w:t xml:space="preserve"> тестове повідомлення.</w:t>
       </w:r>
     </w:p>
     <w:tbl>
@@ -8172,7 +10200,30 @@
                 <w:sz w:val="20"/>
                 <w:szCs w:val="20"/>
               </w:rPr>
-              <w:t>Важливо! Щоб бот міг надсилати повідомлення, адміністратор (або менеджер, який отримує сповіщення) повинен обов'язково натиснути кнопку "Start" у самому боті в Telegram. Бот не може писати першим користувачу, який його не активував.</w:t>
+              <w:t>Важливо! Щоб бот міг надсилати повідомлення, адміністратор (або менеджер, який отримує сповіщення) повинен обов'язково натиснути кнопку "</w:t>
+            </w:r>
+            <w:proofErr w:type="spellStart"/>
+            <w:r>
+              <w:rPr>
+                <w:sz w:val="20"/>
+                <w:szCs w:val="20"/>
+              </w:rPr>
+              <w:t>Start</w:t>
+            </w:r>
+            <w:proofErr w:type="spellEnd"/>
+            <w:r>
+              <w:rPr>
+                <w:sz w:val="20"/>
+                <w:szCs w:val="20"/>
+              </w:rPr>
+              <w:t xml:space="preserve">" у самому боті в Telegram. Бот не може писати першим користувачу, який його не </w:t>
+            </w:r>
+            <w:r>
+              <w:rPr>
+                <w:sz w:val="20"/>
+                <w:szCs w:val="20"/>
+              </w:rPr>
+              <w:t>активував.</w:t>
             </w:r>
           </w:p>
         </w:tc>
@@ -8183,22 +10234,22 @@
         <w:pStyle w:val="1"/>
         <w:pageBreakBefore/>
       </w:pPr>
-      <w:bookmarkStart w:id="38" w:name="_Toc225422128"/>
+      <w:bookmarkStart w:id="40" w:name="_Toc225461416"/>
       <w:r>
         <w:lastRenderedPageBreak/>
         <w:t>10. Робота із зображеннями та Дизайн</w:t>
       </w:r>
-      <w:bookmarkEnd w:id="38"/>
+      <w:bookmarkEnd w:id="40"/>
     </w:p>
     <w:p>
       <w:pPr>
         <w:pStyle w:val="2"/>
       </w:pPr>
-      <w:bookmarkStart w:id="39" w:name="_Toc225422129"/>
+      <w:bookmarkStart w:id="41" w:name="_Toc225461417"/>
       <w:r>
         <w:t>10.1. Технічні характеристики зображень</w:t>
       </w:r>
-      <w:bookmarkEnd w:id="39"/>
+      <w:bookmarkEnd w:id="41"/>
     </w:p>
     <w:tbl>
       <w:tblPr>
@@ -8316,7 +10367,29 @@
                 <w:sz w:val="20"/>
                 <w:szCs w:val="20"/>
               </w:rPr>
-              <w:t>Вага (макс.)</w:t>
+              <w:t>Вага (</w:t>
+            </w:r>
+            <w:proofErr w:type="spellStart"/>
+            <w:r>
+              <w:rPr>
+                <w:b/>
+                <w:bCs/>
+                <w:color w:val="FFFFFF"/>
+                <w:sz w:val="20"/>
+                <w:szCs w:val="20"/>
+              </w:rPr>
+              <w:t>макс</w:t>
+            </w:r>
+            <w:proofErr w:type="spellEnd"/>
+            <w:r>
+              <w:rPr>
+                <w:b/>
+                <w:bCs/>
+                <w:color w:val="FFFFFF"/>
+                <w:sz w:val="20"/>
+                <w:szCs w:val="20"/>
+              </w:rPr>
+              <w:t>.)</w:t>
             </w:r>
           </w:p>
         </w:tc>
@@ -8855,7 +10928,23 @@
                 <w:sz w:val="20"/>
                 <w:szCs w:val="20"/>
               </w:rPr>
-              <w:t>OG Image (соцмережі)</w:t>
+              <w:t xml:space="preserve">OG </w:t>
+            </w:r>
+            <w:proofErr w:type="spellStart"/>
+            <w:r>
+              <w:rPr>
+                <w:sz w:val="20"/>
+                <w:szCs w:val="20"/>
+              </w:rPr>
+              <w:t>Image</w:t>
+            </w:r>
+            <w:proofErr w:type="spellEnd"/>
+            <w:r>
+              <w:rPr>
+                <w:sz w:val="20"/>
+                <w:szCs w:val="20"/>
+              </w:rPr>
+              <w:t xml:space="preserve"> (соцмережі)</w:t>
             </w:r>
           </w:p>
         </w:tc>
@@ -8933,11 +11022,14 @@
       <w:pPr>
         <w:pStyle w:val="2"/>
       </w:pPr>
-      <w:bookmarkStart w:id="40" w:name="_Toc225422130"/>
-      <w:r>
-        <w:t>10.2. Автоматична оптимізація</w:t>
-      </w:r>
-      <w:bookmarkEnd w:id="40"/>
+      <w:bookmarkStart w:id="42" w:name="_Toc225461418"/>
+      <w:r>
+        <w:t xml:space="preserve">10.2. </w:t>
+      </w:r>
+      <w:r>
+        <w:t>Автоматична оптимізація</w:t>
+      </w:r>
+      <w:bookmarkEnd w:id="42"/>
     </w:p>
     <w:p>
       <w:pPr>
@@ -8953,10 +11045,34 @@
           <w:b/>
           <w:bCs/>
         </w:rPr>
-        <w:t>Авто-WebP конвертація:</w:t>
-      </w:r>
-      <w:r>
-        <w:t xml:space="preserve"> система автоматично конвертує завантажені фото у формат WebP </w:t>
+        <w:t>Авто-</w:t>
+      </w:r>
+      <w:proofErr w:type="spellStart"/>
+      <w:r>
+        <w:rPr>
+          <w:b/>
+          <w:bCs/>
+        </w:rPr>
+        <w:t>WebP</w:t>
+      </w:r>
+      <w:proofErr w:type="spellEnd"/>
+      <w:r>
+        <w:rPr>
+          <w:b/>
+          <w:bCs/>
+        </w:rPr>
+        <w:t xml:space="preserve"> конвертація:</w:t>
+      </w:r>
+      <w:r>
+        <w:t xml:space="preserve"> система автоматично конвертує завантажені фото у формат </w:t>
+      </w:r>
+      <w:proofErr w:type="spellStart"/>
+      <w:r>
+        <w:t>WebP</w:t>
+      </w:r>
+      <w:proofErr w:type="spellEnd"/>
+      <w:r>
+        <w:t xml:space="preserve"> </w:t>
       </w:r>
       <w:r>
         <w:t>–</w:t>
@@ -8982,7 +11098,10 @@
         <w:t>Адаптивні зображення:</w:t>
       </w:r>
       <w:r>
-        <w:t xml:space="preserve"> сайт автоматично підбирає оптимальний розмір фото залежно від пристрою відвідувача (смартфон, планшет, комп'ютер).</w:t>
+        <w:t xml:space="preserve"> сайт автоматично підбирає оптимал</w:t>
+      </w:r>
+      <w:r>
+        <w:t>ьний розмір фото залежно від пристрою відвідувача (смартфон, планшет, комп'ютер).</w:t>
       </w:r>
     </w:p>
     <w:p>
@@ -9002,18 +11121,29 @@
         <w:t>Ліміт ваги файлу:</w:t>
       </w:r>
       <w:r>
-        <w:t xml:space="preserve"> намагайтеся не завантажувати файли розміром понад 2 МБ. Великі файли сповільнюють роботу адмін-панелі при завантаженні та можуть призвести до помилок.</w:t>
+        <w:t xml:space="preserve"> намагайтеся не завантажувати файли розміром понад 2 МБ. Великі файли сповільнюють роботу </w:t>
+      </w:r>
+      <w:proofErr w:type="spellStart"/>
+      <w:r>
+        <w:t>адмін</w:t>
+      </w:r>
+      <w:proofErr w:type="spellEnd"/>
+      <w:r>
+        <w:t>-панелі при завантаженні та можуть призвести до помилок.</w:t>
       </w:r>
     </w:p>
     <w:p>
       <w:pPr>
         <w:pStyle w:val="2"/>
       </w:pPr>
-      <w:bookmarkStart w:id="41" w:name="_Toc225422131"/>
-      <w:r>
-        <w:t>10.3. Поради щодо добору фото</w:t>
-      </w:r>
-      <w:bookmarkEnd w:id="41"/>
+      <w:bookmarkStart w:id="43" w:name="_Toc225461419"/>
+      <w:r>
+        <w:t>10.3.</w:t>
+      </w:r>
+      <w:r>
+        <w:t xml:space="preserve"> Поради щодо добору фото</w:t>
+      </w:r>
+      <w:bookmarkEnd w:id="43"/>
     </w:p>
     <w:p>
       <w:pPr>
@@ -9025,7 +11155,15 @@
         <w:spacing w:before="60" w:after="60"/>
       </w:pPr>
       <w:r>
-        <w:t xml:space="preserve">Використовуйте горизонтальні (landscape) фото для карток пропозицій </w:t>
+        <w:t>Використовуйте горизонтальні (</w:t>
+      </w:r>
+      <w:proofErr w:type="spellStart"/>
+      <w:r>
+        <w:t>landscape</w:t>
+      </w:r>
+      <w:proofErr w:type="spellEnd"/>
+      <w:r>
+        <w:t xml:space="preserve">) фото для карток пропозицій </w:t>
       </w:r>
       <w:r>
         <w:t>–</w:t>
@@ -9050,7 +11188,15 @@
         <w:t>–</w:t>
       </w:r>
       <w:r>
-        <w:t xml:space="preserve"> він погано читається на мобільних пристроях.</w:t>
+        <w:t xml:space="preserve"> він погано </w:t>
+      </w:r>
+      <w:proofErr w:type="spellStart"/>
+      <w:r>
+        <w:t>читається</w:t>
+      </w:r>
+      <w:proofErr w:type="spellEnd"/>
+      <w:r>
+        <w:t xml:space="preserve"> на мобільних пристроях.</w:t>
       </w:r>
     </w:p>
     <w:p>
@@ -9063,7 +11209,10 @@
         <w:spacing w:before="60" w:after="60"/>
       </w:pPr>
       <w:r>
-        <w:t>Для логотипів партнерів обов'язково використовуйте PNG з прозорим фоном (не білим).</w:t>
+        <w:t>Для логотипів партнерів обов'язково ви</w:t>
+      </w:r>
+      <w:r>
+        <w:t>користовуйте PNG з прозорим фоном (не білим).</w:t>
       </w:r>
     </w:p>
     <w:p>
@@ -9076,7 +11225,39 @@
         <w:spacing w:before="60" w:after="60"/>
       </w:pPr>
       <w:r>
-        <w:t>Перевіряйте авторські права на зображення. Безкоштовні фотобанки: Unsplash, Pexels, Pixabay.</w:t>
+        <w:t xml:space="preserve">Перевіряйте авторські права на зображення. Безкоштовні </w:t>
+      </w:r>
+      <w:proofErr w:type="spellStart"/>
+      <w:r>
+        <w:t>фотобанки</w:t>
+      </w:r>
+      <w:proofErr w:type="spellEnd"/>
+      <w:r>
+        <w:t xml:space="preserve">: </w:t>
+      </w:r>
+      <w:proofErr w:type="spellStart"/>
+      <w:r>
+        <w:t>Unsplash</w:t>
+      </w:r>
+      <w:proofErr w:type="spellEnd"/>
+      <w:r>
+        <w:t xml:space="preserve">, </w:t>
+      </w:r>
+      <w:proofErr w:type="spellStart"/>
+      <w:r>
+        <w:t>Pexels</w:t>
+      </w:r>
+      <w:proofErr w:type="spellEnd"/>
+      <w:r>
+        <w:t xml:space="preserve">, </w:t>
+      </w:r>
+      <w:proofErr w:type="spellStart"/>
+      <w:r>
+        <w:t>Pixabay</w:t>
+      </w:r>
+      <w:proofErr w:type="spellEnd"/>
+      <w:r>
+        <w:t>.</w:t>
       </w:r>
     </w:p>
     <w:p>
@@ -9089,7 +11270,15 @@
         <w:spacing w:before="60" w:after="60"/>
       </w:pPr>
       <w:r>
-        <w:t xml:space="preserve">Заповнюйте Alt текст для кожного завантаженого зображення </w:t>
+        <w:t xml:space="preserve">Заповнюйте </w:t>
+      </w:r>
+      <w:proofErr w:type="spellStart"/>
+      <w:r>
+        <w:t>Alt</w:t>
+      </w:r>
+      <w:proofErr w:type="spellEnd"/>
+      <w:r>
+        <w:t xml:space="preserve"> текст для кожного завантаженого зображення </w:t>
       </w:r>
       <w:r>
         <w:t>–</w:t>
@@ -9099,7 +11288,7 @@
       </w:r>
     </w:p>
     <w:sectPr>
-      <w:headerReference w:type="default" r:id="rId23"/>
+      <w:headerReference w:type="default" r:id="rId25"/>
       <w:pgSz w:w="11906" w:h="16838"/>
       <w:pgMar w:top="1440" w:right="1440" w:bottom="1702" w:left="1440" w:header="708" w:footer="708" w:gutter="0"/>
       <w:cols w:space="720"/>
@@ -9110,7 +11299,7 @@
 </file>
 
 <file path=word/endnotes.xml><?xml version="1.0" encoding="utf-8"?>
-<w:endnotes xmlns:wpc="http://schemas.microsoft.com/office/word/2010/wordprocessingCanvas" xmlns:cx="http://schemas.microsoft.com/office/drawing/2014/chartex" xmlns:cx1="http://schemas.microsoft.com/office/drawing/2015/9/8/chartex" xmlns:cx2="http://schemas.microsoft.com/office/drawing/2015/10/21/chartex" xmlns:cx3="http://schemas.microsoft.com/office/drawing/2016/5/9/chartex" xmlns:cx4="http://schemas.microsoft.com/office/drawing/2016/5/10/chartex" xmlns:cx5="http://schemas.microsoft.com/office/drawing/2016/5/11/chartex" xmlns:cx6="http://schemas.microsoft.com/office/drawing/2016/5/12/chartex" xmlns:cx7="http://schemas.microsoft.com/office/drawing/2016/5/13/chartex" xmlns:cx8="http://schemas.microsoft.com/office/drawing/2016/5/14/chartex" xmlns:mc="http://schemas.openxmlformats.org/markup-compatibility/2006" xmlns:aink="http://schemas.microsoft.com/office/drawing/2016/ink" xmlns:am3d="http://schemas.microsoft.com/office/drawing/2017/model3d" xmlns:o="urn:schemas-microsoft-com:office:office" xmlns:oel="http://schemas.microsoft.com/office/2019/extlst" xmlns:r="http://schemas.openxmlformats.org/officeDocument/2006/relationships" xmlns:m="http://schemas.openxmlformats.org/officeDocument/2006/math" xmlns:v="urn:schemas-microsoft-com:vml" xmlns:wp14="http://schemas.microsoft.com/office/word/2010/wordprocessingDrawing" xmlns:wp="http://schemas.openxmlformats.org/drawingml/2006/wordprocessingDrawing" xmlns:w10="urn:schemas-microsoft-com:office:word" xmlns:w="http://schemas.openxmlformats.org/wordprocessingml/2006/main" xmlns:w14="http://schemas.microsoft.com/office/word/2010/wordml" xmlns:w15="http://schemas.microsoft.com/office/word/2012/wordml" xmlns:w16cex="http://schemas.microsoft.com/office/word/2018/wordml/cex" xmlns:w16cid="http://schemas.microsoft.com/office/word/2016/wordml/cid" xmlns:w16="http://schemas.microsoft.com/office/word/2018/wordml" xmlns:w16sdtdh="http://schemas.microsoft.com/office/word/2020/wordml/sdtdatahash" xmlns:w16se="http://schemas.microsoft.com/office/word/2015/wordml/symex" xmlns:wpg="http://schemas.microsoft.com/office/word/2010/wordprocessingGroup" xmlns:wpi="http://schemas.microsoft.com/office/word/2010/wordprocessingInk" xmlns:wne="http://schemas.microsoft.com/office/word/2006/wordml" xmlns:wps="http://schemas.microsoft.com/office/word/2010/wordprocessingShape" mc:Ignorable="w14 w15 w16se w16cid w16 w16cex w16sdtdh wp14">
+<w:endnotes xmlns:wpc="http://schemas.microsoft.com/office/word/2010/wordprocessingCanvas" xmlns:cx="http://schemas.microsoft.com/office/drawing/2014/chartex" xmlns:cx1="http://schemas.microsoft.com/office/drawing/2015/9/8/chartex" xmlns:cx2="http://schemas.microsoft.com/office/drawing/2015/10/21/chartex" xmlns:cx3="http://schemas.microsoft.com/office/drawing/2016/5/9/chartex" xmlns:cx4="http://schemas.microsoft.com/office/drawing/2016/5/10/chartex" xmlns:cx5="http://schemas.microsoft.com/office/drawing/2016/5/11/chartex" xmlns:cx6="http://schemas.microsoft.com/office/drawing/2016/5/12/chartex" xmlns:cx7="http://schemas.microsoft.com/office/drawing/2016/5/13/chartex" xmlns:cx8="http://schemas.microsoft.com/office/drawing/2016/5/14/chartex" xmlns:mc="http://schemas.openxmlformats.org/markup-compatibility/2006" xmlns:aink="http://schemas.microsoft.com/office/drawing/2016/ink" xmlns:am3d="http://schemas.microsoft.com/office/drawing/2017/model3d" xmlns:o="urn:schemas-microsoft-com:office:office" xmlns:r="http://schemas.openxmlformats.org/officeDocument/2006/relationships" xmlns:m="http://schemas.openxmlformats.org/officeDocument/2006/math" xmlns:v="urn:schemas-microsoft-com:vml" xmlns:wp14="http://schemas.microsoft.com/office/word/2010/wordprocessingDrawing" xmlns:wp="http://schemas.openxmlformats.org/drawingml/2006/wordprocessingDrawing" xmlns:w10="urn:schemas-microsoft-com:office:word" xmlns:w="http://schemas.openxmlformats.org/wordprocessingml/2006/main" xmlns:w14="http://schemas.microsoft.com/office/word/2010/wordml" xmlns:w15="http://schemas.microsoft.com/office/word/2012/wordml" xmlns:w16cex="http://schemas.microsoft.com/office/word/2018/wordml/cex" xmlns:w16cid="http://schemas.microsoft.com/office/word/2016/wordml/cid" xmlns:w16="http://schemas.microsoft.com/office/word/2018/wordml" xmlns:w16se="http://schemas.microsoft.com/office/word/2015/wordml/symex" xmlns:wpg="http://schemas.microsoft.com/office/word/2010/wordprocessingGroup" xmlns:wpi="http://schemas.microsoft.com/office/word/2010/wordprocessingInk" xmlns:wne="http://schemas.microsoft.com/office/word/2006/wordml" xmlns:wps="http://schemas.microsoft.com/office/word/2010/wordprocessingShape" mc:Ignorable="w14 w15 w16se w16cid w16 w16cex wp14">
   <w:endnote w:type="separator" w:id="-1">
     <w:p>
       <w:r>
@@ -9129,7 +11318,7 @@
 </file>
 
 <file path=word/footnotes.xml><?xml version="1.0" encoding="utf-8"?>
-<w:footnotes xmlns:wpc="http://schemas.microsoft.com/office/word/2010/wordprocessingCanvas" xmlns:cx="http://schemas.microsoft.com/office/drawing/2014/chartex" xmlns:cx1="http://schemas.microsoft.com/office/drawing/2015/9/8/chartex" xmlns:cx2="http://schemas.microsoft.com/office/drawing/2015/10/21/chartex" xmlns:cx3="http://schemas.microsoft.com/office/drawing/2016/5/9/chartex" xmlns:cx4="http://schemas.microsoft.com/office/drawing/2016/5/10/chartex" xmlns:cx5="http://schemas.microsoft.com/office/drawing/2016/5/11/chartex" xmlns:cx6="http://schemas.microsoft.com/office/drawing/2016/5/12/chartex" xmlns:cx7="http://schemas.microsoft.com/office/drawing/2016/5/13/chartex" xmlns:cx8="http://schemas.microsoft.com/office/drawing/2016/5/14/chartex" xmlns:mc="http://schemas.openxmlformats.org/markup-compatibility/2006" xmlns:aink="http://schemas.microsoft.com/office/drawing/2016/ink" xmlns:am3d="http://schemas.microsoft.com/office/drawing/2017/model3d" xmlns:o="urn:schemas-microsoft-com:office:office" xmlns:oel="http://schemas.microsoft.com/office/2019/extlst" xmlns:r="http://schemas.openxmlformats.org/officeDocument/2006/relationships" xmlns:m="http://schemas.openxmlformats.org/officeDocument/2006/math" xmlns:v="urn:schemas-microsoft-com:vml" xmlns:wp14="http://schemas.microsoft.com/office/word/2010/wordprocessingDrawing" xmlns:wp="http://schemas.openxmlformats.org/drawingml/2006/wordprocessingDrawing" xmlns:w10="urn:schemas-microsoft-com:office:word" xmlns:w="http://schemas.openxmlformats.org/wordprocessingml/2006/main" xmlns:w14="http://schemas.microsoft.com/office/word/2010/wordml" xmlns:w15="http://schemas.microsoft.com/office/word/2012/wordml" xmlns:w16cex="http://schemas.microsoft.com/office/word/2018/wordml/cex" xmlns:w16cid="http://schemas.microsoft.com/office/word/2016/wordml/cid" xmlns:w16="http://schemas.microsoft.com/office/word/2018/wordml" xmlns:w16sdtdh="http://schemas.microsoft.com/office/word/2020/wordml/sdtdatahash" xmlns:w16se="http://schemas.microsoft.com/office/word/2015/wordml/symex" xmlns:wpg="http://schemas.microsoft.com/office/word/2010/wordprocessingGroup" xmlns:wpi="http://schemas.microsoft.com/office/word/2010/wordprocessingInk" xmlns:wne="http://schemas.microsoft.com/office/word/2006/wordml" xmlns:wps="http://schemas.microsoft.com/office/word/2010/wordprocessingShape" mc:Ignorable="w14 w15 w16se w16cid w16 w16cex w16sdtdh wp14">
+<w:footnotes xmlns:wpc="http://schemas.microsoft.com/office/word/2010/wordprocessingCanvas" xmlns:cx="http://schemas.microsoft.com/office/drawing/2014/chartex" xmlns:cx1="http://schemas.microsoft.com/office/drawing/2015/9/8/chartex" xmlns:cx2="http://schemas.microsoft.com/office/drawing/2015/10/21/chartex" xmlns:cx3="http://schemas.microsoft.com/office/drawing/2016/5/9/chartex" xmlns:cx4="http://schemas.microsoft.com/office/drawing/2016/5/10/chartex" xmlns:cx5="http://schemas.microsoft.com/office/drawing/2016/5/11/chartex" xmlns:cx6="http://schemas.microsoft.com/office/drawing/2016/5/12/chartex" xmlns:cx7="http://schemas.microsoft.com/office/drawing/2016/5/13/chartex" xmlns:cx8="http://schemas.microsoft.com/office/drawing/2016/5/14/chartex" xmlns:mc="http://schemas.openxmlformats.org/markup-compatibility/2006" xmlns:aink="http://schemas.microsoft.com/office/drawing/2016/ink" xmlns:am3d="http://schemas.microsoft.com/office/drawing/2017/model3d" xmlns:o="urn:schemas-microsoft-com:office:office" xmlns:r="http://schemas.openxmlformats.org/officeDocument/2006/relationships" xmlns:m="http://schemas.openxmlformats.org/officeDocument/2006/math" xmlns:v="urn:schemas-microsoft-com:vml" xmlns:wp14="http://schemas.microsoft.com/office/word/2010/wordprocessingDrawing" xmlns:wp="http://schemas.openxmlformats.org/drawingml/2006/wordprocessingDrawing" xmlns:w10="urn:schemas-microsoft-com:office:word" xmlns:w="http://schemas.openxmlformats.org/wordprocessingml/2006/main" xmlns:w14="http://schemas.microsoft.com/office/word/2010/wordml" xmlns:w15="http://schemas.microsoft.com/office/word/2012/wordml" xmlns:w16cex="http://schemas.microsoft.com/office/word/2018/wordml/cex" xmlns:w16cid="http://schemas.microsoft.com/office/word/2016/wordml/cid" xmlns:w16="http://schemas.microsoft.com/office/word/2018/wordml" xmlns:w16se="http://schemas.microsoft.com/office/word/2015/wordml/symex" xmlns:wpg="http://schemas.microsoft.com/office/word/2010/wordprocessingGroup" xmlns:wpi="http://schemas.microsoft.com/office/word/2010/wordprocessingInk" xmlns:wne="http://schemas.microsoft.com/office/word/2006/wordml" xmlns:wps="http://schemas.microsoft.com/office/word/2010/wordprocessingShape" mc:Ignorable="w14 w15 w16se w16cid w16 w16cex wp14">
   <w:footnote w:type="separator" w:id="-1">
     <w:p>
       <w:r>
@@ -9148,20 +11337,66 @@
 </file>
 
 <file path=word/header1.xml><?xml version="1.0" encoding="utf-8"?>
-<w:hdr xmlns:wpc="http://schemas.microsoft.com/office/word/2010/wordprocessingCanvas" xmlns:cx="http://schemas.microsoft.com/office/drawing/2014/chartex" xmlns:cx1="http://schemas.microsoft.com/office/drawing/2015/9/8/chartex" xmlns:cx2="http://schemas.microsoft.com/office/drawing/2015/10/21/chartex" xmlns:cx3="http://schemas.microsoft.com/office/drawing/2016/5/9/chartex" xmlns:cx4="http://schemas.microsoft.com/office/drawing/2016/5/10/chartex" xmlns:cx5="http://schemas.microsoft.com/office/drawing/2016/5/11/chartex" xmlns:cx6="http://schemas.microsoft.com/office/drawing/2016/5/12/chartex" xmlns:cx7="http://schemas.microsoft.com/office/drawing/2016/5/13/chartex" xmlns:cx8="http://schemas.microsoft.com/office/drawing/2016/5/14/chartex" xmlns:mc="http://schemas.openxmlformats.org/markup-compatibility/2006" xmlns:aink="http://schemas.microsoft.com/office/drawing/2016/ink" xmlns:am3d="http://schemas.microsoft.com/office/drawing/2017/model3d" xmlns:o="urn:schemas-microsoft-com:office:office" xmlns:oel="http://schemas.microsoft.com/office/2019/extlst" xmlns:r="http://schemas.openxmlformats.org/officeDocument/2006/relationships" xmlns:m="http://schemas.openxmlformats.org/officeDocument/2006/math" xmlns:v="urn:schemas-microsoft-com:vml" xmlns:wp14="http://schemas.microsoft.com/office/word/2010/wordprocessingDrawing" xmlns:wp="http://schemas.openxmlformats.org/drawingml/2006/wordprocessingDrawing" xmlns:w10="urn:schemas-microsoft-com:office:word" xmlns:w="http://schemas.openxmlformats.org/wordprocessingml/2006/main" xmlns:w14="http://schemas.microsoft.com/office/word/2010/wordml" xmlns:w15="http://schemas.microsoft.com/office/word/2012/wordml" xmlns:w16cex="http://schemas.microsoft.com/office/word/2018/wordml/cex" xmlns:w16cid="http://schemas.microsoft.com/office/word/2016/wordml/cid" xmlns:w16="http://schemas.microsoft.com/office/word/2018/wordml" xmlns:w16sdtdh="http://schemas.microsoft.com/office/word/2020/wordml/sdtdatahash" xmlns:w16se="http://schemas.microsoft.com/office/word/2015/wordml/symex" xmlns:wpg="http://schemas.microsoft.com/office/word/2010/wordprocessingGroup" xmlns:wpi="http://schemas.microsoft.com/office/word/2010/wordprocessingInk" xmlns:wne="http://schemas.microsoft.com/office/word/2006/wordml" xmlns:wps="http://schemas.microsoft.com/office/word/2010/wordprocessingShape" mc:Ignorable="w14 w15 w16se w16cid w16 w16cex w16sdtdh wp14">
+<w:hdr xmlns:wpc="http://schemas.microsoft.com/office/word/2010/wordprocessingCanvas" xmlns:cx="http://schemas.microsoft.com/office/drawing/2014/chartex" xmlns:cx1="http://schemas.microsoft.com/office/drawing/2015/9/8/chartex" xmlns:cx2="http://schemas.microsoft.com/office/drawing/2015/10/21/chartex" xmlns:cx3="http://schemas.microsoft.com/office/drawing/2016/5/9/chartex" xmlns:cx4="http://schemas.microsoft.com/office/drawing/2016/5/10/chartex" xmlns:cx5="http://schemas.microsoft.com/office/drawing/2016/5/11/chartex" xmlns:cx6="http://schemas.microsoft.com/office/drawing/2016/5/12/chartex" xmlns:cx7="http://schemas.microsoft.com/office/drawing/2016/5/13/chartex" xmlns:cx8="http://schemas.microsoft.com/office/drawing/2016/5/14/chartex" xmlns:mc="http://schemas.openxmlformats.org/markup-compatibility/2006" xmlns:aink="http://schemas.microsoft.com/office/drawing/2016/ink" xmlns:am3d="http://schemas.microsoft.com/office/drawing/2017/model3d" xmlns:o="urn:schemas-microsoft-com:office:office" xmlns:r="http://schemas.openxmlformats.org/officeDocument/2006/relationships" xmlns:m="http://schemas.openxmlformats.org/officeDocument/2006/math" xmlns:v="urn:schemas-microsoft-com:vml" xmlns:wp14="http://schemas.microsoft.com/office/word/2010/wordprocessingDrawing" xmlns:wp="http://schemas.openxmlformats.org/drawingml/2006/wordprocessingDrawing" xmlns:w10="urn:schemas-microsoft-com:office:word" xmlns:w="http://schemas.openxmlformats.org/wordprocessingml/2006/main" xmlns:w14="http://schemas.microsoft.com/office/word/2010/wordml" xmlns:w15="http://schemas.microsoft.com/office/word/2012/wordml" xmlns:w16cex="http://schemas.microsoft.com/office/word/2018/wordml/cex" xmlns:w16cid="http://schemas.microsoft.com/office/word/2016/wordml/cid" xmlns:w16="http://schemas.microsoft.com/office/word/2018/wordml" xmlns:w16se="http://schemas.microsoft.com/office/word/2015/wordml/symex" xmlns:wpg="http://schemas.microsoft.com/office/word/2010/wordprocessingGroup" xmlns:wpi="http://schemas.microsoft.com/office/word/2010/wordprocessingInk" xmlns:wne="http://schemas.microsoft.com/office/word/2006/wordml" xmlns:wps="http://schemas.microsoft.com/office/word/2010/wordprocessingShape" mc:Ignorable="w14 w15 w16se w16cid w16 w16cex wp14">
   <w:p>
     <w:pPr>
       <w:pBdr>
         <w:bottom w:val="single" w:sz="4" w:space="1" w:color="2E6B8A"/>
       </w:pBdr>
     </w:pPr>
+    <w:proofErr w:type="spellStart"/>
     <w:r>
       <w:rPr>
         <w:color w:val="555555"/>
         <w:sz w:val="18"/>
         <w:szCs w:val="18"/>
       </w:rPr>
-      <w:t xml:space="preserve">Vogel Travel — Інструкція адміністратора   |   Стор. </w:t>
+      <w:t>Vogel</w:t>
+    </w:r>
+    <w:proofErr w:type="spellEnd"/>
+    <w:r>
+      <w:rPr>
+        <w:color w:val="555555"/>
+        <w:sz w:val="18"/>
+        <w:szCs w:val="18"/>
+      </w:rPr>
+      <w:t xml:space="preserve"> </w:t>
+    </w:r>
+    <w:proofErr w:type="spellStart"/>
+    <w:r>
+      <w:rPr>
+        <w:color w:val="555555"/>
+        <w:sz w:val="18"/>
+        <w:szCs w:val="18"/>
+      </w:rPr>
+      <w:t>Travel</w:t>
+    </w:r>
+    <w:proofErr w:type="spellEnd"/>
+    <w:r>
+      <w:rPr>
+        <w:color w:val="555555"/>
+        <w:sz w:val="18"/>
+        <w:szCs w:val="18"/>
+      </w:rPr>
+      <w:t xml:space="preserve"> — Інструкція адміністратора   |   </w:t>
+    </w:r>
+    <w:proofErr w:type="spellStart"/>
+    <w:r>
+      <w:rPr>
+        <w:color w:val="555555"/>
+        <w:sz w:val="18"/>
+        <w:szCs w:val="18"/>
+      </w:rPr>
+      <w:t>Стор</w:t>
+    </w:r>
+    <w:proofErr w:type="spellEnd"/>
+    <w:r>
+      <w:rPr>
+        <w:color w:val="555555"/>
+        <w:sz w:val="18"/>
+        <w:szCs w:val="18"/>
+      </w:rPr>
+      <w:t xml:space="preserve">. </w:t>
     </w:r>
     <w:r>
       <w:rPr>
@@ -9209,7 +11444,7 @@
 </file>
 
 <file path=word/numbering.xml><?xml version="1.0" encoding="utf-8"?>
-<w:numbering xmlns:wpc="http://schemas.microsoft.com/office/word/2010/wordprocessingCanvas" xmlns:cx="http://schemas.microsoft.com/office/drawing/2014/chartex" xmlns:cx1="http://schemas.microsoft.com/office/drawing/2015/9/8/chartex" xmlns:cx2="http://schemas.microsoft.com/office/drawing/2015/10/21/chartex" xmlns:cx3="http://schemas.microsoft.com/office/drawing/2016/5/9/chartex" xmlns:cx4="http://schemas.microsoft.com/office/drawing/2016/5/10/chartex" xmlns:cx5="http://schemas.microsoft.com/office/drawing/2016/5/11/chartex" xmlns:cx6="http://schemas.microsoft.com/office/drawing/2016/5/12/chartex" xmlns:cx7="http://schemas.microsoft.com/office/drawing/2016/5/13/chartex" xmlns:cx8="http://schemas.microsoft.com/office/drawing/2016/5/14/chartex" xmlns:mc="http://schemas.openxmlformats.org/markup-compatibility/2006" xmlns:aink="http://schemas.microsoft.com/office/drawing/2016/ink" xmlns:am3d="http://schemas.microsoft.com/office/drawing/2017/model3d" xmlns:o="urn:schemas-microsoft-com:office:office" xmlns:oel="http://schemas.microsoft.com/office/2019/extlst" xmlns:r="http://schemas.openxmlformats.org/officeDocument/2006/relationships" xmlns:m="http://schemas.openxmlformats.org/officeDocument/2006/math" xmlns:v="urn:schemas-microsoft-com:vml" xmlns:wp14="http://schemas.microsoft.com/office/word/2010/wordprocessingDrawing" xmlns:wp="http://schemas.openxmlformats.org/drawingml/2006/wordprocessingDrawing" xmlns:w10="urn:schemas-microsoft-com:office:word" xmlns:w="http://schemas.openxmlformats.org/wordprocessingml/2006/main" xmlns:w14="http://schemas.microsoft.com/office/word/2010/wordml" xmlns:w15="http://schemas.microsoft.com/office/word/2012/wordml" xmlns:w16cex="http://schemas.microsoft.com/office/word/2018/wordml/cex" xmlns:w16cid="http://schemas.microsoft.com/office/word/2016/wordml/cid" xmlns:w16="http://schemas.microsoft.com/office/word/2018/wordml" xmlns:w16sdtdh="http://schemas.microsoft.com/office/word/2020/wordml/sdtdatahash" xmlns:w16se="http://schemas.microsoft.com/office/word/2015/wordml/symex" xmlns:wpg="http://schemas.microsoft.com/office/word/2010/wordprocessingGroup" xmlns:wpi="http://schemas.microsoft.com/office/word/2010/wordprocessingInk" xmlns:wne="http://schemas.microsoft.com/office/word/2006/wordml" xmlns:wps="http://schemas.microsoft.com/office/word/2010/wordprocessingShape" mc:Ignorable="w14 w15 w16se w16cid w16 w16cex w16sdtdh wp14">
+<w:numbering xmlns:wpc="http://schemas.microsoft.com/office/word/2010/wordprocessingCanvas" xmlns:cx="http://schemas.microsoft.com/office/drawing/2014/chartex" xmlns:cx1="http://schemas.microsoft.com/office/drawing/2015/9/8/chartex" xmlns:cx2="http://schemas.microsoft.com/office/drawing/2015/10/21/chartex" xmlns:cx3="http://schemas.microsoft.com/office/drawing/2016/5/9/chartex" xmlns:cx4="http://schemas.microsoft.com/office/drawing/2016/5/10/chartex" xmlns:cx5="http://schemas.microsoft.com/office/drawing/2016/5/11/chartex" xmlns:cx6="http://schemas.microsoft.com/office/drawing/2016/5/12/chartex" xmlns:cx7="http://schemas.microsoft.com/office/drawing/2016/5/13/chartex" xmlns:cx8="http://schemas.microsoft.com/office/drawing/2016/5/14/chartex" xmlns:mc="http://schemas.openxmlformats.org/markup-compatibility/2006" xmlns:aink="http://schemas.microsoft.com/office/drawing/2016/ink" xmlns:am3d="http://schemas.microsoft.com/office/drawing/2017/model3d" xmlns:o="urn:schemas-microsoft-com:office:office" xmlns:r="http://schemas.openxmlformats.org/officeDocument/2006/relationships" xmlns:m="http://schemas.openxmlformats.org/officeDocument/2006/math" xmlns:v="urn:schemas-microsoft-com:vml" xmlns:wp14="http://schemas.microsoft.com/office/word/2010/wordprocessingDrawing" xmlns:wp="http://schemas.openxmlformats.org/drawingml/2006/wordprocessingDrawing" xmlns:w10="urn:schemas-microsoft-com:office:word" xmlns:w="http://schemas.openxmlformats.org/wordprocessingml/2006/main" xmlns:w14="http://schemas.microsoft.com/office/word/2010/wordml" xmlns:w15="http://schemas.microsoft.com/office/word/2012/wordml" xmlns:w16cex="http://schemas.microsoft.com/office/word/2018/wordml/cex" xmlns:w16cid="http://schemas.microsoft.com/office/word/2016/wordml/cid" xmlns:w16="http://schemas.microsoft.com/office/word/2018/wordml" xmlns:w16se="http://schemas.microsoft.com/office/word/2015/wordml/symex" xmlns:wpg="http://schemas.microsoft.com/office/word/2010/wordprocessingGroup" xmlns:wpi="http://schemas.microsoft.com/office/word/2010/wordprocessingInk" xmlns:wne="http://schemas.microsoft.com/office/word/2006/wordml" xmlns:wps="http://schemas.microsoft.com/office/word/2010/wordprocessingShape" mc:Ignorable="w14 w15 w16se w16cid w16 w16cex wp14">
   <w:abstractNum w:abstractNumId="0" w15:restartNumberingAfterBreak="0">
     <w:nsid w:val="092E6CDF"/>
     <w:multiLevelType w:val="hybridMultilevel"/>
@@ -9404,19 +11639,19 @@
       <w:lvlJc w:val="left"/>
     </w:lvl>
   </w:abstractNum>
-  <w:num w:numId="1" w16cid:durableId="2059014324">
+  <w:num w:numId="1">
     <w:abstractNumId w:val="1"/>
     <w:lvlOverride w:ilvl="0">
       <w:startOverride w:val="1"/>
     </w:lvlOverride>
   </w:num>
-  <w:num w:numId="2" w16cid:durableId="802846440">
+  <w:num w:numId="2">
     <w:abstractNumId w:val="2"/>
     <w:lvlOverride w:ilvl="0">
       <w:startOverride w:val="1"/>
     </w:lvlOverride>
   </w:num>
-  <w:num w:numId="3" w16cid:durableId="910045761">
+  <w:num w:numId="3">
     <w:abstractNumId w:val="0"/>
     <w:lvlOverride w:ilvl="0">
       <w:startOverride w:val="1"/>
@@ -9426,7 +11661,7 @@
 </file>
 
 <file path=word/styles.xml><?xml version="1.0" encoding="utf-8"?>
-<w:styles xmlns:mc="http://schemas.openxmlformats.org/markup-compatibility/2006" xmlns:r="http://schemas.openxmlformats.org/officeDocument/2006/relationships" xmlns:w="http://schemas.openxmlformats.org/wordprocessingml/2006/main" xmlns:w14="http://schemas.microsoft.com/office/word/2010/wordml" xmlns:w15="http://schemas.microsoft.com/office/word/2012/wordml" xmlns:w16cex="http://schemas.microsoft.com/office/word/2018/wordml/cex" xmlns:w16cid="http://schemas.microsoft.com/office/word/2016/wordml/cid" xmlns:w16="http://schemas.microsoft.com/office/word/2018/wordml" xmlns:w16sdtdh="http://schemas.microsoft.com/office/word/2020/wordml/sdtdatahash" xmlns:w16se="http://schemas.microsoft.com/office/word/2015/wordml/symex" mc:Ignorable="w14 w15 w16se w16cid w16 w16cex w16sdtdh">
+<w:styles xmlns:mc="http://schemas.openxmlformats.org/markup-compatibility/2006" xmlns:r="http://schemas.openxmlformats.org/officeDocument/2006/relationships" xmlns:w="http://schemas.openxmlformats.org/wordprocessingml/2006/main" xmlns:w14="http://schemas.microsoft.com/office/word/2010/wordml" xmlns:w15="http://schemas.microsoft.com/office/word/2012/wordml" xmlns:w16cex="http://schemas.microsoft.com/office/word/2018/wordml/cex" xmlns:w16cid="http://schemas.microsoft.com/office/word/2016/wordml/cid" xmlns:w16="http://schemas.microsoft.com/office/word/2018/wordml" xmlns:w16se="http://schemas.microsoft.com/office/word/2015/wordml/symex" mc:Ignorable="w14 w15 w16se w16cid w16 w16cex">
   <w:docDefaults>
     <w:rPrDefault>
       <w:rPr>
@@ -10349,4 +12584,16 @@
     </a:ext>
   </a:extLst>
 </a:theme>
+</file>
+
+<file path=customXml/item1.xml><?xml version="1.0" encoding="utf-8"?>
+<b:Sources xmlns:b="http://schemas.openxmlformats.org/officeDocument/2006/bibliography" xmlns="http://schemas.openxmlformats.org/officeDocument/2006/bibliography" SelectedStyle="\APASixthEditionOfficeOnline.xsl" StyleName="APA" Version="6"/>
+</file>
+
+<file path=customXml/itemProps1.xml><?xml version="1.0" encoding="utf-8"?>
+<ds:datastoreItem xmlns:ds="http://schemas.openxmlformats.org/officeDocument/2006/customXml" ds:itemID="{255C7793-8780-4CC2-8040-921F8FF0A051}">
+  <ds:schemaRefs>
+    <ds:schemaRef ds:uri="http://schemas.openxmlformats.org/officeDocument/2006/bibliography"/>
+  </ds:schemaRefs>
+</ds:datastoreItem>
 </file>